--- a/05-operational-resilience/Incident_Response_BCDR/Portugues_BR/Incident_Response_Business_Continuity_and_Disaster_Recovery_Manual_Portugues_BR_v1.0.docx
+++ b/05-operational-resilience/Incident_Response_BCDR/Portugues_BR/Incident_Response_Business_Continuity_and_Disaster_Recovery_Manual_Portugues_BR_v1.0.docx
@@ -2,32 +2,6 @@
 <file path=word/document.xml><?xml version="1.0" encoding="utf-8"?>
 <w:document xmlns:w="http://schemas.openxmlformats.org/wordprocessingml/2006/main" xmlns:m="http://schemas.openxmlformats.org/officeDocument/2006/math" xmlns:r="http://schemas.openxmlformats.org/officeDocument/2006/relationships" xmlns:o="urn:schemas-microsoft-com:office:office" xmlns:v="urn:schemas-microsoft-com:vml" xmlns:w10="urn:schemas-microsoft-com:office:word" xmlns:a="http://schemas.openxmlformats.org/drawingml/2006/main" xmlns:pic="http://schemas.openxmlformats.org/drawingml/2006/picture" xmlns:wp="http://schemas.openxmlformats.org/drawingml/2006/wordprocessingDrawing">
   <w:body>
-    <w:sdt>
-      <w:sdtPr>
-        <w:docPartObj>
-          <w:docPartGallery w:val="Table of Contents"/>
-          <w:docPartUnique/>
-        </w:docPartObj>
-      </w:sdtPr>
-      <w:sdtContent>
-        <w:p>
-          <w:pPr>
-            <w:pStyle w:val="TOCHeading"/>
-          </w:pPr>
-          <w:r>
-            <w:t xml:space="preserve">Table of Contents</w:t>
-          </w:r>
-        </w:p>
-        <w:p>
-          <w:r>
-            <w:fldChar w:fldCharType="begin" w:dirty="true"/>
-            <w:instrText xml:space="preserve">TOC \o "1-3" \h \z \u</w:instrText>
-            <w:fldChar w:fldCharType="separate"/>
-            <w:fldChar w:fldCharType="end"/>
-          </w:r>
-        </w:p>
-      </w:sdtContent>
-    </w:sdt>
     <w:p>
       <w:pPr>
         <w:pStyle w:val="BlockText"/>

--- a/05-operational-resilience/Incident_Response_BCDR/Portugues_BR/Incident_Response_Business_Continuity_and_Disaster_Recovery_Manual_Portugues_BR_v1.0.docx
+++ b/05-operational-resilience/Incident_Response_BCDR/Portugues_BR/Incident_Response_Business_Continuity_and_Disaster_Recovery_Manual_Portugues_BR_v1.0.docx
@@ -2,6 +2,32 @@
 <file path=word/document.xml><?xml version="1.0" encoding="utf-8"?>
 <w:document xmlns:w="http://schemas.openxmlformats.org/wordprocessingml/2006/main" xmlns:m="http://schemas.openxmlformats.org/officeDocument/2006/math" xmlns:r="http://schemas.openxmlformats.org/officeDocument/2006/relationships" xmlns:o="urn:schemas-microsoft-com:office:office" xmlns:v="urn:schemas-microsoft-com:vml" xmlns:w10="urn:schemas-microsoft-com:office:word" xmlns:a="http://schemas.openxmlformats.org/drawingml/2006/main" xmlns:pic="http://schemas.openxmlformats.org/drawingml/2006/picture" xmlns:wp="http://schemas.openxmlformats.org/drawingml/2006/wordprocessingDrawing">
   <w:body>
+    <w:sdt>
+      <w:sdtPr>
+        <w:docPartObj>
+          <w:docPartGallery w:val="Table of Contents"/>
+          <w:docPartUnique/>
+        </w:docPartObj>
+      </w:sdtPr>
+      <w:sdtContent>
+        <w:p>
+          <w:pPr>
+            <w:pStyle w:val="TOCHeading"/>
+          </w:pPr>
+          <w:r>
+            <w:t xml:space="preserve">Table of Contents</w:t>
+          </w:r>
+        </w:p>
+        <w:p>
+          <w:r>
+            <w:fldChar w:fldCharType="begin" w:dirty="true"/>
+            <w:instrText xml:space="preserve">TOC \o "1-3" \h \z \u</w:instrText>
+            <w:fldChar w:fldCharType="separate"/>
+            <w:fldChar w:fldCharType="end"/>
+          </w:r>
+        </w:p>
+      </w:sdtContent>
+    </w:sdt>
     <w:p>
       <w:pPr>
         <w:pStyle w:val="BlockText"/>

--- a/05-operational-resilience/Incident_Response_BCDR/Portugues_BR/Incident_Response_Business_Continuity_and_Disaster_Recovery_Manual_Portugues_BR_v1.0.docx
+++ b/05-operational-resilience/Incident_Response_BCDR/Portugues_BR/Incident_Response_Business_Continuity_and_Disaster_Recovery_Manual_Portugues_BR_v1.0.docx
@@ -8,8 +8,8 @@
       </w:pPr>
       <w:r>
         <w:rPr>
+          <w:bCs/>
           <w:b/>
-          <w:bCs/>
         </w:rPr>
         <w:t xml:space="preserve">Status da revisão:</w:t>
       </w:r>
@@ -112,7 +112,7 @@
         <w:t xml:space="preserve">□————————————————————————————————————————————————————————————————————————————————————–</w:t>
       </w:r>
     </w:p>
-    <w:bookmarkStart w:id="9" w:name="como-usar-este-manual"/>
+    <w:bookmarkStart w:id="20" w:name="como-usar-este-manual"/>
     <w:p>
       <w:pPr>
         <w:pStyle w:val="Heading2"/>
@@ -1564,8 +1564,8 @@
         <w:t xml:space="preserve">Guia do Capítulo</w:t>
       </w:r>
     </w:p>
-    <w:bookmarkEnd w:id="9"/>
-    <w:bookmarkStart w:id="10" w:name="capítulo-título-início-na-página"/>
+    <w:bookmarkEnd w:id="20"/>
+    <w:bookmarkStart w:id="21" w:name="capítulo-título-início-na-página"/>
     <w:p>
       <w:pPr>
         <w:pStyle w:val="Heading2"/>
@@ -1756,8 +1756,8 @@
         <w:t xml:space="preserve">Modelos, Glossário, Índice e Referências</w:t>
       </w:r>
     </w:p>
-    <w:bookmarkEnd w:id="10"/>
-    <w:bookmarkStart w:id="12" w:name="Xa31b884c93bf8be8cc0c2c12ea1565d5c0de5f3"/>
+    <w:bookmarkEnd w:id="21"/>
+    <w:bookmarkStart w:id="23" w:name="Xa31b884c93bf8be8cc0c2c12ea1565d5c0de5f3"/>
     <w:p>
       <w:pPr>
         <w:pStyle w:val="Heading1"/>
@@ -1768,11 +1768,11 @@
     </w:p>
     <w:p>
       <w:pPr>
+        <w:numPr>
+          <w:ilvl w:val="0"/>
+          <w:numId w:val="1002"/>
+        </w:numPr>
         <w:pStyle w:val="Compact"/>
-        <w:numPr>
-          <w:ilvl w:val="0"/>
-          <w:numId w:val="1002"/>
-        </w:numPr>
       </w:pPr>
       <w:r>
         <w:t xml:space="preserve">Resiliência conecta resposta cibernética, operações críticas, restauração de tecnologia e liderança.*</w:t>
@@ -1791,7 +1791,7 @@
         <w:t xml:space="preserve">Figura 1. Ciclo integrado de resiliência cibernética</w:t>
       </w:r>
     </w:p>
-    <w:bookmarkStart w:id="11" w:name="capacidade-questão-primária-dono-típico"/>
+    <w:bookmarkStart w:id="22" w:name="capacidade-questão-primária-dono-típico"/>
     <w:p>
       <w:pPr>
         <w:pStyle w:val="Heading2"/>
@@ -1846,9 +1846,9 @@
         <w:t xml:space="preserve">O que é que se passa?</w:t>
       </w:r>
     </w:p>
-    <w:bookmarkEnd w:id="11"/>
-    <w:bookmarkEnd w:id="12"/>
-    <w:bookmarkStart w:id="15" w:name="governança-política-e-funções"/>
+    <w:bookmarkEnd w:id="22"/>
+    <w:bookmarkEnd w:id="23"/>
+    <w:bookmarkStart w:id="26" w:name="governança-política-e-funções"/>
     <w:p>
       <w:pPr>
         <w:pStyle w:val="Heading1"/>
@@ -1859,17 +1859,17 @@
     </w:p>
     <w:p>
       <w:pPr>
+        <w:numPr>
+          <w:ilvl w:val="0"/>
+          <w:numId w:val="1003"/>
+        </w:numPr>
         <w:pStyle w:val="Compact"/>
-        <w:numPr>
-          <w:ilvl w:val="0"/>
-          <w:numId w:val="1003"/>
-        </w:numPr>
       </w:pPr>
       <w:r>
         <w:t xml:space="preserve">Autoridade, direitos de decisão, contatos e recursos devem existir antes que a pressão comece.*</w:t>
       </w:r>
     </w:p>
-    <w:bookmarkStart w:id="14" w:name="o-essencial-da-governança"/>
+    <w:bookmarkStart w:id="25" w:name="o-essencial-da-governança"/>
     <w:p>
       <w:pPr>
         <w:pStyle w:val="Heading2"/>
@@ -1935,17 +1935,17 @@
     </w:p>
     <w:p>
       <w:pPr>
+        <w:numPr>
+          <w:ilvl w:val="0"/>
+          <w:numId w:val="1004"/>
+        </w:numPr>
         <w:pStyle w:val="Heading2"/>
-        <w:numPr>
-          <w:ilvl w:val="0"/>
-          <w:numId w:val="1004"/>
-        </w:numPr>
-      </w:pPr>
-      <w:bookmarkStart w:id="13" w:name="decisões-chave"/>
+      </w:pPr>
+      <w:bookmarkStart w:id="24" w:name="decisões-chave"/>
       <w:r>
         <w:t xml:space="preserve">** ** ** ** ** ** Decisões-chave**</w:t>
       </w:r>
-      <w:bookmarkEnd w:id="13"/>
+      <w:bookmarkEnd w:id="24"/>
     </w:p>
     <w:p>
       <w:pPr>
@@ -2000,9 +2000,9 @@
         <w:t xml:space="preserve">Segurança, risco material, estratégia, recursos, postura externa</w:t>
       </w:r>
     </w:p>
-    <w:bookmarkEnd w:id="14"/>
-    <w:bookmarkEnd w:id="15"/>
-    <w:bookmarkStart w:id="19" w:name="Xb777adbff45fdce93bd870b2d4e7d1ac6bcf79d"/>
+    <w:bookmarkEnd w:id="25"/>
+    <w:bookmarkEnd w:id="26"/>
+    <w:bookmarkStart w:id="30" w:name="Xb777adbff45fdce93bd870b2d4e7d1ac6bcf79d"/>
     <w:p>
       <w:pPr>
         <w:pStyle w:val="Heading1"/>
@@ -2017,8 +2017,8 @@
       </w:pPr>
       <w:r>
         <w:rPr>
+          <w:iCs/>
           <w:i/>
-          <w:iCs/>
         </w:rPr>
         <w:t xml:space="preserve">Uma análise de impacto empresarial torna vaga importância em requisitos de recuperação baseados no tempo.</w:t>
       </w:r>
@@ -2036,7 +2036,7 @@
         <w:t xml:space="preserve">Figura 2. Cadeia de raciocínio BIA</w:t>
       </w:r>
     </w:p>
-    <w:bookmarkStart w:id="17" w:name="método-bia"/>
+    <w:bookmarkStart w:id="28" w:name="método-bia"/>
     <w:p>
       <w:pPr>
         <w:pStyle w:val="Heading2"/>
@@ -2124,17 +2124,17 @@
     </w:p>
     <w:p>
       <w:pPr>
+        <w:numPr>
+          <w:ilvl w:val="0"/>
+          <w:numId w:val="1005"/>
+        </w:numPr>
         <w:pStyle w:val="Heading2"/>
-        <w:numPr>
-          <w:ilvl w:val="0"/>
-          <w:numId w:val="1005"/>
-        </w:numPr>
-      </w:pPr>
-      <w:bookmarkStart w:id="16" w:name="exemplo"/>
+      </w:pPr>
+      <w:bookmarkStart w:id="27" w:name="exemplo"/>
       <w:r>
         <w:t xml:space="preserve">** ** ** ** ** ** ** ** Exemplo **</w:t>
       </w:r>
-      <w:bookmarkEnd w:id="16"/>
+      <w:bookmarkEnd w:id="27"/>
     </w:p>
     <w:p>
       <w:pPr>
@@ -2171,8 +2171,8 @@
         <w:t xml:space="preserve">Dependência Resource outro processo precisa entregar a sua saída Identidade, DNS, região de nuvem, pessoas, fornecedor</w:t>
       </w:r>
     </w:p>
-    <w:bookmarkEnd w:id="17"/>
-    <w:bookmarkStart w:id="18" w:name="X83d27d136705fab7fd08836cfd55eb866275e35"/>
+    <w:bookmarkEnd w:id="28"/>
+    <w:bookmarkStart w:id="29" w:name="X83d27d136705fab7fd08836cfd55eb866275e35"/>
     <w:p>
       <w:pPr>
         <w:pStyle w:val="Heading2"/>
@@ -2181,9 +2181,9 @@
         <w:t xml:space="preserve">Erro comum:** RTO e RPO são requisitos de negócios, não configurações de produtos de backup. Teste se o serviço completo de ponta a ponta pode realmente conhecê-los. □</w:t>
       </w:r>
     </w:p>
-    <w:bookmarkEnd w:id="18"/>
-    <w:bookmarkEnd w:id="19"/>
-    <w:bookmarkStart w:id="23" w:name="X9c66590d4aada59a67f654a427146a8dc7741a2"/>
+    <w:bookmarkEnd w:id="29"/>
+    <w:bookmarkEnd w:id="30"/>
+    <w:bookmarkStart w:id="34" w:name="X9c66590d4aada59a67f654a427146a8dc7741a2"/>
     <w:p>
       <w:pPr>
         <w:pStyle w:val="Heading1"/>
@@ -2198,13 +2198,13 @@
       </w:pPr>
       <w:r>
         <w:rPr>
+          <w:iCs/>
           <w:i/>
-          <w:iCs/>
         </w:rPr>
         <w:t xml:space="preserve">NIST SP 800-61 Rev. 3 integra resposta incidente nas seis funções CSF 2.0.</w:t>
       </w:r>
     </w:p>
-    <w:bookmarkStart w:id="20" w:name="Xe5f44f295907fe4ae675a7b3dcdbf3d54906005"/>
+    <w:bookmarkStart w:id="31" w:name="Xe5f44f295907fe4ae675a7b3dcdbf3d54906005"/>
     <w:p>
       <w:pPr>
         <w:pStyle w:val="Heading2"/>
@@ -2265,8 +2265,8 @@
         <w:t xml:space="preserve">□—————————————————————————————————————————————————————————————————————————————————————————————————————————————————</w:t>
       </w:r>
     </w:p>
-    <w:bookmarkEnd w:id="20"/>
-    <w:bookmarkStart w:id="21" w:name="sequência-operacional-prática"/>
+    <w:bookmarkEnd w:id="31"/>
+    <w:bookmarkStart w:id="32" w:name="sequência-operacional-prática"/>
     <w:p>
       <w:pPr>
         <w:pStyle w:val="Heading2"/>
@@ -2332,11 +2332,11 @@
     </w:p>
     <w:p>
       <w:pPr>
+        <w:numPr>
+          <w:ilvl w:val="0"/>
+          <w:numId w:val="1007"/>
+        </w:numPr>
         <w:pStyle w:val="Compact"/>
-        <w:numPr>
-          <w:ilvl w:val="0"/>
-          <w:numId w:val="1007"/>
-        </w:numPr>
       </w:pPr>
       <w:r>
         <w:t xml:space="preserve">Preparação e preparação</w:t>
@@ -2344,18 +2344,18 @@
     </w:p>
     <w:p>
       <w:pPr>
+        <w:numPr>
+          <w:ilvl w:val="0"/>
+          <w:numId w:val="1008"/>
+        </w:numPr>
         <w:pStyle w:val="Compact"/>
-        <w:numPr>
-          <w:ilvl w:val="0"/>
-          <w:numId w:val="1008"/>
-        </w:numPr>
       </w:pPr>
       <w:r>
         <w:t xml:space="preserve">A preparação reduz a confusão, falhas de acesso, perda de provas e improvisação perigosa.*</w:t>
       </w:r>
     </w:p>
-    <w:bookmarkEnd w:id="21"/>
-    <w:bookmarkStart w:id="22" w:name="lista-de-verificação-de-prontidão"/>
+    <w:bookmarkEnd w:id="32"/>
+    <w:bookmarkStart w:id="33" w:name="lista-de-verificação-de-prontidão"/>
     <w:p>
       <w:pPr>
         <w:pStyle w:val="Heading2"/>
@@ -2441,9 +2441,9 @@
         <w:t xml:space="preserve">Treinamento de papéis, exercícios técnicos e de mesa, testes de call-tree e melhorias rastreadas.</w:t>
       </w:r>
     </w:p>
-    <w:bookmarkEnd w:id="22"/>
-    <w:bookmarkEnd w:id="23"/>
-    <w:bookmarkStart w:id="25" w:name="design-de-livro-de-jogos"/>
+    <w:bookmarkEnd w:id="33"/>
+    <w:bookmarkEnd w:id="34"/>
+    <w:bookmarkStart w:id="36" w:name="design-de-livro-de-jogos"/>
     <w:p>
       <w:pPr>
         <w:pStyle w:val="Heading1"/>
@@ -2454,43 +2454,43 @@
     </w:p>
     <w:p>
       <w:pPr>
+        <w:numPr>
+          <w:ilvl w:val="0"/>
+          <w:numId w:val="1010"/>
+        </w:numPr>
         <w:pStyle w:val="Heading2"/>
+      </w:pPr>
+      <w:bookmarkStart w:id="35" w:name="campo-conteúdo"/>
+      <w:r>
+        <w:t xml:space="preserve">Campo** * Conteúdo**</w:t>
+      </w:r>
+      <w:bookmarkEnd w:id="35"/>
+    </w:p>
+    <w:p>
+      <w:pPr>
+        <w:numPr>
+          <w:ilvl w:val="0"/>
+          <w:numId w:val="1000"/>
+        </w:numPr>
+        <w:pStyle w:val="Compact"/>
+      </w:pPr>
+      <w:r>
+        <w:t xml:space="preserve">□ Trigger □ Condição observável que começa o playbook</w:t>
+      </w:r>
+      <w:r>
+        <w:t xml:space="preserve"> </w:t>
+      </w:r>
+      <w:r>
+        <w:t xml:space="preserve">Objectivos O que deve ser protegido ou aprendido</w:t>
+      </w:r>
+    </w:p>
+    <w:p>
+      <w:pPr>
         <w:numPr>
           <w:ilvl w:val="0"/>
           <w:numId w:val="1010"/>
         </w:numPr>
-      </w:pPr>
-      <w:bookmarkStart w:id="24" w:name="campo-conteúdo"/>
-      <w:r>
-        <w:t xml:space="preserve">Campo** * Conteúdo**</w:t>
-      </w:r>
-      <w:bookmarkEnd w:id="24"/>
-    </w:p>
-    <w:p>
-      <w:pPr>
         <w:pStyle w:val="Compact"/>
-        <w:numPr>
-          <w:ilvl w:val="0"/>
-          <w:numId w:val="1000"/>
-        </w:numPr>
-      </w:pPr>
-      <w:r>
-        <w:t xml:space="preserve">□ Trigger □ Condição observável que começa o playbook</w:t>
-      </w:r>
-      <w:r>
-        <w:t xml:space="preserve"> </w:t>
-      </w:r>
-      <w:r>
-        <w:t xml:space="preserve">Objectivos O que deve ser protegido ou aprendido</w:t>
-      </w:r>
-    </w:p>
-    <w:p>
-      <w:pPr>
-        <w:pStyle w:val="Compact"/>
-        <w:numPr>
-          <w:ilvl w:val="0"/>
-          <w:numId w:val="1010"/>
-        </w:numPr>
       </w:pPr>
       <w:r>
         <w:t xml:space="preserve">Autoridade - Quem pode aprovar acções disruptivas</w:t>
@@ -2526,8 +2526,8 @@
         <w:t xml:space="preserve">Melhoramento □ Métrica, revisão, proprietário, reteste</w:t>
       </w:r>
     </w:p>
-    <w:bookmarkEnd w:id="25"/>
-    <w:bookmarkStart w:id="28" w:name="detecção-e-validação-de-eventos"/>
+    <w:bookmarkEnd w:id="36"/>
+    <w:bookmarkStart w:id="39" w:name="detecção-e-validação-de-eventos"/>
     <w:p>
       <w:pPr>
         <w:pStyle w:val="Heading1"/>
@@ -2542,8 +2542,8 @@
       </w:pPr>
       <w:r>
         <w:rPr>
+          <w:iCs/>
           <w:i/>
-          <w:iCs/>
         </w:rPr>
         <w:t xml:space="preserve">Deteção combina tecnologia, relatórios humanos, aviso externo e contexto.</w:t>
       </w:r>
@@ -2675,11 +2675,11 @@
     </w:p>
     <w:p>
       <w:pPr>
+        <w:numPr>
+          <w:ilvl w:val="0"/>
+          <w:numId w:val="1013"/>
+        </w:numPr>
         <w:pStyle w:val="Compact"/>
-        <w:numPr>
-          <w:ilvl w:val="0"/>
-          <w:numId w:val="1013"/>
-        </w:numPr>
       </w:pPr>
       <w:r>
         <w:t xml:space="preserve">Triagem, Severidade e Escalação</w:t>
@@ -2691,13 +2691,13 @@
       </w:pPr>
       <w:r>
         <w:rPr>
+          <w:iCs/>
           <w:i/>
-          <w:iCs/>
         </w:rPr>
         <w:t xml:space="preserve">Triage define prioridade e inicia os caminhos de autoridade, evidência e comunicação certos.</w:t>
       </w:r>
     </w:p>
-    <w:bookmarkStart w:id="26" w:name="fator-de-gravidade"/>
+    <w:bookmarkStart w:id="37" w:name="fator-de-gravidade"/>
     <w:p>
       <w:pPr>
         <w:pStyle w:val="Heading2"/>
@@ -2750,8 +2750,8 @@
         <w:t xml:space="preserve">• Incerteza – Que fatos estão faltando, e poderiam aumentar materialmente a gravidade?</w:t>
       </w:r>
     </w:p>
-    <w:bookmarkEnd w:id="26"/>
-    <w:bookmarkStart w:id="27" w:name="saída-da-triagem"/>
+    <w:bookmarkEnd w:id="37"/>
+    <w:bookmarkStart w:id="38" w:name="saída-da-triagem"/>
     <w:p>
       <w:pPr>
         <w:pStyle w:val="Heading2"/>
@@ -2815,9 +2815,9 @@
         <w:t xml:space="preserve">Razão para mudanças de gravidade e grandes decisões.</w:t>
       </w:r>
     </w:p>
-    <w:bookmarkEnd w:id="27"/>
-    <w:bookmarkEnd w:id="28"/>
-    <w:bookmarkStart w:id="33" w:name="investigação-e-scoping"/>
+    <w:bookmarkEnd w:id="38"/>
+    <w:bookmarkEnd w:id="39"/>
+    <w:bookmarkStart w:id="44" w:name="investigação-e-scoping"/>
     <w:p>
       <w:pPr>
         <w:pStyle w:val="Heading1"/>
@@ -2832,13 +2832,13 @@
       </w:pPr>
       <w:r>
         <w:rPr>
+          <w:iCs/>
           <w:i/>
-          <w:iCs/>
         </w:rPr>
         <w:t xml:space="preserve">Investigação constrói e testa explicações enquanto o ambiente e o atacante podem estar mudando.</w:t>
       </w:r>
     </w:p>
-    <w:bookmarkStart w:id="29" w:name="método-de-investigação"/>
+    <w:bookmarkStart w:id="40" w:name="método-de-investigação"/>
     <w:p>
       <w:pPr>
         <w:pStyle w:val="Heading2"/>
@@ -2924,8 +2924,8 @@
         <w:t xml:space="preserve">Breves tomadores de decisão com fatos, incerteza, efeito comercial, opções e recomendado próximo passo.</w:t>
       </w:r>
     </w:p>
-    <w:bookmarkEnd w:id="29"/>
-    <w:bookmarkStart w:id="30" w:name="pergunta-possível-evidência"/>
+    <w:bookmarkEnd w:id="40"/>
+    <w:bookmarkStart w:id="41" w:name="pergunta-possível-evidência"/>
     <w:p>
       <w:pPr>
         <w:pStyle w:val="Heading2"/>
@@ -2974,11 +2974,11 @@
     </w:p>
     <w:p>
       <w:pPr>
+        <w:numPr>
+          <w:ilvl w:val="0"/>
+          <w:numId w:val="1016"/>
+        </w:numPr>
         <w:pStyle w:val="Compact"/>
-        <w:numPr>
-          <w:ilvl w:val="0"/>
-          <w:numId w:val="1016"/>
-        </w:numPr>
       </w:pPr>
       <w:r>
         <w:t xml:space="preserve">Estratégia de contenção</w:t>
@@ -2990,8 +2990,8 @@
       </w:pPr>
       <w:r>
         <w:rPr>
+          <w:iCs/>
           <w:i/>
-          <w:iCs/>
         </w:rPr>
         <w:t xml:space="preserve">Contenção limita danos ao preservar a segurança, operações, provas e opções de recuperação.</w:t>
       </w:r>
@@ -3009,8 +3009,8 @@
         <w:t xml:space="preserve">Figura 4. Decisão de contenção</w:t>
       </w:r>
     </w:p>
-    <w:bookmarkEnd w:id="30"/>
-    <w:bookmarkStart w:id="31" w:name="opções"/>
+    <w:bookmarkEnd w:id="41"/>
+    <w:bookmarkStart w:id="42" w:name="opções"/>
     <w:p>
       <w:pPr>
         <w:pStyle w:val="Heading2"/>
@@ -3052,8 +3052,8 @@
         <w:t xml:space="preserve">Usar ações encenadas ou coordenadas quando etapas isoladas alertam um atacante ou quebram o serviço crítico.</w:t>
       </w:r>
     </w:p>
-    <w:bookmarkEnd w:id="31"/>
-    <w:bookmarkStart w:id="32" w:name="registro-de-decisão"/>
+    <w:bookmarkEnd w:id="42"/>
+    <w:bookmarkStart w:id="43" w:name="registro-de-decisão"/>
     <w:p>
       <w:pPr>
         <w:pStyle w:val="Heading2"/>
@@ -3115,620 +3115,620 @@
       </w:pPr>
       <w:r>
         <w:t xml:space="preserve">Exposição residual e ponto de decisão seguinte.</w:t>
-      </w:r>
-    </w:p>
-    <w:bookmarkEnd w:id="32"/>
-    <w:bookmarkEnd w:id="33"/>
-    <w:bookmarkStart w:id="35" w:name="erradicação-e-remediação"/>
-    <w:p>
-      <w:pPr>
-        <w:pStyle w:val="Heading1"/>
-      </w:pPr>
-      <w:r>
-        <w:t xml:space="preserve">10. Erradicação e Remediação</w:t>
-      </w:r>
-    </w:p>
-    <w:p>
-      <w:pPr>
-        <w:pStyle w:val="Compact"/>
-        <w:numPr>
-          <w:ilvl w:val="0"/>
-          <w:numId w:val="1019"/>
-        </w:numPr>
-      </w:pPr>
-      <w:r>
-        <w:t xml:space="preserve">A erradicação remove a causa, o acesso do atacante, a persistência, as mudanças inseguras e as fraquezas relacionadas.*</w:t>
-      </w:r>
-    </w:p>
-    <w:bookmarkStart w:id="34" w:name="trabalho-de-erradicação"/>
-    <w:p>
-      <w:pPr>
-        <w:pStyle w:val="Heading2"/>
-      </w:pPr>
-      <w:r>
-        <w:t xml:space="preserve">10.1 Trabalho de erradicação</w:t>
-      </w:r>
-    </w:p>
-    <w:p>
-      <w:pPr>
-        <w:numPr>
-          <w:ilvl w:val="0"/>
-          <w:numId w:val="1020"/>
-        </w:numPr>
-      </w:pPr>
-      <w:r>
-        <w:t xml:space="preserve">Remova arquivos, processos, tarefas, serviços, contas, aplicativos, regras, caminhos de acesso e infraestrutura maliciosos.</w:t>
-      </w:r>
-    </w:p>
-    <w:p>
-      <w:pPr>
-        <w:numPr>
-          <w:ilvl w:val="0"/>
-          <w:numId w:val="1020"/>
-        </w:numPr>
-      </w:pPr>
-      <w:r>
-        <w:t xml:space="preserve">Revogar sessões e tokens; girar senhas expostas, chaves, certificados, segredos, códigos de recuperação, e relacionamentos de confiança em uma ordem segura.</w:t>
-      </w:r>
-    </w:p>
-    <w:p>
-      <w:pPr>
-        <w:numPr>
-          <w:ilvl w:val="0"/>
-          <w:numId w:val="1020"/>
-        </w:numPr>
-      </w:pPr>
-      <w:r>
-        <w:t xml:space="preserve">Patch ou mitigar vulnerabilidades exploradas; endurecer configuração; fechar serviços expostos; corrigir identidade e caminhos de rede.</w:t>
-      </w:r>
-    </w:p>
-    <w:p>
-      <w:pPr>
-        <w:numPr>
-          <w:ilvl w:val="0"/>
-          <w:numId w:val="1020"/>
-        </w:numPr>
-      </w:pPr>
-      <w:r>
-        <w:t xml:space="preserve">Reconstruir a partir de fontes confiáveis quando a integridade não pode ser demonstrada.</w:t>
-      </w:r>
-    </w:p>
-    <w:p>
-      <w:pPr>
-        <w:numPr>
-          <w:ilvl w:val="0"/>
-          <w:numId w:val="1020"/>
-        </w:numPr>
-      </w:pPr>
-      <w:r>
-        <w:t xml:space="preserve">Pesquise toda a população potencial para a mesma condição e valide nenhuma persistência alternativa permanece.</w:t>
-      </w:r>
-    </w:p>
-    <w:p>
-      <w:pPr>
-        <w:numPr>
-          <w:ilvl w:val="0"/>
-          <w:numId w:val="1020"/>
-        </w:numPr>
-      </w:pPr>
-      <w:r>
-        <w:t xml:space="preserve">Preservar provas e separar a reparação da prova; registrar cada mudança.</w:t>
-      </w:r>
-    </w:p>
-    <w:p>
-      <w:pPr>
-        <w:pStyle w:val="FirstParagraph"/>
-      </w:pPr>
-      <w:r>
-        <w:t xml:space="preserve">□ ** Causa da raiz versus ponto de entrada:** O ponto de entrada explica como este incidente começou. As causas profundas podem incluir processos, design, propriedade, visibilidade, habilidades, incentivos ou fraquezas de controle que lhe permitiram ter sucesso ou persistir. □</w:t>
-      </w:r>
-      <w:r>
-        <w:t xml:space="preserve"> </w:t>
-      </w:r>
-      <w:r>
-        <w:t xml:space="preserve">□————————————————————————————————————————————————————————————————————————————————————————————————————————————————-</w:t>
-      </w:r>
-    </w:p>
-    <w:bookmarkEnd w:id="34"/>
-    <w:bookmarkEnd w:id="35"/>
-    <w:bookmarkStart w:id="36" w:name="recuperação-e-retorno-ao-serviço"/>
-    <w:p>
-      <w:pPr>
-        <w:pStyle w:val="Heading1"/>
-      </w:pPr>
-      <w:r>
-        <w:t xml:space="preserve">11. Recuperação e retorno ao serviço</w:t>
-      </w:r>
-    </w:p>
-    <w:p>
-      <w:pPr>
-        <w:pStyle w:val="Compact"/>
-        <w:numPr>
-          <w:ilvl w:val="0"/>
-          <w:numId w:val="1021"/>
-        </w:numPr>
-      </w:pPr>
-      <w:r>
-        <w:t xml:space="preserve">Recuperar restaura o serviço crítico através de etapas controladas, verificadas e monitoradas.*</w:t>
-      </w:r>
-    </w:p>
-    <w:p>
-      <w:pPr>
-        <w:pStyle w:val="FirstParagraph"/>
-      </w:pPr>
-    </w:p>
-    <w:p>
-      <w:pPr>
-        <w:pStyle w:val="BodyText"/>
-      </w:pPr>
-      <w:r>
-        <w:t xml:space="preserve">Figura 5. Retorno confiável ao serviço</w:t>
-      </w:r>
-    </w:p>
-    <w:bookmarkEnd w:id="36"/>
-    <w:bookmarkStart w:id="37" w:name="portões-de-recuperação"/>
-    <w:p>
-      <w:pPr>
-        <w:pStyle w:val="Heading1"/>
-      </w:pPr>
-      <w:r>
-        <w:t xml:space="preserve"># 11.1 Portões de recuperação</w:t>
-      </w:r>
-    </w:p>
-    <w:p>
-      <w:pPr>
-        <w:numPr>
-          <w:ilvl w:val="0"/>
-          <w:numId w:val="1022"/>
-        </w:numPr>
-      </w:pPr>
-      <w:r>
-        <w:t xml:space="preserve">A contenção é estável e a recuperação não se ligará ao compromisso activo.</w:t>
-      </w:r>
-    </w:p>
-    <w:p>
-      <w:pPr>
-        <w:numPr>
-          <w:ilvl w:val="0"/>
-          <w:numId w:val="1022"/>
-        </w:numPr>
-      </w:pPr>
-      <w:r>
-        <w:t xml:space="preserve">Fonte de restauração, build pipeline, backups, credenciais, dependências e caminho de administração são confiáveis.</w:t>
-      </w:r>
-    </w:p>
-    <w:p>
-      <w:pPr>
-        <w:numPr>
-          <w:ilvl w:val="0"/>
-          <w:numId w:val="1022"/>
-        </w:numPr>
-      </w:pPr>
-      <w:r>
-        <w:t xml:space="preserve">Atualizações de segurança, endurecimento, rotação de identidade e monitoramento necessários estão ativos.</w:t>
-      </w:r>
-    </w:p>
-    <w:p>
-      <w:pPr>
-        <w:numPr>
-          <w:ilvl w:val="0"/>
-          <w:numId w:val="1022"/>
-        </w:numPr>
-      </w:pPr>
-      <w:r>
-        <w:t xml:space="preserve">Integridade dos dados, completude, função de aplicação, interfaces, capacidade e resultados de RTO/RPO são testados.</w:t>
-      </w:r>
-    </w:p>
-    <w:p>
-      <w:pPr>
-        <w:numPr>
-          <w:ilvl w:val="0"/>
-          <w:numId w:val="1022"/>
-        </w:numPr>
-      </w:pPr>
-      <w:r>
-        <w:t xml:space="preserve">A reconexão é faseada; maior monitoramento tem proprietários claros e duração.</w:t>
-      </w:r>
-    </w:p>
-    <w:p>
-      <w:pPr>
-        <w:numPr>
-          <w:ilvl w:val="0"/>
-          <w:numId w:val="1022"/>
-        </w:numPr>
-      </w:pPr>
-      <w:r>
-        <w:t xml:space="preserve">Os proprietários de empresas e técnicos aprovam o retorno ao serviço, com exceções e risco residual registrado.</w:t>
-      </w:r>
-    </w:p>
-    <w:bookmarkEnd w:id="37"/>
-    <w:bookmarkStart w:id="40" w:name="provas-de-recuperação"/>
-    <w:p>
-      <w:pPr>
-        <w:pStyle w:val="Heading1"/>
-      </w:pPr>
-      <w:r>
-        <w:t xml:space="preserve"># 11.2 Provas de recuperação</w:t>
-      </w:r>
-    </w:p>
-    <w:p>
-      <w:pPr>
-        <w:numPr>
-          <w:ilvl w:val="0"/>
-          <w:numId w:val="1023"/>
-        </w:numPr>
-      </w:pPr>
-      <w:r>
-        <w:t xml:space="preserve">Sequência de recuperação e datas reais.</w:t>
-      </w:r>
-    </w:p>
-    <w:p>
-      <w:pPr>
-        <w:numPr>
-          <w:ilvl w:val="0"/>
-          <w:numId w:val="1023"/>
-        </w:numPr>
-      </w:pPr>
-      <w:r>
-        <w:t xml:space="preserve">Versão restaurada, fontes, hashes/configuração, ponto de dados e estado de dependência.</w:t>
-      </w:r>
-    </w:p>
-    <w:p>
-      <w:pPr>
-        <w:numPr>
-          <w:ilvl w:val="0"/>
-          <w:numId w:val="1023"/>
-        </w:numPr>
-      </w:pPr>
-      <w:r>
-        <w:t xml:space="preserve">Segurança, funcional, reconciliação de dados, desempenho e resultados de aceitação do usuário.</w:t>
-      </w:r>
-    </w:p>
-    <w:p>
-      <w:pPr>
-        <w:numPr>
-          <w:ilvl w:val="0"/>
-          <w:numId w:val="1023"/>
-        </w:numPr>
-      </w:pPr>
-      <w:r>
-        <w:t xml:space="preserve">RTO/RPO alcançado ou perdido, causa, impacto, solução alternativa e ação corretiva.</w:t>
-      </w:r>
-    </w:p>
-    <w:p>
-      <w:pPr>
-        <w:numPr>
-          <w:ilvl w:val="0"/>
-          <w:numId w:val="1023"/>
-        </w:numPr>
-      </w:pPr>
-      <w:r>
-        <w:t xml:space="preserve">Resultados de monitorização melhorados e decisão de recorrência.</w:t>
-      </w:r>
-    </w:p>
-    <w:p>
-      <w:pPr>
-        <w:pStyle w:val="Compact"/>
-        <w:numPr>
-          <w:ilvl w:val="0"/>
-          <w:numId w:val="1024"/>
-        </w:numPr>
-      </w:pPr>
-      <w:r>
-        <w:t xml:space="preserve">Lições aprendidas e Melhorias</w:t>
-      </w:r>
-    </w:p>
-    <w:p>
-      <w:pPr>
-        <w:pStyle w:val="FirstParagraph"/>
-      </w:pPr>
-      <w:r>
-        <w:t xml:space="preserve">A melhoria converte a experiência em sistemas mais seguros e melhores decisões.</w:t>
-      </w:r>
-    </w:p>
-    <w:bookmarkStart w:id="38" w:name="processo-pós-ação"/>
-    <w:p>
-      <w:pPr>
-        <w:pStyle w:val="Heading2"/>
-      </w:pPr>
-      <w:r>
-        <w:t xml:space="preserve">12.1 Processo pós-ação</w:t>
-      </w:r>
-    </w:p>
-    <w:p>
-      <w:pPr>
-        <w:numPr>
-          <w:ilvl w:val="0"/>
-          <w:numId w:val="1025"/>
-        </w:numPr>
-      </w:pPr>
-      <w:r>
-        <w:t xml:space="preserve">Faça uma revisão irrepreensível, mas responsável, logo que os fatos e decisões possam ser reconstruídos.</w:t>
-      </w:r>
-    </w:p>
-    <w:p>
-      <w:pPr>
-        <w:numPr>
-          <w:ilvl w:val="0"/>
-          <w:numId w:val="1025"/>
-        </w:numPr>
-      </w:pPr>
-      <w:r>
-        <w:t xml:space="preserve">Construir a linha do tempo factual: sinal, reconhecimento, escalada, decisões, contenção, erradicação, restauração, comunicação e encerramento.</w:t>
-      </w:r>
-    </w:p>
-    <w:p>
-      <w:pPr>
-        <w:numPr>
-          <w:ilvl w:val="0"/>
-          <w:numId w:val="1025"/>
-        </w:numPr>
-      </w:pPr>
-      <w:r>
-        <w:t xml:space="preserve">Compare o desempenho esperado versus real de pessoas, planos, dados, ferramentas, fornecedores, comunicações e recuperação.</w:t>
-      </w:r>
-    </w:p>
-    <w:p>
-      <w:pPr>
-        <w:numPr>
-          <w:ilvl w:val="0"/>
-          <w:numId w:val="1025"/>
-        </w:numPr>
-      </w:pPr>
-      <w:r>
-        <w:t xml:space="preserve">Identificar condições contribuintes e causas sistêmicas, não apenas erros individuais.</w:t>
-      </w:r>
-    </w:p>
-    <w:p>
-      <w:pPr>
-        <w:numPr>
-          <w:ilvl w:val="0"/>
-          <w:numId w:val="1025"/>
-        </w:numPr>
-      </w:pPr>
-      <w:r>
-        <w:t xml:space="preserve">Atribuir ações específicas, proprietários, recursos, datas baseadas em risco, proteção provisória e medidas de sucesso.</w:t>
-      </w:r>
-    </w:p>
-    <w:p>
-      <w:pPr>
-        <w:numPr>
-          <w:ilvl w:val="0"/>
-          <w:numId w:val="1025"/>
-        </w:numPr>
-      </w:pPr>
-      <w:r>
-        <w:t xml:space="preserve">Teste novamente a capacidade falhada e atualizar políticas, arquitetura, detecçãos, playbooks, contratos, treinamento, BIA, continuidade e planos de recuperação.</w:t>
-      </w:r>
-    </w:p>
-    <w:bookmarkEnd w:id="38"/>
-    <w:bookmarkStart w:id="39" w:name="ação-fraca-ação-de-stronger"/>
-    <w:p>
-      <w:pPr>
-        <w:pStyle w:val="Heading2"/>
-      </w:pPr>
-      <w:r>
-        <w:t xml:space="preserve">Ação fraca ** ** Ação de Stronger **</w:t>
-      </w:r>
-    </w:p>
-    <w:p>
-      <w:pPr>
-        <w:pStyle w:val="FirstParagraph"/>
-      </w:pPr>
-      <w:r>
-        <w:t xml:space="preserve">Melhore o monitoramento □ Adicione eventos de administração de provedor de identidade ao SIEM, alerta sobre o novo papel privilegiado dentro de cinco minutos, e teste mensal</w:t>
-      </w:r>
-      <w:r>
-        <w:t xml:space="preserve"> </w:t>
-      </w:r>
-      <w:r>
-        <w:t xml:space="preserve">O pessoal do comboio executa um exercício direcionado para verificação de identidade do serviço-desk e manipulação da medição de falhas</w:t>
-      </w:r>
-      <w:r>
-        <w:t xml:space="preserve"> </w:t>
-      </w:r>
-      <w:r>
-        <w:t xml:space="preserve">Corrigir backups Adicionar cópia diária isolada para a base de dados Tier 1 e provar a restauração dentro de quatro horas RTO trimestral</w:t>
-      </w:r>
-      <w:r>
-        <w:t xml:space="preserve"> </w:t>
-      </w:r>
-      <w:r>
-        <w:t xml:space="preserve">O plano de atualização .. Adicionar nome de tomada de decisão alternativa, contato fora da banda e passo de ativação testado ..</w:t>
-      </w:r>
-    </w:p>
-    <w:bookmarkEnd w:id="39"/>
-    <w:bookmarkEnd w:id="40"/>
-    <w:bookmarkStart w:id="41" w:name="X5882ccb133ab926c87787f5488cd3be51b816c5"/>
-    <w:p>
-      <w:pPr>
-        <w:pStyle w:val="Heading1"/>
-      </w:pPr>
-      <w:r>
-        <w:t xml:space="preserve">13. Coordenação de Comunicação, Legal e Reguladora</w:t>
-      </w:r>
-    </w:p>
-    <w:p>
-      <w:pPr>
-        <w:pStyle w:val="Compact"/>
-        <w:numPr>
-          <w:ilvl w:val="0"/>
-          <w:numId w:val="1026"/>
-        </w:numPr>
-      </w:pPr>
-      <w:r>
-        <w:t xml:space="preserve">A comunicação deve ser precisa, oportuna, autorizada, específica do público e protegida.*</w:t>
-      </w:r>
-    </w:p>
-    <w:bookmarkEnd w:id="41"/>
-    <w:bookmarkStart w:id="44" w:name="regras-de-funcionamento"/>
-    <w:p>
-      <w:pPr>
-        <w:pStyle w:val="Heading1"/>
-      </w:pPr>
-      <w:r>
-        <w:t xml:space="preserve"># 13.1 Regras de funcionamento</w:t>
-      </w:r>
-    </w:p>
-    <w:p>
-      <w:pPr>
-        <w:numPr>
-          <w:ilvl w:val="0"/>
-          <w:numId w:val="1027"/>
-        </w:numPr>
-      </w:pPr>
-      <w:r>
-        <w:t xml:space="preserve">Mantenha uma base de fatos aprovada com tempo, fonte, confiança, proprietário e última atualização.</w:t>
-      </w:r>
-    </w:p>
-    <w:p>
-      <w:pPr>
-        <w:numPr>
-          <w:ilvl w:val="0"/>
-          <w:numId w:val="1027"/>
-        </w:numPr>
-      </w:pPr>
-      <w:r>
-        <w:t xml:space="preserve">Situação operacional separada, análise jurídica, hipóteses técnicas e mensagens públicas.</w:t>
-      </w:r>
-    </w:p>
-    <w:p>
-      <w:pPr>
-        <w:numPr>
-          <w:ilvl w:val="0"/>
-          <w:numId w:val="1027"/>
-        </w:numPr>
-      </w:pPr>
-      <w:r>
-        <w:t xml:space="preserve">Usar canais seguros adequados para possível compromisso e preservar registros necessários.</w:t>
-      </w:r>
-    </w:p>
-    <w:p>
-      <w:pPr>
-        <w:numPr>
-          <w:ilvl w:val="0"/>
-          <w:numId w:val="1027"/>
-        </w:numPr>
-      </w:pPr>
-      <w:r>
-        <w:t xml:space="preserve">Diga o que é conhecido, desconhecido, sendo feito, necessário do público, e próxima atualização.</w:t>
-      </w:r>
-    </w:p>
-    <w:p>
-      <w:pPr>
-        <w:numPr>
-          <w:ilvl w:val="0"/>
-          <w:numId w:val="1027"/>
-        </w:numPr>
-      </w:pPr>
-      <w:r>
-        <w:t xml:space="preserve">Acompanhar gatilhos de notificação e relógios por lei, regulador, contrato, seguradora, cliente, empregado e jurisdição.</w:t>
-      </w:r>
-    </w:p>
-    <w:p>
-      <w:pPr>
-        <w:numPr>
-          <w:ilvl w:val="0"/>
-          <w:numId w:val="1027"/>
-        </w:numPr>
-      </w:pPr>
-      <w:r>
-        <w:t xml:space="preserve">Coordenar legal, privacidade, comunicações, recursos humanos, segurança, executivos, fornecedores, seguradoras e autoridades públicas.</w:t>
-      </w:r>
-    </w:p>
-    <w:p>
-      <w:pPr>
-        <w:numPr>
-          <w:ilvl w:val="0"/>
-          <w:numId w:val="1027"/>
-        </w:numPr>
-      </w:pPr>
-      <w:r>
-        <w:t xml:space="preserve">Não especule, esconda fatos materiais, destrua registros, ou prometa tempo que os respondedores não podem apoiar.</w:t>
-      </w:r>
-    </w:p>
-    <w:p>
-      <w:pPr>
-        <w:pStyle w:val="Heading2"/>
-        <w:numPr>
-          <w:ilvl w:val="0"/>
-          <w:numId w:val="1027"/>
-        </w:numPr>
-      </w:pPr>
-      <w:bookmarkStart w:id="42" w:name="audiência-necessidades"/>
-      <w:r>
-        <w:t xml:space="preserve">Audiência** * Necessidades**</w:t>
-      </w:r>
-      <w:bookmarkEnd w:id="42"/>
-    </w:p>
-    <w:p>
-      <w:pPr>
-        <w:numPr>
-          <w:ilvl w:val="0"/>
-          <w:numId w:val="1000"/>
-        </w:numPr>
-      </w:pPr>
-      <w:r>
-        <w:t xml:space="preserve">Responsáveis Objetivos, escopo, tarefas, evidências, perigos, decisões</w:t>
-      </w:r>
-      <w:r>
-        <w:t xml:space="preserve"> </w:t>
-      </w:r>
-      <w:r>
-        <w:t xml:space="preserve">• Executivos • Impacto empresarial, incerteza, opções, recomendação, recursos, próxima decisão</w:t>
-      </w:r>
-      <w:r>
-        <w:t xml:space="preserve"> </w:t>
-      </w:r>
-      <w:r>
-        <w:t xml:space="preserve">Os funcionários O que aconteceu, ações seguras, suporte, canal de relatórios, atualização de timing</w:t>
-      </w:r>
-      <w:r>
-        <w:t xml:space="preserve"> </w:t>
-      </w:r>
-      <w:r>
-        <w:t xml:space="preserve">• Clientes / parceiros • Atendimento/dados afetados, ação protetora, suporte, atualizações verificadas</w:t>
-      </w:r>
-      <w:r>
-        <w:t xml:space="preserve"> </w:t>
-      </w:r>
-      <w:r>
-        <w:t xml:space="preserve">□ Regulador / autoridade</w:t>
-      </w:r>
-      <w:r>
-        <w:t xml:space="preserve"> </w:t>
-      </w:r>
-      <w:r>
-        <w:t xml:space="preserve">□ Público / mídia □ Aprovada mensagem precisa, porta-voz, atualizações consistentes</w:t>
-      </w:r>
-    </w:p>
-    <w:bookmarkStart w:id="43" w:name="Xac39b2c94883c5192ab745c05188b69bd4889ba"/>
-    <w:p>
-      <w:pPr>
-        <w:pStyle w:val="Heading2"/>
-      </w:pPr>
-      <w:r>
-        <w:t xml:space="preserve">Nota legal:** Os deveres de notificação e preservação são específicos de fato e jurisdição. Envolver conselho qualificado cedo; não usar este manual como uma determinação legal. □</w:t>
       </w:r>
     </w:p>
     <w:bookmarkEnd w:id="43"/>
     <w:bookmarkEnd w:id="44"/>
-    <w:bookmarkStart w:id="45" w:name="evidência-digital-e-pronto-forense"/>
+    <w:bookmarkStart w:id="46" w:name="erradicação-e-remediação"/>
     <w:p>
       <w:pPr>
         <w:pStyle w:val="Heading1"/>
       </w:pPr>
       <w:r>
+        <w:t xml:space="preserve">10. Erradicação e Remediação</w:t>
+      </w:r>
+    </w:p>
+    <w:p>
+      <w:pPr>
+        <w:numPr>
+          <w:ilvl w:val="0"/>
+          <w:numId w:val="1019"/>
+        </w:numPr>
+        <w:pStyle w:val="Compact"/>
+      </w:pPr>
+      <w:r>
+        <w:t xml:space="preserve">A erradicação remove a causa, o acesso do atacante, a persistência, as mudanças inseguras e as fraquezas relacionadas.*</w:t>
+      </w:r>
+    </w:p>
+    <w:bookmarkStart w:id="45" w:name="trabalho-de-erradicação"/>
+    <w:p>
+      <w:pPr>
+        <w:pStyle w:val="Heading2"/>
+      </w:pPr>
+      <w:r>
+        <w:t xml:space="preserve">10.1 Trabalho de erradicação</w:t>
+      </w:r>
+    </w:p>
+    <w:p>
+      <w:pPr>
+        <w:numPr>
+          <w:ilvl w:val="0"/>
+          <w:numId w:val="1020"/>
+        </w:numPr>
+      </w:pPr>
+      <w:r>
+        <w:t xml:space="preserve">Remova arquivos, processos, tarefas, serviços, contas, aplicativos, regras, caminhos de acesso e infraestrutura maliciosos.</w:t>
+      </w:r>
+    </w:p>
+    <w:p>
+      <w:pPr>
+        <w:numPr>
+          <w:ilvl w:val="0"/>
+          <w:numId w:val="1020"/>
+        </w:numPr>
+      </w:pPr>
+      <w:r>
+        <w:t xml:space="preserve">Revogar sessões e tokens; girar senhas expostas, chaves, certificados, segredos, códigos de recuperação, e relacionamentos de confiança em uma ordem segura.</w:t>
+      </w:r>
+    </w:p>
+    <w:p>
+      <w:pPr>
+        <w:numPr>
+          <w:ilvl w:val="0"/>
+          <w:numId w:val="1020"/>
+        </w:numPr>
+      </w:pPr>
+      <w:r>
+        <w:t xml:space="preserve">Patch ou mitigar vulnerabilidades exploradas; endurecer configuração; fechar serviços expostos; corrigir identidade e caminhos de rede.</w:t>
+      </w:r>
+    </w:p>
+    <w:p>
+      <w:pPr>
+        <w:numPr>
+          <w:ilvl w:val="0"/>
+          <w:numId w:val="1020"/>
+        </w:numPr>
+      </w:pPr>
+      <w:r>
+        <w:t xml:space="preserve">Reconstruir a partir de fontes confiáveis quando a integridade não pode ser demonstrada.</w:t>
+      </w:r>
+    </w:p>
+    <w:p>
+      <w:pPr>
+        <w:numPr>
+          <w:ilvl w:val="0"/>
+          <w:numId w:val="1020"/>
+        </w:numPr>
+      </w:pPr>
+      <w:r>
+        <w:t xml:space="preserve">Pesquise toda a população potencial para a mesma condição e valide nenhuma persistência alternativa permanece.</w:t>
+      </w:r>
+    </w:p>
+    <w:p>
+      <w:pPr>
+        <w:numPr>
+          <w:ilvl w:val="0"/>
+          <w:numId w:val="1020"/>
+        </w:numPr>
+      </w:pPr>
+      <w:r>
+        <w:t xml:space="preserve">Preservar provas e separar a reparação da prova; registrar cada mudança.</w:t>
+      </w:r>
+    </w:p>
+    <w:p>
+      <w:pPr>
+        <w:pStyle w:val="FirstParagraph"/>
+      </w:pPr>
+      <w:r>
+        <w:t xml:space="preserve">□ ** Causa da raiz versus ponto de entrada:** O ponto de entrada explica como este incidente começou. As causas profundas podem incluir processos, design, propriedade, visibilidade, habilidades, incentivos ou fraquezas de controle que lhe permitiram ter sucesso ou persistir. □</w:t>
+      </w:r>
+      <w:r>
+        <w:t xml:space="preserve"> </w:t>
+      </w:r>
+      <w:r>
+        <w:t xml:space="preserve">□————————————————————————————————————————————————————————————————————————————————————————————————————————————————-</w:t>
+      </w:r>
+    </w:p>
+    <w:bookmarkEnd w:id="45"/>
+    <w:bookmarkEnd w:id="46"/>
+    <w:bookmarkStart w:id="47" w:name="recuperação-e-retorno-ao-serviço"/>
+    <w:p>
+      <w:pPr>
+        <w:pStyle w:val="Heading1"/>
+      </w:pPr>
+      <w:r>
+        <w:t xml:space="preserve">11. Recuperação e retorno ao serviço</w:t>
+      </w:r>
+    </w:p>
+    <w:p>
+      <w:pPr>
+        <w:numPr>
+          <w:ilvl w:val="0"/>
+          <w:numId w:val="1021"/>
+        </w:numPr>
+        <w:pStyle w:val="Compact"/>
+      </w:pPr>
+      <w:r>
+        <w:t xml:space="preserve">Recuperar restaura o serviço crítico através de etapas controladas, verificadas e monitoradas.*</w:t>
+      </w:r>
+    </w:p>
+    <w:p>
+      <w:pPr>
+        <w:pStyle w:val="FirstParagraph"/>
+      </w:pPr>
+    </w:p>
+    <w:p>
+      <w:pPr>
+        <w:pStyle w:val="BodyText"/>
+      </w:pPr>
+      <w:r>
+        <w:t xml:space="preserve">Figura 5. Retorno confiável ao serviço</w:t>
+      </w:r>
+    </w:p>
+    <w:bookmarkEnd w:id="47"/>
+    <w:bookmarkStart w:id="48" w:name="portões-de-recuperação"/>
+    <w:p>
+      <w:pPr>
+        <w:pStyle w:val="Heading1"/>
+      </w:pPr>
+      <w:r>
+        <w:t xml:space="preserve"># 11.1 Portões de recuperação</w:t>
+      </w:r>
+    </w:p>
+    <w:p>
+      <w:pPr>
+        <w:numPr>
+          <w:ilvl w:val="0"/>
+          <w:numId w:val="1022"/>
+        </w:numPr>
+      </w:pPr>
+      <w:r>
+        <w:t xml:space="preserve">A contenção é estável e a recuperação não se ligará ao compromisso activo.</w:t>
+      </w:r>
+    </w:p>
+    <w:p>
+      <w:pPr>
+        <w:numPr>
+          <w:ilvl w:val="0"/>
+          <w:numId w:val="1022"/>
+        </w:numPr>
+      </w:pPr>
+      <w:r>
+        <w:t xml:space="preserve">Fonte de restauração, build pipeline, backups, credenciais, dependências e caminho de administração são confiáveis.</w:t>
+      </w:r>
+    </w:p>
+    <w:p>
+      <w:pPr>
+        <w:numPr>
+          <w:ilvl w:val="0"/>
+          <w:numId w:val="1022"/>
+        </w:numPr>
+      </w:pPr>
+      <w:r>
+        <w:t xml:space="preserve">Atualizações de segurança, endurecimento, rotação de identidade e monitoramento necessários estão ativos.</w:t>
+      </w:r>
+    </w:p>
+    <w:p>
+      <w:pPr>
+        <w:numPr>
+          <w:ilvl w:val="0"/>
+          <w:numId w:val="1022"/>
+        </w:numPr>
+      </w:pPr>
+      <w:r>
+        <w:t xml:space="preserve">Integridade dos dados, completude, função de aplicação, interfaces, capacidade e resultados de RTO/RPO são testados.</w:t>
+      </w:r>
+    </w:p>
+    <w:p>
+      <w:pPr>
+        <w:numPr>
+          <w:ilvl w:val="0"/>
+          <w:numId w:val="1022"/>
+        </w:numPr>
+      </w:pPr>
+      <w:r>
+        <w:t xml:space="preserve">A reconexão é faseada; maior monitoramento tem proprietários claros e duração.</w:t>
+      </w:r>
+    </w:p>
+    <w:p>
+      <w:pPr>
+        <w:numPr>
+          <w:ilvl w:val="0"/>
+          <w:numId w:val="1022"/>
+        </w:numPr>
+      </w:pPr>
+      <w:r>
+        <w:t xml:space="preserve">Os proprietários de empresas e técnicos aprovam o retorno ao serviço, com exceções e risco residual registrado.</w:t>
+      </w:r>
+    </w:p>
+    <w:bookmarkEnd w:id="48"/>
+    <w:bookmarkStart w:id="51" w:name="provas-de-recuperação"/>
+    <w:p>
+      <w:pPr>
+        <w:pStyle w:val="Heading1"/>
+      </w:pPr>
+      <w:r>
+        <w:t xml:space="preserve"># 11.2 Provas de recuperação</w:t>
+      </w:r>
+    </w:p>
+    <w:p>
+      <w:pPr>
+        <w:numPr>
+          <w:ilvl w:val="0"/>
+          <w:numId w:val="1023"/>
+        </w:numPr>
+      </w:pPr>
+      <w:r>
+        <w:t xml:space="preserve">Sequência de recuperação e datas reais.</w:t>
+      </w:r>
+    </w:p>
+    <w:p>
+      <w:pPr>
+        <w:numPr>
+          <w:ilvl w:val="0"/>
+          <w:numId w:val="1023"/>
+        </w:numPr>
+      </w:pPr>
+      <w:r>
+        <w:t xml:space="preserve">Versão restaurada, fontes, hashes/configuração, ponto de dados e estado de dependência.</w:t>
+      </w:r>
+    </w:p>
+    <w:p>
+      <w:pPr>
+        <w:numPr>
+          <w:ilvl w:val="0"/>
+          <w:numId w:val="1023"/>
+        </w:numPr>
+      </w:pPr>
+      <w:r>
+        <w:t xml:space="preserve">Segurança, funcional, reconciliação de dados, desempenho e resultados de aceitação do usuário.</w:t>
+      </w:r>
+    </w:p>
+    <w:p>
+      <w:pPr>
+        <w:numPr>
+          <w:ilvl w:val="0"/>
+          <w:numId w:val="1023"/>
+        </w:numPr>
+      </w:pPr>
+      <w:r>
+        <w:t xml:space="preserve">RTO/RPO alcançado ou perdido, causa, impacto, solução alternativa e ação corretiva.</w:t>
+      </w:r>
+    </w:p>
+    <w:p>
+      <w:pPr>
+        <w:numPr>
+          <w:ilvl w:val="0"/>
+          <w:numId w:val="1023"/>
+        </w:numPr>
+      </w:pPr>
+      <w:r>
+        <w:t xml:space="preserve">Resultados de monitorização melhorados e decisão de recorrência.</w:t>
+      </w:r>
+    </w:p>
+    <w:p>
+      <w:pPr>
+        <w:numPr>
+          <w:ilvl w:val="0"/>
+          <w:numId w:val="1024"/>
+        </w:numPr>
+        <w:pStyle w:val="Compact"/>
+      </w:pPr>
+      <w:r>
+        <w:t xml:space="preserve">Lições aprendidas e Melhorias</w:t>
+      </w:r>
+    </w:p>
+    <w:p>
+      <w:pPr>
+        <w:pStyle w:val="FirstParagraph"/>
+      </w:pPr>
+      <w:r>
+        <w:t xml:space="preserve">A melhoria converte a experiência em sistemas mais seguros e melhores decisões.</w:t>
+      </w:r>
+    </w:p>
+    <w:bookmarkStart w:id="49" w:name="processo-pós-ação"/>
+    <w:p>
+      <w:pPr>
+        <w:pStyle w:val="Heading2"/>
+      </w:pPr>
+      <w:r>
+        <w:t xml:space="preserve">12.1 Processo pós-ação</w:t>
+      </w:r>
+    </w:p>
+    <w:p>
+      <w:pPr>
+        <w:numPr>
+          <w:ilvl w:val="0"/>
+          <w:numId w:val="1025"/>
+        </w:numPr>
+      </w:pPr>
+      <w:r>
+        <w:t xml:space="preserve">Faça uma revisão irrepreensível, mas responsável, logo que os fatos e decisões possam ser reconstruídos.</w:t>
+      </w:r>
+    </w:p>
+    <w:p>
+      <w:pPr>
+        <w:numPr>
+          <w:ilvl w:val="0"/>
+          <w:numId w:val="1025"/>
+        </w:numPr>
+      </w:pPr>
+      <w:r>
+        <w:t xml:space="preserve">Construir a linha do tempo factual: sinal, reconhecimento, escalada, decisões, contenção, erradicação, restauração, comunicação e encerramento.</w:t>
+      </w:r>
+    </w:p>
+    <w:p>
+      <w:pPr>
+        <w:numPr>
+          <w:ilvl w:val="0"/>
+          <w:numId w:val="1025"/>
+        </w:numPr>
+      </w:pPr>
+      <w:r>
+        <w:t xml:space="preserve">Compare o desempenho esperado versus real de pessoas, planos, dados, ferramentas, fornecedores, comunicações e recuperação.</w:t>
+      </w:r>
+    </w:p>
+    <w:p>
+      <w:pPr>
+        <w:numPr>
+          <w:ilvl w:val="0"/>
+          <w:numId w:val="1025"/>
+        </w:numPr>
+      </w:pPr>
+      <w:r>
+        <w:t xml:space="preserve">Identificar condições contribuintes e causas sistêmicas, não apenas erros individuais.</w:t>
+      </w:r>
+    </w:p>
+    <w:p>
+      <w:pPr>
+        <w:numPr>
+          <w:ilvl w:val="0"/>
+          <w:numId w:val="1025"/>
+        </w:numPr>
+      </w:pPr>
+      <w:r>
+        <w:t xml:space="preserve">Atribuir ações específicas, proprietários, recursos, datas baseadas em risco, proteção provisória e medidas de sucesso.</w:t>
+      </w:r>
+    </w:p>
+    <w:p>
+      <w:pPr>
+        <w:numPr>
+          <w:ilvl w:val="0"/>
+          <w:numId w:val="1025"/>
+        </w:numPr>
+      </w:pPr>
+      <w:r>
+        <w:t xml:space="preserve">Teste novamente a capacidade falhada e atualizar políticas, arquitetura, detecçãos, playbooks, contratos, treinamento, BIA, continuidade e planos de recuperação.</w:t>
+      </w:r>
+    </w:p>
+    <w:bookmarkEnd w:id="49"/>
+    <w:bookmarkStart w:id="50" w:name="ação-fraca-ação-de-stronger"/>
+    <w:p>
+      <w:pPr>
+        <w:pStyle w:val="Heading2"/>
+      </w:pPr>
+      <w:r>
+        <w:t xml:space="preserve">Ação fraca ** ** Ação de Stronger **</w:t>
+      </w:r>
+    </w:p>
+    <w:p>
+      <w:pPr>
+        <w:pStyle w:val="FirstParagraph"/>
+      </w:pPr>
+      <w:r>
+        <w:t xml:space="preserve">Melhore o monitoramento □ Adicione eventos de administração de provedor de identidade ao SIEM, alerta sobre o novo papel privilegiado dentro de cinco minutos, e teste mensal</w:t>
+      </w:r>
+      <w:r>
+        <w:t xml:space="preserve"> </w:t>
+      </w:r>
+      <w:r>
+        <w:t xml:space="preserve">O pessoal do comboio executa um exercício direcionado para verificação de identidade do serviço-desk e manipulação da medição de falhas</w:t>
+      </w:r>
+      <w:r>
+        <w:t xml:space="preserve"> </w:t>
+      </w:r>
+      <w:r>
+        <w:t xml:space="preserve">Corrigir backups Adicionar cópia diária isolada para a base de dados Tier 1 e provar a restauração dentro de quatro horas RTO trimestral</w:t>
+      </w:r>
+      <w:r>
+        <w:t xml:space="preserve"> </w:t>
+      </w:r>
+      <w:r>
+        <w:t xml:space="preserve">O plano de atualização .. Adicionar nome de tomada de decisão alternativa, contato fora da banda e passo de ativação testado ..</w:t>
+      </w:r>
+    </w:p>
+    <w:bookmarkEnd w:id="50"/>
+    <w:bookmarkEnd w:id="51"/>
+    <w:bookmarkStart w:id="52" w:name="X5882ccb133ab926c87787f5488cd3be51b816c5"/>
+    <w:p>
+      <w:pPr>
+        <w:pStyle w:val="Heading1"/>
+      </w:pPr>
+      <w:r>
+        <w:t xml:space="preserve">13. Coordenação de Comunicação, Legal e Reguladora</w:t>
+      </w:r>
+    </w:p>
+    <w:p>
+      <w:pPr>
+        <w:numPr>
+          <w:ilvl w:val="0"/>
+          <w:numId w:val="1026"/>
+        </w:numPr>
+        <w:pStyle w:val="Compact"/>
+      </w:pPr>
+      <w:r>
+        <w:t xml:space="preserve">A comunicação deve ser precisa, oportuna, autorizada, específica do público e protegida.*</w:t>
+      </w:r>
+    </w:p>
+    <w:bookmarkEnd w:id="52"/>
+    <w:bookmarkStart w:id="55" w:name="regras-de-funcionamento"/>
+    <w:p>
+      <w:pPr>
+        <w:pStyle w:val="Heading1"/>
+      </w:pPr>
+      <w:r>
+        <w:t xml:space="preserve"># 13.1 Regras de funcionamento</w:t>
+      </w:r>
+    </w:p>
+    <w:p>
+      <w:pPr>
+        <w:numPr>
+          <w:ilvl w:val="0"/>
+          <w:numId w:val="1027"/>
+        </w:numPr>
+      </w:pPr>
+      <w:r>
+        <w:t xml:space="preserve">Mantenha uma base de fatos aprovada com tempo, fonte, confiança, proprietário e última atualização.</w:t>
+      </w:r>
+    </w:p>
+    <w:p>
+      <w:pPr>
+        <w:numPr>
+          <w:ilvl w:val="0"/>
+          <w:numId w:val="1027"/>
+        </w:numPr>
+      </w:pPr>
+      <w:r>
+        <w:t xml:space="preserve">Situação operacional separada, análise jurídica, hipóteses técnicas e mensagens públicas.</w:t>
+      </w:r>
+    </w:p>
+    <w:p>
+      <w:pPr>
+        <w:numPr>
+          <w:ilvl w:val="0"/>
+          <w:numId w:val="1027"/>
+        </w:numPr>
+      </w:pPr>
+      <w:r>
+        <w:t xml:space="preserve">Usar canais seguros adequados para possível compromisso e preservar registros necessários.</w:t>
+      </w:r>
+    </w:p>
+    <w:p>
+      <w:pPr>
+        <w:numPr>
+          <w:ilvl w:val="0"/>
+          <w:numId w:val="1027"/>
+        </w:numPr>
+      </w:pPr>
+      <w:r>
+        <w:t xml:space="preserve">Diga o que é conhecido, desconhecido, sendo feito, necessário do público, e próxima atualização.</w:t>
+      </w:r>
+    </w:p>
+    <w:p>
+      <w:pPr>
+        <w:numPr>
+          <w:ilvl w:val="0"/>
+          <w:numId w:val="1027"/>
+        </w:numPr>
+      </w:pPr>
+      <w:r>
+        <w:t xml:space="preserve">Acompanhar gatilhos de notificação e relógios por lei, regulador, contrato, seguradora, cliente, empregado e jurisdição.</w:t>
+      </w:r>
+    </w:p>
+    <w:p>
+      <w:pPr>
+        <w:numPr>
+          <w:ilvl w:val="0"/>
+          <w:numId w:val="1027"/>
+        </w:numPr>
+      </w:pPr>
+      <w:r>
+        <w:t xml:space="preserve">Coordenar legal, privacidade, comunicações, recursos humanos, segurança, executivos, fornecedores, seguradoras e autoridades públicas.</w:t>
+      </w:r>
+    </w:p>
+    <w:p>
+      <w:pPr>
+        <w:numPr>
+          <w:ilvl w:val="0"/>
+          <w:numId w:val="1027"/>
+        </w:numPr>
+      </w:pPr>
+      <w:r>
+        <w:t xml:space="preserve">Não especule, esconda fatos materiais, destrua registros, ou prometa tempo que os respondedores não podem apoiar.</w:t>
+      </w:r>
+    </w:p>
+    <w:p>
+      <w:pPr>
+        <w:numPr>
+          <w:ilvl w:val="0"/>
+          <w:numId w:val="1027"/>
+        </w:numPr>
+        <w:pStyle w:val="Heading2"/>
+      </w:pPr>
+      <w:bookmarkStart w:id="53" w:name="audiência-necessidades"/>
+      <w:r>
+        <w:t xml:space="preserve">Audiência** * Necessidades**</w:t>
+      </w:r>
+      <w:bookmarkEnd w:id="53"/>
+    </w:p>
+    <w:p>
+      <w:pPr>
+        <w:numPr>
+          <w:ilvl w:val="0"/>
+          <w:numId w:val="1000"/>
+        </w:numPr>
+      </w:pPr>
+      <w:r>
+        <w:t xml:space="preserve">Responsáveis Objetivos, escopo, tarefas, evidências, perigos, decisões</w:t>
+      </w:r>
+      <w:r>
+        <w:t xml:space="preserve"> </w:t>
+      </w:r>
+      <w:r>
+        <w:t xml:space="preserve">• Executivos • Impacto empresarial, incerteza, opções, recomendação, recursos, próxima decisão</w:t>
+      </w:r>
+      <w:r>
+        <w:t xml:space="preserve"> </w:t>
+      </w:r>
+      <w:r>
+        <w:t xml:space="preserve">Os funcionários O que aconteceu, ações seguras, suporte, canal de relatórios, atualização de timing</w:t>
+      </w:r>
+      <w:r>
+        <w:t xml:space="preserve"> </w:t>
+      </w:r>
+      <w:r>
+        <w:t xml:space="preserve">• Clientes / parceiros • Atendimento/dados afetados, ação protetora, suporte, atualizações verificadas</w:t>
+      </w:r>
+      <w:r>
+        <w:t xml:space="preserve"> </w:t>
+      </w:r>
+      <w:r>
+        <w:t xml:space="preserve">□ Regulador / autoridade</w:t>
+      </w:r>
+      <w:r>
+        <w:t xml:space="preserve"> </w:t>
+      </w:r>
+      <w:r>
+        <w:t xml:space="preserve">□ Público / mídia □ Aprovada mensagem precisa, porta-voz, atualizações consistentes</w:t>
+      </w:r>
+    </w:p>
+    <w:bookmarkStart w:id="54" w:name="Xac39b2c94883c5192ab745c05188b69bd4889ba"/>
+    <w:p>
+      <w:pPr>
+        <w:pStyle w:val="Heading2"/>
+      </w:pPr>
+      <w:r>
+        <w:t xml:space="preserve">Nota legal:** Os deveres de notificação e preservação são específicos de fato e jurisdição. Envolver conselho qualificado cedo; não usar este manual como uma determinação legal. □</w:t>
+      </w:r>
+    </w:p>
+    <w:bookmarkEnd w:id="54"/>
+    <w:bookmarkEnd w:id="55"/>
+    <w:bookmarkStart w:id="56" w:name="evidência-digital-e-pronto-forense"/>
+    <w:p>
+      <w:pPr>
+        <w:pStyle w:val="Heading1"/>
+      </w:pPr>
+      <w:r>
         <w:t xml:space="preserve">14. Evidência Digital e Pronto Forense</w:t>
       </w:r>
     </w:p>
     <w:p>
       <w:pPr>
+        <w:numPr>
+          <w:ilvl w:val="0"/>
+          <w:numId w:val="1028"/>
+        </w:numPr>
         <w:pStyle w:val="Compact"/>
-        <w:numPr>
-          <w:ilvl w:val="0"/>
-          <w:numId w:val="1028"/>
-        </w:numPr>
       </w:pPr>
       <w:r>
         <w:t xml:space="preserve">A prontidão Forense torna a evidência confiável, útil, proporcionada e disponível quando necessário.*</w:t>
@@ -3747,8 +3747,8 @@
         <w:t xml:space="preserve">Figura 6. Integridade e custódia das provas</w:t>
       </w:r>
     </w:p>
-    <w:bookmarkEnd w:id="45"/>
-    <w:bookmarkStart w:id="47" w:name="registro-de-provas"/>
+    <w:bookmarkEnd w:id="56"/>
+    <w:bookmarkStart w:id="58" w:name="registro-de-provas"/>
     <w:p>
       <w:pPr>
         <w:pStyle w:val="Heading1"/>
@@ -3812,7 +3812,7 @@
         <w:t xml:space="preserve">Retenção, detenção legal, privacidade/minimização, log de acesso, divulgação e disposição aprovada.</w:t>
       </w:r>
     </w:p>
-    <w:bookmarkStart w:id="46" w:name="X43cfbb3bde4095d704b1fbde1238e69735276f9"/>
+    <w:bookmarkStart w:id="57" w:name="X43cfbb3bde4095d704b1fbde1238e69735276f9"/>
     <w:p>
       <w:pPr>
         <w:pStyle w:val="Heading2"/>
@@ -3821,9 +3821,9 @@
         <w:t xml:space="preserve">Segurança e autoridade: Não acessar contas pessoais, interceptar comunicações, coletar amplamente, ou executar ações invasivas sem autoridade adequada. Siga as regras de lei, política, privacidade, emprego e evidência. □</w:t>
       </w:r>
     </w:p>
-    <w:bookmarkEnd w:id="46"/>
-    <w:bookmarkEnd w:id="47"/>
-    <w:bookmarkStart w:id="49" w:name="ransomware-e-ataques-destrutivos"/>
+    <w:bookmarkEnd w:id="57"/>
+    <w:bookmarkEnd w:id="58"/>
+    <w:bookmarkStart w:id="60" w:name="ransomware-e-ataques-destrutivos"/>
     <w:p>
       <w:pPr>
         <w:pStyle w:val="Heading1"/>
@@ -3834,17 +3834,17 @@
     </w:p>
     <w:p>
       <w:pPr>
+        <w:numPr>
+          <w:ilvl w:val="0"/>
+          <w:numId w:val="1030"/>
+        </w:numPr>
         <w:pStyle w:val="Compact"/>
-        <w:numPr>
-          <w:ilvl w:val="0"/>
-          <w:numId w:val="1030"/>
-        </w:numPr>
       </w:pPr>
       <w:r>
         <w:t xml:space="preserve">Ransomware pode combinar acesso, roubo, extorsão, criptografia, destruição e pressão pública.*</w:t>
       </w:r>
     </w:p>
-    <w:bookmarkStart w:id="48" w:name="prioridades-imediatas"/>
+    <w:bookmarkStart w:id="59" w:name="prioridades-imediatas"/>
     <w:p>
       <w:pPr>
         <w:pStyle w:val="Heading2"/>
@@ -3930,9 +3930,9 @@
         <w:t xml:space="preserve">Priorizar restauração confiável de serviços críticos; validar backups e não reconectar em compromisso ativo.</w:t>
       </w:r>
     </w:p>
-    <w:bookmarkEnd w:id="48"/>
-    <w:bookmarkEnd w:id="49"/>
-    <w:bookmarkStart w:id="50" w:name="decisão-de-pagamento"/>
+    <w:bookmarkEnd w:id="59"/>
+    <w:bookmarkEnd w:id="60"/>
+    <w:bookmarkStart w:id="61" w:name="decisão-de-pagamento"/>
     <w:p>
       <w:pPr>
         <w:pStyle w:val="Heading1"/>
@@ -3974,8 +3974,8 @@
         <w:t xml:space="preserve">Preservar os factos, as autoridades, as alternativas, as condições da seguradora e a fundamentação da decisão; utilizar o aconselhamento qualificado e as autoridades públicas, conforme adequado.</w:t>
       </w:r>
     </w:p>
-    <w:bookmarkEnd w:id="50"/>
-    <w:bookmarkStart w:id="51" w:name="resposta-de-incidente-cloud-e-saas"/>
+    <w:bookmarkEnd w:id="61"/>
+    <w:bookmarkStart w:id="62" w:name="resposta-de-incidente-cloud-e-saas"/>
     <w:p>
       <w:pPr>
         <w:pStyle w:val="Heading1"/>
@@ -3986,18 +3986,18 @@
     </w:p>
     <w:p>
       <w:pPr>
+        <w:numPr>
+          <w:ilvl w:val="0"/>
+          <w:numId w:val="1033"/>
+        </w:numPr>
         <w:pStyle w:val="Compact"/>
-        <w:numPr>
-          <w:ilvl w:val="0"/>
-          <w:numId w:val="1033"/>
-        </w:numPr>
       </w:pPr>
       <w:r>
         <w:t xml:space="preserve">A resposta em nuvem depende da telemetria do provedor, responsabilidade compartilhada, controle do inquilino e acesso ao suporte.*</w:t>
       </w:r>
     </w:p>
-    <w:bookmarkEnd w:id="51"/>
-    <w:bookmarkStart w:id="52" w:name="investigação-em-nuvem"/>
+    <w:bookmarkEnd w:id="62"/>
+    <w:bookmarkStart w:id="63" w:name="investigação-em-nuvem"/>
     <w:p>
       <w:pPr>
         <w:pStyle w:val="Heading1"/>
@@ -4061,8 +4061,8 @@
         <w:t xml:space="preserve">Coordenar a escalada do provedor, solicitação legal, aviso de incidente, subprocessador, e deveres de responsabilidade compartilhada.</w:t>
       </w:r>
     </w:p>
-    <w:bookmarkEnd w:id="52"/>
-    <w:bookmarkStart w:id="54" w:name="contenção-de-nuvens"/>
+    <w:bookmarkEnd w:id="63"/>
+    <w:bookmarkStart w:id="65" w:name="contenção-de-nuvens"/>
     <w:p>
       <w:pPr>
         <w:pStyle w:val="Heading1"/>
@@ -4106,11 +4106,11 @@
     </w:p>
     <w:p>
       <w:pPr>
+        <w:numPr>
+          <w:ilvl w:val="0"/>
+          <w:numId w:val="1036"/>
+        </w:numPr>
         <w:pStyle w:val="Compact"/>
-        <w:numPr>
-          <w:ilvl w:val="0"/>
-          <w:numId w:val="1036"/>
-        </w:numPr>
       </w:pPr>
       <w:r>
         <w:t xml:space="preserve">Incidentes de Identidade e Acesso Privilegiado</w:t>
@@ -4122,13 +4122,13 @@
       </w:pPr>
       <w:r>
         <w:rPr>
+          <w:iCs/>
           <w:i/>
-          <w:iCs/>
         </w:rPr>
         <w:t xml:space="preserve">Compromisso de identidade pode cruzar endpoints, serviços de nuvem, fornecedores e canais de recuperação.</w:t>
       </w:r>
     </w:p>
-    <w:bookmarkStart w:id="53" w:name="âmbito-de-aplicação"/>
+    <w:bookmarkStart w:id="64" w:name="âmbito-de-aplicação"/>
     <w:p>
       <w:pPr>
         <w:pStyle w:val="Heading2"/>
@@ -4244,9 +4244,9 @@
         <w:t xml:space="preserve">Investigar como os controles foram contornados e testar o processo corrigido.</w:t>
       </w:r>
     </w:p>
-    <w:bookmarkEnd w:id="53"/>
-    <w:bookmarkEnd w:id="54"/>
-    <w:bookmarkStart w:id="55" w:name="Xdf81a1f0af9480c8442234029ec70aed19e4426"/>
+    <w:bookmarkEnd w:id="64"/>
+    <w:bookmarkEnd w:id="65"/>
+    <w:bookmarkStart w:id="66" w:name="Xdf81a1f0af9480c8442234029ec70aed19e4426"/>
     <w:p>
       <w:pPr>
         <w:pStyle w:val="Heading1"/>
@@ -4261,14 +4261,14 @@
       </w:pPr>
       <w:r>
         <w:rPr>
+          <w:iCs/>
           <w:i/>
-          <w:iCs/>
         </w:rPr>
         <w:t xml:space="preserve">Um incidente de fornecedor requer fatos compartilhados, responsabilidades, relógios de notificação e decisões de recuperação.</w:t>
       </w:r>
     </w:p>
-    <w:bookmarkEnd w:id="55"/>
-    <w:bookmarkStart w:id="56" w:name="preparar"/>
+    <w:bookmarkEnd w:id="66"/>
+    <w:bookmarkStart w:id="67" w:name="preparar"/>
     <w:p>
       <w:pPr>
         <w:pStyle w:val="Heading1"/>
@@ -4310,8 +4310,8 @@
         <w:t xml:space="preserve">Incluir fornecedores críticos em exercícios e testes de continuidade/saída.</w:t>
       </w:r>
     </w:p>
-    <w:bookmarkEnd w:id="56"/>
-    <w:bookmarkStart w:id="57" w:name="responder"/>
+    <w:bookmarkEnd w:id="67"/>
+    <w:bookmarkStart w:id="68" w:name="responder"/>
     <w:p>
       <w:pPr>
         <w:pStyle w:val="Heading1"/>
@@ -4375,8 +4375,8 @@
         <w:t xml:space="preserve">Reavaliar risco, resultados, desempenho do contrato, concentração e opções de saída/continuidade após a recuperação.</w:t>
       </w:r>
     </w:p>
-    <w:bookmarkEnd w:id="57"/>
-    <w:bookmarkStart w:id="60" w:name="Xd8880b3dce01a5c81ce6a09124154ce18b8cafc"/>
+    <w:bookmarkEnd w:id="68"/>
+    <w:bookmarkStart w:id="71" w:name="Xd8880b3dce01a5c81ce6a09124154ce18b8cafc"/>
     <w:p>
       <w:pPr>
         <w:pStyle w:val="Heading1"/>
@@ -4391,8 +4391,8 @@
       </w:pPr>
       <w:r>
         <w:rPr>
+          <w:iCs/>
           <w:i/>
-          <w:iCs/>
         </w:rPr>
         <w:t xml:space="preserve">A BCMS faz da continuidade uma capacidade de gestão governada, medida e melhorada.</w:t>
       </w:r>
@@ -4410,7 +4410,7 @@
         <w:t xml:space="preserve">Figura 7. Sistema de gestão da continuidade empresarial</w:t>
       </w:r>
     </w:p>
-    <w:bookmarkStart w:id="58" w:name="área-iso-22301"/>
+    <w:bookmarkStart w:id="69" w:name="área-iso-22301"/>
     <w:p>
       <w:pPr>
         <w:pStyle w:val="Heading2"/>
@@ -4463,8 +4463,8 @@
         <w:t xml:space="preserve">Melhoramento □ Não conformidade, ação corretiva e melhoria contínua</w:t>
       </w:r>
     </w:p>
-    <w:bookmarkEnd w:id="58"/>
-    <w:bookmarkStart w:id="59" w:name="X45eb8f944c07d73e74cbde275d83ed91c5f2a0b"/>
+    <w:bookmarkEnd w:id="69"/>
+    <w:bookmarkStart w:id="70" w:name="X45eb8f944c07d73e74cbde275d83ed91c5f2a0b"/>
     <w:p>
       <w:pPr>
         <w:pStyle w:val="Heading2"/>
@@ -4473,9 +4473,9 @@
         <w:t xml:space="preserve">Emenda climática:** ISO 22301:2019/Amd 1:2024 adiciona texto de ação climática aos requisitos de contexto de gestão-sistema. As organizações devem considerar se as alterações climáticas são relevantes e reconhecer que as partes interessadas podem ter requisitos relacionados com o clima. □</w:t>
       </w:r>
     </w:p>
-    <w:bookmarkEnd w:id="59"/>
-    <w:bookmarkEnd w:id="60"/>
-    <w:bookmarkStart w:id="63" w:name="Xaab3a98060ec8cfafdbfa699fdac32fa4176a0b"/>
+    <w:bookmarkEnd w:id="70"/>
+    <w:bookmarkEnd w:id="71"/>
+    <w:bookmarkStart w:id="74" w:name="Xaab3a98060ec8cfafdbfa699fdac32fa4176a0b"/>
     <w:p>
       <w:pPr>
         <w:pStyle w:val="Heading1"/>
@@ -4486,17 +4486,17 @@
     </w:p>
     <w:p>
       <w:pPr>
+        <w:numPr>
+          <w:ilvl w:val="0"/>
+          <w:numId w:val="1041"/>
+        </w:numPr>
         <w:pStyle w:val="Compact"/>
-        <w:numPr>
-          <w:ilvl w:val="0"/>
-          <w:numId w:val="1041"/>
-        </w:numPr>
       </w:pPr>
       <w:r>
         <w:t xml:space="preserve">As estratégias de continuidade mantêm as atividades prioritárias dentro do impacto tolerável e dos níveis mínimos de serviço.*</w:t>
       </w:r>
     </w:p>
-    <w:bookmarkStart w:id="61" w:name="Xb356a74e37435ee557d9607051fe6c3e51064d4"/>
+    <w:bookmarkStart w:id="72" w:name="Xb356a74e37435ee557d9607051fe6c3e51064d4"/>
     <w:p>
       <w:pPr>
         <w:pStyle w:val="Heading2"/>
@@ -4506,497 +4506,497 @@
       </w:r>
       <w:r>
         <w:rPr>
+          <w:bCs/>
           <w:b/>
+        </w:rPr>
+        <w:t xml:space="preserve"> </w:t>
+      </w:r>
+      <w:r>
+        <w:t xml:space="preserve">Exemplos de estratégia</w:t>
+      </w:r>
+      <w:r>
+        <w:rPr>
           <w:bCs/>
+          <w:b/>
         </w:rPr>
         <w:t xml:space="preserve"> </w:t>
       </w:r>
       <w:r>
-        <w:t xml:space="preserve">Exemplos de estratégia</w:t>
-      </w:r>
+        <w:t xml:space="preserve">Questão de teste**</w:t>
+      </w:r>
+    </w:p>
+    <w:p>
+      <w:pPr>
+        <w:pStyle w:val="FirstParagraph"/>
+      </w:pPr>
+      <w:r>
+        <w:t xml:space="preserve">As pessoas podem treinar, alternar, trabalho remoto, equipes divididas, suporte contratado.</w:t>
+      </w:r>
+      <w:r>
+        <w:t xml:space="preserve"> </w:t>
+      </w:r>
+      <w:r>
+        <w:t xml:space="preserve">□ Instalações □ Local alternativo, espaço recíproco, operação remota, capacidade móvel □ As pessoas podem acessar um local seguro utilizável? □</w:t>
+      </w:r>
+      <w:r>
+        <w:t xml:space="preserve"> </w:t>
+      </w:r>
+      <w:r>
+        <w:t xml:space="preserve">• Tecnologia • Alta disponibilidade, failover, plataforma alternativa, modo manual • O serviço de ponta a ponta atende a RTO/RPO?</w:t>
+      </w:r>
+      <w:r>
+        <w:t xml:space="preserve"> </w:t>
+      </w:r>
+      <w:r>
+        <w:t xml:space="preserve">Dados/registros – Cópias protegidas, registros offline, exportação, acesso alternativo A informação é completa, atual, segura e utilizável?</w:t>
+      </w:r>
+      <w:r>
+        <w:t xml:space="preserve"> </w:t>
+      </w:r>
+      <w:r>
+        <w:t xml:space="preserve">Os fornecedores podem fornecer alternativa dentro da tolerância? □</w:t>
+      </w:r>
+      <w:r>
+        <w:t xml:space="preserve"> </w:t>
+      </w:r>
+      <w:r>
+        <w:t xml:space="preserve">□ Utilitários/comunicações □ Potência, rede, voz diferentes, canal fora da banda □ A infraestrutura comum cria uma falha? □</w:t>
+      </w:r>
+      <w:r>
+        <w:t xml:space="preserve"> </w:t>
+      </w:r>
+      <w:r>
+        <w:t xml:space="preserve">• Processo • Priorização, serviço reduzido, plano de backlog, solução manual • Pode a saída mínima ser mantida com segurança?</w:t>
+      </w:r>
+    </w:p>
+    <w:bookmarkEnd w:id="72"/>
+    <w:bookmarkStart w:id="73" w:name="procedimento-de-continuidade"/>
+    <w:p>
+      <w:pPr>
+        <w:pStyle w:val="Heading2"/>
+      </w:pPr>
+      <w:r>
+        <w:t xml:space="preserve">20.1 Procedimento de continuidade</w:t>
+      </w:r>
+    </w:p>
+    <w:p>
+      <w:pPr>
+        <w:numPr>
+          <w:ilvl w:val="0"/>
+          <w:numId w:val="1042"/>
+        </w:numPr>
+      </w:pPr>
+      <w:r>
+        <w:t xml:space="preserve">Activação e autoridade.</w:t>
+      </w:r>
+    </w:p>
+    <w:p>
+      <w:pPr>
+        <w:numPr>
+          <w:ilvl w:val="0"/>
+          <w:numId w:val="1042"/>
+        </w:numPr>
+      </w:pPr>
+      <w:r>
+        <w:t xml:space="preserve">Saída prioritária, nível mínimo de serviço, duração máxima e meta de recuperação.</w:t>
+      </w:r>
+    </w:p>
+    <w:p>
+      <w:pPr>
+        <w:numPr>
+          <w:ilvl w:val="0"/>
+          <w:numId w:val="1042"/>
+        </w:numPr>
+      </w:pPr>
+      <w:r>
+        <w:t xml:space="preserve">Pessoas, contato, localização, tecnologia, informação, fornecedor e necessidades de segurança.</w:t>
+      </w:r>
+    </w:p>
+    <w:p>
+      <w:pPr>
+        <w:numPr>
+          <w:ilvl w:val="0"/>
+          <w:numId w:val="1042"/>
+        </w:numPr>
+      </w:pPr>
+      <w:r>
+        <w:t xml:space="preserve">Passo a passo com controles, aprovações, registros, privacidade, reconciliação e recuperação de backlog.</w:t>
+      </w:r>
+    </w:p>
+    <w:p>
+      <w:pPr>
+        <w:numPr>
+          <w:ilvl w:val="0"/>
+          <w:numId w:val="1042"/>
+        </w:numPr>
+      </w:pPr>
+      <w:r>
+        <w:t xml:space="preserve">Comunicação cliente/empregado e ritmo de status.</w:t>
+      </w:r>
+    </w:p>
+    <w:p>
+      <w:pPr>
+        <w:numPr>
+          <w:ilvl w:val="0"/>
+          <w:numId w:val="1042"/>
+        </w:numPr>
+      </w:pPr>
+      <w:r>
+        <w:t xml:space="preserve">Retorno aos critérios normais, validação, aceitação do proprietário e revisão pós-ação.</w:t>
+      </w:r>
+    </w:p>
+    <w:bookmarkEnd w:id="73"/>
+    <w:bookmarkEnd w:id="74"/>
+    <w:bookmarkStart w:id="75" w:name="planejamento-de-recuperação-de-desastres"/>
+    <w:p>
+      <w:pPr>
+        <w:pStyle w:val="Heading1"/>
+      </w:pPr>
+      <w:r>
+        <w:t xml:space="preserve">21. Planejamento de recuperação de desastres</w:t>
+      </w:r>
+    </w:p>
+    <w:p>
+      <w:pPr>
+        <w:numPr>
+          <w:ilvl w:val="0"/>
+          <w:numId w:val="1043"/>
+        </w:numPr>
+        <w:pStyle w:val="Compact"/>
+      </w:pPr>
+      <w:r>
+        <w:t xml:space="preserve">Um plano de recuperação de desastres restaura a tecnologia em ordem empresarial-prioridade.*</w:t>
+      </w:r>
+    </w:p>
+    <w:bookmarkEnd w:id="75"/>
+    <w:bookmarkStart w:id="76" w:name="nist-sp-800-34-processo-de-contingência"/>
+    <w:p>
+      <w:pPr>
+        <w:pStyle w:val="Heading1"/>
+      </w:pPr>
+      <w:r>
+        <w:t xml:space="preserve"># 21,1 NIST SP 800-34 processo de contingência</w:t>
+      </w:r>
+    </w:p>
+    <w:p>
+      <w:pPr>
+        <w:numPr>
+          <w:ilvl w:val="0"/>
+          <w:numId w:val="1044"/>
+        </w:numPr>
+      </w:pPr>
+      <w:r>
+        <w:t xml:space="preserve">Desenvolva a política de planeamento de contingência.</w:t>
+      </w:r>
+    </w:p>
+    <w:p>
+      <w:pPr>
+        <w:numPr>
+          <w:ilvl w:val="0"/>
+          <w:numId w:val="1044"/>
+        </w:numPr>
+      </w:pPr>
+      <w:r>
+        <w:t xml:space="preserve">Realizar a análise de impacto empresarial.</w:t>
+      </w:r>
+    </w:p>
+    <w:p>
+      <w:pPr>
+        <w:numPr>
+          <w:ilvl w:val="0"/>
+          <w:numId w:val="1044"/>
+        </w:numPr>
+      </w:pPr>
+      <w:r>
+        <w:t xml:space="preserve">Identificar os controlos preventivos.</w:t>
+      </w:r>
+    </w:p>
+    <w:p>
+      <w:pPr>
+        <w:numPr>
+          <w:ilvl w:val="0"/>
+          <w:numId w:val="1044"/>
+        </w:numPr>
+      </w:pPr>
+      <w:r>
+        <w:t xml:space="preserve">Criar estratégias de contingência.</w:t>
+      </w:r>
+    </w:p>
+    <w:p>
+      <w:pPr>
+        <w:numPr>
+          <w:ilvl w:val="0"/>
+          <w:numId w:val="1044"/>
+        </w:numPr>
+      </w:pPr>
+      <w:r>
+        <w:t xml:space="preserve">Desenvolver o plano de contingência do sistema de informação.</w:t>
+      </w:r>
+    </w:p>
+    <w:p>
+      <w:pPr>
+        <w:numPr>
+          <w:ilvl w:val="0"/>
+          <w:numId w:val="1044"/>
+        </w:numPr>
+      </w:pPr>
+      <w:r>
+        <w:t xml:space="preserve">Assegurar testes de plano, treinamento e exercícios.</w:t>
+      </w:r>
+    </w:p>
+    <w:p>
+      <w:pPr>
+        <w:numPr>
+          <w:ilvl w:val="0"/>
+          <w:numId w:val="1044"/>
+        </w:numPr>
+      </w:pPr>
+      <w:r>
+        <w:t xml:space="preserve">Assegurar a manutenção do plano.</w:t>
+      </w:r>
+    </w:p>
+    <w:bookmarkEnd w:id="76"/>
+    <w:bookmarkStart w:id="77" w:name="dr-planejar-conteúdo"/>
+    <w:p>
+      <w:pPr>
+        <w:pStyle w:val="Heading1"/>
+      </w:pPr>
+      <w:r>
+        <w:t xml:space="preserve"># 21,2 DR planejar conteúdo</w:t>
+      </w:r>
+    </w:p>
+    <w:p>
+      <w:pPr>
+        <w:numPr>
+          <w:ilvl w:val="0"/>
+          <w:numId w:val="1045"/>
+        </w:numPr>
+      </w:pPr>
+      <w:r>
+        <w:t xml:space="preserve">Escopo, pressupostos, ativação, autoridades, contatos, fornecedores, sites, arquiteturas, dependências e níveis de recuperação.</w:t>
+      </w:r>
+    </w:p>
+    <w:p>
+      <w:pPr>
+        <w:numPr>
+          <w:ilvl w:val="0"/>
+          <w:numId w:val="1045"/>
+        </w:numPr>
+      </w:pPr>
+      <w:r>
+        <w:t xml:space="preserve">Avaliação de danos, declaração, failover, restaurar, reconstruir, validação, reconexão, retorno ao primário, e encerramento.</w:t>
+      </w:r>
+    </w:p>
+    <w:p>
+      <w:pPr>
+        <w:numPr>
+          <w:ilvl w:val="0"/>
+          <w:numId w:val="1045"/>
+        </w:numPr>
+      </w:pPr>
+      <w:r>
+        <w:t xml:space="preserve">Runbooks sistema a sistema com pré-requisitos, credenciais, administração limpa, pontos de dados, interfaces, segurança, testes e rollback.</w:t>
+      </w:r>
+    </w:p>
+    <w:p>
+      <w:pPr>
+        <w:numPr>
+          <w:ilvl w:val="0"/>
+          <w:numId w:val="1045"/>
+        </w:numPr>
+      </w:pPr>
+      <w:r>
+        <w:t xml:space="preserve">Conflitos de recursos, capacidade, licenciamento, logística, comunicações e soluções manuais.</w:t>
+      </w:r>
+    </w:p>
+    <w:p>
+      <w:pPr>
+        <w:numPr>
+          <w:ilvl w:val="0"/>
+          <w:numId w:val="1045"/>
+        </w:numPr>
+      </w:pPr>
+      <w:r>
+        <w:t xml:space="preserve">Real RTO/RPO, exceções, aceitação e evidência de melhoria.</w:t>
+      </w:r>
+    </w:p>
+    <w:bookmarkEnd w:id="77"/>
+    <w:bookmarkStart w:id="78" w:name="backups-e-garantia-de-recuperação"/>
+    <w:p>
+      <w:pPr>
+        <w:pStyle w:val="Heading1"/>
+      </w:pPr>
+      <w:r>
+        <w:t xml:space="preserve">22. Backups e garantia de recuperação</w:t>
+      </w:r>
+    </w:p>
+    <w:p>
+      <w:pPr>
+        <w:numPr>
+          <w:ilvl w:val="0"/>
+          <w:numId w:val="1046"/>
+        </w:numPr>
+        <w:pStyle w:val="Compact"/>
+      </w:pPr>
+      <w:r>
+        <w:t xml:space="preserve">Os backups requerem escopo protegido, separação, monitoramento, testes de restauração e administração confiável.*</w:t>
+      </w:r>
+    </w:p>
+    <w:p>
+      <w:pPr>
+        <w:pStyle w:val="FirstParagraph"/>
+      </w:pPr>
+    </w:p>
+    <w:p>
+      <w:pPr>
+        <w:pStyle w:val="BodyText"/>
+      </w:pPr>
+      <w:r>
+        <w:t xml:space="preserve">Figura 8. Garantia de backup para recuperação</w:t>
+      </w:r>
+    </w:p>
+    <w:bookmarkEnd w:id="78"/>
+    <w:bookmarkStart w:id="79" w:name="design"/>
+    <w:p>
+      <w:pPr>
+        <w:pStyle w:val="Heading1"/>
+      </w:pPr>
+      <w:r>
+        <w:t xml:space="preserve"># 22.1 Design</w:t>
+      </w:r>
+    </w:p>
+    <w:p>
+      <w:pPr>
+        <w:numPr>
+          <w:ilvl w:val="0"/>
+          <w:numId w:val="1047"/>
+        </w:numPr>
+      </w:pPr>
+      <w:r>
+        <w:t xml:space="preserve">Mapa de sistemas críticos, configurações, identidade, chaves, código, dados SaaS, logs e dependências para alvos BIA.</w:t>
+      </w:r>
+    </w:p>
+    <w:p>
+      <w:pPr>
+        <w:numPr>
+          <w:ilvl w:val="0"/>
+          <w:numId w:val="1047"/>
+        </w:numPr>
+      </w:pPr>
+      <w:r>
+        <w:t xml:space="preserve">Use várias cópias protegidas com separação adequada, imutabilidade/controle offline, criptografia, segregação de acesso, monitoramento e retenção.</w:t>
+      </w:r>
+    </w:p>
+    <w:p>
+      <w:pPr>
+        <w:numPr>
+          <w:ilvl w:val="0"/>
+          <w:numId w:val="1047"/>
+        </w:numPr>
+      </w:pPr>
+      <w:r>
+        <w:t xml:space="preserve">Proteja consoles de backup, contas de serviço, exclusão, replicação, catálogos, credenciais de recuperação e redes de gerenciamento.</w:t>
+      </w:r>
+    </w:p>
+    <w:p>
+      <w:pPr>
+        <w:numPr>
+          <w:ilvl w:val="0"/>
+          <w:numId w:val="1047"/>
+        </w:numPr>
+      </w:pPr>
+      <w:r>
+        <w:t xml:space="preserve">Evite reproduzir corrupção ou mudanças atacantes sem pontos de recuperação históricos utilizáveis.</w:t>
+      </w:r>
+    </w:p>
+    <w:bookmarkEnd w:id="79"/>
+    <w:bookmarkStart w:id="80" w:name="teste-de-restauração"/>
+    <w:p>
+      <w:pPr>
+        <w:pStyle w:val="Heading1"/>
+      </w:pPr>
+      <w:r>
+        <w:t xml:space="preserve"># 22.2 Teste de restauração</w:t>
+      </w:r>
+    </w:p>
+    <w:p>
+      <w:pPr>
+        <w:numPr>
+          <w:ilvl w:val="0"/>
+          <w:numId w:val="1048"/>
+        </w:numPr>
+      </w:pPr>
+      <w:r>
+        <w:t xml:space="preserve">Selecione um sistema representativo e ponto de recuperação em um cenário aprovado.</w:t>
+      </w:r>
+    </w:p>
+    <w:p>
+      <w:pPr>
+        <w:numPr>
+          <w:ilvl w:val="0"/>
+          <w:numId w:val="1048"/>
+        </w:numPr>
+      </w:pPr>
+      <w:r>
+        <w:t xml:space="preserve">Use pessoas autorizadas, administração limpa, runbook documentado e restauração isolada, quando apropriado.</w:t>
+      </w:r>
+    </w:p>
+    <w:p>
+      <w:pPr>
+        <w:numPr>
+          <w:ilvl w:val="0"/>
+          <w:numId w:val="1048"/>
+        </w:numPr>
+      </w:pPr>
+      <w:r>
+        <w:t xml:space="preserve">Meça tempo real e perda de dados; valide completude, integridade, segurança, interfaces, desempenho e uso de negócios.</w:t>
+      </w:r>
+    </w:p>
+    <w:p>
+      <w:pPr>
+        <w:numPr>
+          <w:ilvl w:val="0"/>
+          <w:numId w:val="1048"/>
+        </w:numPr>
+      </w:pPr>
+      <w:r>
+        <w:t xml:space="preserve">Gravar falhas e soluções; corrigir e reteste.</w:t>
+      </w:r>
+    </w:p>
+    <w:p>
+      <w:pPr>
+        <w:numPr>
+          <w:ilvl w:val="0"/>
+          <w:numId w:val="1048"/>
+        </w:numPr>
+      </w:pPr>
+      <w:r>
+        <w:t xml:space="preserve">Relate se o serviço completo – não apenas um arquivo – atende aos requisitos de RTO, RPO e serviço mínimo.</w:t>
+      </w:r>
+    </w:p>
+    <w:bookmarkEnd w:id="80"/>
+    <w:bookmarkStart w:id="83" w:name="gestão-de-crises-e-fatores-humanos"/>
+    <w:p>
+      <w:pPr>
+        <w:pStyle w:val="Heading1"/>
+      </w:pPr>
+      <w:r>
+        <w:t xml:space="preserve">23. Gestão de Crises e Fatores Humanos</w:t>
+      </w:r>
+    </w:p>
+    <w:p>
+      <w:pPr>
+        <w:pStyle w:val="FirstParagraph"/>
+      </w:pPr>
       <w:r>
         <w:rPr>
-          <w:b/>
-          <w:bCs/>
-        </w:rPr>
-        <w:t xml:space="preserve"> </w:t>
-      </w:r>
-      <w:r>
-        <w:t xml:space="preserve">Questão de teste**</w:t>
-      </w:r>
-    </w:p>
-    <w:p>
-      <w:pPr>
-        <w:pStyle w:val="FirstParagraph"/>
-      </w:pPr>
-      <w:r>
-        <w:t xml:space="preserve">As pessoas podem treinar, alternar, trabalho remoto, equipes divididas, suporte contratado.</w:t>
-      </w:r>
-      <w:r>
-        <w:t xml:space="preserve"> </w:t>
-      </w:r>
-      <w:r>
-        <w:t xml:space="preserve">□ Instalações □ Local alternativo, espaço recíproco, operação remota, capacidade móvel □ As pessoas podem acessar um local seguro utilizável? □</w:t>
-      </w:r>
-      <w:r>
-        <w:t xml:space="preserve"> </w:t>
-      </w:r>
-      <w:r>
-        <w:t xml:space="preserve">• Tecnologia • Alta disponibilidade, failover, plataforma alternativa, modo manual • O serviço de ponta a ponta atende a RTO/RPO?</w:t>
-      </w:r>
-      <w:r>
-        <w:t xml:space="preserve"> </w:t>
-      </w:r>
-      <w:r>
-        <w:t xml:space="preserve">Dados/registros – Cópias protegidas, registros offline, exportação, acesso alternativo A informação é completa, atual, segura e utilizável?</w:t>
-      </w:r>
-      <w:r>
-        <w:t xml:space="preserve"> </w:t>
-      </w:r>
-      <w:r>
-        <w:t xml:space="preserve">Os fornecedores podem fornecer alternativa dentro da tolerância? □</w:t>
-      </w:r>
-      <w:r>
-        <w:t xml:space="preserve"> </w:t>
-      </w:r>
-      <w:r>
-        <w:t xml:space="preserve">□ Utilitários/comunicações □ Potência, rede, voz diferentes, canal fora da banda □ A infraestrutura comum cria uma falha? □</w:t>
-      </w:r>
-      <w:r>
-        <w:t xml:space="preserve"> </w:t>
-      </w:r>
-      <w:r>
-        <w:t xml:space="preserve">• Processo • Priorização, serviço reduzido, plano de backlog, solução manual • Pode a saída mínima ser mantida com segurança?</w:t>
-      </w:r>
-    </w:p>
-    <w:bookmarkEnd w:id="61"/>
-    <w:bookmarkStart w:id="62" w:name="procedimento-de-continuidade"/>
-    <w:p>
-      <w:pPr>
-        <w:pStyle w:val="Heading2"/>
-      </w:pPr>
-      <w:r>
-        <w:t xml:space="preserve">20.1 Procedimento de continuidade</w:t>
-      </w:r>
-    </w:p>
-    <w:p>
-      <w:pPr>
-        <w:numPr>
-          <w:ilvl w:val="0"/>
-          <w:numId w:val="1042"/>
-        </w:numPr>
-      </w:pPr>
-      <w:r>
-        <w:t xml:space="preserve">Activação e autoridade.</w:t>
-      </w:r>
-    </w:p>
-    <w:p>
-      <w:pPr>
-        <w:numPr>
-          <w:ilvl w:val="0"/>
-          <w:numId w:val="1042"/>
-        </w:numPr>
-      </w:pPr>
-      <w:r>
-        <w:t xml:space="preserve">Saída prioritária, nível mínimo de serviço, duração máxima e meta de recuperação.</w:t>
-      </w:r>
-    </w:p>
-    <w:p>
-      <w:pPr>
-        <w:numPr>
-          <w:ilvl w:val="0"/>
-          <w:numId w:val="1042"/>
-        </w:numPr>
-      </w:pPr>
-      <w:r>
-        <w:t xml:space="preserve">Pessoas, contato, localização, tecnologia, informação, fornecedor e necessidades de segurança.</w:t>
-      </w:r>
-    </w:p>
-    <w:p>
-      <w:pPr>
-        <w:numPr>
-          <w:ilvl w:val="0"/>
-          <w:numId w:val="1042"/>
-        </w:numPr>
-      </w:pPr>
-      <w:r>
-        <w:t xml:space="preserve">Passo a passo com controles, aprovações, registros, privacidade, reconciliação e recuperação de backlog.</w:t>
-      </w:r>
-    </w:p>
-    <w:p>
-      <w:pPr>
-        <w:numPr>
-          <w:ilvl w:val="0"/>
-          <w:numId w:val="1042"/>
-        </w:numPr>
-      </w:pPr>
-      <w:r>
-        <w:t xml:space="preserve">Comunicação cliente/empregado e ritmo de status.</w:t>
-      </w:r>
-    </w:p>
-    <w:p>
-      <w:pPr>
-        <w:numPr>
-          <w:ilvl w:val="0"/>
-          <w:numId w:val="1042"/>
-        </w:numPr>
-      </w:pPr>
-      <w:r>
-        <w:t xml:space="preserve">Retorno aos critérios normais, validação, aceitação do proprietário e revisão pós-ação.</w:t>
-      </w:r>
-    </w:p>
-    <w:bookmarkEnd w:id="62"/>
-    <w:bookmarkEnd w:id="63"/>
-    <w:bookmarkStart w:id="64" w:name="planejamento-de-recuperação-de-desastres"/>
-    <w:p>
-      <w:pPr>
-        <w:pStyle w:val="Heading1"/>
-      </w:pPr>
-      <w:r>
-        <w:t xml:space="preserve">21. Planejamento de recuperação de desastres</w:t>
-      </w:r>
-    </w:p>
-    <w:p>
-      <w:pPr>
-        <w:pStyle w:val="Compact"/>
-        <w:numPr>
-          <w:ilvl w:val="0"/>
-          <w:numId w:val="1043"/>
-        </w:numPr>
-      </w:pPr>
-      <w:r>
-        <w:t xml:space="preserve">Um plano de recuperação de desastres restaura a tecnologia em ordem empresarial-prioridade.*</w:t>
-      </w:r>
-    </w:p>
-    <w:bookmarkEnd w:id="64"/>
-    <w:bookmarkStart w:id="65" w:name="nist-sp-800-34-processo-de-contingência"/>
-    <w:p>
-      <w:pPr>
-        <w:pStyle w:val="Heading1"/>
-      </w:pPr>
-      <w:r>
-        <w:t xml:space="preserve"># 21,1 NIST SP 800-34 processo de contingência</w:t>
-      </w:r>
-    </w:p>
-    <w:p>
-      <w:pPr>
-        <w:numPr>
-          <w:ilvl w:val="0"/>
-          <w:numId w:val="1044"/>
-        </w:numPr>
-      </w:pPr>
-      <w:r>
-        <w:t xml:space="preserve">Desenvolva a política de planeamento de contingência.</w:t>
-      </w:r>
-    </w:p>
-    <w:p>
-      <w:pPr>
-        <w:numPr>
-          <w:ilvl w:val="0"/>
-          <w:numId w:val="1044"/>
-        </w:numPr>
-      </w:pPr>
-      <w:r>
-        <w:t xml:space="preserve">Realizar a análise de impacto empresarial.</w:t>
-      </w:r>
-    </w:p>
-    <w:p>
-      <w:pPr>
-        <w:numPr>
-          <w:ilvl w:val="0"/>
-          <w:numId w:val="1044"/>
-        </w:numPr>
-      </w:pPr>
-      <w:r>
-        <w:t xml:space="preserve">Identificar os controlos preventivos.</w:t>
-      </w:r>
-    </w:p>
-    <w:p>
-      <w:pPr>
-        <w:numPr>
-          <w:ilvl w:val="0"/>
-          <w:numId w:val="1044"/>
-        </w:numPr>
-      </w:pPr>
-      <w:r>
-        <w:t xml:space="preserve">Criar estratégias de contingência.</w:t>
-      </w:r>
-    </w:p>
-    <w:p>
-      <w:pPr>
-        <w:numPr>
-          <w:ilvl w:val="0"/>
-          <w:numId w:val="1044"/>
-        </w:numPr>
-      </w:pPr>
-      <w:r>
-        <w:t xml:space="preserve">Desenvolver o plano de contingência do sistema de informação.</w:t>
-      </w:r>
-    </w:p>
-    <w:p>
-      <w:pPr>
-        <w:numPr>
-          <w:ilvl w:val="0"/>
-          <w:numId w:val="1044"/>
-        </w:numPr>
-      </w:pPr>
-      <w:r>
-        <w:t xml:space="preserve">Assegurar testes de plano, treinamento e exercícios.</w:t>
-      </w:r>
-    </w:p>
-    <w:p>
-      <w:pPr>
-        <w:numPr>
-          <w:ilvl w:val="0"/>
-          <w:numId w:val="1044"/>
-        </w:numPr>
-      </w:pPr>
-      <w:r>
-        <w:t xml:space="preserve">Assegurar a manutenção do plano.</w:t>
-      </w:r>
-    </w:p>
-    <w:bookmarkEnd w:id="65"/>
-    <w:bookmarkStart w:id="66" w:name="dr-planejar-conteúdo"/>
-    <w:p>
-      <w:pPr>
-        <w:pStyle w:val="Heading1"/>
-      </w:pPr>
-      <w:r>
-        <w:t xml:space="preserve"># 21,2 DR planejar conteúdo</w:t>
-      </w:r>
-    </w:p>
-    <w:p>
-      <w:pPr>
-        <w:numPr>
-          <w:ilvl w:val="0"/>
-          <w:numId w:val="1045"/>
-        </w:numPr>
-      </w:pPr>
-      <w:r>
-        <w:t xml:space="preserve">Escopo, pressupostos, ativação, autoridades, contatos, fornecedores, sites, arquiteturas, dependências e níveis de recuperação.</w:t>
-      </w:r>
-    </w:p>
-    <w:p>
-      <w:pPr>
-        <w:numPr>
-          <w:ilvl w:val="0"/>
-          <w:numId w:val="1045"/>
-        </w:numPr>
-      </w:pPr>
-      <w:r>
-        <w:t xml:space="preserve">Avaliação de danos, declaração, failover, restaurar, reconstruir, validação, reconexão, retorno ao primário, e encerramento.</w:t>
-      </w:r>
-    </w:p>
-    <w:p>
-      <w:pPr>
-        <w:numPr>
-          <w:ilvl w:val="0"/>
-          <w:numId w:val="1045"/>
-        </w:numPr>
-      </w:pPr>
-      <w:r>
-        <w:t xml:space="preserve">Runbooks sistema a sistema com pré-requisitos, credenciais, administração limpa, pontos de dados, interfaces, segurança, testes e rollback.</w:t>
-      </w:r>
-    </w:p>
-    <w:p>
-      <w:pPr>
-        <w:numPr>
-          <w:ilvl w:val="0"/>
-          <w:numId w:val="1045"/>
-        </w:numPr>
-      </w:pPr>
-      <w:r>
-        <w:t xml:space="preserve">Conflitos de recursos, capacidade, licenciamento, logística, comunicações e soluções manuais.</w:t>
-      </w:r>
-    </w:p>
-    <w:p>
-      <w:pPr>
-        <w:numPr>
-          <w:ilvl w:val="0"/>
-          <w:numId w:val="1045"/>
-        </w:numPr>
-      </w:pPr>
-      <w:r>
-        <w:t xml:space="preserve">Real RTO/RPO, exceções, aceitação e evidência de melhoria.</w:t>
-      </w:r>
-    </w:p>
-    <w:bookmarkEnd w:id="66"/>
-    <w:bookmarkStart w:id="67" w:name="backups-e-garantia-de-recuperação"/>
-    <w:p>
-      <w:pPr>
-        <w:pStyle w:val="Heading1"/>
-      </w:pPr>
-      <w:r>
-        <w:t xml:space="preserve">22. Backups e garantia de recuperação</w:t>
-      </w:r>
-    </w:p>
-    <w:p>
-      <w:pPr>
-        <w:pStyle w:val="Compact"/>
-        <w:numPr>
-          <w:ilvl w:val="0"/>
-          <w:numId w:val="1046"/>
-        </w:numPr>
-      </w:pPr>
-      <w:r>
-        <w:t xml:space="preserve">Os backups requerem escopo protegido, separação, monitoramento, testes de restauração e administração confiável.*</w:t>
-      </w:r>
-    </w:p>
-    <w:p>
-      <w:pPr>
-        <w:pStyle w:val="FirstParagraph"/>
-      </w:pPr>
-    </w:p>
-    <w:p>
-      <w:pPr>
-        <w:pStyle w:val="BodyText"/>
-      </w:pPr>
-      <w:r>
-        <w:t xml:space="preserve">Figura 8. Garantia de backup para recuperação</w:t>
-      </w:r>
-    </w:p>
-    <w:bookmarkEnd w:id="67"/>
-    <w:bookmarkStart w:id="68" w:name="design"/>
-    <w:p>
-      <w:pPr>
-        <w:pStyle w:val="Heading1"/>
-      </w:pPr>
-      <w:r>
-        <w:t xml:space="preserve"># 22.1 Design</w:t>
-      </w:r>
-    </w:p>
-    <w:p>
-      <w:pPr>
-        <w:numPr>
-          <w:ilvl w:val="0"/>
-          <w:numId w:val="1047"/>
-        </w:numPr>
-      </w:pPr>
-      <w:r>
-        <w:t xml:space="preserve">Mapa de sistemas críticos, configurações, identidade, chaves, código, dados SaaS, logs e dependências para alvos BIA.</w:t>
-      </w:r>
-    </w:p>
-    <w:p>
-      <w:pPr>
-        <w:numPr>
-          <w:ilvl w:val="0"/>
-          <w:numId w:val="1047"/>
-        </w:numPr>
-      </w:pPr>
-      <w:r>
-        <w:t xml:space="preserve">Use várias cópias protegidas com separação adequada, imutabilidade/controle offline, criptografia, segregação de acesso, monitoramento e retenção.</w:t>
-      </w:r>
-    </w:p>
-    <w:p>
-      <w:pPr>
-        <w:numPr>
-          <w:ilvl w:val="0"/>
-          <w:numId w:val="1047"/>
-        </w:numPr>
-      </w:pPr>
-      <w:r>
-        <w:t xml:space="preserve">Proteja consoles de backup, contas de serviço, exclusão, replicação, catálogos, credenciais de recuperação e redes de gerenciamento.</w:t>
-      </w:r>
-    </w:p>
-    <w:p>
-      <w:pPr>
-        <w:numPr>
-          <w:ilvl w:val="0"/>
-          <w:numId w:val="1047"/>
-        </w:numPr>
-      </w:pPr>
-      <w:r>
-        <w:t xml:space="preserve">Evite reproduzir corrupção ou mudanças atacantes sem pontos de recuperação históricos utilizáveis.</w:t>
-      </w:r>
-    </w:p>
-    <w:bookmarkEnd w:id="68"/>
-    <w:bookmarkStart w:id="69" w:name="teste-de-restauração"/>
-    <w:p>
-      <w:pPr>
-        <w:pStyle w:val="Heading1"/>
-      </w:pPr>
-      <w:r>
-        <w:t xml:space="preserve"># 22.2 Teste de restauração</w:t>
-      </w:r>
-    </w:p>
-    <w:p>
-      <w:pPr>
-        <w:numPr>
-          <w:ilvl w:val="0"/>
-          <w:numId w:val="1048"/>
-        </w:numPr>
-      </w:pPr>
-      <w:r>
-        <w:t xml:space="preserve">Selecione um sistema representativo e ponto de recuperação em um cenário aprovado.</w:t>
-      </w:r>
-    </w:p>
-    <w:p>
-      <w:pPr>
-        <w:numPr>
-          <w:ilvl w:val="0"/>
-          <w:numId w:val="1048"/>
-        </w:numPr>
-      </w:pPr>
-      <w:r>
-        <w:t xml:space="preserve">Use pessoas autorizadas, administração limpa, runbook documentado e restauração isolada, quando apropriado.</w:t>
-      </w:r>
-    </w:p>
-    <w:p>
-      <w:pPr>
-        <w:numPr>
-          <w:ilvl w:val="0"/>
-          <w:numId w:val="1048"/>
-        </w:numPr>
-      </w:pPr>
-      <w:r>
-        <w:t xml:space="preserve">Meça tempo real e perda de dados; valide completude, integridade, segurança, interfaces, desempenho e uso de negócios.</w:t>
-      </w:r>
-    </w:p>
-    <w:p>
-      <w:pPr>
-        <w:numPr>
-          <w:ilvl w:val="0"/>
-          <w:numId w:val="1048"/>
-        </w:numPr>
-      </w:pPr>
-      <w:r>
-        <w:t xml:space="preserve">Gravar falhas e soluções; corrigir e reteste.</w:t>
-      </w:r>
-    </w:p>
-    <w:p>
-      <w:pPr>
-        <w:numPr>
-          <w:ilvl w:val="0"/>
-          <w:numId w:val="1048"/>
-        </w:numPr>
-      </w:pPr>
-      <w:r>
-        <w:t xml:space="preserve">Relate se o serviço completo – não apenas um arquivo – atende aos requisitos de RTO, RPO e serviço mínimo.</w:t>
-      </w:r>
-    </w:p>
-    <w:bookmarkEnd w:id="69"/>
-    <w:bookmarkStart w:id="72" w:name="gestão-de-crises-e-fatores-humanos"/>
-    <w:p>
-      <w:pPr>
-        <w:pStyle w:val="Heading1"/>
-      </w:pPr>
-      <w:r>
-        <w:t xml:space="preserve">23. Gestão de Crises e Fatores Humanos</w:t>
-      </w:r>
-    </w:p>
-    <w:p>
-      <w:pPr>
-        <w:pStyle w:val="FirstParagraph"/>
-      </w:pPr>
-      <w:r>
-        <w:rPr>
+          <w:iCs/>
           <w:i/>
-          <w:iCs/>
         </w:rPr>
         <w:t xml:space="preserve">O gerenciamento de crises coordena decisões de alto impacto quando a informação está incompleta e o tempo importa.</w:t>
       </w:r>
     </w:p>
-    <w:bookmarkStart w:id="70" w:name="ritmo-de-liderança"/>
+    <w:bookmarkStart w:id="81" w:name="ritmo-de-liderança"/>
     <w:p>
       <w:pPr>
         <w:pStyle w:val="Heading2"/>
@@ -5071,8 +5071,8 @@
         <w:t xml:space="preserve">Plano de alívio, alimentos, descanso, transporte, acessibilidade, apoio à saúde mental, e transferências respeitosas.</w:t>
       </w:r>
     </w:p>
-    <w:bookmarkEnd w:id="70"/>
-    <w:bookmarkStart w:id="71" w:name="elemento-de-cruzamento-pergunta"/>
+    <w:bookmarkEnd w:id="81"/>
+    <w:bookmarkStart w:id="82" w:name="elemento-de-cruzamento-pergunta"/>
     <w:p>
       <w:pPr>
         <w:pStyle w:val="Heading2"/>
@@ -5085,15 +5085,15 @@
       </w:r>
       <w:r>
         <w:rPr>
+          <w:bCs/>
           <w:b/>
-          <w:bCs/>
         </w:rPr>
         <w:t xml:space="preserve">Elemento de cruzamento</w:t>
       </w:r>
       <w:r>
         <w:rPr>
+          <w:bCs/>
           <w:b/>
-          <w:bCs/>
         </w:rPr>
         <w:t xml:space="preserve"> </w:t>
       </w:r>
@@ -5154,9 +5154,9 @@
         <w:t xml:space="preserve">Comunicação Quem precisa que a mensagem verificada e quando?</w:t>
       </w:r>
     </w:p>
-    <w:bookmarkEnd w:id="71"/>
-    <w:bookmarkEnd w:id="72"/>
-    <w:bookmarkStart w:id="74" w:name="Xd83bccc3d717405078e7695ffd912c1ead9298b"/>
+    <w:bookmarkEnd w:id="82"/>
+    <w:bookmarkEnd w:id="83"/>
+    <w:bookmarkStart w:id="85" w:name="Xd83bccc3d717405078e7695ffd912c1ead9298b"/>
     <w:p>
       <w:pPr>
         <w:pStyle w:val="Heading1"/>
@@ -5167,11 +5167,11 @@
     </w:p>
     <w:p>
       <w:pPr>
+        <w:numPr>
+          <w:ilvl w:val="0"/>
+          <w:numId w:val="1050"/>
+        </w:numPr>
         <w:pStyle w:val="Compact"/>
-        <w:numPr>
-          <w:ilvl w:val="0"/>
-          <w:numId w:val="1050"/>
-        </w:numPr>
       </w:pPr>
       <w:r>
         <w:t xml:space="preserve">Os exercícios devem avaliar a capacidade, não recompensar um desempenho ensaiado.*</w:t>
@@ -5190,7 +5190,7 @@
         <w:t xml:space="preserve">Figura 9. Ciclo de exercício e melhoria</w:t>
       </w:r>
     </w:p>
-    <w:bookmarkStart w:id="73" w:name="tipo-de-exercício"/>
+    <w:bookmarkStart w:id="84" w:name="tipo-de-exercício"/>
     <w:p>
       <w:pPr>
         <w:pStyle w:val="Heading2"/>
@@ -5201,11 +5201,11 @@
     </w:p>
     <w:p>
       <w:pPr>
+        <w:numPr>
+          <w:ilvl w:val="0"/>
+          <w:numId w:val="1051"/>
+        </w:numPr>
         <w:pStyle w:val="Compact"/>
-        <w:numPr>
-          <w:ilvl w:val="0"/>
-          <w:numId w:val="1051"/>
-        </w:numPr>
       </w:pPr>
       <w:r>
         <w:t xml:space="preserve">Checklist / call-tree test * Validar registros, contatos, acesso e passos simples *</w:t>
@@ -5247,9 +5247,9 @@
         <w:t xml:space="preserve">Exercício Purple-equipe □ Teste colaborativamente ataque, detecção, resposta e melhoria</w:t>
       </w:r>
     </w:p>
-    <w:bookmarkEnd w:id="73"/>
-    <w:bookmarkEnd w:id="74"/>
-    <w:bookmarkStart w:id="75" w:name="provas-pós-acção"/>
+    <w:bookmarkEnd w:id="84"/>
+    <w:bookmarkEnd w:id="85"/>
+    <w:bookmarkStart w:id="86" w:name="provas-pós-acção"/>
     <w:p>
       <w:pPr>
         <w:pStyle w:val="Heading1"/>
@@ -5302,8 +5302,8 @@
         <w:t xml:space="preserve">Pontos fortes, lacunas, causas radiculares/contributivas, risco, proprietários, datas, controles provisórios e reteste.</w:t>
       </w:r>
     </w:p>
-    <w:bookmarkEnd w:id="75"/>
-    <w:bookmarkStart w:id="77" w:name="X3d1c86cfbe8f5200e7d2d841597b69e864590d1"/>
+    <w:bookmarkEnd w:id="86"/>
+    <w:bookmarkStart w:id="88" w:name="X3d1c86cfbe8f5200e7d2d841597b69e864590d1"/>
     <w:p>
       <w:pPr>
         <w:pStyle w:val="Heading1"/>
@@ -5318,13 +5318,13 @@
       </w:pPr>
       <w:r>
         <w:rPr>
+          <w:iCs/>
           <w:i/>
-          <w:iCs/>
         </w:rPr>
         <w:t xml:space="preserve">Frameworks sobrepõem-se, mas as provas devem ser testadas contra o requisito exato aplicável.</w:t>
       </w:r>
     </w:p>
-    <w:bookmarkStart w:id="76" w:name="fonte-fonte-foco-relevante-atenção"/>
+    <w:bookmarkStart w:id="87" w:name="fonte-fonte-foco-relevante-atenção"/>
     <w:p>
       <w:pPr>
         <w:pStyle w:val="Heading2"/>
@@ -5389,9 +5389,9 @@
         <w:t xml:space="preserve">□ GDPR □ Segurança, avaliação/notificação de violação, cooperação de processadores, resiliência/restauração □ Funções legais, risco, timing, jurisdição requerem aconselhamento</w:t>
       </w:r>
     </w:p>
-    <w:bookmarkEnd w:id="76"/>
-    <w:bookmarkEnd w:id="77"/>
-    <w:bookmarkStart w:id="79" w:name="teste-de-evidência"/>
+    <w:bookmarkEnd w:id="87"/>
+    <w:bookmarkEnd w:id="88"/>
+    <w:bookmarkStart w:id="90" w:name="teste-de-evidência"/>
     <w:p>
       <w:pPr>
         <w:pStyle w:val="Heading1"/>
@@ -5466,7 +5466,7 @@
         <w:t xml:space="preserve">Seguir medidas correctivas e testar novamente de forma independente antes do encerramento.</w:t>
       </w:r>
     </w:p>
-    <w:bookmarkStart w:id="78" w:name="section"/>
+    <w:bookmarkStart w:id="89" w:name="section"/>
     <w:p>
       <w:pPr>
         <w:pStyle w:val="Heading2"/>
@@ -5519,9 +5519,9 @@
         <w:t xml:space="preserve">Recorrência de incidentes □ Repetir incidentes relacionados com a mesma causa não corrigida</w:t>
       </w:r>
     </w:p>
-    <w:bookmarkEnd w:id="78"/>
-    <w:bookmarkEnd w:id="79"/>
-    <w:bookmarkStart w:id="81" w:name="ferramentas-de-código-aberto"/>
+    <w:bookmarkEnd w:id="89"/>
+    <w:bookmarkEnd w:id="90"/>
+    <w:bookmarkStart w:id="92" w:name="ferramentas-de-código-aberto"/>
     <w:p>
       <w:pPr>
         <w:pStyle w:val="Heading1"/>
@@ -5532,17 +5532,17 @@
     </w:p>
     <w:p>
       <w:pPr>
+        <w:numPr>
+          <w:ilvl w:val="0"/>
+          <w:numId w:val="1054"/>
+        </w:numPr>
         <w:pStyle w:val="Compact"/>
-        <w:numPr>
-          <w:ilvl w:val="0"/>
-          <w:numId w:val="1054"/>
-        </w:numPr>
       </w:pPr>
       <w:r>
         <w:t xml:space="preserve">Ferramentas de código aberto suportam gerenciamento de casos, evidências, detecção, investigação, automação e relatórios.*</w:t>
       </w:r>
     </w:p>
-    <w:bookmarkStart w:id="80" w:name="ferramenta-purpose"/>
+    <w:bookmarkStart w:id="91" w:name="ferramenta-purpose"/>
     <w:p>
       <w:pPr>
         <w:pStyle w:val="Heading2"/>
@@ -5675,9 +5675,9 @@
         <w:t xml:space="preserve">O que é que se passa?</w:t>
       </w:r>
     </w:p>
-    <w:bookmarkEnd w:id="80"/>
-    <w:bookmarkEnd w:id="81"/>
-    <w:bookmarkStart w:id="83" w:name="a-colmeia"/>
+    <w:bookmarkEnd w:id="91"/>
+    <w:bookmarkEnd w:id="92"/>
+    <w:bookmarkStart w:id="94" w:name="a-colmeia"/>
     <w:p>
       <w:pPr>
         <w:pStyle w:val="Heading1"/>
@@ -5696,7 +5696,7 @@
       <w:r>
         <w:t xml:space="preserve"> </w:t>
       </w:r>
-      <w:hyperlink r:id="rId82">
+      <w:hyperlink r:id="rId93">
         <w:r>
           <w:rPr>
             <w:rStyle w:val="Hyperlink"/>
@@ -5721,8 +5721,8 @@
         <w:t xml:space="preserve">Provas: autoridade escrita e âmbito, identidade da fonte, data/hora/zona de tempo, ferramenta e versão, configuração/consulta, hashes quando apropriado, resultado bruto, validação do analista, limitação, ação e revisão. Restrinja o acesso e preserve uma cópia de origem inalterada quando necessário.</w:t>
       </w:r>
     </w:p>
-    <w:bookmarkEnd w:id="83"/>
-    <w:bookmarkStart w:id="85" w:name="cortex"/>
+    <w:bookmarkEnd w:id="94"/>
+    <w:bookmarkStart w:id="96" w:name="cortex"/>
     <w:p>
       <w:pPr>
         <w:pStyle w:val="Heading1"/>
@@ -5741,7 +5741,7 @@
       <w:r>
         <w:t xml:space="preserve"> </w:t>
       </w:r>
-      <w:hyperlink r:id="rId84">
+      <w:hyperlink r:id="rId95">
         <w:r>
           <w:rPr>
             <w:rStyle w:val="Hyperlink"/>
@@ -5766,8 +5766,8 @@
         <w:t xml:space="preserve">Provas: autoridade escrita e âmbito, identidade da fonte, data/hora/zona de tempo, ferramenta e versão, configuração/consulta, hashes quando apropriado, resultado bruto, validação do analista, limitação, ação e revisão. Restrinja o acesso e preserve uma cópia de origem inalterada quando necessário.</w:t>
       </w:r>
     </w:p>
-    <w:bookmarkEnd w:id="85"/>
-    <w:bookmarkStart w:id="87" w:name="misp"/>
+    <w:bookmarkEnd w:id="96"/>
+    <w:bookmarkStart w:id="98" w:name="misp"/>
     <w:p>
       <w:pPr>
         <w:pStyle w:val="Heading1"/>
@@ -5786,7 +5786,7 @@
       <w:r>
         <w:t xml:space="preserve"> </w:t>
       </w:r>
-      <w:hyperlink r:id="rId86">
+      <w:hyperlink r:id="rId97">
         <w:r>
           <w:rPr>
             <w:rStyle w:val="Hyperlink"/>
@@ -5811,8 +5811,8 @@
         <w:t xml:space="preserve">Provas: autoridade escrita e âmbito, identidade da fonte, data/hora/zona de tempo, ferramenta e versão, configuração/consulta, hashes quando apropriado, resultado bruto, validação do analista, limitação, ação e revisão. Restrinja o acesso e preserve uma cópia de origem inalterada quando necessário.</w:t>
       </w:r>
     </w:p>
-    <w:bookmarkEnd w:id="87"/>
-    <w:bookmarkStart w:id="89" w:name="wazuh"/>
+    <w:bookmarkEnd w:id="98"/>
+    <w:bookmarkStart w:id="100" w:name="wazuh"/>
     <w:p>
       <w:pPr>
         <w:pStyle w:val="Heading1"/>
@@ -5831,7 +5831,7 @@
       <w:r>
         <w:t xml:space="preserve"> </w:t>
       </w:r>
-      <w:hyperlink r:id="rId88">
+      <w:hyperlink r:id="rId99">
         <w:r>
           <w:rPr>
             <w:rStyle w:val="Hyperlink"/>
@@ -5856,8 +5856,8 @@
         <w:t xml:space="preserve">Provas: autoridade escrita e âmbito, identidade da fonte, data/hora/zona de tempo, ferramenta e versão, configuração/consulta, hashes quando apropriado, resultado bruto, validação do analista, limitação, ação e revisão. Restrinja o acesso e preserve uma cópia de origem inalterada quando necessário.</w:t>
       </w:r>
     </w:p>
-    <w:bookmarkEnd w:id="89"/>
-    <w:bookmarkStart w:id="91" w:name="velociraptor"/>
+    <w:bookmarkEnd w:id="100"/>
+    <w:bookmarkStart w:id="102" w:name="velociraptor"/>
     <w:p>
       <w:pPr>
         <w:pStyle w:val="Heading1"/>
@@ -5876,7 +5876,7 @@
       <w:r>
         <w:t xml:space="preserve"> </w:t>
       </w:r>
-      <w:hyperlink r:id="rId90">
+      <w:hyperlink r:id="rId101">
         <w:r>
           <w:rPr>
             <w:rStyle w:val="Hyperlink"/>
@@ -5901,8 +5901,8 @@
         <w:t xml:space="preserve">Provas: autoridade escrita e âmbito, identidade da fonte, data/hora/zona de tempo, ferramenta e versão, configuração/consulta, hashes quando apropriado, resultado bruto, validação do analista, limitação, ação e revisão. Restrinja o acesso e preserve uma cópia de origem inalterada quando necessário.</w:t>
       </w:r>
     </w:p>
-    <w:bookmarkEnd w:id="91"/>
-    <w:bookmarkStart w:id="93" w:name="volatilidade-3"/>
+    <w:bookmarkEnd w:id="102"/>
+    <w:bookmarkStart w:id="104" w:name="volatilidade-3"/>
     <w:p>
       <w:pPr>
         <w:pStyle w:val="Heading1"/>
@@ -5921,7 +5921,7 @@
       <w:r>
         <w:t xml:space="preserve"> </w:t>
       </w:r>
-      <w:hyperlink r:id="rId92">
+      <w:hyperlink r:id="rId103">
         <w:r>
           <w:rPr>
             <w:rStyle w:val="Hyperlink"/>
@@ -5946,8 +5946,8 @@
         <w:t xml:space="preserve">Provas: autoridade escrita e âmbito, identidade da fonte, data/hora/zona de tempo, ferramenta e versão, configuração/consulta, hashes quando apropriado, resultado bruto, validação do analista, limitação, ação e revisão. Restrinja o acesso e preserve uma cópia de origem inalterada quando necessário.</w:t>
       </w:r>
     </w:p>
-    <w:bookmarkEnd w:id="93"/>
-    <w:bookmarkStart w:id="95" w:name="autópsia"/>
+    <w:bookmarkEnd w:id="104"/>
+    <w:bookmarkStart w:id="106" w:name="autópsia"/>
     <w:p>
       <w:pPr>
         <w:pStyle w:val="Heading1"/>
@@ -5966,7 +5966,7 @@
       <w:r>
         <w:t xml:space="preserve"> </w:t>
       </w:r>
-      <w:hyperlink r:id="rId94">
+      <w:hyperlink r:id="rId105">
         <w:r>
           <w:rPr>
             <w:rStyle w:val="Hyperlink"/>
@@ -5991,8 +5991,8 @@
         <w:t xml:space="preserve">Provas: autoridade escrita e âmbito, identidade da fonte, data/hora/zona de tempo, ferramenta e versão, configuração/consulta, hashes quando apropriado, resultado bruto, validação do analista, limitação, ação e revisão. Restrinja o acesso e preserve uma cópia de origem inalterada quando necessário.</w:t>
       </w:r>
     </w:p>
-    <w:bookmarkEnd w:id="95"/>
-    <w:bookmarkStart w:id="97" w:name="timesketch"/>
+    <w:bookmarkEnd w:id="106"/>
+    <w:bookmarkStart w:id="108" w:name="timesketch"/>
     <w:p>
       <w:pPr>
         <w:pStyle w:val="Heading1"/>
@@ -6011,7 +6011,7 @@
       <w:r>
         <w:t xml:space="preserve"> </w:t>
       </w:r>
-      <w:hyperlink r:id="rId96">
+      <w:hyperlink r:id="rId107">
         <w:r>
           <w:rPr>
             <w:rStyle w:val="Hyperlink"/>
@@ -6036,8 +6036,8 @@
         <w:t xml:space="preserve">Provas: autoridade escrita e âmbito, identidade da fonte, data/hora/zona de tempo, ferramenta e versão, configuração/consulta, hashes quando apropriado, resultado bruto, validação do analista, limitação, ação e revisão. Restrinja o acesso e preserve uma cópia de origem inalterada quando necessário.</w:t>
       </w:r>
     </w:p>
-    <w:bookmarkEnd w:id="97"/>
-    <w:bookmarkStart w:id="99" w:name="plaso-log2timeline"/>
+    <w:bookmarkEnd w:id="108"/>
+    <w:bookmarkStart w:id="110" w:name="plaso-log2timeline"/>
     <w:p>
       <w:pPr>
         <w:pStyle w:val="Heading1"/>
@@ -6056,7 +6056,7 @@
       <w:r>
         <w:t xml:space="preserve"> </w:t>
       </w:r>
-      <w:hyperlink r:id="rId98">
+      <w:hyperlink r:id="rId109">
         <w:r>
           <w:rPr>
             <w:rStyle w:val="Hyperlink"/>
@@ -6081,8 +6081,8 @@
         <w:t xml:space="preserve">Provas: autoridade escrita e âmbito, identidade da fonte, data/hora/zona de tempo, ferramenta e versão, configuração/consulta, hashes quando apropriado, resultado bruto, validação do analista, limitação, ação e revisão. Restrinja o acesso e preserve uma cópia de origem inalterada quando necessário.</w:t>
       </w:r>
     </w:p>
-    <w:bookmarkEnd w:id="99"/>
-    <w:bookmarkStart w:id="101" w:name="osquery"/>
+    <w:bookmarkEnd w:id="110"/>
+    <w:bookmarkStart w:id="112" w:name="osquery"/>
     <w:p>
       <w:pPr>
         <w:pStyle w:val="Heading1"/>
@@ -6101,7 +6101,7 @@
       <w:r>
         <w:t xml:space="preserve"> </w:t>
       </w:r>
-      <w:hyperlink r:id="rId100">
+      <w:hyperlink r:id="rId111">
         <w:r>
           <w:rPr>
             <w:rStyle w:val="Hyperlink"/>
@@ -6126,8 +6126,8 @@
         <w:t xml:space="preserve">Provas: autoridade escrita e âmbito, identidade da fonte, data/hora/zona de tempo, ferramenta e versão, configuração/consulta, hashes quando apropriado, resultado bruto, validação do analista, limitação, ação e revisão. Restrinja o acesso e preserve uma cópia de origem inalterada quando necessário.</w:t>
       </w:r>
     </w:p>
-    <w:bookmarkEnd w:id="101"/>
-    <w:bookmarkStart w:id="103" w:name="zeek"/>
+    <w:bookmarkEnd w:id="112"/>
+    <w:bookmarkStart w:id="114" w:name="zeek"/>
     <w:p>
       <w:pPr>
         <w:pStyle w:val="Heading1"/>
@@ -6146,7 +6146,7 @@
       <w:r>
         <w:t xml:space="preserve"> </w:t>
       </w:r>
-      <w:hyperlink r:id="rId102">
+      <w:hyperlink r:id="rId113">
         <w:r>
           <w:rPr>
             <w:rStyle w:val="Hyperlink"/>
@@ -6171,8 +6171,8 @@
         <w:t xml:space="preserve">Provas: autoridade escrita e âmbito, identidade da fonte, data/hora/zona de tempo, ferramenta e versão, configuração/consulta, hashes quando apropriado, resultado bruto, validação do analista, limitação, ação e revisão. Restrinja o acesso e preserve uma cópia de origem inalterada quando necessário.</w:t>
       </w:r>
     </w:p>
-    <w:bookmarkEnd w:id="103"/>
-    <w:bookmarkStart w:id="105" w:name="suricata"/>
+    <w:bookmarkEnd w:id="114"/>
+    <w:bookmarkStart w:id="116" w:name="suricata"/>
     <w:p>
       <w:pPr>
         <w:pStyle w:val="Heading1"/>
@@ -6191,7 +6191,7 @@
       <w:r>
         <w:t xml:space="preserve"> </w:t>
       </w:r>
-      <w:hyperlink r:id="rId104">
+      <w:hyperlink r:id="rId115">
         <w:r>
           <w:rPr>
             <w:rStyle w:val="Hyperlink"/>
@@ -6216,8 +6216,8 @@
         <w:t xml:space="preserve">Provas: autoridade escrita e âmbito, identidade da fonte, data/hora/zona de tempo, ferramenta e versão, configuração/consulta, hashes quando apropriado, resultado bruto, validação do analista, limitação, ação e revisão. Restrinja o acesso e preserve uma cópia de origem inalterada quando necessário.</w:t>
       </w:r>
     </w:p>
-    <w:bookmarkEnd w:id="105"/>
-    <w:bookmarkStart w:id="107" w:name="yara"/>
+    <w:bookmarkEnd w:id="116"/>
+    <w:bookmarkStart w:id="118" w:name="yara"/>
     <w:p>
       <w:pPr>
         <w:pStyle w:val="Heading1"/>
@@ -6236,7 +6236,7 @@
       <w:r>
         <w:t xml:space="preserve"> </w:t>
       </w:r>
-      <w:hyperlink r:id="rId106">
+      <w:hyperlink r:id="rId117">
         <w:r>
           <w:rPr>
             <w:rStyle w:val="Hyperlink"/>
@@ -6261,8 +6261,8 @@
         <w:t xml:space="preserve">Provas: autoridade escrita e âmbito, identidade da fonte, data/hora/zona de tempo, ferramenta e versão, configuração/consulta, hashes quando apropriado, resultado bruto, validação do analista, limitação, ação e revisão. Restrinja o acesso e preserve uma cópia de origem inalterada quando necessário.</w:t>
       </w:r>
     </w:p>
-    <w:bookmarkEnd w:id="107"/>
-    <w:bookmarkStart w:id="109" w:name="sigma"/>
+    <w:bookmarkEnd w:id="118"/>
+    <w:bookmarkStart w:id="120" w:name="sigma"/>
     <w:p>
       <w:pPr>
         <w:pStyle w:val="Heading1"/>
@@ -6281,7 +6281,7 @@
       <w:r>
         <w:t xml:space="preserve"> </w:t>
       </w:r>
-      <w:hyperlink r:id="rId108">
+      <w:hyperlink r:id="rId119">
         <w:r>
           <w:rPr>
             <w:rStyle w:val="Hyperlink"/>
@@ -6306,8 +6306,8 @@
         <w:t xml:space="preserve">Provas: autoridade escrita e âmbito, identidade da fonte, data/hora/zona de tempo, ferramenta e versão, configuração/consulta, hashes quando apropriado, resultado bruto, validação do analista, limitação, ação e revisão. Restrinja o acesso e preserve uma cópia de origem inalterada quando necessário.</w:t>
       </w:r>
     </w:p>
-    <w:bookmarkEnd w:id="109"/>
-    <w:bookmarkStart w:id="111" w:name="dfir-iris"/>
+    <w:bookmarkEnd w:id="120"/>
+    <w:bookmarkStart w:id="122" w:name="dfir-iris"/>
     <w:p>
       <w:pPr>
         <w:pStyle w:val="Heading1"/>
@@ -6326,7 +6326,7 @@
       <w:r>
         <w:t xml:space="preserve"> </w:t>
       </w:r>
-      <w:hyperlink r:id="rId110">
+      <w:hyperlink r:id="rId121">
         <w:r>
           <w:rPr>
             <w:rStyle w:val="Hyperlink"/>
@@ -6351,8 +6351,8 @@
         <w:t xml:space="preserve">Provas: autoridade escrita e âmbito, identidade da fonte, data/hora/zona de tempo, ferramenta e versão, configuração/consulta, hashes quando apropriado, resultado bruto, validação do analista, limitação, ação e revisão. Restrinja o acesso e preserve uma cópia de origem inalterada quando necessário.</w:t>
       </w:r>
     </w:p>
-    <w:bookmarkEnd w:id="111"/>
-    <w:bookmarkStart w:id="113" w:name="grr-resposta-rápida"/>
+    <w:bookmarkEnd w:id="122"/>
+    <w:bookmarkStart w:id="124" w:name="grr-resposta-rápida"/>
     <w:p>
       <w:pPr>
         <w:pStyle w:val="Heading1"/>
@@ -6371,7 +6371,7 @@
       <w:r>
         <w:t xml:space="preserve"> </w:t>
       </w:r>
-      <w:hyperlink r:id="rId112">
+      <w:hyperlink r:id="rId123">
         <w:r>
           <w:rPr>
             <w:rStyle w:val="Hyperlink"/>
@@ -6396,8 +6396,8 @@
         <w:t xml:space="preserve">Provas: autoridade escrita e âmbito, identidade da fonte, data/hora/zona de tempo, ferramenta e versão, configuração/consulta, hashes quando apropriado, resultado bruto, validação do analista, limitação, ação e revisão. Restrinja o acesso e preserve uma cópia de origem inalterada quando necessário.</w:t>
       </w:r>
     </w:p>
-    <w:bookmarkEnd w:id="113"/>
-    <w:bookmarkStart w:id="115" w:name="shuffle"/>
+    <w:bookmarkEnd w:id="124"/>
+    <w:bookmarkStart w:id="126" w:name="shuffle"/>
     <w:p>
       <w:pPr>
         <w:pStyle w:val="Heading1"/>
@@ -6416,7 +6416,7 @@
       <w:r>
         <w:t xml:space="preserve"> </w:t>
       </w:r>
-      <w:hyperlink r:id="rId114">
+      <w:hyperlink r:id="rId125">
         <w:r>
           <w:rPr>
             <w:rStyle w:val="Hyperlink"/>
@@ -6441,8 +6441,8 @@
         <w:t xml:space="preserve">Provas: autoridade escrita e âmbito, identidade da fonte, data/hora/zona de tempo, ferramenta e versão, configuração/consulta, hashes quando apropriado, resultado bruto, validação do analista, limitação, ação e revisão. Restrinja o acesso e preserve uma cópia de origem inalterada quando necessário.</w:t>
       </w:r>
     </w:p>
-    <w:bookmarkEnd w:id="115"/>
-    <w:bookmarkStart w:id="117" w:name="opensearch"/>
+    <w:bookmarkEnd w:id="126"/>
+    <w:bookmarkStart w:id="128" w:name="opensearch"/>
     <w:p>
       <w:pPr>
         <w:pStyle w:val="Heading1"/>
@@ -6461,7 +6461,7 @@
       <w:r>
         <w:t xml:space="preserve"> </w:t>
       </w:r>
-      <w:hyperlink r:id="rId116">
+      <w:hyperlink r:id="rId127">
         <w:r>
           <w:rPr>
             <w:rStyle w:val="Hyperlink"/>
@@ -6486,8 +6486,8 @@
         <w:t xml:space="preserve">Provas: autoridade escrita e âmbito, identidade da fonte, data/hora/zona de tempo, ferramenta e versão, configuração/consulta, hashes quando apropriado, resultado bruto, validação do analista, limitação, ação e revisão. Restrinja o acesso e preserve uma cópia de origem inalterada quando necessário.</w:t>
       </w:r>
     </w:p>
-    <w:bookmarkEnd w:id="117"/>
-    <w:bookmarkStart w:id="120" w:name="manual-de-resiliência-para-gerentes"/>
+    <w:bookmarkEnd w:id="128"/>
+    <w:bookmarkStart w:id="131" w:name="manual-de-resiliência-para-gerentes"/>
     <w:p>
       <w:pPr>
         <w:pStyle w:val="Heading1"/>
@@ -6498,17 +6498,17 @@
     </w:p>
     <w:p>
       <w:pPr>
+        <w:numPr>
+          <w:ilvl w:val="0"/>
+          <w:numId w:val="1055"/>
+        </w:numPr>
         <w:pStyle w:val="Compact"/>
-        <w:numPr>
-          <w:ilvl w:val="0"/>
-          <w:numId w:val="1055"/>
-        </w:numPr>
       </w:pPr>
       <w:r>
         <w:t xml:space="preserve">Os gestores criam resiliência, definindo autoridade, preparando financiamento, desafiando evidências e removendo bloqueadores.*</w:t>
       </w:r>
     </w:p>
-    <w:bookmarkStart w:id="118" w:name="section-1"/>
+    <w:bookmarkStart w:id="129" w:name="section-1"/>
     <w:p>
       <w:pPr>
         <w:pStyle w:val="Heading2"/>
@@ -6567,8 +6567,8 @@
         <w:t xml:space="preserve">□ Melhoria □ São ações severas financiadas, possuídas, medidas e retestadas? □ O mesmo gap aparece em exercícios/incidentes posteriores</w:t>
       </w:r>
     </w:p>
-    <w:bookmarkEnd w:id="118"/>
-    <w:bookmarkStart w:id="119" w:name="perguntas-executivas"/>
+    <w:bookmarkEnd w:id="129"/>
+    <w:bookmarkStart w:id="130" w:name="perguntas-executivas"/>
     <w:p>
       <w:pPr>
         <w:pStyle w:val="Heading2"/>
@@ -6662,9 +6662,9 @@
         <w:t xml:space="preserve">Como vamos verificar a recuperação e evitar a recorrência?</w:t>
       </w:r>
     </w:p>
-    <w:bookmarkEnd w:id="119"/>
-    <w:bookmarkEnd w:id="120"/>
-    <w:bookmarkStart w:id="121" w:name="X3ac34a543331e4bf913bf655080aae44e00573f"/>
+    <w:bookmarkEnd w:id="130"/>
+    <w:bookmarkEnd w:id="131"/>
+    <w:bookmarkStart w:id="132" w:name="X3ac34a543331e4bf913bf655080aae44e00573f"/>
     <w:p>
       <w:pPr>
         <w:pStyle w:val="Heading1"/>
@@ -6679,8 +6679,8 @@
       </w:pPr>
       <w:r>
         <w:rPr>
+          <w:iCs/>
           <w:i/>
-          <w:iCs/>
         </w:rPr>
         <w:t xml:space="preserve">Analistas juniores ganham confiança através de registros de casos disciplinados, manipulação de evidências, curiosidade técnica e escrita clara.</w:t>
       </w:r>
@@ -6698,8 +6698,8 @@
         <w:t xml:space="preserve">Figura 10. Caminho do analista de resiliência júnior</w:t>
       </w:r>
     </w:p>
-    <w:bookmarkEnd w:id="121"/>
-    <w:bookmarkStart w:id="122" w:name="funções-comuns"/>
+    <w:bookmarkEnd w:id="132"/>
+    <w:bookmarkStart w:id="133" w:name="funções-comuns"/>
     <w:p>
       <w:pPr>
         <w:pStyle w:val="Heading1"/>
@@ -6796,8 +6796,8 @@
         <w:t xml:space="preserve">Analisador de risco GRC / TI</w:t>
       </w:r>
     </w:p>
-    <w:bookmarkEnd w:id="122"/>
-    <w:bookmarkStart w:id="123" w:name="trabalho-típico"/>
+    <w:bookmarkEnd w:id="133"/>
+    <w:bookmarkStart w:id="134" w:name="trabalho-típico"/>
     <w:p>
       <w:pPr>
         <w:pStyle w:val="Heading1"/>
@@ -6872,8 +6872,8 @@
         <w:t xml:space="preserve">Use ferramentas de código aberto autorizadas em um laboratório e explique limitações.</w:t>
       </w:r>
     </w:p>
-    <w:bookmarkEnd w:id="123"/>
-    <w:bookmarkStart w:id="124" w:name="laboratório-de-portfólio-fictício"/>
+    <w:bookmarkEnd w:id="134"/>
+    <w:bookmarkStart w:id="135" w:name="laboratório-de-portfólio-fictício"/>
     <w:p>
       <w:pPr>
         <w:pStyle w:val="Heading1"/>
@@ -6970,8 +6970,8 @@
         <w:t xml:space="preserve">Publicar apenas artefatos ficcionais higienizados e afirmar que o trabalho é educacional, não uma investigação real ou certificação.</w:t>
       </w:r>
     </w:p>
-    <w:bookmarkEnd w:id="124"/>
-    <w:bookmarkStart w:id="126" w:name="X1ac31f8b5089a4fa0e4514340e1fed6fc447af7"/>
+    <w:bookmarkEnd w:id="135"/>
+    <w:bookmarkStart w:id="137" w:name="X1ac31f8b5089a4fa0e4514340e1fed6fc447af7"/>
     <w:p>
       <w:pPr>
         <w:pStyle w:val="Heading1"/>
@@ -6993,17 +6993,567 @@
     </w:p>
     <w:p>
       <w:pPr>
+        <w:numPr>
+          <w:ilvl w:val="0"/>
+          <w:numId w:val="1061"/>
+        </w:numPr>
         <w:pStyle w:val="Heading2"/>
+      </w:pPr>
+      <w:bookmarkStart w:id="136" w:name="dias-foco-entrega"/>
+      <w:r>
+        <w:t xml:space="preserve">Dias** * Foco** * Entrega**</w:t>
+      </w:r>
+      <w:bookmarkEnd w:id="136"/>
+    </w:p>
+    <w:p>
+      <w:pPr>
+        <w:numPr>
+          <w:ilvl w:val="0"/>
+          <w:numId w:val="1000"/>
+        </w:numPr>
+      </w:pPr>
+      <w:r>
+        <w:t xml:space="preserve">1–3 conceitos IR/BC/DR/crise e modelo NIST atual □ Mapa de conceito e RACI</w:t>
+      </w:r>
+      <w:r>
+        <w:t xml:space="preserve"> </w:t>
+      </w:r>
+      <w:r>
+        <w:t xml:space="preserve">. . . . . . . .</w:t>
+      </w:r>
+      <w:r>
+        <w:t xml:space="preserve"> </w:t>
+      </w:r>
+      <w:r>
+        <w:t xml:space="preserve">Preparação, registro, contatos, playbooks, lista de verificação de prontidão e dois playbooks</w:t>
+      </w:r>
+      <w:r>
+        <w:t xml:space="preserve"> </w:t>
+      </w:r>
+      <w:r>
+        <w:t xml:space="preserve">Detecção, triagem, gravidade, casos</w:t>
+      </w:r>
+      <w:r>
+        <w:t xml:space="preserve"> </w:t>
+      </w:r>
+      <w:r>
+        <w:t xml:space="preserve">Investigação, linha do tempo, evidência</w:t>
+      </w:r>
+      <w:r>
+        <w:t xml:space="preserve"> </w:t>
+      </w:r>
+      <w:r>
+        <w:t xml:space="preserve">• 16–18 • Contenção, erradicação, recuperação</w:t>
+      </w:r>
+    </w:p>
+    <w:p>
+      <w:pPr>
         <w:numPr>
           <w:ilvl w:val="0"/>
           <w:numId w:val="1061"/>
         </w:numPr>
       </w:pPr>
-      <w:bookmarkStart w:id="125" w:name="dias-foco-entrega"/>
-      <w:r>
-        <w:t xml:space="preserve">Dias** * Foco** * Entrega**</w:t>
-      </w:r>
-      <w:bookmarkEnd w:id="125"/>
+      <w:r>
+        <w:t xml:space="preserve">19–21 * Continuidade, DR, restauração de backup * Procedimento de continuidade e teste de restauração *</w:t>
+      </w:r>
+      <w:r>
+        <w:t xml:space="preserve"> </w:t>
+      </w:r>
+      <w:r>
+        <w:t xml:space="preserve">Nuvem, identidade, ransomware, fornecedores</w:t>
+      </w:r>
+      <w:r>
+        <w:t xml:space="preserve"> </w:t>
+      </w:r>
+      <w:r>
+        <w:t xml:space="preserve">• 25–27 • Exercício e revisão pós-acção • Pacote de tabela e plano de melhoria</w:t>
+      </w:r>
+      <w:r>
+        <w:t xml:space="preserve"> </w:t>
+      </w:r>
+      <w:r>
+        <w:t xml:space="preserve">28–30 □ Metrics, portfolio, entrevistas □ Dashboard e cinco histórias de STAR</w:t>
+      </w:r>
+    </w:p>
+    <w:bookmarkEnd w:id="137"/>
+    <w:bookmarkStart w:id="138" w:name="qual-é-a-diferença-entre-ir-bc-e-dr"/>
+    <w:p>
+      <w:pPr>
+        <w:pStyle w:val="Heading1"/>
+      </w:pPr>
+      <w:r>
+        <w:t xml:space="preserve"># 29,2 Qual é a diferença entre IR, BC e DR?</w:t>
+      </w:r>
+    </w:p>
+    <w:p>
+      <w:pPr>
+        <w:pStyle w:val="FirstParagraph"/>
+      </w:pPr>
+      <w:r>
+        <w:t xml:space="preserve">IR gerencia incidentes cibernéticos, BC mantém saídas de negócios críticas durante a interrupção, e DR restaura tecnologia e dados. Eles coordenam, mas têm objetivos diferentes.</w:t>
+      </w:r>
+    </w:p>
+    <w:bookmarkEnd w:id="138"/>
+    <w:bookmarkStart w:id="145" w:name="o-que-é-nist-sp-800-61-rev.-3"/>
+    <w:p>
+      <w:pPr>
+        <w:pStyle w:val="Heading1"/>
+      </w:pPr>
+      <w:r>
+        <w:t xml:space="preserve"># 29.3 O que é NIST SP 800-61 Rev. 3?</w:t>
+      </w:r>
+    </w:p>
+    <w:p>
+      <w:pPr>
+        <w:pStyle w:val="FirstParagraph"/>
+      </w:pPr>
+      <w:r>
+        <w:t xml:space="preserve">A atual orientação de resposta a incidentes NIST, finalizada em 2025, expressa como um perfil comunitário CSF 2.0 através do governo, identificar, proteger, detectar, responder e recuperar.</w:t>
+      </w:r>
+    </w:p>
+    <w:bookmarkStart w:id="139" w:name="rto-versus-rpo"/>
+    <w:p>
+      <w:pPr>
+        <w:pStyle w:val="Heading2"/>
+      </w:pPr>
+      <w:r>
+        <w:t xml:space="preserve">29.4 RTO versus RPO?</w:t>
+      </w:r>
+    </w:p>
+    <w:p>
+      <w:pPr>
+        <w:pStyle w:val="FirstParagraph"/>
+      </w:pPr>
+      <w:r>
+        <w:t xml:space="preserve">RTO é o tempo-alvo para restaurar; RPO é a perda de dados máxima tolerável medida no tempo.</w:t>
+      </w:r>
+    </w:p>
+    <w:bookmarkEnd w:id="139"/>
+    <w:bookmarkStart w:id="140" w:name="como-se-analisa-um-incidente"/>
+    <w:p>
+      <w:pPr>
+        <w:pStyle w:val="Heading2"/>
+      </w:pPr>
+      <w:r>
+        <w:t xml:space="preserve">29.5 Como se analisa um incidente?</w:t>
+      </w:r>
+    </w:p>
+    <w:p>
+      <w:pPr>
+        <w:pStyle w:val="FirstParagraph"/>
+      </w:pPr>
+      <w:r>
+        <w:t xml:space="preserve">Validar o sinal, avaliar o impacto funcional e de informação, recuperabilidade, ameaça, escopo, obrigações e incerteza, então atribuir gravidade e escalada sob critérios aprovados.</w:t>
+      </w:r>
+    </w:p>
+    <w:bookmarkEnd w:id="140"/>
+    <w:bookmarkStart w:id="141" w:name="o-que-torna-as-provas-confiáveis"/>
+    <w:p>
+      <w:pPr>
+        <w:pStyle w:val="Heading2"/>
+      </w:pPr>
+      <w:r>
+        <w:t xml:space="preserve">29.6 O que torna as provas confiáveis?</w:t>
+      </w:r>
+    </w:p>
+    <w:p>
+      <w:pPr>
+        <w:pStyle w:val="FirstParagraph"/>
+      </w:pPr>
+      <w:r>
+        <w:t xml:space="preserve">Fonte conhecida, coleta autorizada repetível, integridade preservada, horários, hashes quando apropriado, custódia, armazenamento protegido e limitações documentadas.</w:t>
+      </w:r>
+    </w:p>
+    <w:bookmarkEnd w:id="141"/>
+    <w:bookmarkStart w:id="142" w:name="quando-é-a-recuperação-completa"/>
+    <w:p>
+      <w:pPr>
+        <w:pStyle w:val="Heading2"/>
+      </w:pPr>
+      <w:r>
+        <w:t xml:space="preserve">29.7 Quando é a recuperação completa?</w:t>
+      </w:r>
+    </w:p>
+    <w:p>
+      <w:pPr>
+        <w:pStyle w:val="FirstParagraph"/>
+      </w:pPr>
+      <w:r>
+        <w:t xml:space="preserve">Quando a remoção da ameaça é estável, a restauração confiável e os testes de segurança/funcional/dados têm sucesso, o monitoramento é ativo, e proprietários de negócios e técnicos autorizados aceitam o retorno ao serviço.</w:t>
+      </w:r>
+    </w:p>
+    <w:bookmarkEnd w:id="142"/>
+    <w:bookmarkStart w:id="143" w:name="como-se-fecha-uma-melhoria"/>
+    <w:p>
+      <w:pPr>
+        <w:pStyle w:val="Heading2"/>
+      </w:pPr>
+      <w:r>
+        <w:t xml:space="preserve">29.8 Como se fecha uma melhoria?</w:t>
+      </w:r>
+    </w:p>
+    <w:p>
+      <w:pPr>
+        <w:pStyle w:val="FirstParagraph"/>
+      </w:pPr>
+      <w:r>
+        <w:t xml:space="preserve">Implementar a ação específica e testar novamente a capacidade falhada contra critérios definidos de sucesso.</w:t>
+      </w:r>
+    </w:p>
+    <w:bookmarkEnd w:id="143"/>
+    <w:bookmarkStart w:id="144" w:name="o-que-deve-um-analista-júnior-evitar"/>
+    <w:p>
+      <w:pPr>
+        <w:pStyle w:val="Heading2"/>
+      </w:pPr>
+      <w:r>
+        <w:t xml:space="preserve">29.9 O que deve um analista júnior evitar?</w:t>
+      </w:r>
+    </w:p>
+    <w:p>
+      <w:pPr>
+        <w:pStyle w:val="FirstParagraph"/>
+      </w:pPr>
+      <w:r>
+        <w:t xml:space="preserve">Acesso não autorizado, ação destrutiva, conclusões não apoiadas, mudança de evidência original, escondendo incerteza, ou resultados jurídicos promissores.</w:t>
+      </w:r>
+    </w:p>
+    <w:bookmarkEnd w:id="144"/>
+    <w:bookmarkEnd w:id="145"/>
+    <w:bookmarkStart w:id="146" w:name="perguntas-para-fazer-ao-empregador"/>
+    <w:p>
+      <w:pPr>
+        <w:pStyle w:val="Heading1"/>
+      </w:pPr>
+      <w:r>
+        <w:t xml:space="preserve"># 29.10 Perguntas para fazer ao empregador</w:t>
+      </w:r>
+    </w:p>
+    <w:p>
+      <w:pPr>
+        <w:numPr>
+          <w:ilvl w:val="0"/>
+          <w:numId w:val="1062"/>
+        </w:numPr>
+      </w:pPr>
+      <w:r>
+        <w:t xml:space="preserve">Que cenários de incidente e resiliência importam mais?</w:t>
+      </w:r>
+    </w:p>
+    <w:p>
+      <w:pPr>
+        <w:numPr>
+          <w:ilvl w:val="0"/>
+          <w:numId w:val="1062"/>
+        </w:numPr>
+      </w:pPr>
+      <w:r>
+        <w:t xml:space="preserve">Como a gravidade, o comando, o escalonamento pós-hora e a aceitação de negócios são tratados?</w:t>
+      </w:r>
+    </w:p>
+    <w:p>
+      <w:pPr>
+        <w:pStyle w:val="FirstParagraph"/>
+      </w:pPr>
+      <w:r>
+        <w:t xml:space="preserve">Que ferramentas de telemetria, caso, forense, continuidade e recuperação são aprovadas?</w:t>
+      </w:r>
+    </w:p>
+    <w:p>
+      <w:pPr>
+        <w:numPr>
+          <w:ilvl w:val="0"/>
+          <w:numId w:val="1063"/>
+        </w:numPr>
+      </w:pPr>
+      <w:r>
+        <w:t xml:space="preserve">Com que frequência são exercidas restaurações críticas e incidentes de fornecedores?</w:t>
+      </w:r>
+    </w:p>
+    <w:p>
+      <w:pPr>
+        <w:numPr>
+          <w:ilvl w:val="0"/>
+          <w:numId w:val="1063"/>
+        </w:numPr>
+      </w:pPr>
+      <w:r>
+        <w:t xml:space="preserve">Como as ações júnior são revisadas e as provas protegidas?</w:t>
+      </w:r>
+    </w:p>
+    <w:p>
+      <w:pPr>
+        <w:numPr>
+          <w:ilvl w:val="0"/>
+          <w:numId w:val="1063"/>
+        </w:numPr>
+      </w:pPr>
+      <w:r>
+        <w:t xml:space="preserve">Como seria o sucesso nos primeiros 90 dias?</w:t>
+      </w:r>
+    </w:p>
+    <w:bookmarkEnd w:id="146"/>
+    <w:bookmarkStart w:id="147" w:name="modelos-glossário-índice-e-referências"/>
+    <w:p>
+      <w:pPr>
+        <w:pStyle w:val="Heading1"/>
+      </w:pPr>
+      <w:r>
+        <w:t xml:space="preserve">30. Modelos, Glossário, Índice e Referências</w:t>
+      </w:r>
+    </w:p>
+    <w:p>
+      <w:pPr>
+        <w:numPr>
+          <w:ilvl w:val="0"/>
+          <w:numId w:val="1064"/>
+        </w:numPr>
+        <w:pStyle w:val="Compact"/>
+      </w:pPr>
+      <w:r>
+        <w:t xml:space="preserve">Estruturas de trabalho reutilizáveis, termos-chave, índice de assunto e fontes oficiais.*</w:t>
+      </w:r>
+    </w:p>
+    <w:bookmarkEnd w:id="147"/>
+    <w:bookmarkStart w:id="148" w:name="registro-de-caso-de-incidente"/>
+    <w:p>
+      <w:pPr>
+        <w:pStyle w:val="Heading1"/>
+      </w:pPr>
+      <w:r>
+        <w:t xml:space="preserve"># 30.1 Registro de caso de incidente</w:t>
+      </w:r>
+    </w:p>
+    <w:p>
+      <w:pPr>
+        <w:numPr>
+          <w:ilvl w:val="0"/>
+          <w:numId w:val="1065"/>
+        </w:numPr>
+        <w:pStyle w:val="Compact"/>
+      </w:pPr>
+      <w:r>
+        <w:t xml:space="preserve">Campo** * Entrada**</w:t>
+      </w:r>
+      <w:r>
+        <w:t xml:space="preserve"> </w:t>
+      </w:r>
+      <w:r>
+        <w:t xml:space="preserve">□—————————————————————————————————————-</w:t>
+      </w:r>
+      <w:r>
+        <w:t xml:space="preserve"> </w:t>
+      </w:r>
+      <w:r>
+        <w:t xml:space="preserve">Caso/comandante/severidade</w:t>
+      </w:r>
+      <w:r>
+        <w:t xml:space="preserve"> </w:t>
+      </w:r>
+      <w:r>
+        <w:t xml:space="preserve">• Ativar/detectado/começo conhecido</w:t>
+      </w:r>
+      <w:r>
+        <w:t xml:space="preserve"> </w:t>
+      </w:r>
+      <w:r>
+        <w:t xml:space="preserve">Factos/suposições/hipóteses</w:t>
+      </w:r>
+      <w:r>
+        <w:t xml:space="preserve"> </w:t>
+      </w:r>
+      <w:r>
+        <w:t xml:space="preserve">• Âmbito de aplicação afectado e potencial</w:t>
+      </w:r>
+      <w:r>
+        <w:t xml:space="preserve"> </w:t>
+      </w:r>
+      <w:r>
+        <w:t xml:space="preserve">• Impacto empresarial/dados/segurança</w:t>
+      </w:r>
+      <w:r>
+        <w:t xml:space="preserve"> </w:t>
+      </w:r>
+      <w:r>
+        <w:t xml:space="preserve">• Provas/linha do tempo/custódia</w:t>
+      </w:r>
+      <w:r>
+        <w:t xml:space="preserve"> </w:t>
+      </w:r>
+      <w:r>
+        <w:t xml:space="preserve">Objectivos/decisões/acções</w:t>
+      </w:r>
+    </w:p>
+    <w:p>
+      <w:pPr>
+        <w:numPr>
+          <w:ilvl w:val="0"/>
+          <w:numId w:val="1065"/>
+        </w:numPr>
+        <w:pStyle w:val="Compact"/>
+      </w:pPr>
+      <w:r>
+        <w:t xml:space="preserve">Contenção/erradicação</w:t>
+      </w:r>
+      <w:r>
+        <w:t xml:space="preserve"> </w:t>
+      </w:r>
+      <w:r>
+        <w:t xml:space="preserve">Recuperação/validação/aceitação</w:t>
+      </w:r>
+      <w:r>
+        <w:t xml:space="preserve"> </w:t>
+      </w:r>
+      <w:r>
+        <w:t xml:space="preserve">Comunicação/obrigações</w:t>
+      </w:r>
+      <w:r>
+        <w:t xml:space="preserve"> </w:t>
+      </w:r>
+      <w:r>
+        <w:t xml:space="preserve">Lições/acção/reteste</w:t>
+      </w:r>
+    </w:p>
+    <w:bookmarkEnd w:id="148"/>
+    <w:bookmarkStart w:id="153" w:name="bia-e-registro-de-continuidade"/>
+    <w:p>
+      <w:pPr>
+        <w:pStyle w:val="Heading1"/>
+      </w:pPr>
+      <w:r>
+        <w:t xml:space="preserve"># 30.2 BIA e registro de continuidade</w:t>
+      </w:r>
+    </w:p>
+    <w:p>
+      <w:pPr>
+        <w:numPr>
+          <w:ilvl w:val="0"/>
+          <w:numId w:val="1066"/>
+        </w:numPr>
+        <w:pStyle w:val="Compact"/>
+      </w:pPr>
+      <w:r>
+        <w:t xml:space="preserve">Campo** * Entrada**</w:t>
+      </w:r>
+      <w:r>
+        <w:t xml:space="preserve"> </w:t>
+      </w:r>
+      <w:r>
+        <w:t xml:space="preserve">□————————————————————————————————————————————————–</w:t>
+      </w:r>
+      <w:r>
+        <w:t xml:space="preserve"> </w:t>
+      </w:r>
+      <w:r>
+        <w:t xml:space="preserve">• Produto/serviço/processo/proprietário</w:t>
+      </w:r>
+      <w:r>
+        <w:t xml:space="preserve"> </w:t>
+      </w:r>
+      <w:r>
+        <w:t xml:space="preserve">O resultado mínimo aceitável é:</w:t>
+      </w:r>
+    </w:p>
+    <w:p>
+      <w:pPr>
+        <w:numPr>
+          <w:ilvl w:val="0"/>
+          <w:numId w:val="1066"/>
+        </w:numPr>
+        <w:pStyle w:val="Compact"/>
+      </w:pPr>
+      <w:r>
+        <w:t xml:space="preserve">Impacto pelo tempo / MTPD</w:t>
+      </w:r>
+      <w:r>
+        <w:t xml:space="preserve"> </w:t>
+      </w:r>
+      <w:r>
+        <w:t xml:space="preserve">RTO / RPO</w:t>
+      </w:r>
+    </w:p>
+    <w:p>
+      <w:pPr>
+        <w:numPr>
+          <w:ilvl w:val="0"/>
+          <w:numId w:val="1066"/>
+        </w:numPr>
+        <w:pStyle w:val="Compact"/>
+      </w:pPr>
+      <w:r>
+        <w:t xml:space="preserve">Pessoas/facilidade/tecnologia *                                                 </w:t>
+      </w:r>
+      <w:r>
+        <w:t xml:space="preserve"> </w:t>
+      </w:r>
+      <w:r>
+        <w:t xml:space="preserve">• Dependências de dados/fornecimento/utilização</w:t>
+      </w:r>
+    </w:p>
+    <w:p>
+      <w:pPr>
+        <w:numPr>
+          <w:ilvl w:val="0"/>
+          <w:numId w:val="1066"/>
+        </w:numPr>
+        <w:pStyle w:val="Compact"/>
+      </w:pPr>
+      <w:r>
+        <w:t xml:space="preserve">Estratégia de continuidade/trabalho em torno de :                                                 </w:t>
+      </w:r>
+      <w:r>
+        <w:t xml:space="preserve"> </w:t>
+      </w:r>
+      <w:r>
+        <w:t xml:space="preserve">Ativação/comunicação</w:t>
+      </w:r>
+    </w:p>
+    <w:p>
+      <w:pPr>
+        <w:numPr>
+          <w:ilvl w:val="0"/>
+          <w:numId w:val="1066"/>
+        </w:numPr>
+        <w:pStyle w:val="Compact"/>
+      </w:pPr>
+      <w:r>
+        <w:t xml:space="preserve">Regresso/reconciliação</w:t>
+      </w:r>
+    </w:p>
+    <w:p>
+      <w:pPr>
+        <w:numPr>
+          <w:ilvl w:val="0"/>
+          <w:numId w:val="1066"/>
+        </w:numPr>
+        <w:pStyle w:val="Compact"/>
+      </w:pPr>
+      <w:r>
+        <w:t xml:space="preserve">Teste/resultado/melhoramento</w:t>
+      </w:r>
+    </w:p>
+    <w:bookmarkStart w:id="150" w:name="provas-e-registo-da-cadeia-de-custódia"/>
+    <w:p>
+      <w:pPr>
+        <w:pStyle w:val="Heading2"/>
+      </w:pPr>
+      <w:r>
+        <w:t xml:space="preserve">30.3 Provas e registo da cadeia de custódia</w:t>
+      </w:r>
+    </w:p>
+    <w:p>
+      <w:pPr>
+        <w:numPr>
+          <w:ilvl w:val="0"/>
+          <w:numId w:val="1067"/>
+        </w:numPr>
+        <w:pStyle w:val="Heading2"/>
+      </w:pPr>
+      <w:bookmarkStart w:id="149" w:name="campo-entrada"/>
+      <w:r>
+        <w:t xml:space="preserve">Campo** * Entrada**</w:t>
+      </w:r>
+      <w:bookmarkEnd w:id="149"/>
     </w:p>
     <w:p>
       <w:pPr>
@@ -7011,78 +7561,216 @@
           <w:ilvl w:val="0"/>
           <w:numId w:val="1000"/>
         </w:numPr>
-      </w:pPr>
-      <w:r>
-        <w:t xml:space="preserve">1–3 conceitos IR/BC/DR/crise e modelo NIST atual □ Mapa de conceito e RACI</w:t>
-      </w:r>
-      <w:r>
-        <w:t xml:space="preserve"> </w:t>
-      </w:r>
-      <w:r>
-        <w:t xml:space="preserve">. . . . . . . .</w:t>
-      </w:r>
-      <w:r>
-        <w:t xml:space="preserve"> </w:t>
-      </w:r>
-      <w:r>
-        <w:t xml:space="preserve">Preparação, registro, contatos, playbooks, lista de verificação de prontidão e dois playbooks</w:t>
-      </w:r>
-      <w:r>
-        <w:t xml:space="preserve"> </w:t>
-      </w:r>
-      <w:r>
-        <w:t xml:space="preserve">Detecção, triagem, gravidade, casos</w:t>
-      </w:r>
-      <w:r>
-        <w:t xml:space="preserve"> </w:t>
-      </w:r>
-      <w:r>
-        <w:t xml:space="preserve">Investigação, linha do tempo, evidência</w:t>
-      </w:r>
-      <w:r>
-        <w:t xml:space="preserve"> </w:t>
-      </w:r>
-      <w:r>
-        <w:t xml:space="preserve">• 16–18 • Contenção, erradicação, recuperação</w:t>
-      </w:r>
-    </w:p>
-    <w:p>
-      <w:pPr>
-        <w:numPr>
-          <w:ilvl w:val="0"/>
-          <w:numId w:val="1061"/>
-        </w:numPr>
-      </w:pPr>
-      <w:r>
-        <w:t xml:space="preserve">19–21 * Continuidade, DR, restauração de backup * Procedimento de continuidade e teste de restauração *</w:t>
-      </w:r>
-      <w:r>
-        <w:t xml:space="preserve"> </w:t>
-      </w:r>
-      <w:r>
-        <w:t xml:space="preserve">Nuvem, identidade, ransomware, fornecedores</w:t>
-      </w:r>
-      <w:r>
-        <w:t xml:space="preserve"> </w:t>
-      </w:r>
-      <w:r>
-        <w:t xml:space="preserve">• 25–27 • Exercício e revisão pós-acção • Pacote de tabela e plano de melhoria</w:t>
-      </w:r>
-      <w:r>
-        <w:t xml:space="preserve"> </w:t>
-      </w:r>
-      <w:r>
-        <w:t xml:space="preserve">28–30 □ Metrics, portfolio, entrevistas □ Dashboard e cinco histórias de STAR</w:t>
-      </w:r>
-    </w:p>
-    <w:bookmarkEnd w:id="126"/>
-    <w:bookmarkStart w:id="127" w:name="qual-é-a-diferença-entre-ir-bc-e-dr"/>
+        <w:pStyle w:val="Compact"/>
+      </w:pPr>
+      <w:r>
+        <w:t xml:space="preserve">ID/descrição do item / fonte</w:t>
+      </w:r>
+      <w:r>
+        <w:t xml:space="preserve"> </w:t>
+      </w:r>
+      <w:r>
+        <w:t xml:space="preserve">□ Autoridade/função :                                                  </w:t>
+      </w:r>
+    </w:p>
+    <w:p>
+      <w:pPr>
+        <w:numPr>
+          <w:ilvl w:val="0"/>
+          <w:numId w:val="1067"/>
+        </w:numPr>
+        <w:pStyle w:val="Compact"/>
+      </w:pPr>
+      <w:r>
+        <w:t xml:space="preserve">Colector/data / fuso horário</w:t>
+      </w:r>
+    </w:p>
+    <w:p>
+      <w:pPr>
+        <w:numPr>
+          <w:ilvl w:val="0"/>
+          <w:numId w:val="1067"/>
+        </w:numPr>
+        <w:pStyle w:val="Compact"/>
+      </w:pPr>
+      <w:r>
+        <w:t xml:space="preserve">Método/ferramenta / versão</w:t>
+      </w:r>
+    </w:p>
+    <w:p>
+      <w:pPr>
+        <w:numPr>
+          <w:ilvl w:val="0"/>
+          <w:numId w:val="1067"/>
+        </w:numPr>
+        <w:pStyle w:val="Compact"/>
+      </w:pPr>
+      <w:r>
+        <w:t xml:space="preserve">Copia original de haxixe/trabalhador</w:t>
+      </w:r>
+    </w:p>
+    <w:p>
+      <w:pPr>
+        <w:numPr>
+          <w:ilvl w:val="0"/>
+          <w:numId w:val="1067"/>
+        </w:numPr>
+        <w:pStyle w:val="Compact"/>
+      </w:pPr>
+      <w:r>
+        <w:t xml:space="preserve">Armazenamento/acesso/privacidade</w:t>
+      </w:r>
+      <w:r>
+        <w:t xml:space="preserve"> </w:t>
+      </w:r>
+      <w:r>
+        <w:t xml:space="preserve">Transferência de/para/propósito</w:t>
+      </w:r>
+      <w:r>
+        <w:t xml:space="preserve"> </w:t>
+      </w:r>
+      <w:r>
+        <w:t xml:space="preserve">• Análise/resultado/limitações</w:t>
+      </w:r>
+    </w:p>
+    <w:p>
+      <w:pPr>
+        <w:numPr>
+          <w:ilvl w:val="0"/>
+          <w:numId w:val="1067"/>
+        </w:numPr>
+        <w:pStyle w:val="Compact"/>
+      </w:pPr>
+      <w:r>
+        <w:t xml:space="preserve">Retenção / detenção legal</w:t>
+      </w:r>
+      <w:r>
+        <w:t xml:space="preserve"> </w:t>
+      </w:r>
+      <w:r>
+        <w:t xml:space="preserve">Revisão/disposição</w:t>
+      </w:r>
+    </w:p>
+    <w:bookmarkEnd w:id="150"/>
+    <w:bookmarkStart w:id="152" w:name="exercício-e-registro-de-ação-corretiva"/>
+    <w:p>
+      <w:pPr>
+        <w:pStyle w:val="Heading2"/>
+      </w:pPr>
+      <w:r>
+        <w:t xml:space="preserve">30.4 Exercício e registro de ação corretiva</w:t>
+      </w:r>
+    </w:p>
+    <w:p>
+      <w:pPr>
+        <w:numPr>
+          <w:ilvl w:val="0"/>
+          <w:numId w:val="1068"/>
+        </w:numPr>
+        <w:pStyle w:val="Heading2"/>
+      </w:pPr>
+      <w:bookmarkStart w:id="151" w:name="campo-entrada-1"/>
+      <w:r>
+        <w:t xml:space="preserve">Campo** * Entrada**</w:t>
+      </w:r>
+      <w:bookmarkEnd w:id="151"/>
+    </w:p>
+    <w:p>
+      <w:pPr>
+        <w:numPr>
+          <w:ilvl w:val="0"/>
+          <w:numId w:val="1000"/>
+        </w:numPr>
+        <w:pStyle w:val="Compact"/>
+      </w:pPr>
+      <w:r>
+        <w:t xml:space="preserve">Objectivo/Capacidade</w:t>
+      </w:r>
+      <w:r>
+        <w:t xml:space="preserve"> </w:t>
+      </w:r>
+      <w:r>
+        <w:t xml:space="preserve">Cenário/assunções/segurança</w:t>
+      </w:r>
+      <w:r>
+        <w:t xml:space="preserve"> </w:t>
+      </w:r>
+      <w:r>
+        <w:t xml:space="preserve">Participantes/observadores</w:t>
+      </w:r>
+    </w:p>
+    <w:p>
+      <w:pPr>
+        <w:numPr>
+          <w:ilvl w:val="0"/>
+          <w:numId w:val="1068"/>
+        </w:numPr>
+        <w:pStyle w:val="Compact"/>
+      </w:pPr>
+      <w:r>
+        <w:t xml:space="preserve">Critérios de sucesso esperados</w:t>
+      </w:r>
+      <w:r>
+        <w:t xml:space="preserve"> </w:t>
+      </w:r>
+      <w:r>
+        <w:t xml:space="preserve">O tempo real/decisões □                                                </w:t>
+      </w:r>
+      <w:r>
+        <w:t xml:space="preserve"> </w:t>
+      </w:r>
+      <w:r>
+        <w:t xml:space="preserve">Os pontos fortes/gaps/evidências</w:t>
+      </w:r>
+    </w:p>
+    <w:p>
+      <w:pPr>
+        <w:numPr>
+          <w:ilvl w:val="0"/>
+          <w:numId w:val="1068"/>
+        </w:numPr>
+        <w:pStyle w:val="Compact"/>
+      </w:pPr>
+      <w:r>
+        <w:t xml:space="preserve">Causa/risco/controlo interino</w:t>
+      </w:r>
+      <w:r>
+        <w:t xml:space="preserve"> </w:t>
+      </w:r>
+      <w:r>
+        <w:t xml:space="preserve">• Acção/proprietário / data limite</w:t>
+      </w:r>
+      <w:r>
+        <w:t xml:space="preserve"> </w:t>
+      </w:r>
+      <w:r>
+        <w:t xml:space="preserve">Reteste/evidência / resultado</w:t>
+      </w:r>
+      <w:r>
+        <w:t xml:space="preserve"> </w:t>
+      </w:r>
+      <w:r>
+        <w:t xml:space="preserve">Revisão da gestão</w:t>
+      </w:r>
+    </w:p>
+    <w:bookmarkEnd w:id="152"/>
+    <w:bookmarkEnd w:id="153"/>
+    <w:bookmarkStart w:id="155" w:name="glossário"/>
     <w:p>
       <w:pPr>
         <w:pStyle w:val="Heading1"/>
       </w:pPr>
       <w:r>
-        <w:t xml:space="preserve"># 29,2 Qual é a diferença entre IR, BC e DR?</w:t>
+        <w:t xml:space="preserve"># 30.5 Glossário</w:t>
+      </w:r>
+    </w:p>
+    <w:bookmarkStart w:id="154" w:name="section-2"/>
+    <w:p>
+      <w:pPr>
+        <w:pStyle w:val="Heading2"/>
+      </w:pPr>
+      <w:r>
+        <w:t xml:space="preserve">* ** ** ** ** ** ** **</w:t>
       </w:r>
     </w:p>
     <w:p>
@@ -7090,807 +7778,119 @@
         <w:pStyle w:val="FirstParagraph"/>
       </w:pPr>
       <w:r>
-        <w:t xml:space="preserve">IR gerencia incidentes cibernéticos, BC mantém saídas de negócios críticas durante a interrupção, e DR restaura tecnologia e dados. Eles coordenam, mas têm objetivos diferentes.</w:t>
-      </w:r>
-    </w:p>
-    <w:bookmarkEnd w:id="127"/>
-    <w:bookmarkStart w:id="134" w:name="o-que-é-nist-sp-800-61-rev.-3"/>
+        <w:t xml:space="preserve">• Evento adverso Uma ocorrência que pode ter uma consequência negativa.</w:t>
+      </w:r>
+      <w:r>
+        <w:t xml:space="preserve"> </w:t>
+      </w:r>
+      <w:r>
+        <w:t xml:space="preserve">Sistema de gestão de continuidade de negócios.</w:t>
+      </w:r>
+      <w:r>
+        <w:t xml:space="preserve"> </w:t>
+      </w:r>
+      <w:r>
+        <w:t xml:space="preserve">Análise de impacto de negócios.</w:t>
+      </w:r>
+      <w:r>
+        <w:t xml:space="preserve"> </w:t>
+      </w:r>
+      <w:r>
+        <w:t xml:space="preserve">□ Continuidade do negócio • Capacidade para continuar a entrega de produtos e serviços com capacidade aceitável durante a interrupção.</w:t>
+      </w:r>
+      <w:r>
+        <w:t xml:space="preserve"> </w:t>
+      </w:r>
+      <w:r>
+        <w:t xml:space="preserve">• Cadeia de custódia – Documentado controle e histórico de transferência de evidências.</w:t>
+      </w:r>
+      <w:r>
+        <w:t xml:space="preserve"> </w:t>
+      </w:r>
+      <w:r>
+        <w:t xml:space="preserve">□ Contencioso • Acção para limitar a propagação ou o impacto do incidente.</w:t>
+      </w:r>
+      <w:r>
+        <w:t xml:space="preserve"> </w:t>
+      </w:r>
+      <w:r>
+        <w:t xml:space="preserve">• Gestão de crises • Liderança e coordenação de situações de alto impacto e incerteza. □</w:t>
+      </w:r>
+      <w:r>
+        <w:t xml:space="preserve"> </w:t>
+      </w:r>
+      <w:r>
+        <w:t xml:space="preserve">Recuperação de desastres . Restauração de tecnologia, dados e infraestrutura de suporte após interrupção. □</w:t>
+      </w:r>
+      <w:r>
+        <w:t xml:space="preserve"> </w:t>
+      </w:r>
+      <w:r>
+        <w:t xml:space="preserve">• Erradicação □ Remoção de causa, persistência, mudanças inseguras e fraquezas relacionadas. □</w:t>
+      </w:r>
+      <w:r>
+        <w:t xml:space="preserve"> </w:t>
+      </w:r>
+      <w:r>
+        <w:t xml:space="preserve">Ocorrência que compromete a confidencialidade, integridade, disponibilidade ou viola a política de segurança; use a definição aprovada da organização. □</w:t>
+      </w:r>
+      <w:r>
+        <w:t xml:space="preserve"> </w:t>
+      </w:r>
+      <w:r>
+        <w:t xml:space="preserve">* MTPD / MAO * Período máximo tolerável de interrupção / parada máxima aceitável.</w:t>
+      </w:r>
+      <w:r>
+        <w:t xml:space="preserve"> </w:t>
+      </w:r>
+      <w:r>
+        <w:t xml:space="preserve">□ Playbook □ Passos de resposta focados em cenários, decisões, autoridade e evidência.</w:t>
+      </w:r>
+      <w:r>
+        <w:t xml:space="preserve"> </w:t>
+      </w:r>
+      <w:r>
+        <w:t xml:space="preserve">Recuperação Recuperação e verificação de serviços e controles.</w:t>
+      </w:r>
+      <w:r>
+        <w:t xml:space="preserve"> </w:t>
+      </w:r>
+      <w:r>
+        <w:t xml:space="preserve">Perda máxima de dados toleráveis medida no tempo.</w:t>
+      </w:r>
+      <w:r>
+        <w:t xml:space="preserve"> </w:t>
+      </w:r>
+      <w:r>
+        <w:t xml:space="preserve">Tempo de destino para restaurar uma atividade ou recurso.</w:t>
+      </w:r>
+      <w:r>
+        <w:t xml:space="preserve"> </w:t>
+      </w:r>
+      <w:r>
+        <w:t xml:space="preserve">• Exercício de tabela □ Avaliação baseada em discussão utilizando um cenário e questões de decisão. □</w:t>
+      </w:r>
+    </w:p>
+    <w:bookmarkEnd w:id="154"/>
+    <w:bookmarkEnd w:id="155"/>
+    <w:bookmarkStart w:id="170" w:name="índice-de-assunto"/>
     <w:p>
       <w:pPr>
         <w:pStyle w:val="Heading1"/>
       </w:pPr>
       <w:r>
-        <w:t xml:space="preserve"># 29.3 O que é NIST SP 800-61 Rev. 3?</w:t>
-      </w:r>
-    </w:p>
-    <w:p>
-      <w:pPr>
-        <w:pStyle w:val="FirstParagraph"/>
-      </w:pPr>
-      <w:r>
-        <w:t xml:space="preserve">A atual orientação de resposta a incidentes NIST, finalizada em 2025, expressa como um perfil comunitário CSF 2.0 através do governo, identificar, proteger, detectar, responder e recuperar.</w:t>
-      </w:r>
-    </w:p>
-    <w:bookmarkStart w:id="128" w:name="rto-versus-rpo"/>
+        <w:t xml:space="preserve"># 30.6 Índice de assunto</w:t>
+      </w:r>
+    </w:p>
+    <w:bookmarkStart w:id="156" w:name="sujeito-capítulo"/>
     <w:p>
       <w:pPr>
         <w:pStyle w:val="Heading2"/>
       </w:pPr>
       <w:r>
-        <w:t xml:space="preserve">29.4 RTO versus RPO?</w:t>
-      </w:r>
-    </w:p>
-    <w:p>
-      <w:pPr>
-        <w:pStyle w:val="FirstParagraph"/>
-      </w:pPr>
-      <w:r>
-        <w:t xml:space="preserve">RTO é o tempo-alvo para restaurar; RPO é a perda de dados máxima tolerável medida no tempo.</w:t>
-      </w:r>
-    </w:p>
-    <w:bookmarkEnd w:id="128"/>
-    <w:bookmarkStart w:id="129" w:name="como-se-analisa-um-incidente"/>
-    <w:p>
-      <w:pPr>
-        <w:pStyle w:val="Heading2"/>
-      </w:pPr>
-      <w:r>
-        <w:t xml:space="preserve">29.5 Como se analisa um incidente?</w:t>
-      </w:r>
-    </w:p>
-    <w:p>
-      <w:pPr>
-        <w:pStyle w:val="FirstParagraph"/>
-      </w:pPr>
-      <w:r>
-        <w:t xml:space="preserve">Validar o sinal, avaliar o impacto funcional e de informação, recuperabilidade, ameaça, escopo, obrigações e incerteza, então atribuir gravidade e escalada sob critérios aprovados.</w:t>
-      </w:r>
-    </w:p>
-    <w:bookmarkEnd w:id="129"/>
-    <w:bookmarkStart w:id="130" w:name="o-que-torna-as-provas-confiáveis"/>
-    <w:p>
-      <w:pPr>
-        <w:pStyle w:val="Heading2"/>
-      </w:pPr>
-      <w:r>
-        <w:t xml:space="preserve">29.6 O que torna as provas confiáveis?</w:t>
-      </w:r>
-    </w:p>
-    <w:p>
-      <w:pPr>
-        <w:pStyle w:val="FirstParagraph"/>
-      </w:pPr>
-      <w:r>
-        <w:t xml:space="preserve">Fonte conhecida, coleta autorizada repetível, integridade preservada, horários, hashes quando apropriado, custódia, armazenamento protegido e limitações documentadas.</w:t>
-      </w:r>
-    </w:p>
-    <w:bookmarkEnd w:id="130"/>
-    <w:bookmarkStart w:id="131" w:name="quando-é-a-recuperação-completa"/>
-    <w:p>
-      <w:pPr>
-        <w:pStyle w:val="Heading2"/>
-      </w:pPr>
-      <w:r>
-        <w:t xml:space="preserve">29.7 Quando é a recuperação completa?</w:t>
-      </w:r>
-    </w:p>
-    <w:p>
-      <w:pPr>
-        <w:pStyle w:val="FirstParagraph"/>
-      </w:pPr>
-      <w:r>
-        <w:t xml:space="preserve">Quando a remoção da ameaça é estável, a restauração confiável e os testes de segurança/funcional/dados têm sucesso, o monitoramento é ativo, e proprietários de negócios e técnicos autorizados aceitam o retorno ao serviço.</w:t>
-      </w:r>
-    </w:p>
-    <w:bookmarkEnd w:id="131"/>
-    <w:bookmarkStart w:id="132" w:name="como-se-fecha-uma-melhoria"/>
-    <w:p>
-      <w:pPr>
-        <w:pStyle w:val="Heading2"/>
-      </w:pPr>
-      <w:r>
-        <w:t xml:space="preserve">29.8 Como se fecha uma melhoria?</w:t>
-      </w:r>
-    </w:p>
-    <w:p>
-      <w:pPr>
-        <w:pStyle w:val="FirstParagraph"/>
-      </w:pPr>
-      <w:r>
-        <w:t xml:space="preserve">Implementar a ação específica e testar novamente a capacidade falhada contra critérios definidos de sucesso.</w:t>
-      </w:r>
-    </w:p>
-    <w:bookmarkEnd w:id="132"/>
-    <w:bookmarkStart w:id="133" w:name="o-que-deve-um-analista-júnior-evitar"/>
-    <w:p>
-      <w:pPr>
-        <w:pStyle w:val="Heading2"/>
-      </w:pPr>
-      <w:r>
-        <w:t xml:space="preserve">29.9 O que deve um analista júnior evitar?</w:t>
-      </w:r>
-    </w:p>
-    <w:p>
-      <w:pPr>
-        <w:pStyle w:val="FirstParagraph"/>
-      </w:pPr>
-      <w:r>
-        <w:t xml:space="preserve">Acesso não autorizado, ação destrutiva, conclusões não apoiadas, mudança de evidência original, escondendo incerteza, ou resultados jurídicos promissores.</w:t>
-      </w:r>
-    </w:p>
-    <w:bookmarkEnd w:id="133"/>
-    <w:bookmarkEnd w:id="134"/>
-    <w:bookmarkStart w:id="135" w:name="perguntas-para-fazer-ao-empregador"/>
-    <w:p>
-      <w:pPr>
-        <w:pStyle w:val="Heading1"/>
-      </w:pPr>
-      <w:r>
-        <w:t xml:space="preserve"># 29.10 Perguntas para fazer ao empregador</w:t>
-      </w:r>
-    </w:p>
-    <w:p>
-      <w:pPr>
-        <w:numPr>
-          <w:ilvl w:val="0"/>
-          <w:numId w:val="1062"/>
-        </w:numPr>
-      </w:pPr>
-      <w:r>
-        <w:t xml:space="preserve">Que cenários de incidente e resiliência importam mais?</w:t>
-      </w:r>
-    </w:p>
-    <w:p>
-      <w:pPr>
-        <w:numPr>
-          <w:ilvl w:val="0"/>
-          <w:numId w:val="1062"/>
-        </w:numPr>
-      </w:pPr>
-      <w:r>
-        <w:t xml:space="preserve">Como a gravidade, o comando, o escalonamento pós-hora e a aceitação de negócios são tratados?</w:t>
-      </w:r>
-    </w:p>
-    <w:p>
-      <w:pPr>
-        <w:pStyle w:val="FirstParagraph"/>
-      </w:pPr>
-      <w:r>
-        <w:t xml:space="preserve">Que ferramentas de telemetria, caso, forense, continuidade e recuperação são aprovadas?</w:t>
-      </w:r>
-    </w:p>
-    <w:p>
-      <w:pPr>
-        <w:numPr>
-          <w:ilvl w:val="0"/>
-          <w:numId w:val="1063"/>
-        </w:numPr>
-      </w:pPr>
-      <w:r>
-        <w:t xml:space="preserve">Com que frequência são exercidas restaurações críticas e incidentes de fornecedores?</w:t>
-      </w:r>
-    </w:p>
-    <w:p>
-      <w:pPr>
-        <w:numPr>
-          <w:ilvl w:val="0"/>
-          <w:numId w:val="1063"/>
-        </w:numPr>
-      </w:pPr>
-      <w:r>
-        <w:t xml:space="preserve">Como as ações júnior são revisadas e as provas protegidas?</w:t>
-      </w:r>
-    </w:p>
-    <w:p>
-      <w:pPr>
-        <w:numPr>
-          <w:ilvl w:val="0"/>
-          <w:numId w:val="1063"/>
-        </w:numPr>
-      </w:pPr>
-      <w:r>
-        <w:t xml:space="preserve">Como seria o sucesso nos primeiros 90 dias?</w:t>
-      </w:r>
-    </w:p>
-    <w:bookmarkEnd w:id="135"/>
-    <w:bookmarkStart w:id="136" w:name="modelos-glossário-índice-e-referências"/>
-    <w:p>
-      <w:pPr>
-        <w:pStyle w:val="Heading1"/>
-      </w:pPr>
-      <w:r>
-        <w:t xml:space="preserve">30. Modelos, Glossário, Índice e Referências</w:t>
-      </w:r>
-    </w:p>
-    <w:p>
-      <w:pPr>
-        <w:pStyle w:val="Compact"/>
-        <w:numPr>
-          <w:ilvl w:val="0"/>
-          <w:numId w:val="1064"/>
-        </w:numPr>
-      </w:pPr>
-      <w:r>
-        <w:t xml:space="preserve">Estruturas de trabalho reutilizáveis, termos-chave, índice de assunto e fontes oficiais.*</w:t>
-      </w:r>
-    </w:p>
-    <w:bookmarkEnd w:id="136"/>
-    <w:bookmarkStart w:id="137" w:name="registro-de-caso-de-incidente"/>
-    <w:p>
-      <w:pPr>
-        <w:pStyle w:val="Heading1"/>
-      </w:pPr>
-      <w:r>
-        <w:t xml:space="preserve"># 30.1 Registro de caso de incidente</w:t>
-      </w:r>
-    </w:p>
-    <w:p>
-      <w:pPr>
-        <w:pStyle w:val="Compact"/>
-        <w:numPr>
-          <w:ilvl w:val="0"/>
-          <w:numId w:val="1065"/>
-        </w:numPr>
-      </w:pPr>
-      <w:r>
-        <w:t xml:space="preserve">Campo** * Entrada**</w:t>
-      </w:r>
-      <w:r>
-        <w:t xml:space="preserve"> </w:t>
-      </w:r>
-      <w:r>
-        <w:t xml:space="preserve">□—————————————————————————————————————-</w:t>
-      </w:r>
-      <w:r>
-        <w:t xml:space="preserve"> </w:t>
-      </w:r>
-      <w:r>
-        <w:t xml:space="preserve">Caso/comandante/severidade</w:t>
-      </w:r>
-      <w:r>
-        <w:t xml:space="preserve"> </w:t>
-      </w:r>
-      <w:r>
-        <w:t xml:space="preserve">• Ativar/detectado/começo conhecido</w:t>
-      </w:r>
-      <w:r>
-        <w:t xml:space="preserve"> </w:t>
-      </w:r>
-      <w:r>
-        <w:t xml:space="preserve">Factos/suposições/hipóteses</w:t>
-      </w:r>
-      <w:r>
-        <w:t xml:space="preserve"> </w:t>
-      </w:r>
-      <w:r>
-        <w:t xml:space="preserve">• Âmbito de aplicação afectado e potencial</w:t>
-      </w:r>
-      <w:r>
-        <w:t xml:space="preserve"> </w:t>
-      </w:r>
-      <w:r>
-        <w:t xml:space="preserve">• Impacto empresarial/dados/segurança</w:t>
-      </w:r>
-      <w:r>
-        <w:t xml:space="preserve"> </w:t>
-      </w:r>
-      <w:r>
-        <w:t xml:space="preserve">• Provas/linha do tempo/custódia</w:t>
-      </w:r>
-      <w:r>
-        <w:t xml:space="preserve"> </w:t>
-      </w:r>
-      <w:r>
-        <w:t xml:space="preserve">Objectivos/decisões/acções</w:t>
-      </w:r>
-    </w:p>
-    <w:p>
-      <w:pPr>
-        <w:pStyle w:val="Compact"/>
-        <w:numPr>
-          <w:ilvl w:val="0"/>
-          <w:numId w:val="1065"/>
-        </w:numPr>
-      </w:pPr>
-      <w:r>
-        <w:t xml:space="preserve">Contenção/erradicação</w:t>
-      </w:r>
-      <w:r>
-        <w:t xml:space="preserve"> </w:t>
-      </w:r>
-      <w:r>
-        <w:t xml:space="preserve">Recuperação/validação/aceitação</w:t>
-      </w:r>
-      <w:r>
-        <w:t xml:space="preserve"> </w:t>
-      </w:r>
-      <w:r>
-        <w:t xml:space="preserve">Comunicação/obrigações</w:t>
-      </w:r>
-      <w:r>
-        <w:t xml:space="preserve"> </w:t>
-      </w:r>
-      <w:r>
-        <w:t xml:space="preserve">Lições/acção/reteste</w:t>
-      </w:r>
-    </w:p>
-    <w:bookmarkEnd w:id="137"/>
-    <w:bookmarkStart w:id="142" w:name="bia-e-registro-de-continuidade"/>
-    <w:p>
-      <w:pPr>
-        <w:pStyle w:val="Heading1"/>
-      </w:pPr>
-      <w:r>
-        <w:t xml:space="preserve"># 30.2 BIA e registro de continuidade</w:t>
-      </w:r>
-    </w:p>
-    <w:p>
-      <w:pPr>
-        <w:pStyle w:val="Compact"/>
-        <w:numPr>
-          <w:ilvl w:val="0"/>
-          <w:numId w:val="1066"/>
-        </w:numPr>
-      </w:pPr>
-      <w:r>
-        <w:t xml:space="preserve">Campo** * Entrada**</w:t>
-      </w:r>
-      <w:r>
-        <w:t xml:space="preserve"> </w:t>
-      </w:r>
-      <w:r>
-        <w:t xml:space="preserve">□————————————————————————————————————————————————–</w:t>
-      </w:r>
-      <w:r>
-        <w:t xml:space="preserve"> </w:t>
-      </w:r>
-      <w:r>
-        <w:t xml:space="preserve">• Produto/serviço/processo/proprietário</w:t>
-      </w:r>
-      <w:r>
-        <w:t xml:space="preserve"> </w:t>
-      </w:r>
-      <w:r>
-        <w:t xml:space="preserve">O resultado mínimo aceitável é:</w:t>
-      </w:r>
-    </w:p>
-    <w:p>
-      <w:pPr>
-        <w:pStyle w:val="Compact"/>
-        <w:numPr>
-          <w:ilvl w:val="0"/>
-          <w:numId w:val="1066"/>
-        </w:numPr>
-      </w:pPr>
-      <w:r>
-        <w:t xml:space="preserve">Impacto pelo tempo / MTPD</w:t>
-      </w:r>
-      <w:r>
-        <w:t xml:space="preserve"> </w:t>
-      </w:r>
-      <w:r>
-        <w:t xml:space="preserve">RTO / RPO</w:t>
-      </w:r>
-    </w:p>
-    <w:p>
-      <w:pPr>
-        <w:pStyle w:val="Compact"/>
-        <w:numPr>
-          <w:ilvl w:val="0"/>
-          <w:numId w:val="1066"/>
-        </w:numPr>
-      </w:pPr>
-      <w:r>
-        <w:t xml:space="preserve">Pessoas/facilidade/tecnologia *                                                 </w:t>
-      </w:r>
-      <w:r>
-        <w:t xml:space="preserve"> </w:t>
-      </w:r>
-      <w:r>
-        <w:t xml:space="preserve">• Dependências de dados/fornecimento/utilização</w:t>
-      </w:r>
-    </w:p>
-    <w:p>
-      <w:pPr>
-        <w:pStyle w:val="Compact"/>
-        <w:numPr>
-          <w:ilvl w:val="0"/>
-          <w:numId w:val="1066"/>
-        </w:numPr>
-      </w:pPr>
-      <w:r>
-        <w:t xml:space="preserve">Estratégia de continuidade/trabalho em torno de :                                                 </w:t>
-      </w:r>
-      <w:r>
-        <w:t xml:space="preserve"> </w:t>
-      </w:r>
-      <w:r>
-        <w:t xml:space="preserve">Ativação/comunicação</w:t>
-      </w:r>
-    </w:p>
-    <w:p>
-      <w:pPr>
-        <w:pStyle w:val="Compact"/>
-        <w:numPr>
-          <w:ilvl w:val="0"/>
-          <w:numId w:val="1066"/>
-        </w:numPr>
-      </w:pPr>
-      <w:r>
-        <w:t xml:space="preserve">Regresso/reconciliação</w:t>
-      </w:r>
-    </w:p>
-    <w:p>
-      <w:pPr>
-        <w:pStyle w:val="Compact"/>
-        <w:numPr>
-          <w:ilvl w:val="0"/>
-          <w:numId w:val="1066"/>
-        </w:numPr>
-      </w:pPr>
-      <w:r>
-        <w:t xml:space="preserve">Teste/resultado/melhoramento</w:t>
-      </w:r>
-    </w:p>
-    <w:bookmarkStart w:id="139" w:name="provas-e-registo-da-cadeia-de-custódia"/>
-    <w:p>
-      <w:pPr>
-        <w:pStyle w:val="Heading2"/>
-      </w:pPr>
-      <w:r>
-        <w:t xml:space="preserve">30.3 Provas e registo da cadeia de custódia</w:t>
-      </w:r>
-    </w:p>
-    <w:p>
-      <w:pPr>
-        <w:pStyle w:val="Heading2"/>
-        <w:numPr>
-          <w:ilvl w:val="0"/>
-          <w:numId w:val="1067"/>
-        </w:numPr>
-      </w:pPr>
-      <w:bookmarkStart w:id="138" w:name="campo-entrada"/>
-      <w:r>
-        <w:t xml:space="preserve">Campo** * Entrada**</w:t>
-      </w:r>
-      <w:bookmarkEnd w:id="138"/>
-    </w:p>
-    <w:p>
-      <w:pPr>
-        <w:pStyle w:val="Compact"/>
-        <w:numPr>
-          <w:ilvl w:val="0"/>
-          <w:numId w:val="1000"/>
-        </w:numPr>
-      </w:pPr>
-      <w:r>
-        <w:t xml:space="preserve">ID/descrição do item / fonte</w:t>
-      </w:r>
-      <w:r>
-        <w:t xml:space="preserve"> </w:t>
-      </w:r>
-      <w:r>
-        <w:t xml:space="preserve">□ Autoridade/função :                                                  </w:t>
-      </w:r>
-    </w:p>
-    <w:p>
-      <w:pPr>
-        <w:pStyle w:val="Compact"/>
-        <w:numPr>
-          <w:ilvl w:val="0"/>
-          <w:numId w:val="1067"/>
-        </w:numPr>
-      </w:pPr>
-      <w:r>
-        <w:t xml:space="preserve">Colector/data / fuso horário</w:t>
-      </w:r>
-    </w:p>
-    <w:p>
-      <w:pPr>
-        <w:pStyle w:val="Compact"/>
-        <w:numPr>
-          <w:ilvl w:val="0"/>
-          <w:numId w:val="1067"/>
-        </w:numPr>
-      </w:pPr>
-      <w:r>
-        <w:t xml:space="preserve">Método/ferramenta / versão</w:t>
-      </w:r>
-    </w:p>
-    <w:p>
-      <w:pPr>
-        <w:pStyle w:val="Compact"/>
-        <w:numPr>
-          <w:ilvl w:val="0"/>
-          <w:numId w:val="1067"/>
-        </w:numPr>
-      </w:pPr>
-      <w:r>
-        <w:t xml:space="preserve">Copia original de haxixe/trabalhador</w:t>
-      </w:r>
-    </w:p>
-    <w:p>
-      <w:pPr>
-        <w:pStyle w:val="Compact"/>
-        <w:numPr>
-          <w:ilvl w:val="0"/>
-          <w:numId w:val="1067"/>
-        </w:numPr>
-      </w:pPr>
-      <w:r>
-        <w:t xml:space="preserve">Armazenamento/acesso/privacidade</w:t>
-      </w:r>
-      <w:r>
-        <w:t xml:space="preserve"> </w:t>
-      </w:r>
-      <w:r>
-        <w:t xml:space="preserve">Transferência de/para/propósito</w:t>
-      </w:r>
-      <w:r>
-        <w:t xml:space="preserve"> </w:t>
-      </w:r>
-      <w:r>
-        <w:t xml:space="preserve">• Análise/resultado/limitações</w:t>
-      </w:r>
-    </w:p>
-    <w:p>
-      <w:pPr>
-        <w:pStyle w:val="Compact"/>
-        <w:numPr>
-          <w:ilvl w:val="0"/>
-          <w:numId w:val="1067"/>
-        </w:numPr>
-      </w:pPr>
-      <w:r>
-        <w:t xml:space="preserve">Retenção / detenção legal</w:t>
-      </w:r>
-      <w:r>
-        <w:t xml:space="preserve"> </w:t>
-      </w:r>
-      <w:r>
-        <w:t xml:space="preserve">Revisão/disposição</w:t>
-      </w:r>
-    </w:p>
-    <w:bookmarkEnd w:id="139"/>
-    <w:bookmarkStart w:id="141" w:name="exercício-e-registro-de-ação-corretiva"/>
-    <w:p>
-      <w:pPr>
-        <w:pStyle w:val="Heading2"/>
-      </w:pPr>
-      <w:r>
-        <w:t xml:space="preserve">30.4 Exercício e registro de ação corretiva</w:t>
-      </w:r>
-    </w:p>
-    <w:p>
-      <w:pPr>
-        <w:pStyle w:val="Heading2"/>
-        <w:numPr>
-          <w:ilvl w:val="0"/>
-          <w:numId w:val="1068"/>
-        </w:numPr>
-      </w:pPr>
-      <w:bookmarkStart w:id="140" w:name="campo-entrada-1"/>
-      <w:r>
-        <w:t xml:space="preserve">Campo** * Entrada**</w:t>
-      </w:r>
-      <w:bookmarkEnd w:id="140"/>
-    </w:p>
-    <w:p>
-      <w:pPr>
-        <w:pStyle w:val="Compact"/>
-        <w:numPr>
-          <w:ilvl w:val="0"/>
-          <w:numId w:val="1000"/>
-        </w:numPr>
-      </w:pPr>
-      <w:r>
-        <w:t xml:space="preserve">Objectivo/Capacidade</w:t>
-      </w:r>
-      <w:r>
-        <w:t xml:space="preserve"> </w:t>
-      </w:r>
-      <w:r>
-        <w:t xml:space="preserve">Cenário/assunções/segurança</w:t>
-      </w:r>
-      <w:r>
-        <w:t xml:space="preserve"> </w:t>
-      </w:r>
-      <w:r>
-        <w:t xml:space="preserve">Participantes/observadores</w:t>
-      </w:r>
-    </w:p>
-    <w:p>
-      <w:pPr>
-        <w:pStyle w:val="Compact"/>
-        <w:numPr>
-          <w:ilvl w:val="0"/>
-          <w:numId w:val="1068"/>
-        </w:numPr>
-      </w:pPr>
-      <w:r>
-        <w:t xml:space="preserve">Critérios de sucesso esperados</w:t>
-      </w:r>
-      <w:r>
-        <w:t xml:space="preserve"> </w:t>
-      </w:r>
-      <w:r>
-        <w:t xml:space="preserve">O tempo real/decisões □                                                </w:t>
-      </w:r>
-      <w:r>
-        <w:t xml:space="preserve"> </w:t>
-      </w:r>
-      <w:r>
-        <w:t xml:space="preserve">Os pontos fortes/gaps/evidências</w:t>
-      </w:r>
-    </w:p>
-    <w:p>
-      <w:pPr>
-        <w:pStyle w:val="Compact"/>
-        <w:numPr>
-          <w:ilvl w:val="0"/>
-          <w:numId w:val="1068"/>
-        </w:numPr>
-      </w:pPr>
-      <w:r>
-        <w:t xml:space="preserve">Causa/risco/controlo interino</w:t>
-      </w:r>
-      <w:r>
-        <w:t xml:space="preserve"> </w:t>
-      </w:r>
-      <w:r>
-        <w:t xml:space="preserve">• Acção/proprietário / data limite</w:t>
-      </w:r>
-      <w:r>
-        <w:t xml:space="preserve"> </w:t>
-      </w:r>
-      <w:r>
-        <w:t xml:space="preserve">Reteste/evidência / resultado</w:t>
-      </w:r>
-      <w:r>
-        <w:t xml:space="preserve"> </w:t>
-      </w:r>
-      <w:r>
-        <w:t xml:space="preserve">Revisão da gestão</w:t>
-      </w:r>
-    </w:p>
-    <w:bookmarkEnd w:id="141"/>
-    <w:bookmarkEnd w:id="142"/>
-    <w:bookmarkStart w:id="144" w:name="glossário"/>
-    <w:p>
-      <w:pPr>
-        <w:pStyle w:val="Heading1"/>
-      </w:pPr>
-      <w:r>
-        <w:t xml:space="preserve"># 30.5 Glossário</w:t>
-      </w:r>
-    </w:p>
-    <w:bookmarkStart w:id="143" w:name="section-2"/>
-    <w:p>
-      <w:pPr>
-        <w:pStyle w:val="Heading2"/>
-      </w:pPr>
-      <w:r>
-        <w:t xml:space="preserve">* ** ** ** ** ** ** **</w:t>
-      </w:r>
-    </w:p>
-    <w:p>
-      <w:pPr>
-        <w:pStyle w:val="FirstParagraph"/>
-      </w:pPr>
-      <w:r>
-        <w:t xml:space="preserve">• Evento adverso Uma ocorrência que pode ter uma consequência negativa.</w:t>
-      </w:r>
-      <w:r>
-        <w:t xml:space="preserve"> </w:t>
-      </w:r>
-      <w:r>
-        <w:t xml:space="preserve">Sistema de gestão de continuidade de negócios.</w:t>
-      </w:r>
-      <w:r>
-        <w:t xml:space="preserve"> </w:t>
-      </w:r>
-      <w:r>
-        <w:t xml:space="preserve">Análise de impacto de negócios.</w:t>
-      </w:r>
-      <w:r>
-        <w:t xml:space="preserve"> </w:t>
-      </w:r>
-      <w:r>
-        <w:t xml:space="preserve">□ Continuidade do negócio • Capacidade para continuar a entrega de produtos e serviços com capacidade aceitável durante a interrupção.</w:t>
-      </w:r>
-      <w:r>
-        <w:t xml:space="preserve"> </w:t>
-      </w:r>
-      <w:r>
-        <w:t xml:space="preserve">• Cadeia de custódia – Documentado controle e histórico de transferência de evidências.</w:t>
-      </w:r>
-      <w:r>
-        <w:t xml:space="preserve"> </w:t>
-      </w:r>
-      <w:r>
-        <w:t xml:space="preserve">□ Contencioso • Acção para limitar a propagação ou o impacto do incidente.</w:t>
-      </w:r>
-      <w:r>
-        <w:t xml:space="preserve"> </w:t>
-      </w:r>
-      <w:r>
-        <w:t xml:space="preserve">• Gestão de crises • Liderança e coordenação de situações de alto impacto e incerteza. □</w:t>
-      </w:r>
-      <w:r>
-        <w:t xml:space="preserve"> </w:t>
-      </w:r>
-      <w:r>
-        <w:t xml:space="preserve">Recuperação de desastres . Restauração de tecnologia, dados e infraestrutura de suporte após interrupção. □</w:t>
-      </w:r>
-      <w:r>
-        <w:t xml:space="preserve"> </w:t>
-      </w:r>
-      <w:r>
-        <w:t xml:space="preserve">• Erradicação □ Remoção de causa, persistência, mudanças inseguras e fraquezas relacionadas. □</w:t>
-      </w:r>
-      <w:r>
-        <w:t xml:space="preserve"> </w:t>
-      </w:r>
-      <w:r>
-        <w:t xml:space="preserve">Ocorrência que compromete a confidencialidade, integridade, disponibilidade ou viola a política de segurança; use a definição aprovada da organização. □</w:t>
-      </w:r>
-      <w:r>
-        <w:t xml:space="preserve"> </w:t>
-      </w:r>
-      <w:r>
-        <w:t xml:space="preserve">* MTPD / MAO * Período máximo tolerável de interrupção / parada máxima aceitável.</w:t>
-      </w:r>
-      <w:r>
-        <w:t xml:space="preserve"> </w:t>
-      </w:r>
-      <w:r>
-        <w:t xml:space="preserve">□ Playbook □ Passos de resposta focados em cenários, decisões, autoridade e evidência.</w:t>
-      </w:r>
-      <w:r>
-        <w:t xml:space="preserve"> </w:t>
-      </w:r>
-      <w:r>
-        <w:t xml:space="preserve">Recuperação Recuperação e verificação de serviços e controles.</w:t>
-      </w:r>
-      <w:r>
-        <w:t xml:space="preserve"> </w:t>
-      </w:r>
-      <w:r>
-        <w:t xml:space="preserve">Perda máxima de dados toleráveis medida no tempo.</w:t>
-      </w:r>
-      <w:r>
-        <w:t xml:space="preserve"> </w:t>
-      </w:r>
-      <w:r>
-        <w:t xml:space="preserve">Tempo de destino para restaurar uma atividade ou recurso.</w:t>
-      </w:r>
-      <w:r>
-        <w:t xml:space="preserve"> </w:t>
-      </w:r>
-      <w:r>
-        <w:t xml:space="preserve">• Exercício de tabela □ Avaliação baseada em discussão utilizando um cenário e questões de decisão. □</w:t>
-      </w:r>
-    </w:p>
-    <w:bookmarkEnd w:id="143"/>
-    <w:bookmarkEnd w:id="144"/>
-    <w:bookmarkStart w:id="159" w:name="índice-de-assunto"/>
-    <w:p>
-      <w:pPr>
-        <w:pStyle w:val="Heading1"/>
-      </w:pPr>
-      <w:r>
-        <w:t xml:space="preserve"># 30.6 Índice de assunto</w:t>
-      </w:r>
-    </w:p>
-    <w:bookmarkStart w:id="145" w:name="sujeito-capítulo"/>
-    <w:p>
-      <w:pPr>
-        <w:pStyle w:val="Heading2"/>
-      </w:pPr>
-      <w:r>
         <w:rPr>
+          <w:bCs/>
           <w:b/>
-          <w:bCs/>
         </w:rPr>
         <w:t xml:space="preserve">Sujeito</w:t>
       </w:r>
@@ -7899,8 +7899,8 @@
       </w:r>
       <w:r>
         <w:rPr>
+          <w:bCs/>
           <w:b/>
-          <w:bCs/>
         </w:rPr>
         <w:t xml:space="preserve">Capítulo</w:t>
       </w:r>
@@ -8045,8 +8045,8 @@
         <w:t xml:space="preserve">• Incidentes de fornecedor</w:t>
       </w:r>
     </w:p>
-    <w:bookmarkEnd w:id="145"/>
-    <w:bookmarkStart w:id="157" w:name="referências-oficiais"/>
+    <w:bookmarkEnd w:id="156"/>
+    <w:bookmarkStart w:id="168" w:name="referências-oficiais"/>
     <w:p>
       <w:pPr>
         <w:pStyle w:val="Heading2"/>
@@ -8062,7 +8062,7 @@
           <w:numId w:val="1069"/>
         </w:numPr>
       </w:pPr>
-      <w:hyperlink r:id="rId146">
+      <w:hyperlink r:id="rId157">
         <w:r>
           <w:rPr>
             <w:rStyle w:val="Hyperlink"/>
@@ -8078,7 +8078,7 @@
           <w:numId w:val="1069"/>
         </w:numPr>
       </w:pPr>
-      <w:hyperlink r:id="rId147">
+      <w:hyperlink r:id="rId158">
         <w:r>
           <w:rPr>
             <w:rStyle w:val="Hyperlink"/>
@@ -8094,7 +8094,7 @@
           <w:numId w:val="1069"/>
         </w:numPr>
       </w:pPr>
-      <w:hyperlink r:id="rId148">
+      <w:hyperlink r:id="rId159">
         <w:r>
           <w:rPr>
             <w:rStyle w:val="Hyperlink"/>
@@ -8110,7 +8110,7 @@
           <w:numId w:val="1069"/>
         </w:numPr>
       </w:pPr>
-      <w:hyperlink r:id="rId149">
+      <w:hyperlink r:id="rId160">
         <w:r>
           <w:rPr>
             <w:rStyle w:val="Hyperlink"/>
@@ -8126,7 +8126,7 @@
           <w:numId w:val="1069"/>
         </w:numPr>
       </w:pPr>
-      <w:hyperlink r:id="rId150">
+      <w:hyperlink r:id="rId161">
         <w:r>
           <w:rPr>
             <w:rStyle w:val="Hyperlink"/>
@@ -8142,7 +8142,7 @@
           <w:numId w:val="1069"/>
         </w:numPr>
       </w:pPr>
-      <w:hyperlink r:id="rId151">
+      <w:hyperlink r:id="rId162">
         <w:r>
           <w:rPr>
             <w:rStyle w:val="Hyperlink"/>
@@ -8218,7 +8218,7 @@
           <w:numId w:val="1069"/>
         </w:numPr>
       </w:pPr>
-      <w:hyperlink r:id="rId152">
+      <w:hyperlink r:id="rId163">
         <w:r>
           <w:rPr>
             <w:rStyle w:val="Hyperlink"/>
@@ -8234,7 +8234,7 @@
           <w:numId w:val="1069"/>
         </w:numPr>
       </w:pPr>
-      <w:hyperlink r:id="rId153">
+      <w:hyperlink r:id="rId164">
         <w:r>
           <w:rPr>
             <w:rStyle w:val="Hyperlink"/>
@@ -8250,7 +8250,7 @@
           <w:numId w:val="1069"/>
         </w:numPr>
       </w:pPr>
-      <w:hyperlink r:id="rId154">
+      <w:hyperlink r:id="rId165">
         <w:r>
           <w:rPr>
             <w:rStyle w:val="Hyperlink"/>
@@ -8266,7 +8266,7 @@
           <w:numId w:val="1069"/>
         </w:numPr>
       </w:pPr>
-      <w:hyperlink r:id="rId155">
+      <w:hyperlink r:id="rId166">
         <w:r>
           <w:rPr>
             <w:rStyle w:val="Hyperlink"/>
@@ -8282,7 +8282,7 @@
           <w:numId w:val="1069"/>
         </w:numPr>
       </w:pPr>
-      <w:hyperlink r:id="rId156">
+      <w:hyperlink r:id="rId167">
         <w:r>
           <w:rPr>
             <w:rStyle w:val="Hyperlink"/>
@@ -8291,16 +8291,16 @@
         </w:r>
       </w:hyperlink>
     </w:p>
-    <w:bookmarkEnd w:id="157"/>
-    <w:bookmarkStart w:id="158" w:name="Xafd993959bc96593cc16a18737f0b9756488ade"/>
+    <w:bookmarkEnd w:id="168"/>
+    <w:bookmarkStart w:id="169" w:name="Xafd993959bc96593cc16a18737f0b9756488ade"/>
     <w:p>
       <w:pPr>
         <w:pStyle w:val="Heading2"/>
       </w:pPr>
       <w:r>
         <w:rPr>
+          <w:bCs/>
           <w:b/>
-          <w:bCs/>
         </w:rPr>
         <w:t xml:space="preserve">Lembramento final:</w:t>
       </w:r>
@@ -8311,13 +8311,9 @@
         <w:t xml:space="preserve">Ameaças, tecnologia, leis, contratos, normas, interpretações oficiais, ferramentas, contatos e dependências organizacionais mudam. Verificar fontes autoritárias atuais e planos aprovados antes de um incidente real ou decisão de recuperação. □</w:t>
       </w:r>
     </w:p>
-    <w:bookmarkEnd w:id="158"/>
-    <w:bookmarkEnd w:id="159"/>
-    <w:sectPr>
-      <w:footnotePr>
-        <w:numRestart w:val="eachSect"/>
-      </w:footnotePr>
-    </w:sectPr>
+    <w:bookmarkEnd w:id="169"/>
+    <w:bookmarkEnd w:id="170"/>
+    <w:sectPr/>
   </w:body>
 </w:document>
 </file>
@@ -8348,14 +8344,14 @@
 <file path=word/numbering.xml><?xml version="1.0" encoding="utf-8"?>
 <w:numbering xmlns:w="http://schemas.openxmlformats.org/wordprocessingml/2006/main">
   <w:abstractNum w:abstractNumId="990">
-    <w:nsid w:val="0000A990"/>
+    <w:nsid w:val="A990"/>
     <w:multiLevelType w:val="multilevel"/>
     <w:lvl w:ilvl="0">
       <w:numFmt w:val="bullet"/>
       <w:lvlText w:val=" "/>
       <w:lvlJc w:val="left"/>
       <w:pPr>
-        <w:ind w:left="720" w:hanging="360"/>
+        <w:ind w:left="720" w:hanging="480"/>
       </w:pPr>
     </w:lvl>
     <w:lvl w:ilvl="1">
@@ -8363,7 +8359,7 @@
       <w:lvlText w:val=" "/>
       <w:lvlJc w:val="left"/>
       <w:pPr>
-        <w:ind w:left="1440" w:hanging="360"/>
+        <w:ind w:left="1440" w:hanging="480"/>
       </w:pPr>
     </w:lvl>
     <w:lvl w:ilvl="2">
@@ -8371,7 +8367,7 @@
       <w:lvlText w:val=" "/>
       <w:lvlJc w:val="left"/>
       <w:pPr>
-        <w:ind w:left="2160" w:hanging="360"/>
+        <w:ind w:left="2160" w:hanging="480"/>
       </w:pPr>
     </w:lvl>
     <w:lvl w:ilvl="3">
@@ -8379,7 +8375,7 @@
       <w:lvlText w:val=" "/>
       <w:lvlJc w:val="left"/>
       <w:pPr>
-        <w:ind w:left="2880" w:hanging="360"/>
+        <w:ind w:left="2880" w:hanging="480"/>
       </w:pPr>
     </w:lvl>
     <w:lvl w:ilvl="4">
@@ -8387,7 +8383,7 @@
       <w:lvlText w:val=" "/>
       <w:lvlJc w:val="left"/>
       <w:pPr>
-        <w:ind w:left="3600" w:hanging="360"/>
+        <w:ind w:left="3600" w:hanging="480"/>
       </w:pPr>
     </w:lvl>
     <w:lvl w:ilvl="5">
@@ -8395,7 +8391,7 @@
       <w:lvlText w:val=" "/>
       <w:lvlJc w:val="left"/>
       <w:pPr>
-        <w:ind w:left="4320" w:hanging="360"/>
+        <w:ind w:left="4320" w:hanging="480"/>
       </w:pPr>
     </w:lvl>
     <w:lvl w:ilvl="6">
@@ -8403,7 +8399,7 @@
       <w:lvlText w:val=" "/>
       <w:lvlJc w:val="left"/>
       <w:pPr>
-        <w:ind w:left="5040" w:hanging="360"/>
+        <w:ind w:left="5040" w:hanging="480"/>
       </w:pPr>
     </w:lvl>
     <w:lvl w:ilvl="7">
@@ -8411,7 +8407,7 @@
       <w:lvlText w:val=" "/>
       <w:lvlJc w:val="left"/>
       <w:pPr>
-        <w:ind w:left="5760" w:hanging="360"/>
+        <w:ind w:left="5760" w:hanging="480"/>
       </w:pPr>
     </w:lvl>
     <w:lvl w:ilvl="8">
@@ -8419,115 +8415,88 @@
       <w:lvlText w:val=" "/>
       <w:lvlJc w:val="left"/>
       <w:pPr>
-        <w:ind w:left="6480" w:hanging="360"/>
+        <w:ind w:left="6480" w:hanging="480"/>
       </w:pPr>
     </w:lvl>
   </w:abstractNum>
   <w:abstractNum w:abstractNumId="991">
-    <w:nsid w:val="0000A991"/>
+    <w:nsid w:val="A991"/>
     <w:multiLevelType w:val="multilevel"/>
     <w:lvl w:ilvl="0">
       <w:numFmt w:val="bullet"/>
-      <w:lvlText w:val=""/>
+      <w:lvlText w:val="•"/>
       <w:lvlJc w:val="left"/>
       <w:pPr>
-        <w:ind w:left="720" w:hanging="360"/>
-      </w:pPr>
-      <w:rPr>
-        <w:rFonts w:ascii="Symbol" w:hAnsi="Symbol" w:cs="Symbol" w:hint="default"/>
-      </w:rPr>
+        <w:ind w:left="720" w:hanging="480"/>
+      </w:pPr>
     </w:lvl>
     <w:lvl w:ilvl="1">
       <w:numFmt w:val="bullet"/>
-      <w:lvlText w:val="o"/>
+      <w:lvlText w:val="–"/>
       <w:lvlJc w:val="left"/>
       <w:pPr>
-        <w:ind w:left="1440" w:hanging="360"/>
-      </w:pPr>
-      <w:rPr>
-        <w:rFonts w:ascii="Courier New" w:hAnsi="Courier New" w:cs="Courier New" w:hint="default"/>
-      </w:rPr>
+        <w:ind w:left="1440" w:hanging="480"/>
+      </w:pPr>
     </w:lvl>
     <w:lvl w:ilvl="2">
       <w:numFmt w:val="bullet"/>
-      <w:lvlText w:val=""/>
+      <w:lvlText w:val="•"/>
       <w:lvlJc w:val="left"/>
       <w:pPr>
-        <w:ind w:left="2160" w:hanging="360"/>
-      </w:pPr>
-      <w:rPr>
-        <w:rFonts w:ascii="Wingdings" w:hAnsi="Wingdings" w:cs="Wingdings" w:hint="default"/>
-      </w:rPr>
+        <w:ind w:left="2160" w:hanging="480"/>
+      </w:pPr>
     </w:lvl>
     <w:lvl w:ilvl="3">
       <w:numFmt w:val="bullet"/>
-      <w:lvlText w:val=""/>
+      <w:lvlText w:val="–"/>
       <w:lvlJc w:val="left"/>
       <w:pPr>
-        <w:ind w:left="2880" w:hanging="360"/>
-      </w:pPr>
-      <w:rPr>
-        <w:rFonts w:ascii="Symbol" w:hAnsi="Symbol" w:cs="Symbol" w:hint="default"/>
-      </w:rPr>
+        <w:ind w:left="2880" w:hanging="480"/>
+      </w:pPr>
     </w:lvl>
     <w:lvl w:ilvl="4">
       <w:numFmt w:val="bullet"/>
-      <w:lvlText w:val="o"/>
+      <w:lvlText w:val="•"/>
       <w:lvlJc w:val="left"/>
       <w:pPr>
-        <w:ind w:left="3600" w:hanging="360"/>
-      </w:pPr>
-      <w:rPr>
-        <w:rFonts w:ascii="Courier New" w:hAnsi="Courier New" w:cs="Courier New" w:hint="default"/>
-      </w:rPr>
+        <w:ind w:left="3600" w:hanging="480"/>
+      </w:pPr>
     </w:lvl>
     <w:lvl w:ilvl="5">
       <w:numFmt w:val="bullet"/>
-      <w:lvlText w:val=""/>
+      <w:lvlText w:val="–"/>
       <w:lvlJc w:val="left"/>
       <w:pPr>
-        <w:ind w:left="4320" w:hanging="360"/>
-      </w:pPr>
-      <w:rPr>
-        <w:rFonts w:ascii="Wingdings" w:hAnsi="Wingdings" w:cs="Wingdings" w:hint="default"/>
-      </w:rPr>
+        <w:ind w:left="4320" w:hanging="480"/>
+      </w:pPr>
     </w:lvl>
     <w:lvl w:ilvl="6">
       <w:numFmt w:val="bullet"/>
-      <w:lvlText w:val=""/>
+      <w:lvlText w:val="•"/>
       <w:lvlJc w:val="left"/>
       <w:pPr>
-        <w:ind w:left="5040" w:hanging="360"/>
-      </w:pPr>
-      <w:rPr>
-        <w:rFonts w:ascii="Symbol" w:hAnsi="Symbol" w:cs="Symbol" w:hint="default"/>
-      </w:rPr>
+        <w:ind w:left="5040" w:hanging="480"/>
+      </w:pPr>
     </w:lvl>
     <w:lvl w:ilvl="7">
       <w:numFmt w:val="bullet"/>
-      <w:lvlText w:val="o"/>
+      <w:lvlText w:val="–"/>
       <w:lvlJc w:val="left"/>
       <w:pPr>
-        <w:ind w:left="5760" w:hanging="360"/>
-      </w:pPr>
-      <w:rPr>
-        <w:rFonts w:ascii="Courier New" w:hAnsi="Courier New" w:cs="Courier New" w:hint="default"/>
-      </w:rPr>
+        <w:ind w:left="5760" w:hanging="480"/>
+      </w:pPr>
     </w:lvl>
     <w:lvl w:ilvl="8">
       <w:numFmt w:val="bullet"/>
-      <w:lvlText w:val=""/>
+      <w:lvlText w:val="•"/>
       <w:lvlJc w:val="left"/>
       <w:pPr>
-        <w:ind w:left="6480" w:hanging="360"/>
-      </w:pPr>
-      <w:rPr>
-        <w:rFonts w:ascii="Wingdings" w:hAnsi="Wingdings" w:cs="Wingdings" w:hint="default"/>
-      </w:rPr>
+        <w:ind w:left="6480" w:hanging="480"/>
+      </w:pPr>
     </w:lvl>
   </w:abstractNum>
   <w:abstractNum w:abstractNumId="99415">
-    <w:nsid w:val="00A99415"/>
+    <w:nsid w:val="A99415"/>
     <w:multiLevelType w:val="multilevel"/>
     <w:lvl w:ilvl="0">
       <w:start w:val="5"/>
@@ -8535,7 +8504,7 @@
       <w:lvlText w:val="%1."/>
       <w:lvlJc w:val="left"/>
       <w:pPr>
-        <w:ind w:left="720" w:hanging="360"/>
+        <w:ind w:left="720" w:hanging="480"/>
       </w:pPr>
     </w:lvl>
     <w:lvl w:ilvl="1">
@@ -8544,7 +8513,7 @@
       <w:lvlText w:val="%2."/>
       <w:lvlJc w:val="left"/>
       <w:pPr>
-        <w:ind w:left="1440" w:hanging="360"/>
+        <w:ind w:left="1440" w:hanging="480"/>
       </w:pPr>
     </w:lvl>
     <w:lvl w:ilvl="2">
@@ -8553,7 +8522,7 @@
       <w:lvlText w:val="%3."/>
       <w:lvlJc w:val="left"/>
       <w:pPr>
-        <w:ind w:left="2160" w:hanging="360"/>
+        <w:ind w:left="2160" w:hanging="480"/>
       </w:pPr>
     </w:lvl>
     <w:lvl w:ilvl="3">
@@ -8562,7 +8531,7 @@
       <w:lvlText w:val="%4."/>
       <w:lvlJc w:val="left"/>
       <w:pPr>
-        <w:ind w:left="2880" w:hanging="360"/>
+        <w:ind w:left="2880" w:hanging="480"/>
       </w:pPr>
     </w:lvl>
     <w:lvl w:ilvl="4">
@@ -8571,7 +8540,7 @@
       <w:lvlText w:val="%5."/>
       <w:lvlJc w:val="left"/>
       <w:pPr>
-        <w:ind w:left="3600" w:hanging="360"/>
+        <w:ind w:left="3600" w:hanging="480"/>
       </w:pPr>
     </w:lvl>
     <w:lvl w:ilvl="5">
@@ -8580,7 +8549,7 @@
       <w:lvlText w:val="%6."/>
       <w:lvlJc w:val="left"/>
       <w:pPr>
-        <w:ind w:left="4320" w:hanging="360"/>
+        <w:ind w:left="4320" w:hanging="480"/>
       </w:pPr>
     </w:lvl>
     <w:lvl w:ilvl="6">
@@ -8589,7 +8558,7 @@
       <w:lvlText w:val="%7."/>
       <w:lvlJc w:val="left"/>
       <w:pPr>
-        <w:ind w:left="5040" w:hanging="360"/>
+        <w:ind w:left="5040" w:hanging="480"/>
       </w:pPr>
     </w:lvl>
     <w:lvl w:ilvl="7">
@@ -8598,7 +8567,7 @@
       <w:lvlText w:val="%8."/>
       <w:lvlJc w:val="left"/>
       <w:pPr>
-        <w:ind w:left="5760" w:hanging="360"/>
+        <w:ind w:left="5760" w:hanging="480"/>
       </w:pPr>
     </w:lvl>
     <w:lvl w:ilvl="8">
@@ -8607,12 +8576,12 @@
       <w:lvlText w:val="%9."/>
       <w:lvlJc w:val="left"/>
       <w:pPr>
-        <w:ind w:left="6480" w:hanging="360"/>
+        <w:ind w:left="6480" w:hanging="480"/>
       </w:pPr>
     </w:lvl>
   </w:abstractNum>
   <w:abstractNum w:abstractNumId="99417">
-    <w:nsid w:val="00A99417"/>
+    <w:nsid w:val="A99417"/>
     <w:multiLevelType w:val="multilevel"/>
     <w:lvl w:ilvl="0">
       <w:start w:val="7"/>
@@ -8620,7 +8589,7 @@
       <w:lvlText w:val="%1."/>
       <w:lvlJc w:val="left"/>
       <w:pPr>
-        <w:ind w:left="720" w:hanging="360"/>
+        <w:ind w:left="720" w:hanging="480"/>
       </w:pPr>
     </w:lvl>
     <w:lvl w:ilvl="1">
@@ -8629,7 +8598,7 @@
       <w:lvlText w:val="%2."/>
       <w:lvlJc w:val="left"/>
       <w:pPr>
-        <w:ind w:left="1440" w:hanging="360"/>
+        <w:ind w:left="1440" w:hanging="480"/>
       </w:pPr>
     </w:lvl>
     <w:lvl w:ilvl="2">
@@ -8638,7 +8607,7 @@
       <w:lvlText w:val="%3."/>
       <w:lvlJc w:val="left"/>
       <w:pPr>
-        <w:ind w:left="2160" w:hanging="360"/>
+        <w:ind w:left="2160" w:hanging="480"/>
       </w:pPr>
     </w:lvl>
     <w:lvl w:ilvl="3">
@@ -8647,7 +8616,7 @@
       <w:lvlText w:val="%4."/>
       <w:lvlJc w:val="left"/>
       <w:pPr>
-        <w:ind w:left="2880" w:hanging="360"/>
+        <w:ind w:left="2880" w:hanging="480"/>
       </w:pPr>
     </w:lvl>
     <w:lvl w:ilvl="4">
@@ -8656,7 +8625,7 @@
       <w:lvlText w:val="%5."/>
       <w:lvlJc w:val="left"/>
       <w:pPr>
-        <w:ind w:left="3600" w:hanging="360"/>
+        <w:ind w:left="3600" w:hanging="480"/>
       </w:pPr>
     </w:lvl>
     <w:lvl w:ilvl="5">
@@ -8665,7 +8634,7 @@
       <w:lvlText w:val="%6."/>
       <w:lvlJc w:val="left"/>
       <w:pPr>
-        <w:ind w:left="4320" w:hanging="360"/>
+        <w:ind w:left="4320" w:hanging="480"/>
       </w:pPr>
     </w:lvl>
     <w:lvl w:ilvl="6">
@@ -8674,7 +8643,7 @@
       <w:lvlText w:val="%7."/>
       <w:lvlJc w:val="left"/>
       <w:pPr>
-        <w:ind w:left="5040" w:hanging="360"/>
+        <w:ind w:left="5040" w:hanging="480"/>
       </w:pPr>
     </w:lvl>
     <w:lvl w:ilvl="7">
@@ -8683,7 +8652,7 @@
       <w:lvlText w:val="%8."/>
       <w:lvlJc w:val="left"/>
       <w:pPr>
-        <w:ind w:left="5760" w:hanging="360"/>
+        <w:ind w:left="5760" w:hanging="480"/>
       </w:pPr>
     </w:lvl>
     <w:lvl w:ilvl="8">
@@ -8692,12 +8661,12 @@
       <w:lvlText w:val="%9."/>
       <w:lvlJc w:val="left"/>
       <w:pPr>
-        <w:ind w:left="6480" w:hanging="360"/>
+        <w:ind w:left="6480" w:hanging="480"/>
       </w:pPr>
     </w:lvl>
   </w:abstractNum>
   <w:abstractNum w:abstractNumId="99419">
-    <w:nsid w:val="00A99419"/>
+    <w:nsid w:val="A99419"/>
     <w:multiLevelType w:val="multilevel"/>
     <w:lvl w:ilvl="0">
       <w:start w:val="9"/>
@@ -8705,7 +8674,7 @@
       <w:lvlText w:val="%1."/>
       <w:lvlJc w:val="left"/>
       <w:pPr>
-        <w:ind w:left="720" w:hanging="360"/>
+        <w:ind w:left="720" w:hanging="480"/>
       </w:pPr>
     </w:lvl>
     <w:lvl w:ilvl="1">
@@ -8714,7 +8683,7 @@
       <w:lvlText w:val="%2."/>
       <w:lvlJc w:val="left"/>
       <w:pPr>
-        <w:ind w:left="1440" w:hanging="360"/>
+        <w:ind w:left="1440" w:hanging="480"/>
       </w:pPr>
     </w:lvl>
     <w:lvl w:ilvl="2">
@@ -8723,7 +8692,7 @@
       <w:lvlText w:val="%3."/>
       <w:lvlJc w:val="left"/>
       <w:pPr>
-        <w:ind w:left="2160" w:hanging="360"/>
+        <w:ind w:left="2160" w:hanging="480"/>
       </w:pPr>
     </w:lvl>
     <w:lvl w:ilvl="3">
@@ -8732,7 +8701,7 @@
       <w:lvlText w:val="%4."/>
       <w:lvlJc w:val="left"/>
       <w:pPr>
-        <w:ind w:left="2880" w:hanging="360"/>
+        <w:ind w:left="2880" w:hanging="480"/>
       </w:pPr>
     </w:lvl>
     <w:lvl w:ilvl="4">
@@ -8741,7 +8710,7 @@
       <w:lvlText w:val="%5."/>
       <w:lvlJc w:val="left"/>
       <w:pPr>
-        <w:ind w:left="3600" w:hanging="360"/>
+        <w:ind w:left="3600" w:hanging="480"/>
       </w:pPr>
     </w:lvl>
     <w:lvl w:ilvl="5">
@@ -8750,7 +8719,7 @@
       <w:lvlText w:val="%6."/>
       <w:lvlJc w:val="left"/>
       <w:pPr>
-        <w:ind w:left="4320" w:hanging="360"/>
+        <w:ind w:left="4320" w:hanging="480"/>
       </w:pPr>
     </w:lvl>
     <w:lvl w:ilvl="6">
@@ -8759,7 +8728,7 @@
       <w:lvlText w:val="%7."/>
       <w:lvlJc w:val="left"/>
       <w:pPr>
-        <w:ind w:left="5040" w:hanging="360"/>
+        <w:ind w:left="5040" w:hanging="480"/>
       </w:pPr>
     </w:lvl>
     <w:lvl w:ilvl="7">
@@ -8768,7 +8737,7 @@
       <w:lvlText w:val="%8."/>
       <w:lvlJc w:val="left"/>
       <w:pPr>
-        <w:ind w:left="5760" w:hanging="360"/>
+        <w:ind w:left="5760" w:hanging="480"/>
       </w:pPr>
     </w:lvl>
     <w:lvl w:ilvl="8">
@@ -8777,12 +8746,12 @@
       <w:lvlText w:val="%9."/>
       <w:lvlJc w:val="left"/>
       <w:pPr>
-        <w:ind w:left="6480" w:hanging="360"/>
+        <w:ind w:left="6480" w:hanging="480"/>
       </w:pPr>
     </w:lvl>
   </w:abstractNum>
   <w:abstractNum w:abstractNumId="994112">
-    <w:nsid w:val="0A994112"/>
+    <w:nsid w:val="A994112"/>
     <w:multiLevelType w:val="multilevel"/>
     <w:lvl w:ilvl="0">
       <w:start w:val="12"/>
@@ -8790,7 +8759,7 @@
       <w:lvlText w:val="%1."/>
       <w:lvlJc w:val="left"/>
       <w:pPr>
-        <w:ind w:left="720" w:hanging="360"/>
+        <w:ind w:left="720" w:hanging="480"/>
       </w:pPr>
     </w:lvl>
     <w:lvl w:ilvl="1">
@@ -8799,7 +8768,7 @@
       <w:lvlText w:val="%2."/>
       <w:lvlJc w:val="left"/>
       <w:pPr>
-        <w:ind w:left="1440" w:hanging="360"/>
+        <w:ind w:left="1440" w:hanging="480"/>
       </w:pPr>
     </w:lvl>
     <w:lvl w:ilvl="2">
@@ -8808,7 +8777,7 @@
       <w:lvlText w:val="%3."/>
       <w:lvlJc w:val="left"/>
       <w:pPr>
-        <w:ind w:left="2160" w:hanging="360"/>
+        <w:ind w:left="2160" w:hanging="480"/>
       </w:pPr>
     </w:lvl>
     <w:lvl w:ilvl="3">
@@ -8817,7 +8786,7 @@
       <w:lvlText w:val="%4."/>
       <w:lvlJc w:val="left"/>
       <w:pPr>
-        <w:ind w:left="2880" w:hanging="360"/>
+        <w:ind w:left="2880" w:hanging="480"/>
       </w:pPr>
     </w:lvl>
     <w:lvl w:ilvl="4">
@@ -8826,7 +8795,7 @@
       <w:lvlText w:val="%5."/>
       <w:lvlJc w:val="left"/>
       <w:pPr>
-        <w:ind w:left="3600" w:hanging="360"/>
+        <w:ind w:left="3600" w:hanging="480"/>
       </w:pPr>
     </w:lvl>
     <w:lvl w:ilvl="5">
@@ -8835,7 +8804,7 @@
       <w:lvlText w:val="%6."/>
       <w:lvlJc w:val="left"/>
       <w:pPr>
-        <w:ind w:left="4320" w:hanging="360"/>
+        <w:ind w:left="4320" w:hanging="480"/>
       </w:pPr>
     </w:lvl>
     <w:lvl w:ilvl="6">
@@ -8844,7 +8813,7 @@
       <w:lvlText w:val="%7."/>
       <w:lvlJc w:val="left"/>
       <w:pPr>
-        <w:ind w:left="5040" w:hanging="360"/>
+        <w:ind w:left="5040" w:hanging="480"/>
       </w:pPr>
     </w:lvl>
     <w:lvl w:ilvl="7">
@@ -8853,7 +8822,7 @@
       <w:lvlText w:val="%8."/>
       <w:lvlJc w:val="left"/>
       <w:pPr>
-        <w:ind w:left="5760" w:hanging="360"/>
+        <w:ind w:left="5760" w:hanging="480"/>
       </w:pPr>
     </w:lvl>
     <w:lvl w:ilvl="8">
@@ -8862,12 +8831,12 @@
       <w:lvlText w:val="%9."/>
       <w:lvlJc w:val="left"/>
       <w:pPr>
-        <w:ind w:left="6480" w:hanging="360"/>
+        <w:ind w:left="6480" w:hanging="480"/>
       </w:pPr>
     </w:lvl>
   </w:abstractNum>
   <w:abstractNum w:abstractNumId="994117">
-    <w:nsid w:val="0A994117"/>
+    <w:nsid w:val="A994117"/>
     <w:multiLevelType w:val="multilevel"/>
     <w:lvl w:ilvl="0">
       <w:start w:val="17"/>
@@ -8875,7 +8844,7 @@
       <w:lvlText w:val="%1."/>
       <w:lvlJc w:val="left"/>
       <w:pPr>
-        <w:ind w:left="720" w:hanging="360"/>
+        <w:ind w:left="720" w:hanging="480"/>
       </w:pPr>
     </w:lvl>
     <w:lvl w:ilvl="1">
@@ -8884,7 +8853,7 @@
       <w:lvlText w:val="%2."/>
       <w:lvlJc w:val="left"/>
       <w:pPr>
-        <w:ind w:left="1440" w:hanging="360"/>
+        <w:ind w:left="1440" w:hanging="480"/>
       </w:pPr>
     </w:lvl>
     <w:lvl w:ilvl="2">
@@ -8893,7 +8862,7 @@
       <w:lvlText w:val="%3."/>
       <w:lvlJc w:val="left"/>
       <w:pPr>
-        <w:ind w:left="2160" w:hanging="360"/>
+        <w:ind w:left="2160" w:hanging="480"/>
       </w:pPr>
     </w:lvl>
     <w:lvl w:ilvl="3">
@@ -8902,7 +8871,7 @@
       <w:lvlText w:val="%4."/>
       <w:lvlJc w:val="left"/>
       <w:pPr>
-        <w:ind w:left="2880" w:hanging="360"/>
+        <w:ind w:left="2880" w:hanging="480"/>
       </w:pPr>
     </w:lvl>
     <w:lvl w:ilvl="4">
@@ -8911,7 +8880,7 @@
       <w:lvlText w:val="%5."/>
       <w:lvlJc w:val="left"/>
       <w:pPr>
-        <w:ind w:left="3600" w:hanging="360"/>
+        <w:ind w:left="3600" w:hanging="480"/>
       </w:pPr>
     </w:lvl>
     <w:lvl w:ilvl="5">
@@ -8920,7 +8889,7 @@
       <w:lvlText w:val="%6."/>
       <w:lvlJc w:val="left"/>
       <w:pPr>
-        <w:ind w:left="4320" w:hanging="360"/>
+        <w:ind w:left="4320" w:hanging="480"/>
       </w:pPr>
     </w:lvl>
     <w:lvl w:ilvl="6">
@@ -8929,7 +8898,7 @@
       <w:lvlText w:val="%7."/>
       <w:lvlJc w:val="left"/>
       <w:pPr>
-        <w:ind w:left="5040" w:hanging="360"/>
+        <w:ind w:left="5040" w:hanging="480"/>
       </w:pPr>
     </w:lvl>
     <w:lvl w:ilvl="7">
@@ -8938,7 +8907,7 @@
       <w:lvlText w:val="%8."/>
       <w:lvlJc w:val="left"/>
       <w:pPr>
-        <w:ind w:left="5760" w:hanging="360"/>
+        <w:ind w:left="5760" w:hanging="480"/>
       </w:pPr>
     </w:lvl>
     <w:lvl w:ilvl="8">
@@ -8947,7 +8916,7 @@
       <w:lvlText w:val="%9."/>
       <w:lvlJc w:val="left"/>
       <w:pPr>
-        <w:ind w:left="6480" w:hanging="360"/>
+        <w:ind w:left="6480" w:hanging="480"/>
       </w:pPr>
     </w:lvl>
   </w:abstractNum>
@@ -9304,10 +9273,10 @@
   <w:docDefaults>
     <w:rPrDefault>
       <w:rPr>
-        <w:rFonts w:asciiTheme="minorHAnsi" w:cstheme="minorBidi" w:eastAsiaTheme="minorEastAsia" w:hAnsiTheme="minorHAnsi"/>
+        <w:rFonts w:asciiTheme="minorHAnsi" w:cstheme="minorBidi" w:eastAsiaTheme="minorHAnsi" w:hAnsiTheme="minorHAnsi"/>
         <w:sz w:val="24"/>
         <w:szCs w:val="24"/>
-        <w:lang w:bidi="ar-SA" w:eastAsia="zh-CN" w:val="en-US"/>
+        <w:lang w:bidi="ar-SA" w:eastAsia="en-US" w:val="en-US"/>
       </w:rPr>
     </w:rPrDefault>
     <w:pPrDefault>
@@ -9325,10 +9294,10 @@
     <w:name w:val="Body Text"/>
     <w:basedOn w:val="Normal"/>
     <w:link w:val="BodyTextChar"/>
-    <w:qFormat/>
     <w:pPr>
       <w:spacing w:after="180" w:before="180"/>
     </w:pPr>
+    <w:qFormat/>
   </w:style>
   <w:style w:customStyle="1" w:styleId="FirstParagraph" w:type="paragraph">
     <w:name w:val="First Paragraph"/>
@@ -9348,94 +9317,57 @@
     <w:name w:val="Title"/>
     <w:basedOn w:val="Normal"/>
     <w:next w:val="BodyText"/>
-    <w:link w:val="TitleChar"/>
-    <w:uiPriority w:val="10"/>
     <w:qFormat/>
-    <w:rsid w:val="00A10FD9"/>
     <w:pPr>
-      <w:spacing w:after="80" w:line="240" w:lineRule="auto"/>
-      <w:contextualSpacing/>
+      <w:keepNext/>
+      <w:keepLines/>
+      <w:spacing w:after="240" w:before="480"/>
       <w:jc w:val="center"/>
     </w:pPr>
     <w:rPr>
       <w:rFonts w:asciiTheme="majorHAnsi" w:cstheme="majorBidi" w:eastAsiaTheme="majorEastAsia" w:hAnsiTheme="majorHAnsi"/>
-      <w:sz w:val="56"/>
-      <w:szCs w:val="56"/>
-    </w:rPr>
-  </w:style>
-  <w:style w:customStyle="1" w:styleId="TitleChar" w:type="character">
-    <w:name w:val="Title Char"/>
-    <w:basedOn w:val="DefaultParagraphFont"/>
-    <w:link w:val="Title"/>
-    <w:uiPriority w:val="10"/>
-    <w:rsid w:val="00A10FD9"/>
-    <w:rPr>
-      <w:rFonts w:asciiTheme="majorHAnsi" w:cstheme="majorBidi" w:eastAsiaTheme="majorEastAsia" w:hAnsiTheme="majorHAnsi"/>
-      <w:sz w:val="56"/>
-      <w:szCs w:val="56"/>
+      <w:b/>
+      <w:bCs/>
+      <w:color w:themeColor="accent1" w:themeShade="B5" w:val="345A8A"/>
+      <w:sz w:val="36"/>
+      <w:szCs w:val="36"/>
     </w:rPr>
   </w:style>
   <w:style w:styleId="Subtitle" w:type="paragraph">
     <w:name w:val="Subtitle"/>
     <w:basedOn w:val="Title"/>
     <w:next w:val="BodyText"/>
-    <w:link w:val="SubtitleChar"/>
-    <w:uiPriority w:val="11"/>
     <w:qFormat/>
-    <w:rsid w:val="00A10FD9"/>
     <w:pPr>
-      <w:numPr>
-        <w:ilvl w:val="1"/>
-      </w:numPr>
+      <w:keepNext/>
+      <w:keepLines/>
+      <w:spacing w:after="240" w:before="240"/>
+      <w:jc w:val="center"/>
     </w:pPr>
     <w:rPr>
-      <w:rFonts w:cstheme="majorBidi" w:eastAsiaTheme="majorEastAsia"/>
-      <w:spacing w:val="15"/>
-      <w:sz w:val="28"/>
-      <w:szCs w:val="28"/>
-    </w:rPr>
-  </w:style>
-  <w:style w:customStyle="1" w:styleId="SubtitleChar" w:type="character">
-    <w:name w:val="Subtitle Char"/>
-    <w:basedOn w:val="DefaultParagraphFont"/>
-    <w:link w:val="Subtitle"/>
-    <w:uiPriority w:val="11"/>
-    <w:rsid w:val="00A10FD9"/>
-    <w:rPr>
-      <w:rFonts w:cstheme="majorBidi" w:eastAsiaTheme="majorEastAsia"/>
-      <w:color w:themeColor="text1" w:themeTint="A6" w:val="595959"/>
-      <w:spacing w:val="15"/>
-      <w:sz w:val="28"/>
-      <w:szCs w:val="28"/>
+      <w:sz w:val="30"/>
+      <w:szCs w:val="30"/>
     </w:rPr>
   </w:style>
   <w:style w:customStyle="1" w:styleId="Author" w:type="paragraph">
     <w:name w:val="Author"/>
-    <w:basedOn w:val="Title"/>
     <w:next w:val="BodyText"/>
     <w:qFormat/>
     <w:pPr>
       <w:keepNext/>
       <w:keepLines/>
+      <w:jc w:val="center"/>
     </w:pPr>
-    <w:rPr>
-      <w:sz w:val="24"/>
-      <w:szCs w:val="24"/>
-    </w:rPr>
   </w:style>
   <w:style w:styleId="Date" w:type="paragraph">
     <w:name w:val="Date"/>
-    <w:basedOn w:val="Title"/>
     <w:next w:val="BodyText"/>
     <w:qFormat/>
     <w:pPr>
       <w:keepNext/>
       <w:keepLines/>
+      <w:jc w:val="center"/>
     </w:pPr>
-    <w:rPr>
-      <w:sz w:val="24"/>
-      <w:szCs w:val="24"/>
-    </w:rPr>
   </w:style>
   <w:style w:customStyle="1" w:styleId="AbstractTitle" w:type="paragraph">
     <w:name w:val="Abstract Title"/>
@@ -9445,13 +9377,15 @@
     <w:pPr>
       <w:keepNext/>
       <w:keepLines/>
+      <w:jc w:val="center"/>
       <w:spacing w:after="0" w:before="300"/>
-      <w:jc w:val="center"/>
     </w:pPr>
     <w:rPr>
-      <w:b/>
       <w:sz w:val="20"/>
       <w:szCs w:val="20"/>
+      <w:b/>
+      <w:color w:val="345A8A"/>
+      &gt;
     </w:rPr>
   </w:style>
   <w:style w:customStyle="1" w:styleId="Abstract" w:type="paragraph">
@@ -9478,321 +9412,191 @@
     <w:rPr/>
   </w:style>
   <w:style w:styleId="Heading1" w:type="paragraph">
-    <w:name w:val="heading 1"/>
+    <w:name w:val="Heading 1"/>
     <w:basedOn w:val="Normal"/>
     <w:next w:val="BodyText"/>
-    <w:link w:val="Heading1Char"/>
     <w:uiPriority w:val="9"/>
     <w:qFormat/>
-    <w:rsid w:val="00A10FD9"/>
     <w:pPr>
       <w:keepNext/>
       <w:keepLines/>
-      <w:spacing w:after="80" w:before="360"/>
+      <w:spacing w:after="0" w:before="480"/>
       <w:outlineLvl w:val="0"/>
     </w:pPr>
     <w:rPr>
       <w:rFonts w:asciiTheme="majorHAnsi" w:cstheme="majorBidi" w:eastAsiaTheme="majorEastAsia" w:hAnsiTheme="majorHAnsi"/>
-      <w:color w:themeColor="accent1" w:themeShade="BF" w:val="0F4761"/>
-      <w:sz w:val="40"/>
-      <w:szCs w:val="40"/>
+      <w:b/>
+      <w:bCs/>
+      <w:color w:themeColor="accent1" w:val="4F81BD"/>
+      <w:sz w:val="32"/>
+      <w:szCs w:val="32"/>
     </w:rPr>
   </w:style>
   <w:style w:styleId="Heading2" w:type="paragraph">
-    <w:name w:val="heading 2"/>
+    <w:name w:val="Heading 2"/>
     <w:basedOn w:val="Normal"/>
     <w:next w:val="BodyText"/>
-    <w:link w:val="Heading2Char"/>
     <w:uiPriority w:val="9"/>
-    <w:semiHidden/>
     <w:unhideWhenUsed/>
     <w:qFormat/>
-    <w:rsid w:val="00A10FD9"/>
     <w:pPr>
       <w:keepNext/>
       <w:keepLines/>
-      <w:spacing w:after="80" w:before="160"/>
+      <w:spacing w:after="0" w:before="200"/>
       <w:outlineLvl w:val="1"/>
     </w:pPr>
     <w:rPr>
       <w:rFonts w:asciiTheme="majorHAnsi" w:cstheme="majorBidi" w:eastAsiaTheme="majorEastAsia" w:hAnsiTheme="majorHAnsi"/>
-      <w:color w:themeColor="accent1" w:themeShade="BF" w:val="0F4761"/>
-      <w:sz w:val="32"/>
-      <w:szCs w:val="32"/>
-    </w:rPr>
-  </w:style>
-  <w:style w:styleId="Heading3" w:type="paragraph">
-    <w:name w:val="heading 3"/>
-    <w:basedOn w:val="Normal"/>
-    <w:next w:val="BodyText"/>
-    <w:link w:val="Heading3Char"/>
-    <w:uiPriority w:val="9"/>
-    <w:semiHidden/>
-    <w:unhideWhenUsed/>
-    <w:qFormat/>
-    <w:rsid w:val="00A10FD9"/>
-    <w:pPr>
-      <w:keepNext/>
-      <w:keepLines/>
-      <w:spacing w:after="80" w:before="160"/>
-      <w:outlineLvl w:val="2"/>
-    </w:pPr>
-    <w:rPr>
-      <w:rFonts w:cstheme="majorBidi" w:eastAsiaTheme="majorEastAsia"/>
-      <w:color w:themeColor="accent1" w:themeShade="BF" w:val="0F4761"/>
+      <w:b/>
+      <w:bCs/>
+      <w:color w:themeColor="accent1" w:val="4F81BD"/>
       <w:sz w:val="28"/>
       <w:szCs w:val="28"/>
     </w:rPr>
   </w:style>
-  <w:style w:styleId="Heading4" w:type="paragraph">
-    <w:name w:val="heading 4"/>
+  <w:style w:styleId="Heading3" w:type="paragraph">
+    <w:name w:val="Heading 3"/>
     <w:basedOn w:val="Normal"/>
     <w:next w:val="BodyText"/>
-    <w:link w:val="Heading4Char"/>
     <w:uiPriority w:val="9"/>
-    <w:semiHidden/>
     <w:unhideWhenUsed/>
     <w:qFormat/>
-    <w:rsid w:val="00A10FD9"/>
     <w:pPr>
       <w:keepNext/>
       <w:keepLines/>
-      <w:spacing w:after="40" w:before="80"/>
+      <w:spacing w:after="0" w:before="200"/>
+      <w:outlineLvl w:val="2"/>
+    </w:pPr>
+    <w:rPr>
+      <w:rFonts w:asciiTheme="majorHAnsi" w:cstheme="majorBidi" w:eastAsiaTheme="majorEastAsia" w:hAnsiTheme="majorHAnsi"/>
+      <w:b/>
+      <w:bCs/>
+      <w:color w:themeColor="accent1" w:val="4F81BD"/>
+      <w:sz w:val="24"/>
+      <w:szCs w:val="24"/>
+    </w:rPr>
+  </w:style>
+  <w:style w:styleId="Heading4" w:type="paragraph">
+    <w:name w:val="Heading 4"/>
+    <w:basedOn w:val="Normal"/>
+    <w:next w:val="BodyText"/>
+    <w:uiPriority w:val="9"/>
+    <w:unhideWhenUsed/>
+    <w:qFormat/>
+    <w:pPr>
+      <w:keepNext/>
+      <w:keepLines/>
+      <w:spacing w:after="0" w:before="200"/>
       <w:outlineLvl w:val="3"/>
     </w:pPr>
     <w:rPr>
-      <w:rFonts w:cstheme="majorBidi" w:eastAsiaTheme="majorEastAsia"/>
+      <w:rFonts w:asciiTheme="majorHAnsi" w:cstheme="majorBidi" w:eastAsiaTheme="majorEastAsia" w:hAnsiTheme="majorHAnsi"/>
       <w:i/>
-      <w:iCs/>
-      <w:color w:themeColor="accent1" w:themeShade="BF" w:val="0F4761"/>
+      <w:bCs/>
+      <w:color w:themeColor="accent1" w:val="4F81BD"/>
+      <w:sz w:val="24"/>
+      <w:szCs w:val="24"/>
     </w:rPr>
   </w:style>
   <w:style w:styleId="Heading5" w:type="paragraph">
-    <w:name w:val="heading 5"/>
+    <w:name w:val="Heading 5"/>
     <w:basedOn w:val="Normal"/>
     <w:next w:val="BodyText"/>
-    <w:link w:val="Heading5Char"/>
     <w:uiPriority w:val="9"/>
-    <w:semiHidden/>
     <w:unhideWhenUsed/>
     <w:qFormat/>
-    <w:rsid w:val="00A10FD9"/>
     <w:pPr>
       <w:keepNext/>
       <w:keepLines/>
-      <w:spacing w:after="40" w:before="80"/>
+      <w:spacing w:after="0" w:before="200"/>
       <w:outlineLvl w:val="4"/>
     </w:pPr>
     <w:rPr>
-      <w:rFonts w:cstheme="majorBidi" w:eastAsiaTheme="majorEastAsia"/>
-      <w:color w:themeColor="accent1" w:themeShade="BF" w:val="0F4761"/>
+      <w:rFonts w:asciiTheme="majorHAnsi" w:cstheme="majorBidi" w:eastAsiaTheme="majorEastAsia" w:hAnsiTheme="majorHAnsi"/>
+      <w:iCs/>
+      <w:color w:themeColor="accent1" w:val="4F81BD"/>
+      <w:sz w:val="24"/>
+      <w:szCs w:val="24"/>
     </w:rPr>
   </w:style>
   <w:style w:styleId="Heading6" w:type="paragraph">
-    <w:name w:val="heading 6"/>
+    <w:name w:val="Heading 6"/>
     <w:basedOn w:val="Normal"/>
     <w:next w:val="BodyText"/>
-    <w:link w:val="Heading6Char"/>
     <w:uiPriority w:val="9"/>
-    <w:semiHidden/>
     <w:unhideWhenUsed/>
     <w:qFormat/>
-    <w:rsid w:val="00A10FD9"/>
     <w:pPr>
       <w:keepNext/>
       <w:keepLines/>
-      <w:spacing w:after="0" w:before="40"/>
+      <w:spacing w:after="0" w:before="200"/>
       <w:outlineLvl w:val="5"/>
     </w:pPr>
     <w:rPr>
-      <w:rFonts w:cstheme="majorBidi" w:eastAsiaTheme="majorEastAsia"/>
-      <w:i/>
-      <w:iCs/>
-      <w:color w:themeColor="text1" w:themeTint="A6" w:val="595959"/>
+      <w:rFonts w:asciiTheme="majorHAnsi" w:cstheme="majorBidi" w:eastAsiaTheme="majorEastAsia" w:hAnsiTheme="majorHAnsi"/>
+      <w:color w:themeColor="accent1" w:val="4F81BD"/>
+      <w:sz w:val="24"/>
+      <w:szCs w:val="24"/>
     </w:rPr>
   </w:style>
   <w:style w:styleId="Heading7" w:type="paragraph">
-    <w:name w:val="heading 7"/>
+    <w:name w:val="Heading 7"/>
     <w:basedOn w:val="Normal"/>
     <w:next w:val="BodyText"/>
-    <w:link w:val="Heading7Char"/>
     <w:uiPriority w:val="9"/>
-    <w:semiHidden/>
     <w:unhideWhenUsed/>
     <w:qFormat/>
-    <w:rsid w:val="00A10FD9"/>
     <w:pPr>
       <w:keepNext/>
       <w:keepLines/>
-      <w:spacing w:after="0" w:before="40"/>
+      <w:spacing w:after="0" w:before="200"/>
       <w:outlineLvl w:val="6"/>
     </w:pPr>
     <w:rPr>
-      <w:rFonts w:cstheme="majorBidi" w:eastAsiaTheme="majorEastAsia"/>
-      <w:color w:themeColor="text1" w:themeTint="A6" w:val="595959"/>
+      <w:rFonts w:asciiTheme="majorHAnsi" w:cstheme="majorBidi" w:eastAsiaTheme="majorEastAsia" w:hAnsiTheme="majorHAnsi"/>
+      <w:color w:themeColor="accent1" w:val="4F81BD"/>
+      <w:sz w:val="24"/>
+      <w:szCs w:val="24"/>
     </w:rPr>
   </w:style>
   <w:style w:styleId="Heading8" w:type="paragraph">
-    <w:name w:val="heading 8"/>
+    <w:name w:val="Heading 8"/>
     <w:basedOn w:val="Normal"/>
     <w:next w:val="BodyText"/>
-    <w:link w:val="Heading8Char"/>
     <w:uiPriority w:val="9"/>
-    <w:semiHidden/>
     <w:unhideWhenUsed/>
     <w:qFormat/>
-    <w:rsid w:val="00A10FD9"/>
     <w:pPr>
       <w:keepNext/>
       <w:keepLines/>
-      <w:spacing w:after="0"/>
+      <w:spacing w:after="0" w:before="200"/>
       <w:outlineLvl w:val="7"/>
     </w:pPr>
     <w:rPr>
-      <w:rFonts w:cstheme="majorBidi" w:eastAsiaTheme="majorEastAsia"/>
-      <w:i/>
-      <w:iCs/>
-      <w:color w:themeColor="text1" w:themeTint="D8" w:val="272727"/>
+      <w:rFonts w:asciiTheme="majorHAnsi" w:cstheme="majorBidi" w:eastAsiaTheme="majorEastAsia" w:hAnsiTheme="majorHAnsi"/>
+      <w:color w:themeColor="accent1" w:val="4F81BD"/>
+      <w:sz w:val="24"/>
+      <w:szCs w:val="24"/>
     </w:rPr>
   </w:style>
   <w:style w:styleId="Heading9" w:type="paragraph">
-    <w:name w:val="heading 9"/>
+    <w:name w:val="Heading 9"/>
     <w:basedOn w:val="Normal"/>
     <w:next w:val="BodyText"/>
-    <w:link w:val="Heading9Char"/>
     <w:uiPriority w:val="9"/>
-    <w:semiHidden/>
     <w:unhideWhenUsed/>
     <w:qFormat/>
-    <w:rsid w:val="00A10FD9"/>
     <w:pPr>
       <w:keepNext/>
       <w:keepLines/>
-      <w:spacing w:after="0"/>
+      <w:spacing w:after="0" w:before="200"/>
       <w:outlineLvl w:val="8"/>
     </w:pPr>
     <w:rPr>
-      <w:rFonts w:cstheme="majorBidi" w:eastAsiaTheme="majorEastAsia"/>
-      <w:color w:themeColor="text1" w:themeTint="D8" w:val="272727"/>
-    </w:rPr>
-  </w:style>
-  <w:style w:customStyle="1" w:styleId="Heading1Char" w:type="character">
-    <w:name w:val="Heading 1 Char"/>
-    <w:basedOn w:val="DefaultParagraphFont"/>
-    <w:link w:val="Heading1"/>
-    <w:uiPriority w:val="9"/>
-    <w:rsid w:val="00A10FD9"/>
-    <w:rPr>
       <w:rFonts w:asciiTheme="majorHAnsi" w:cstheme="majorBidi" w:eastAsiaTheme="majorEastAsia" w:hAnsiTheme="majorHAnsi"/>
-      <w:color w:themeColor="accent1" w:themeShade="BF" w:val="0F4761"/>
-      <w:sz w:val="40"/>
-      <w:szCs w:val="40"/>
-    </w:rPr>
-  </w:style>
-  <w:style w:customStyle="1" w:styleId="Heading2Char" w:type="character">
-    <w:name w:val="Heading 2 Char"/>
-    <w:basedOn w:val="DefaultParagraphFont"/>
-    <w:link w:val="Heading2"/>
-    <w:uiPriority w:val="9"/>
-    <w:semiHidden/>
-    <w:rsid w:val="00A10FD9"/>
-    <w:rPr>
-      <w:rFonts w:asciiTheme="majorHAnsi" w:cstheme="majorBidi" w:eastAsiaTheme="majorEastAsia" w:hAnsiTheme="majorHAnsi"/>
-      <w:color w:themeColor="accent1" w:themeShade="BF" w:val="0F4761"/>
-      <w:sz w:val="32"/>
-      <w:szCs w:val="32"/>
-    </w:rPr>
-  </w:style>
-  <w:style w:customStyle="1" w:styleId="Heading3Char" w:type="character">
-    <w:name w:val="Heading 3 Char"/>
-    <w:basedOn w:val="DefaultParagraphFont"/>
-    <w:link w:val="Heading3"/>
-    <w:uiPriority w:val="9"/>
-    <w:semiHidden/>
-    <w:rsid w:val="00A10FD9"/>
-    <w:rPr>
-      <w:rFonts w:cstheme="majorBidi" w:eastAsiaTheme="majorEastAsia"/>
-      <w:color w:themeColor="accent1" w:themeShade="BF" w:val="0F4761"/>
-      <w:sz w:val="28"/>
-      <w:szCs w:val="28"/>
-    </w:rPr>
-  </w:style>
-  <w:style w:customStyle="1" w:styleId="Heading4Char" w:type="character">
-    <w:name w:val="Heading 4 Char"/>
-    <w:basedOn w:val="DefaultParagraphFont"/>
-    <w:link w:val="Heading4"/>
-    <w:uiPriority w:val="9"/>
-    <w:semiHidden/>
-    <w:rsid w:val="00A10FD9"/>
-    <w:rPr>
-      <w:rFonts w:cstheme="majorBidi" w:eastAsiaTheme="majorEastAsia"/>
-      <w:i/>
-      <w:iCs/>
-      <w:color w:themeColor="accent1" w:themeShade="BF" w:val="0F4761"/>
-    </w:rPr>
-  </w:style>
-  <w:style w:customStyle="1" w:styleId="Heading5Char" w:type="character">
-    <w:name w:val="Heading 5 Char"/>
-    <w:basedOn w:val="DefaultParagraphFont"/>
-    <w:link w:val="Heading5"/>
-    <w:uiPriority w:val="9"/>
-    <w:semiHidden/>
-    <w:rsid w:val="00A10FD9"/>
-    <w:rPr>
-      <w:rFonts w:cstheme="majorBidi" w:eastAsiaTheme="majorEastAsia"/>
-      <w:color w:themeColor="accent1" w:themeShade="BF" w:val="0F4761"/>
-    </w:rPr>
-  </w:style>
-  <w:style w:customStyle="1" w:styleId="Heading6Char" w:type="character">
-    <w:name w:val="Heading 6 Char"/>
-    <w:basedOn w:val="DefaultParagraphFont"/>
-    <w:link w:val="Heading6"/>
-    <w:uiPriority w:val="9"/>
-    <w:semiHidden/>
-    <w:rsid w:val="00A10FD9"/>
-    <w:rPr>
-      <w:rFonts w:cstheme="majorBidi" w:eastAsiaTheme="majorEastAsia"/>
-      <w:i/>
-      <w:iCs/>
-      <w:color w:themeColor="text1" w:themeTint="A6" w:val="595959"/>
-    </w:rPr>
-  </w:style>
-  <w:style w:customStyle="1" w:styleId="Heading7Char" w:type="character">
-    <w:name w:val="Heading 7 Char"/>
-    <w:basedOn w:val="DefaultParagraphFont"/>
-    <w:link w:val="Heading7"/>
-    <w:uiPriority w:val="9"/>
-    <w:semiHidden/>
-    <w:rsid w:val="00A10FD9"/>
-    <w:rPr>
-      <w:rFonts w:cstheme="majorBidi" w:eastAsiaTheme="majorEastAsia"/>
-      <w:color w:themeColor="text1" w:themeTint="A6" w:val="595959"/>
-    </w:rPr>
-  </w:style>
-  <w:style w:customStyle="1" w:styleId="Heading8Char" w:type="character">
-    <w:name w:val="Heading 8 Char"/>
-    <w:basedOn w:val="DefaultParagraphFont"/>
-    <w:link w:val="Heading8"/>
-    <w:uiPriority w:val="9"/>
-    <w:semiHidden/>
-    <w:rsid w:val="00A10FD9"/>
-    <w:rPr>
-      <w:rFonts w:cstheme="majorBidi" w:eastAsiaTheme="majorEastAsia"/>
-      <w:i/>
-      <w:iCs/>
-      <w:color w:themeColor="text1" w:themeTint="D8" w:val="272727"/>
-    </w:rPr>
-  </w:style>
-  <w:style w:customStyle="1" w:styleId="Heading9Char" w:type="character">
-    <w:name w:val="Heading 9 Char"/>
-    <w:basedOn w:val="DefaultParagraphFont"/>
-    <w:link w:val="Heading9"/>
-    <w:uiPriority w:val="9"/>
-    <w:semiHidden/>
-    <w:rsid w:val="00A10FD9"/>
-    <w:rPr>
-      <w:rFonts w:cstheme="majorBidi" w:eastAsiaTheme="majorEastAsia"/>
-      <w:color w:themeColor="text1" w:themeTint="D8" w:val="272727"/>
+      <w:color w:themeColor="accent1" w:val="4F81BD"/>
+      <w:sz w:val="24"/>
+      <w:szCs w:val="24"/>
     </w:rPr>
   </w:style>
   <w:style w:styleId="BlockText" w:type="paragraph">
@@ -9815,18 +9619,6 @@
     <w:unhideWhenUsed/>
     <w:qFormat/>
   </w:style>
-  <w:style w:styleId="FootnoteBlockText" w:type="paragraph">
-    <w:name w:val="Footnote Block Text"/>
-    <w:basedOn w:val="FootnoteText"/>
-    <w:next w:val="FootnoteText"/>
-    <w:uiPriority w:val="9"/>
-    <w:unhideWhenUsed/>
-    <w:qFormat/>
-    <w:pPr>
-      <w:spacing w:after="100" w:before="100"/>
-      <w:ind w:firstLine="0" w:left="480" w:right="480"/>
-    </w:pPr>
-  </w:style>
   <w:style w:default="1" w:styleId="DefaultParagraphFont" w:type="character">
     <w:name w:val="Default Paragraph Font"/>
     <w:semiHidden/>
@@ -9848,11 +9640,18 @@
       </w:tblCellMar>
     </w:tblPr>
     <w:tblStylePr w:type="firstRow">
+      <w:tblPr>
+        <w:jc w:val="left"/>
+        <w:tblInd w:type="dxa" w:w="0"/>
+      </w:tblPr>
+      <w:trPr>
+        <w:jc w:val="left"/>
+      </w:trPr>
       <w:tcPr>
+        <w:vAlign w:val="bottom"/>
         <w:tcBorders>
           <w:bottom w:val="single"/>
         </w:tcBorders>
-        <w:vAlign w:val="bottom"/>
       </w:tcPr>
     </w:tblStylePr>
   </w:style>
@@ -9967,8 +9766,8 @@
     <w:name w:val="KeywordTok"/>
     <w:basedOn w:val="VerbatimChar"/>
     <w:rPr>
+      <w:color w:val="007020"/>
       <w:b/>
-      <w:color w:val="007020"/>
     </w:rPr>
   </w:style>
   <w:style w:type="character" w:customStyle="1" w:styleId="DataTypeTok">
@@ -10045,42 +9844,42 @@
     <w:name w:val="ImportTok"/>
     <w:basedOn w:val="VerbatimChar"/>
     <w:rPr>
+      <w:color w:val="008000"/>
       <w:b/>
-      <w:color w:val="008000"/>
     </w:rPr>
   </w:style>
   <w:style w:type="character" w:customStyle="1" w:styleId="CommentTok">
     <w:name w:val="CommentTok"/>
     <w:basedOn w:val="VerbatimChar"/>
     <w:rPr>
+      <w:color w:val="60a0b0"/>
       <w:i/>
-      <w:color w:val="60a0b0"/>
     </w:rPr>
   </w:style>
   <w:style w:type="character" w:customStyle="1" w:styleId="DocumentationTok">
     <w:name w:val="DocumentationTok"/>
     <w:basedOn w:val="VerbatimChar"/>
     <w:rPr>
+      <w:color w:val="ba2121"/>
       <w:i/>
-      <w:color w:val="ba2121"/>
     </w:rPr>
   </w:style>
   <w:style w:type="character" w:customStyle="1" w:styleId="AnnotationTok">
     <w:name w:val="AnnotationTok"/>
     <w:basedOn w:val="VerbatimChar"/>
     <w:rPr>
+      <w:color w:val="60a0b0"/>
       <w:b/>
       <w:i/>
-      <w:color w:val="60a0b0"/>
     </w:rPr>
   </w:style>
   <w:style w:type="character" w:customStyle="1" w:styleId="CommentVarTok">
     <w:name w:val="CommentVarTok"/>
     <w:basedOn w:val="VerbatimChar"/>
     <w:rPr>
+      <w:color w:val="60a0b0"/>
       <w:b/>
       <w:i/>
-      <w:color w:val="60a0b0"/>
     </w:rPr>
   </w:style>
   <w:style w:type="character" w:customStyle="1" w:styleId="OtherTok">
@@ -10108,8 +9907,8 @@
     <w:name w:val="ControlFlowTok"/>
     <w:basedOn w:val="VerbatimChar"/>
     <w:rPr>
+      <w:color w:val="007020"/>
       <w:b/>
-      <w:color w:val="007020"/>
     </w:rPr>
   </w:style>
   <w:style w:type="character" w:customStyle="1" w:styleId="OperatorTok">
@@ -10154,34 +9953,34 @@
     <w:name w:val="InformationTok"/>
     <w:basedOn w:val="VerbatimChar"/>
     <w:rPr>
+      <w:color w:val="60a0b0"/>
       <w:b/>
       <w:i/>
-      <w:color w:val="60a0b0"/>
     </w:rPr>
   </w:style>
   <w:style w:type="character" w:customStyle="1" w:styleId="WarningTok">
     <w:name w:val="WarningTok"/>
     <w:basedOn w:val="VerbatimChar"/>
     <w:rPr>
+      <w:color w:val="60a0b0"/>
       <w:b/>
       <w:i/>
-      <w:color w:val="60a0b0"/>
     </w:rPr>
   </w:style>
   <w:style w:type="character" w:customStyle="1" w:styleId="AlertTok">
     <w:name w:val="AlertTok"/>
     <w:basedOn w:val="VerbatimChar"/>
     <w:rPr>
+      <w:color w:val="ff0000"/>
       <w:b/>
-      <w:color w:val="ff0000"/>
     </w:rPr>
   </w:style>
   <w:style w:type="character" w:customStyle="1" w:styleId="ErrorTok">
     <w:name w:val="ErrorTok"/>
     <w:basedOn w:val="VerbatimChar"/>
     <w:rPr>
+      <w:color w:val="ff0000"/>
       <w:b/>
-      <w:color w:val="ff0000"/>
     </w:rPr>
   </w:style>
   <w:style w:type="character" w:customStyle="1" w:styleId="NormalTok">
@@ -10203,44 +10002,44 @@
         <a:sysClr val="window" lastClr="FFFFFF"/>
       </a:lt1>
       <a:dk2>
-        <a:srgbClr val="0E2841"/>
+        <a:srgbClr val="1F497D"/>
       </a:dk2>
       <a:lt2>
-        <a:srgbClr val="E8E8E8"/>
+        <a:srgbClr val="EEECE1"/>
       </a:lt2>
       <a:accent1>
-        <a:srgbClr val="156082"/>
+        <a:srgbClr val="4F81BD"/>
       </a:accent1>
       <a:accent2>
-        <a:srgbClr val="E97132"/>
+        <a:srgbClr val="C0504D"/>
       </a:accent2>
       <a:accent3>
-        <a:srgbClr val="196B24"/>
+        <a:srgbClr val="9BBB59"/>
       </a:accent3>
       <a:accent4>
-        <a:srgbClr val="0F9ED5"/>
+        <a:srgbClr val="8064A2"/>
       </a:accent4>
       <a:accent5>
-        <a:srgbClr val="A02B93"/>
+        <a:srgbClr val="4BACC6"/>
       </a:accent5>
       <a:accent6>
-        <a:srgbClr val="4EA72E"/>
+        <a:srgbClr val="F79646"/>
       </a:accent6>
       <a:hlink>
-        <a:srgbClr val="467886"/>
+        <a:srgbClr val="0000FF"/>
       </a:hlink>
       <a:folHlink>
-        <a:srgbClr val="96607D"/>
+        <a:srgbClr val="800080"/>
       </a:folHlink>
     </a:clrScheme>
     <a:fontScheme name="Office">
       <a:majorFont>
-        <a:latin typeface="Aptos Display" panose="02110004020202020204"/>
+        <a:latin typeface="Calibri"/>
         <a:ea typeface=""/>
         <a:cs typeface=""/>
-        <a:font script="Jpan" typeface="游ゴシック Light"/>
+        <a:font script="Jpan" typeface="ＭＳ ゴシック"/>
         <a:font script="Hang" typeface="맑은 고딕"/>
-        <a:font script="Hans" typeface="等线 Light"/>
+        <a:font script="Hans" typeface="宋体"/>
         <a:font script="Hant" typeface="新細明體"/>
         <a:font script="Arab" typeface="Times New Roman"/>
         <a:font script="Hebr" typeface="Times New Roman"/>
@@ -10267,32 +10066,14 @@
         <a:font script="Mong" typeface="Mongolian Baiti"/>
         <a:font script="Viet" typeface="Times New Roman"/>
         <a:font script="Uigh" typeface="Microsoft Uighur"/>
-        <a:font script="Geor" typeface="Sylfaen"/>
-        <a:font script="Armn" typeface="Arial"/>
-        <a:font script="Bugi" typeface="Leelawadee UI"/>
-        <a:font script="Bopo" typeface="Microsoft JhengHei"/>
-        <a:font script="Java" typeface="Javanese Text"/>
-        <a:font script="Lisu" typeface="Segoe UI"/>
-        <a:font script="Mymr" typeface="Myanmar Text"/>
-        <a:font script="Nkoo" typeface="Ebrima"/>
-        <a:font script="Olck" typeface="Nirmala UI"/>
-        <a:font script="Osma" typeface="Ebrima"/>
-        <a:font script="Phag" typeface="Phagspa"/>
-        <a:font script="Syrn" typeface="Estrangelo Edessa"/>
-        <a:font script="Syrj" typeface="Estrangelo Edessa"/>
-        <a:font script="Syre" typeface="Estrangelo Edessa"/>
-        <a:font script="Sora" typeface="Nirmala UI"/>
-        <a:font script="Tale" typeface="Microsoft Tai Le"/>
-        <a:font script="Talu" typeface="Microsoft New Tai Lue"/>
-        <a:font script="Tfng" typeface="Ebrima"/>
       </a:majorFont>
       <a:minorFont>
-        <a:latin typeface="Aptos" panose="02110004020202020204"/>
+        <a:latin typeface="Cambria"/>
         <a:ea typeface=""/>
         <a:cs typeface=""/>
-        <a:font script="Jpan" typeface="游明朝"/>
+        <a:font script="Jpan" typeface="ＭＳ 明朝"/>
         <a:font script="Hang" typeface="맑은 고딕"/>
-        <a:font script="Hans" typeface="等线"/>
+        <a:font script="Hans" typeface="宋体"/>
         <a:font script="Hant" typeface="新細明體"/>
         <a:font script="Arab" typeface="Arial"/>
         <a:font script="Hebr" typeface="Arial"/>
@@ -10319,24 +10100,6 @@
         <a:font script="Mong" typeface="Mongolian Baiti"/>
         <a:font script="Viet" typeface="Arial"/>
         <a:font script="Uigh" typeface="Microsoft Uighur"/>
-        <a:font script="Geor" typeface="Sylfaen"/>
-        <a:font script="Armn" typeface="Arial"/>
-        <a:font script="Bugi" typeface="Leelawadee UI"/>
-        <a:font script="Bopo" typeface="Microsoft JhengHei"/>
-        <a:font script="Java" typeface="Javanese Text"/>
-        <a:font script="Lisu" typeface="Segoe UI"/>
-        <a:font script="Mymr" typeface="Myanmar Text"/>
-        <a:font script="Nkoo" typeface="Ebrima"/>
-        <a:font script="Olck" typeface="Nirmala UI"/>
-        <a:font script="Osma" typeface="Ebrima"/>
-        <a:font script="Phag" typeface="Phagspa"/>
-        <a:font script="Syrn" typeface="Estrangelo Edessa"/>
-        <a:font script="Syrj" typeface="Estrangelo Edessa"/>
-        <a:font script="Syre" typeface="Estrangelo Edessa"/>
-        <a:font script="Sora" typeface="Nirmala UI"/>
-        <a:font script="Tale" typeface="Microsoft Tai Le"/>
-        <a:font script="Talu" typeface="Microsoft New Tai Lue"/>
-        <a:font script="Tfng" typeface="Ebrima"/>
       </a:minorFont>
     </a:fontScheme>
     <a:fmtScheme name="Office">
@@ -10348,141 +10111,200 @@
           <a:gsLst>
             <a:gs pos="0">
               <a:schemeClr val="phClr">
-                <a:lumMod val="110000"/>
-                <a:satMod val="105000"/>
-                <a:tint val="67000"/>
+                <a:tint val="50000"/>
+                <a:satMod val="300000"/>
               </a:schemeClr>
             </a:gs>
-            <a:gs pos="50000">
+            <a:gs pos="35000">
               <a:schemeClr val="phClr">
-                <a:lumMod val="105000"/>
-                <a:satMod val="103000"/>
-                <a:tint val="73000"/>
+                <a:tint val="37000"/>
+                <a:satMod val="300000"/>
               </a:schemeClr>
             </a:gs>
             <a:gs pos="100000">
               <a:schemeClr val="phClr">
-                <a:lumMod val="105000"/>
-                <a:satMod val="109000"/>
-                <a:tint val="81000"/>
+                <a:tint val="15000"/>
+                <a:satMod val="350000"/>
               </a:schemeClr>
             </a:gs>
           </a:gsLst>
-          <a:lin ang="5400000" scaled="0"/>
+          <a:lin ang="16200000" scaled="1"/>
         </a:gradFill>
         <a:gradFill rotWithShape="1">
           <a:gsLst>
             <a:gs pos="0">
               <a:schemeClr val="phClr">
-                <a:satMod val="103000"/>
-                <a:lumMod val="102000"/>
-                <a:tint val="94000"/>
-              </a:schemeClr>
-            </a:gs>
-            <a:gs pos="50000">
-              <a:schemeClr val="phClr">
-                <a:satMod val="110000"/>
-                <a:lumMod val="100000"/>
+                <a:tint val="100000"/>
                 <a:shade val="100000"/>
+                <a:satMod val="130000"/>
               </a:schemeClr>
             </a:gs>
             <a:gs pos="100000">
               <a:schemeClr val="phClr">
-                <a:lumMod val="99000"/>
-                <a:satMod val="120000"/>
-                <a:shade val="78000"/>
+                <a:tint val="50000"/>
+                <a:shade val="100000"/>
+                <a:satMod val="350000"/>
               </a:schemeClr>
             </a:gs>
           </a:gsLst>
-          <a:lin ang="5400000" scaled="0"/>
+          <a:lin ang="16200000" scaled="0"/>
         </a:gradFill>
       </a:fillStyleLst>
       <a:lnStyleLst>
-        <a:ln w="6350" cap="flat" cmpd="sng" algn="ctr">
+        <a:ln w="9525" cap="flat" cmpd="sng" algn="ctr">
+          <a:solidFill>
+            <a:schemeClr val="phClr">
+              <a:shade val="95000"/>
+              <a:satMod val="105000"/>
+            </a:schemeClr>
+          </a:solidFill>
+          <a:prstDash val="solid"/>
+        </a:ln>
+        <a:ln w="25400" cap="flat" cmpd="sng" algn="ctr">
           <a:solidFill>
             <a:schemeClr val="phClr"/>
           </a:solidFill>
           <a:prstDash val="solid"/>
-          <a:miter lim="800000"/>
         </a:ln>
-        <a:ln w="12700" cap="flat" cmpd="sng" algn="ctr">
+        <a:ln w="38100" cap="flat" cmpd="sng" algn="ctr">
           <a:solidFill>
             <a:schemeClr val="phClr"/>
           </a:solidFill>
           <a:prstDash val="solid"/>
-          <a:miter lim="800000"/>
-        </a:ln>
-        <a:ln w="19050" cap="flat" cmpd="sng" algn="ctr">
-          <a:solidFill>
-            <a:schemeClr val="phClr"/>
-          </a:solidFill>
-          <a:prstDash val="solid"/>
-          <a:miter lim="800000"/>
         </a:ln>
       </a:lnStyleLst>
       <a:effectStyleLst>
         <a:effectStyle>
-          <a:effectLst/>
-        </a:effectStyle>
-        <a:effectStyle>
-          <a:effectLst/>
+          <a:effectLst>
+            <a:outerShdw blurRad="40000" dist="20000" dir="5400000" rotWithShape="0">
+              <a:srgbClr val="000000">
+                <a:alpha val="38000"/>
+              </a:srgbClr>
+            </a:outerShdw>
+          </a:effectLst>
         </a:effectStyle>
         <a:effectStyle>
           <a:effectLst>
-            <a:outerShdw blurRad="57150" dist="19050" dir="5400000" algn="ctr" rotWithShape="0">
+            <a:outerShdw blurRad="40000" dist="23000" dir="5400000" rotWithShape="0">
               <a:srgbClr val="000000">
-                <a:alpha val="63000"/>
+                <a:alpha val="35000"/>
               </a:srgbClr>
             </a:outerShdw>
           </a:effectLst>
+        </a:effectStyle>
+        <a:effectStyle>
+          <a:effectLst>
+            <a:outerShdw blurRad="40000" dist="23000" dir="5400000" rotWithShape="0">
+              <a:srgbClr val="000000">
+                <a:alpha val="35000"/>
+              </a:srgbClr>
+            </a:outerShdw>
+          </a:effectLst>
+          <a:scene3d>
+            <a:camera prst="orthographicFront">
+              <a:rot lat="0" lon="0" rev="0"/>
+            </a:camera>
+            <a:lightRig rig="threePt" dir="t">
+              <a:rot lat="0" lon="0" rev="1200000"/>
+            </a:lightRig>
+          </a:scene3d>
+          <a:sp3d>
+            <a:bevelT w="63500" h="25400"/>
+          </a:sp3d>
         </a:effectStyle>
       </a:effectStyleLst>
       <a:bgFillStyleLst>
         <a:solidFill>
           <a:schemeClr val="phClr"/>
         </a:solidFill>
-        <a:solidFill>
-          <a:schemeClr val="phClr">
-            <a:tint val="95000"/>
-            <a:satMod val="170000"/>
-          </a:schemeClr>
-        </a:solidFill>
         <a:gradFill rotWithShape="1">
           <a:gsLst>
             <a:gs pos="0">
               <a:schemeClr val="phClr">
-                <a:tint val="93000"/>
-                <a:satMod val="150000"/>
-                <a:shade val="98000"/>
-                <a:lumMod val="102000"/>
+                <a:tint val="40000"/>
+                <a:satMod val="350000"/>
               </a:schemeClr>
             </a:gs>
-            <a:gs pos="50000">
+            <a:gs pos="40000">
               <a:schemeClr val="phClr">
-                <a:tint val="98000"/>
-                <a:satMod val="130000"/>
-                <a:shade val="90000"/>
-                <a:lumMod val="103000"/>
+                <a:tint val="45000"/>
+                <a:shade val="99000"/>
+                <a:satMod val="350000"/>
               </a:schemeClr>
             </a:gs>
             <a:gs pos="100000">
               <a:schemeClr val="phClr">
-                <a:shade val="63000"/>
-                <a:satMod val="120000"/>
+                <a:shade val="20000"/>
+                <a:satMod val="255000"/>
               </a:schemeClr>
             </a:gs>
           </a:gsLst>
-          <a:lin ang="5400000" scaled="0"/>
+          <a:path path="circle">
+            <a:fillToRect l="50000" t="-80000" r="50000" b="180000"/>
+          </a:path>
+        </a:gradFill>
+        <a:gradFill rotWithShape="1">
+          <a:gsLst>
+            <a:gs pos="0">
+              <a:schemeClr val="phClr">
+                <a:tint val="80000"/>
+                <a:satMod val="300000"/>
+              </a:schemeClr>
+            </a:gs>
+            <a:gs pos="100000">
+              <a:schemeClr val="phClr">
+                <a:shade val="30000"/>
+                <a:satMod val="200000"/>
+              </a:schemeClr>
+            </a:gs>
+          </a:gsLst>
+          <a:path path="circle">
+            <a:fillToRect l="50000" t="50000" r="50000" b="50000"/>
+          </a:path>
         </a:gradFill>
       </a:bgFillStyleLst>
     </a:fmtScheme>
   </a:themeElements>
-  <a:objectDefaults/>
+  <a:objectDefaults>
+    <a:spDef>
+      <a:spPr/>
+      <a:bodyPr/>
+      <a:lstStyle/>
+      <a:style>
+        <a:lnRef idx="1">
+          <a:schemeClr val="accent1"/>
+        </a:lnRef>
+        <a:fillRef idx="3">
+          <a:schemeClr val="accent1"/>
+        </a:fillRef>
+        <a:effectRef idx="2">
+          <a:schemeClr val="accent1"/>
+        </a:effectRef>
+        <a:fontRef idx="minor">
+          <a:schemeClr val="lt1"/>
+        </a:fontRef>
+      </a:style>
+    </a:spDef>
+    <a:lnDef>
+      <a:spPr/>
+      <a:bodyPr/>
+      <a:lstStyle/>
+      <a:style>
+        <a:lnRef idx="2">
+          <a:schemeClr val="accent1"/>
+        </a:lnRef>
+        <a:fillRef idx="0">
+          <a:schemeClr val="accent1"/>
+        </a:fillRef>
+        <a:effectRef idx="1">
+          <a:schemeClr val="accent1"/>
+        </a:effectRef>
+        <a:fontRef idx="minor">
+          <a:schemeClr val="tx1"/>
+        </a:fontRef>
+      </a:style>
+    </a:lnDef>
+  </a:objectDefaults>
   <a:extraClrSchemeLst/>
-  <a:extLst>
-    <a:ext uri="{05A4C25C-085E-4340-85A3-A5531E510DB2}">
-      <thm15:themeFamily xmlns:thm15="http://schemas.microsoft.com/office/thememl/2012/main" name="Office Theme" id="{2E142A2C-CD16-42D6-873A-C26D2A0506FA}" vid="{1BDDFF52-6CD6-40A5-AB3C-68EB2F1E4D0A}"/>
-    </a:ext>
-  </a:extLst>
 </a:theme>
 </file>
--- a/05-operational-resilience/Incident_Response_BCDR/Portugues_BR/Incident_Response_Business_Continuity_and_Disaster_Recovery_Manual_Portugues_BR_v1.0.docx
+++ b/05-operational-resilience/Incident_Response_BCDR/Portugues_BR/Incident_Response_Business_Continuity_and_Disaster_Recovery_Manual_Portugues_BR_v1.0.docx
@@ -1757,7 +1757,7 @@
       </w:r>
     </w:p>
     <w:bookmarkEnd w:id="21"/>
-    <w:bookmarkStart w:id="23" w:name="Xa31b884c93bf8be8cc0c2c12ea1565d5c0de5f3"/>
+    <w:bookmarkStart w:id="26" w:name="Xa31b884c93bf8be8cc0c2c12ea1565d5c0de5f3"/>
     <w:p>
       <w:pPr>
         <w:pStyle w:val="Heading1"/>
@@ -1780,30 +1780,80 @@
     </w:p>
     <w:p>
       <w:pPr>
+        <w:pStyle w:val="CaptionedFigure"/>
+      </w:pPr>
+      <w:r>
+        <w:drawing>
+          <wp:inline>
+            <wp:extent cx="5334000" cy="2945449"/>
+            <wp:effectExtent b="0" l="0" r="0" t="0"/>
+            <wp:docPr descr="Governa, Identificar e Proteger a preparação de suporte; Detectar, Responder e Recuperar incidentes lidar; lições melhorar cada função." title="" id="23" name="Picture"/>
+            <a:graphic>
+              <a:graphicData uri="http://schemas.openxmlformats.org/drawingml/2006/picture">
+                <pic:pic>
+                  <pic:nvPicPr>
+                    <pic:cNvPr descr="media/image1.png" id="24" name="Picture"/>
+                    <pic:cNvPicPr>
+                      <a:picLocks noChangeArrowheads="1" noChangeAspect="1"/>
+                    </pic:cNvPicPr>
+                  </pic:nvPicPr>
+                  <pic:blipFill>
+                    <a:blip r:embed="rId22"/>
+                    <a:stretch>
+                      <a:fillRect/>
+                    </a:stretch>
+                  </pic:blipFill>
+                  <pic:spPr bwMode="auto">
+                    <a:xfrm>
+                      <a:off x="0" y="0"/>
+                      <a:ext cx="5334000" cy="2945449"/>
+                    </a:xfrm>
+                    <a:prstGeom prst="rect">
+                      <a:avLst/>
+                    </a:prstGeom>
+                    <a:noFill/>
+                    <a:ln w="9525">
+                      <a:noFill/>
+                      <a:headEnd/>
+                      <a:tailEnd/>
+                    </a:ln>
+                  </pic:spPr>
+                </pic:pic>
+              </a:graphicData>
+            </a:graphic>
+          </wp:inline>
+        </w:drawing>
+      </w:r>
+    </w:p>
+    <w:p>
+      <w:pPr>
+        <w:pStyle w:val="ImageCaption"/>
+      </w:pPr>
+      <w:r>
+        <w:t xml:space="preserve">Governa, Identificar e Proteger a preparação de suporte; Detectar, Responder e Recuperar incidentes lidar; lições melhorar cada função.</w:t>
+      </w:r>
+    </w:p>
+    <w:p>
+      <w:pPr>
+        <w:pStyle w:val="BodyText"/>
+      </w:pPr>
+      <w:r>
+        <w:t xml:space="preserve">Figura 1. Ciclo integrado de resiliência cibernética</w:t>
+      </w:r>
+    </w:p>
+    <w:bookmarkStart w:id="25" w:name="capacidade-questão-primária-dono-típico"/>
+    <w:p>
+      <w:pPr>
+        <w:pStyle w:val="Heading2"/>
+      </w:pPr>
+      <w:r>
+        <w:t xml:space="preserve">Capacidade ** ** Questão primária ** ** Dono típico **</w:t>
+      </w:r>
+    </w:p>
+    <w:p>
+      <w:pPr>
         <w:pStyle w:val="FirstParagraph"/>
       </w:pPr>
-    </w:p>
-    <w:p>
-      <w:pPr>
-        <w:pStyle w:val="BodyText"/>
-      </w:pPr>
-      <w:r>
-        <w:t xml:space="preserve">Figura 1. Ciclo integrado de resiliência cibernética</w:t>
-      </w:r>
-    </w:p>
-    <w:bookmarkStart w:id="22" w:name="capacidade-questão-primária-dono-típico"/>
-    <w:p>
-      <w:pPr>
-        <w:pStyle w:val="Heading2"/>
-      </w:pPr>
-      <w:r>
-        <w:t xml:space="preserve">Capacidade ** ** Questão primária ** ** Dono típico **</w:t>
-      </w:r>
-    </w:p>
-    <w:p>
-      <w:pPr>
-        <w:pStyle w:val="FirstParagraph"/>
-      </w:pPr>
       <w:r>
         <w:t xml:space="preserve">Como detectamos, concentramos, removemos, recuperamos e aprendemos com incidentes cibernéticos? Comandante de segurança / incidente</w:t>
       </w:r>
@@ -1844,165 +1894,165 @@
       </w:r>
       <w:r>
         <w:t xml:space="preserve">O que é que se passa?</w:t>
-      </w:r>
-    </w:p>
-    <w:bookmarkEnd w:id="22"/>
-    <w:bookmarkEnd w:id="23"/>
-    <w:bookmarkStart w:id="26" w:name="governança-política-e-funções"/>
-    <w:p>
-      <w:pPr>
-        <w:pStyle w:val="Heading1"/>
-      </w:pPr>
-      <w:r>
-        <w:t xml:space="preserve">2. Governança, Política e Funções</w:t>
-      </w:r>
-    </w:p>
-    <w:p>
-      <w:pPr>
-        <w:numPr>
-          <w:ilvl w:val="0"/>
-          <w:numId w:val="1003"/>
-        </w:numPr>
-        <w:pStyle w:val="Compact"/>
-      </w:pPr>
-      <w:r>
-        <w:t xml:space="preserve">Autoridade, direitos de decisão, contatos e recursos devem existir antes que a pressão comece.*</w:t>
-      </w:r>
-    </w:p>
-    <w:bookmarkStart w:id="25" w:name="o-essencial-da-governança"/>
-    <w:p>
-      <w:pPr>
-        <w:pStyle w:val="Heading2"/>
-      </w:pPr>
-      <w:r>
-        <w:t xml:space="preserve">2.1 O essencial da governança</w:t>
-      </w:r>
-    </w:p>
-    <w:p>
-      <w:pPr>
-        <w:numPr>
-          <w:ilvl w:val="0"/>
-          <w:numId w:val="1004"/>
-        </w:numPr>
-      </w:pPr>
-      <w:r>
-        <w:t xml:space="preserve">Política, âmbito de aplicação, objectivos, autoridades, critérios de risco e recursos aprovados pelo Executivo.</w:t>
-      </w:r>
-    </w:p>
-    <w:p>
-      <w:pPr>
-        <w:numPr>
-          <w:ilvl w:val="0"/>
-          <w:numId w:val="1004"/>
-        </w:numPr>
-      </w:pPr>
-      <w:r>
-        <w:t xml:space="preserve">Nomeado comandante incidente, líder técnico, líder de continuidade, líder de recuperação, líder de comunicações, contatos legais/privacy e suplentes.</w:t>
-      </w:r>
-    </w:p>
-    <w:p>
-      <w:pPr>
-        <w:numPr>
-          <w:ilvl w:val="0"/>
-          <w:numId w:val="1004"/>
-        </w:numPr>
-      </w:pPr>
-      <w:r>
-        <w:t xml:space="preserve">Limiares de gravidade e ativação, vias de escalada, autoridade de mudança de emergência, autoridade de despesa e aceitação de riscos comerciais.</w:t>
-      </w:r>
-    </w:p>
-    <w:p>
-      <w:pPr>
-        <w:numPr>
-          <w:ilvl w:val="0"/>
-          <w:numId w:val="1004"/>
-        </w:numPr>
-      </w:pPr>
-      <w:r>
-        <w:t xml:space="preserve">Métodos de contato seguros, comunicações fora da faixa, árvores de chamada, fornecedores, seguradoras, reguladores e autoridades públicas.</w:t>
-      </w:r>
-    </w:p>
-    <w:p>
-      <w:pPr>
-        <w:numPr>
-          <w:ilvl w:val="0"/>
-          <w:numId w:val="1004"/>
-        </w:numPr>
-      </w:pPr>
-      <w:r>
-        <w:t xml:space="preserve">Planejar a propriedade, controle de versão, distribuição, treinamento, exercício, revisão e programação de melhoria.</w:t>
-      </w:r>
-    </w:p>
-    <w:p>
-      <w:pPr>
-        <w:numPr>
-          <w:ilvl w:val="0"/>
-          <w:numId w:val="1004"/>
-        </w:numPr>
-        <w:pStyle w:val="Heading2"/>
-      </w:pPr>
-      <w:bookmarkStart w:id="24" w:name="decisões-chave"/>
-      <w:r>
-        <w:t xml:space="preserve">** ** ** ** ** ** Decisões-chave**</w:t>
-      </w:r>
-      <w:bookmarkEnd w:id="24"/>
-    </w:p>
-    <w:p>
-      <w:pPr>
-        <w:numPr>
-          <w:ilvl w:val="0"/>
-          <w:numId w:val="1000"/>
-        </w:numPr>
-      </w:pPr>
-      <w:r>
-        <w:t xml:space="preserve">Comandante do incidente . Objetivos, prioridades, coordenação de tarefas, ritmo de status, escalada .</w:t>
-      </w:r>
-      <w:r>
-        <w:t xml:space="preserve"> </w:t>
-      </w:r>
-      <w:r>
-        <w:t xml:space="preserve">• Chumbo técnico • Investigação, âmbito, contenção, erradicação, critérios de recuperação</w:t>
-      </w:r>
-      <w:r>
-        <w:t xml:space="preserve"> </w:t>
-      </w:r>
-      <w:r>
-        <w:t xml:space="preserve">O proprietário da empresa O impacto operacional, solução alternativa, prioridade, aceitação do retorno ao serviço</w:t>
-      </w:r>
-      <w:r>
-        <w:t xml:space="preserve"> </w:t>
-      </w:r>
-      <w:r>
-        <w:t xml:space="preserve">□ Continuidade / DR lead □ Processo/site alternativo, sequência de recuperação, conflitos de recursos</w:t>
-      </w:r>
-      <w:r>
-        <w:t xml:space="preserve"> </w:t>
-      </w:r>
-      <w:r>
-        <w:t xml:space="preserve">□ Legal / privacidade □ Privilégio, preservação, análise de notificação, autoridades, contratos</w:t>
-      </w:r>
-      <w:r>
-        <w:t xml:space="preserve"> </w:t>
-      </w:r>
-      <w:r>
-        <w:t xml:space="preserve">□ Comunicações □ Funcionários, clientes, parceiros, público, mídia, aprovação de mensagens</w:t>
-      </w:r>
-      <w:r>
-        <w:t xml:space="preserve"> </w:t>
-      </w:r>
-      <w:r>
-        <w:t xml:space="preserve">□ Escriba / evidência de custódia</w:t>
-      </w:r>
-      <w:r>
-        <w:t xml:space="preserve"> </w:t>
-      </w:r>
-      <w:r>
-        <w:t xml:space="preserve">Segurança, risco material, estratégia, recursos, postura externa</w:t>
       </w:r>
     </w:p>
     <w:bookmarkEnd w:id="25"/>
     <w:bookmarkEnd w:id="26"/>
-    <w:bookmarkStart w:id="30" w:name="Xb777adbff45fdce93bd870b2d4e7d1ac6bcf79d"/>
+    <w:bookmarkStart w:id="29" w:name="governança-política-e-funções"/>
+    <w:p>
+      <w:pPr>
+        <w:pStyle w:val="Heading1"/>
+      </w:pPr>
+      <w:r>
+        <w:t xml:space="preserve">2. Governança, Política e Funções</w:t>
+      </w:r>
+    </w:p>
+    <w:p>
+      <w:pPr>
+        <w:numPr>
+          <w:ilvl w:val="0"/>
+          <w:numId w:val="1003"/>
+        </w:numPr>
+        <w:pStyle w:val="Compact"/>
+      </w:pPr>
+      <w:r>
+        <w:t xml:space="preserve">Autoridade, direitos de decisão, contatos e recursos devem existir antes que a pressão comece.*</w:t>
+      </w:r>
+    </w:p>
+    <w:bookmarkStart w:id="28" w:name="o-essencial-da-governança"/>
+    <w:p>
+      <w:pPr>
+        <w:pStyle w:val="Heading2"/>
+      </w:pPr>
+      <w:r>
+        <w:t xml:space="preserve">2.1 O essencial da governança</w:t>
+      </w:r>
+    </w:p>
+    <w:p>
+      <w:pPr>
+        <w:numPr>
+          <w:ilvl w:val="0"/>
+          <w:numId w:val="1004"/>
+        </w:numPr>
+      </w:pPr>
+      <w:r>
+        <w:t xml:space="preserve">Política, âmbito de aplicação, objectivos, autoridades, critérios de risco e recursos aprovados pelo Executivo.</w:t>
+      </w:r>
+    </w:p>
+    <w:p>
+      <w:pPr>
+        <w:numPr>
+          <w:ilvl w:val="0"/>
+          <w:numId w:val="1004"/>
+        </w:numPr>
+      </w:pPr>
+      <w:r>
+        <w:t xml:space="preserve">Nomeado comandante incidente, líder técnico, líder de continuidade, líder de recuperação, líder de comunicações, contatos legais/privacy e suplentes.</w:t>
+      </w:r>
+    </w:p>
+    <w:p>
+      <w:pPr>
+        <w:numPr>
+          <w:ilvl w:val="0"/>
+          <w:numId w:val="1004"/>
+        </w:numPr>
+      </w:pPr>
+      <w:r>
+        <w:t xml:space="preserve">Limiares de gravidade e ativação, vias de escalada, autoridade de mudança de emergência, autoridade de despesa e aceitação de riscos comerciais.</w:t>
+      </w:r>
+    </w:p>
+    <w:p>
+      <w:pPr>
+        <w:numPr>
+          <w:ilvl w:val="0"/>
+          <w:numId w:val="1004"/>
+        </w:numPr>
+      </w:pPr>
+      <w:r>
+        <w:t xml:space="preserve">Métodos de contato seguros, comunicações fora da faixa, árvores de chamada, fornecedores, seguradoras, reguladores e autoridades públicas.</w:t>
+      </w:r>
+    </w:p>
+    <w:p>
+      <w:pPr>
+        <w:numPr>
+          <w:ilvl w:val="0"/>
+          <w:numId w:val="1004"/>
+        </w:numPr>
+      </w:pPr>
+      <w:r>
+        <w:t xml:space="preserve">Planejar a propriedade, controle de versão, distribuição, treinamento, exercício, revisão e programação de melhoria.</w:t>
+      </w:r>
+    </w:p>
+    <w:p>
+      <w:pPr>
+        <w:numPr>
+          <w:ilvl w:val="0"/>
+          <w:numId w:val="1004"/>
+        </w:numPr>
+        <w:pStyle w:val="Heading2"/>
+      </w:pPr>
+      <w:bookmarkStart w:id="27" w:name="decisões-chave"/>
+      <w:r>
+        <w:t xml:space="preserve">** ** ** ** ** ** Decisões-chave**</w:t>
+      </w:r>
+      <w:bookmarkEnd w:id="27"/>
+    </w:p>
+    <w:p>
+      <w:pPr>
+        <w:numPr>
+          <w:ilvl w:val="0"/>
+          <w:numId w:val="1000"/>
+        </w:numPr>
+      </w:pPr>
+      <w:r>
+        <w:t xml:space="preserve">Comandante do incidente . Objetivos, prioridades, coordenação de tarefas, ritmo de status, escalada .</w:t>
+      </w:r>
+      <w:r>
+        <w:t xml:space="preserve"> </w:t>
+      </w:r>
+      <w:r>
+        <w:t xml:space="preserve">• Chumbo técnico • Investigação, âmbito, contenção, erradicação, critérios de recuperação</w:t>
+      </w:r>
+      <w:r>
+        <w:t xml:space="preserve"> </w:t>
+      </w:r>
+      <w:r>
+        <w:t xml:space="preserve">O proprietário da empresa O impacto operacional, solução alternativa, prioridade, aceitação do retorno ao serviço</w:t>
+      </w:r>
+      <w:r>
+        <w:t xml:space="preserve"> </w:t>
+      </w:r>
+      <w:r>
+        <w:t xml:space="preserve">□ Continuidade / DR lead □ Processo/site alternativo, sequência de recuperação, conflitos de recursos</w:t>
+      </w:r>
+      <w:r>
+        <w:t xml:space="preserve"> </w:t>
+      </w:r>
+      <w:r>
+        <w:t xml:space="preserve">□ Legal / privacidade □ Privilégio, preservação, análise de notificação, autoridades, contratos</w:t>
+      </w:r>
+      <w:r>
+        <w:t xml:space="preserve"> </w:t>
+      </w:r>
+      <w:r>
+        <w:t xml:space="preserve">□ Comunicações □ Funcionários, clientes, parceiros, público, mídia, aprovação de mensagens</w:t>
+      </w:r>
+      <w:r>
+        <w:t xml:space="preserve"> </w:t>
+      </w:r>
+      <w:r>
+        <w:t xml:space="preserve">□ Escriba / evidência de custódia</w:t>
+      </w:r>
+      <w:r>
+        <w:t xml:space="preserve"> </w:t>
+      </w:r>
+      <w:r>
+        <w:t xml:space="preserve">Segurança, risco material, estratégia, recursos, postura externa</w:t>
+      </w:r>
+    </w:p>
+    <w:bookmarkEnd w:id="28"/>
+    <w:bookmarkEnd w:id="29"/>
+    <w:bookmarkStart w:id="36" w:name="Xb777adbff45fdce93bd870b2d4e7d1ac6bcf79d"/>
     <w:p>
       <w:pPr>
         <w:pStyle w:val="Heading1"/>
@@ -2025,8 +2075,58 @@
     </w:p>
     <w:p>
       <w:pPr>
-        <w:pStyle w:val="BodyText"/>
-      </w:pPr>
+        <w:pStyle w:val="CaptionedFigure"/>
+      </w:pPr>
+      <w:r>
+        <w:drawing>
+          <wp:inline>
+            <wp:extent cx="5334000" cy="2945449"/>
+            <wp:effectExtent b="0" l="0" r="0" t="0"/>
+            <wp:docPr descr="Analisar o impacto antes de escolher soluções de tecnologia ou continuidade." title="" id="31" name="Picture"/>
+            <a:graphic>
+              <a:graphicData uri="http://schemas.openxmlformats.org/drawingml/2006/picture">
+                <pic:pic>
+                  <pic:nvPicPr>
+                    <pic:cNvPr descr="media/image2.png" id="32" name="Picture"/>
+                    <pic:cNvPicPr>
+                      <a:picLocks noChangeArrowheads="1" noChangeAspect="1"/>
+                    </pic:cNvPicPr>
+                  </pic:nvPicPr>
+                  <pic:blipFill>
+                    <a:blip r:embed="rId30"/>
+                    <a:stretch>
+                      <a:fillRect/>
+                    </a:stretch>
+                  </pic:blipFill>
+                  <pic:spPr bwMode="auto">
+                    <a:xfrm>
+                      <a:off x="0" y="0"/>
+                      <a:ext cx="5334000" cy="2945449"/>
+                    </a:xfrm>
+                    <a:prstGeom prst="rect">
+                      <a:avLst/>
+                    </a:prstGeom>
+                    <a:noFill/>
+                    <a:ln w="9525">
+                      <a:noFill/>
+                      <a:headEnd/>
+                      <a:tailEnd/>
+                    </a:ln>
+                  </pic:spPr>
+                </pic:pic>
+              </a:graphicData>
+            </a:graphic>
+          </wp:inline>
+        </w:drawing>
+      </w:r>
+    </w:p>
+    <w:p>
+      <w:pPr>
+        <w:pStyle w:val="ImageCaption"/>
+      </w:pPr>
+      <w:r>
+        <w:t xml:space="preserve">Analisar o impacto antes de escolher soluções de tecnologia ou continuidade.</w:t>
+      </w:r>
     </w:p>
     <w:p>
       <w:pPr>
@@ -2036,7 +2136,7 @@
         <w:t xml:space="preserve">Figura 2. Cadeia de raciocínio BIA</w:t>
       </w:r>
     </w:p>
-    <w:bookmarkStart w:id="28" w:name="método-bia"/>
+    <w:bookmarkStart w:id="34" w:name="método-bia"/>
     <w:p>
       <w:pPr>
         <w:pStyle w:val="Heading2"/>
@@ -2130,11 +2230,11 @@
         </w:numPr>
         <w:pStyle w:val="Heading2"/>
       </w:pPr>
-      <w:bookmarkStart w:id="27" w:name="exemplo"/>
+      <w:bookmarkStart w:id="33" w:name="exemplo"/>
       <w:r>
         <w:t xml:space="preserve">** ** ** ** ** ** ** ** Exemplo **</w:t>
       </w:r>
-      <w:bookmarkEnd w:id="27"/>
+      <w:bookmarkEnd w:id="33"/>
     </w:p>
     <w:p>
       <w:pPr>
@@ -2171,8 +2271,8 @@
         <w:t xml:space="preserve">Dependência Resource outro processo precisa entregar a sua saída Identidade, DNS, região de nuvem, pessoas, fornecedor</w:t>
       </w:r>
     </w:p>
-    <w:bookmarkEnd w:id="28"/>
-    <w:bookmarkStart w:id="29" w:name="X83d27d136705fab7fd08836cfd55eb866275e35"/>
+    <w:bookmarkEnd w:id="34"/>
+    <w:bookmarkStart w:id="35" w:name="X83d27d136705fab7fd08836cfd55eb866275e35"/>
     <w:p>
       <w:pPr>
         <w:pStyle w:val="Heading2"/>
@@ -2181,9 +2281,9 @@
         <w:t xml:space="preserve">Erro comum:** RTO e RPO são requisitos de negócios, não configurações de produtos de backup. Teste se o serviço completo de ponta a ponta pode realmente conhecê-los. □</w:t>
       </w:r>
     </w:p>
-    <w:bookmarkEnd w:id="29"/>
-    <w:bookmarkEnd w:id="30"/>
-    <w:bookmarkStart w:id="34" w:name="X9c66590d4aada59a67f654a427146a8dc7741a2"/>
+    <w:bookmarkEnd w:id="35"/>
+    <w:bookmarkEnd w:id="36"/>
+    <w:bookmarkStart w:id="40" w:name="X9c66590d4aada59a67f654a427146a8dc7741a2"/>
     <w:p>
       <w:pPr>
         <w:pStyle w:val="Heading1"/>
@@ -2204,7 +2304,7 @@
         <w:t xml:space="preserve">NIST SP 800-61 Rev. 3 integra resposta incidente nas seis funções CSF 2.0.</w:t>
       </w:r>
     </w:p>
-    <w:bookmarkStart w:id="31" w:name="Xe5f44f295907fe4ae675a7b3dcdbf3d54906005"/>
+    <w:bookmarkStart w:id="37" w:name="Xe5f44f295907fe4ae675a7b3dcdbf3d54906005"/>
     <w:p>
       <w:pPr>
         <w:pStyle w:val="Heading2"/>
@@ -2265,8 +2365,8 @@
         <w:t xml:space="preserve">□—————————————————————————————————————————————————————————————————————————————————————————————————————————————————</w:t>
       </w:r>
     </w:p>
-    <w:bookmarkEnd w:id="31"/>
-    <w:bookmarkStart w:id="32" w:name="sequência-operacional-prática"/>
+    <w:bookmarkEnd w:id="37"/>
+    <w:bookmarkStart w:id="38" w:name="sequência-operacional-prática"/>
     <w:p>
       <w:pPr>
         <w:pStyle w:val="Heading2"/>
@@ -2354,8 +2454,8 @@
         <w:t xml:space="preserve">A preparação reduz a confusão, falhas de acesso, perda de provas e improvisação perigosa.*</w:t>
       </w:r>
     </w:p>
-    <w:bookmarkEnd w:id="32"/>
-    <w:bookmarkStart w:id="33" w:name="lista-de-verificação-de-prontidão"/>
+    <w:bookmarkEnd w:id="38"/>
+    <w:bookmarkStart w:id="39" w:name="lista-de-verificação-de-prontidão"/>
     <w:p>
       <w:pPr>
         <w:pStyle w:val="Heading2"/>
@@ -2441,9 +2541,9 @@
         <w:t xml:space="preserve">Treinamento de papéis, exercícios técnicos e de mesa, testes de call-tree e melhorias rastreadas.</w:t>
       </w:r>
     </w:p>
-    <w:bookmarkEnd w:id="33"/>
-    <w:bookmarkEnd w:id="34"/>
-    <w:bookmarkStart w:id="36" w:name="design-de-livro-de-jogos"/>
+    <w:bookmarkEnd w:id="39"/>
+    <w:bookmarkEnd w:id="40"/>
+    <w:bookmarkStart w:id="42" w:name="design-de-livro-de-jogos"/>
     <w:p>
       <w:pPr>
         <w:pStyle w:val="Heading1"/>
@@ -2460,11 +2560,11 @@
         </w:numPr>
         <w:pStyle w:val="Heading2"/>
       </w:pPr>
-      <w:bookmarkStart w:id="35" w:name="campo-conteúdo"/>
+      <w:bookmarkStart w:id="41" w:name="campo-conteúdo"/>
       <w:r>
         <w:t xml:space="preserve">Campo** * Conteúdo**</w:t>
       </w:r>
-      <w:bookmarkEnd w:id="35"/>
+      <w:bookmarkEnd w:id="41"/>
     </w:p>
     <w:p>
       <w:pPr>
@@ -2526,8 +2626,8 @@
         <w:t xml:space="preserve">Melhoramento □ Métrica, revisão, proprietário, reteste</w:t>
       </w:r>
     </w:p>
-    <w:bookmarkEnd w:id="36"/>
-    <w:bookmarkStart w:id="39" w:name="detecção-e-validação-de-eventos"/>
+    <w:bookmarkEnd w:id="42"/>
+    <w:bookmarkStart w:id="48" w:name="detecção-e-validação-de-eventos"/>
     <w:p>
       <w:pPr>
         <w:pStyle w:val="Heading1"/>
@@ -2550,8 +2650,58 @@
     </w:p>
     <w:p>
       <w:pPr>
-        <w:pStyle w:val="BodyText"/>
-      </w:pPr>
+        <w:pStyle w:val="CaptionedFigure"/>
+      </w:pPr>
+      <w:r>
+        <w:drawing>
+          <wp:inline>
+            <wp:extent cx="5334000" cy="2945449"/>
+            <wp:effectExtent b="0" l="0" r="0" t="0"/>
+            <wp:docPr descr="Um sinal torna-se um incidente apenas após validação e classificação sob critérios aprovados." title="" id="44" name="Picture"/>
+            <a:graphic>
+              <a:graphicData uri="http://schemas.openxmlformats.org/drawingml/2006/picture">
+                <pic:pic>
+                  <pic:nvPicPr>
+                    <pic:cNvPr descr="media/image3.png" id="45" name="Picture"/>
+                    <pic:cNvPicPr>
+                      <a:picLocks noChangeArrowheads="1" noChangeAspect="1"/>
+                    </pic:cNvPicPr>
+                  </pic:nvPicPr>
+                  <pic:blipFill>
+                    <a:blip r:embed="rId43"/>
+                    <a:stretch>
+                      <a:fillRect/>
+                    </a:stretch>
+                  </pic:blipFill>
+                  <pic:spPr bwMode="auto">
+                    <a:xfrm>
+                      <a:off x="0" y="0"/>
+                      <a:ext cx="5334000" cy="2945449"/>
+                    </a:xfrm>
+                    <a:prstGeom prst="rect">
+                      <a:avLst/>
+                    </a:prstGeom>
+                    <a:noFill/>
+                    <a:ln w="9525">
+                      <a:noFill/>
+                      <a:headEnd/>
+                      <a:tailEnd/>
+                    </a:ln>
+                  </pic:spPr>
+                </pic:pic>
+              </a:graphicData>
+            </a:graphic>
+          </wp:inline>
+        </w:drawing>
+      </w:r>
+    </w:p>
+    <w:p>
+      <w:pPr>
+        <w:pStyle w:val="ImageCaption"/>
+      </w:pPr>
+      <w:r>
+        <w:t xml:space="preserve">Um sinal torna-se um incidente apenas após validação e classificação sob critérios aprovados.</w:t>
+      </w:r>
     </w:p>
     <w:p>
       <w:pPr>
@@ -2697,7 +2847,7 @@
         <w:t xml:space="preserve">Triage define prioridade e inicia os caminhos de autoridade, evidência e comunicação certos.</w:t>
       </w:r>
     </w:p>
-    <w:bookmarkStart w:id="37" w:name="fator-de-gravidade"/>
+    <w:bookmarkStart w:id="46" w:name="fator-de-gravidade"/>
     <w:p>
       <w:pPr>
         <w:pStyle w:val="Heading2"/>
@@ -2750,8 +2900,8 @@
         <w:t xml:space="preserve">• Incerteza – Que fatos estão faltando, e poderiam aumentar materialmente a gravidade?</w:t>
       </w:r>
     </w:p>
-    <w:bookmarkEnd w:id="37"/>
-    <w:bookmarkStart w:id="38" w:name="saída-da-triagem"/>
+    <w:bookmarkEnd w:id="46"/>
+    <w:bookmarkStart w:id="47" w:name="saída-da-triagem"/>
     <w:p>
       <w:pPr>
         <w:pStyle w:val="Heading2"/>
@@ -2815,9 +2965,9 @@
         <w:t xml:space="preserve">Razão para mudanças de gravidade e grandes decisões.</w:t>
       </w:r>
     </w:p>
-    <w:bookmarkEnd w:id="38"/>
-    <w:bookmarkEnd w:id="39"/>
-    <w:bookmarkStart w:id="44" w:name="investigação-e-scoping"/>
+    <w:bookmarkEnd w:id="47"/>
+    <w:bookmarkEnd w:id="48"/>
+    <w:bookmarkStart w:id="56" w:name="investigação-e-scoping"/>
     <w:p>
       <w:pPr>
         <w:pStyle w:val="Heading1"/>
@@ -2838,7 +2988,7 @@
         <w:t xml:space="preserve">Investigação constrói e testa explicações enquanto o ambiente e o atacante podem estar mudando.</w:t>
       </w:r>
     </w:p>
-    <w:bookmarkStart w:id="40" w:name="método-de-investigação"/>
+    <w:bookmarkStart w:id="49" w:name="método-de-investigação"/>
     <w:p>
       <w:pPr>
         <w:pStyle w:val="Heading2"/>
@@ -2924,8 +3074,8 @@
         <w:t xml:space="preserve">Breves tomadores de decisão com fatos, incerteza, efeito comercial, opções e recomendado próximo passo.</w:t>
       </w:r>
     </w:p>
-    <w:bookmarkEnd w:id="40"/>
-    <w:bookmarkStart w:id="41" w:name="pergunta-possível-evidência"/>
+    <w:bookmarkEnd w:id="49"/>
+    <w:bookmarkStart w:id="53" w:name="pergunta-possível-evidência"/>
     <w:p>
       <w:pPr>
         <w:pStyle w:val="Heading2"/>
@@ -2998,8 +3148,58 @@
     </w:p>
     <w:p>
       <w:pPr>
-        <w:pStyle w:val="BodyText"/>
-      </w:pPr>
+        <w:pStyle w:val="CaptionedFigure"/>
+      </w:pPr>
+      <w:r>
+        <w:drawing>
+          <wp:inline>
+            <wp:extent cx="5334000" cy="2945449"/>
+            <wp:effectExtent b="0" l="0" r="0" t="0"/>
+            <wp:docPr descr="Escolha ações através de objetivos explícitos, impactos, autoridade e verificação." title="" id="51" name="Picture"/>
+            <a:graphic>
+              <a:graphicData uri="http://schemas.openxmlformats.org/drawingml/2006/picture">
+                <pic:pic>
+                  <pic:nvPicPr>
+                    <pic:cNvPr descr="media/image4.png" id="52" name="Picture"/>
+                    <pic:cNvPicPr>
+                      <a:picLocks noChangeArrowheads="1" noChangeAspect="1"/>
+                    </pic:cNvPicPr>
+                  </pic:nvPicPr>
+                  <pic:blipFill>
+                    <a:blip r:embed="rId50"/>
+                    <a:stretch>
+                      <a:fillRect/>
+                    </a:stretch>
+                  </pic:blipFill>
+                  <pic:spPr bwMode="auto">
+                    <a:xfrm>
+                      <a:off x="0" y="0"/>
+                      <a:ext cx="5334000" cy="2945449"/>
+                    </a:xfrm>
+                    <a:prstGeom prst="rect">
+                      <a:avLst/>
+                    </a:prstGeom>
+                    <a:noFill/>
+                    <a:ln w="9525">
+                      <a:noFill/>
+                      <a:headEnd/>
+                      <a:tailEnd/>
+                    </a:ln>
+                  </pic:spPr>
+                </pic:pic>
+              </a:graphicData>
+            </a:graphic>
+          </wp:inline>
+        </w:drawing>
+      </w:r>
+    </w:p>
+    <w:p>
+      <w:pPr>
+        <w:pStyle w:val="ImageCaption"/>
+      </w:pPr>
+      <w:r>
+        <w:t xml:space="preserve">Escolha ações através de objetivos explícitos, impactos, autoridade e verificação.</w:t>
+      </w:r>
     </w:p>
     <w:p>
       <w:pPr>
@@ -3009,8 +3209,8 @@
         <w:t xml:space="preserve">Figura 4. Decisão de contenção</w:t>
       </w:r>
     </w:p>
-    <w:bookmarkEnd w:id="41"/>
-    <w:bookmarkStart w:id="42" w:name="opções"/>
+    <w:bookmarkEnd w:id="53"/>
+    <w:bookmarkStart w:id="54" w:name="opções"/>
     <w:p>
       <w:pPr>
         <w:pStyle w:val="Heading2"/>
@@ -3052,8 +3252,8 @@
         <w:t xml:space="preserve">Usar ações encenadas ou coordenadas quando etapas isoladas alertam um atacante ou quebram o serviço crítico.</w:t>
       </w:r>
     </w:p>
-    <w:bookmarkEnd w:id="42"/>
-    <w:bookmarkStart w:id="43" w:name="registro-de-decisão"/>
+    <w:bookmarkEnd w:id="54"/>
+    <w:bookmarkStart w:id="55" w:name="registro-de-decisão"/>
     <w:p>
       <w:pPr>
         <w:pStyle w:val="Heading2"/>
@@ -3117,9 +3317,9 @@
         <w:t xml:space="preserve">Exposição residual e ponto de decisão seguinte.</w:t>
       </w:r>
     </w:p>
-    <w:bookmarkEnd w:id="43"/>
-    <w:bookmarkEnd w:id="44"/>
-    <w:bookmarkStart w:id="46" w:name="erradicação-e-remediação"/>
+    <w:bookmarkEnd w:id="55"/>
+    <w:bookmarkEnd w:id="56"/>
+    <w:bookmarkStart w:id="58" w:name="erradicação-e-remediação"/>
     <w:p>
       <w:pPr>
         <w:pStyle w:val="Heading1"/>
@@ -3140,7 +3340,7 @@
         <w:t xml:space="preserve">A erradicação remove a causa, o acesso do atacante, a persistência, as mudanças inseguras e as fraquezas relacionadas.*</w:t>
       </w:r>
     </w:p>
-    <w:bookmarkStart w:id="45" w:name="trabalho-de-erradicação"/>
+    <w:bookmarkStart w:id="57" w:name="trabalho-de-erradicação"/>
     <w:p>
       <w:pPr>
         <w:pStyle w:val="Heading2"/>
@@ -3227,608 +3427,708 @@
       </w:r>
       <w:r>
         <w:t xml:space="preserve">□————————————————————————————————————————————————————————————————————————————————————————————————————————————————-</w:t>
-      </w:r>
-    </w:p>
-    <w:bookmarkEnd w:id="45"/>
-    <w:bookmarkEnd w:id="46"/>
-    <w:bookmarkStart w:id="47" w:name="recuperação-e-retorno-ao-serviço"/>
-    <w:p>
-      <w:pPr>
-        <w:pStyle w:val="Heading1"/>
-      </w:pPr>
-      <w:r>
-        <w:t xml:space="preserve">11. Recuperação e retorno ao serviço</w:t>
-      </w:r>
-    </w:p>
-    <w:p>
-      <w:pPr>
-        <w:numPr>
-          <w:ilvl w:val="0"/>
-          <w:numId w:val="1021"/>
-        </w:numPr>
-        <w:pStyle w:val="Compact"/>
-      </w:pPr>
-      <w:r>
-        <w:t xml:space="preserve">Recuperar restaura o serviço crítico através de etapas controladas, verificadas e monitoradas.*</w:t>
-      </w:r>
-    </w:p>
-    <w:p>
-      <w:pPr>
-        <w:pStyle w:val="FirstParagraph"/>
-      </w:pPr>
-    </w:p>
-    <w:p>
-      <w:pPr>
-        <w:pStyle w:val="BodyText"/>
-      </w:pPr>
-      <w:r>
-        <w:t xml:space="preserve">Figura 5. Retorno confiável ao serviço</w:t>
-      </w:r>
-    </w:p>
-    <w:bookmarkEnd w:id="47"/>
-    <w:bookmarkStart w:id="48" w:name="portões-de-recuperação"/>
-    <w:p>
-      <w:pPr>
-        <w:pStyle w:val="Heading1"/>
-      </w:pPr>
-      <w:r>
-        <w:t xml:space="preserve"># 11.1 Portões de recuperação</w:t>
-      </w:r>
-    </w:p>
-    <w:p>
-      <w:pPr>
-        <w:numPr>
-          <w:ilvl w:val="0"/>
-          <w:numId w:val="1022"/>
-        </w:numPr>
-      </w:pPr>
-      <w:r>
-        <w:t xml:space="preserve">A contenção é estável e a recuperação não se ligará ao compromisso activo.</w:t>
-      </w:r>
-    </w:p>
-    <w:p>
-      <w:pPr>
-        <w:numPr>
-          <w:ilvl w:val="0"/>
-          <w:numId w:val="1022"/>
-        </w:numPr>
-      </w:pPr>
-      <w:r>
-        <w:t xml:space="preserve">Fonte de restauração, build pipeline, backups, credenciais, dependências e caminho de administração são confiáveis.</w:t>
-      </w:r>
-    </w:p>
-    <w:p>
-      <w:pPr>
-        <w:numPr>
-          <w:ilvl w:val="0"/>
-          <w:numId w:val="1022"/>
-        </w:numPr>
-      </w:pPr>
-      <w:r>
-        <w:t xml:space="preserve">Atualizações de segurança, endurecimento, rotação de identidade e monitoramento necessários estão ativos.</w:t>
-      </w:r>
-    </w:p>
-    <w:p>
-      <w:pPr>
-        <w:numPr>
-          <w:ilvl w:val="0"/>
-          <w:numId w:val="1022"/>
-        </w:numPr>
-      </w:pPr>
-      <w:r>
-        <w:t xml:space="preserve">Integridade dos dados, completude, função de aplicação, interfaces, capacidade e resultados de RTO/RPO são testados.</w:t>
-      </w:r>
-    </w:p>
-    <w:p>
-      <w:pPr>
-        <w:numPr>
-          <w:ilvl w:val="0"/>
-          <w:numId w:val="1022"/>
-        </w:numPr>
-      </w:pPr>
-      <w:r>
-        <w:t xml:space="preserve">A reconexão é faseada; maior monitoramento tem proprietários claros e duração.</w:t>
-      </w:r>
-    </w:p>
-    <w:p>
-      <w:pPr>
-        <w:numPr>
-          <w:ilvl w:val="0"/>
-          <w:numId w:val="1022"/>
-        </w:numPr>
-      </w:pPr>
-      <w:r>
-        <w:t xml:space="preserve">Os proprietários de empresas e técnicos aprovam o retorno ao serviço, com exceções e risco residual registrado.</w:t>
-      </w:r>
-    </w:p>
-    <w:bookmarkEnd w:id="48"/>
-    <w:bookmarkStart w:id="51" w:name="provas-de-recuperação"/>
-    <w:p>
-      <w:pPr>
-        <w:pStyle w:val="Heading1"/>
-      </w:pPr>
-      <w:r>
-        <w:t xml:space="preserve"># 11.2 Provas de recuperação</w:t>
-      </w:r>
-    </w:p>
-    <w:p>
-      <w:pPr>
-        <w:numPr>
-          <w:ilvl w:val="0"/>
-          <w:numId w:val="1023"/>
-        </w:numPr>
-      </w:pPr>
-      <w:r>
-        <w:t xml:space="preserve">Sequência de recuperação e datas reais.</w:t>
-      </w:r>
-    </w:p>
-    <w:p>
-      <w:pPr>
-        <w:numPr>
-          <w:ilvl w:val="0"/>
-          <w:numId w:val="1023"/>
-        </w:numPr>
-      </w:pPr>
-      <w:r>
-        <w:t xml:space="preserve">Versão restaurada, fontes, hashes/configuração, ponto de dados e estado de dependência.</w:t>
-      </w:r>
-    </w:p>
-    <w:p>
-      <w:pPr>
-        <w:numPr>
-          <w:ilvl w:val="0"/>
-          <w:numId w:val="1023"/>
-        </w:numPr>
-      </w:pPr>
-      <w:r>
-        <w:t xml:space="preserve">Segurança, funcional, reconciliação de dados, desempenho e resultados de aceitação do usuário.</w:t>
-      </w:r>
-    </w:p>
-    <w:p>
-      <w:pPr>
-        <w:numPr>
-          <w:ilvl w:val="0"/>
-          <w:numId w:val="1023"/>
-        </w:numPr>
-      </w:pPr>
-      <w:r>
-        <w:t xml:space="preserve">RTO/RPO alcançado ou perdido, causa, impacto, solução alternativa e ação corretiva.</w:t>
-      </w:r>
-    </w:p>
-    <w:p>
-      <w:pPr>
-        <w:numPr>
-          <w:ilvl w:val="0"/>
-          <w:numId w:val="1023"/>
-        </w:numPr>
-      </w:pPr>
-      <w:r>
-        <w:t xml:space="preserve">Resultados de monitorização melhorados e decisão de recorrência.</w:t>
-      </w:r>
-    </w:p>
-    <w:p>
-      <w:pPr>
-        <w:numPr>
-          <w:ilvl w:val="0"/>
-          <w:numId w:val="1024"/>
-        </w:numPr>
-        <w:pStyle w:val="Compact"/>
-      </w:pPr>
-      <w:r>
-        <w:t xml:space="preserve">Lições aprendidas e Melhorias</w:t>
-      </w:r>
-    </w:p>
-    <w:p>
-      <w:pPr>
-        <w:pStyle w:val="FirstParagraph"/>
-      </w:pPr>
-      <w:r>
-        <w:t xml:space="preserve">A melhoria converte a experiência em sistemas mais seguros e melhores decisões.</w:t>
-      </w:r>
-    </w:p>
-    <w:bookmarkStart w:id="49" w:name="processo-pós-ação"/>
-    <w:p>
-      <w:pPr>
-        <w:pStyle w:val="Heading2"/>
-      </w:pPr>
-      <w:r>
-        <w:t xml:space="preserve">12.1 Processo pós-ação</w:t>
-      </w:r>
-    </w:p>
-    <w:p>
-      <w:pPr>
-        <w:numPr>
-          <w:ilvl w:val="0"/>
-          <w:numId w:val="1025"/>
-        </w:numPr>
-      </w:pPr>
-      <w:r>
-        <w:t xml:space="preserve">Faça uma revisão irrepreensível, mas responsável, logo que os fatos e decisões possam ser reconstruídos.</w:t>
-      </w:r>
-    </w:p>
-    <w:p>
-      <w:pPr>
-        <w:numPr>
-          <w:ilvl w:val="0"/>
-          <w:numId w:val="1025"/>
-        </w:numPr>
-      </w:pPr>
-      <w:r>
-        <w:t xml:space="preserve">Construir a linha do tempo factual: sinal, reconhecimento, escalada, decisões, contenção, erradicação, restauração, comunicação e encerramento.</w:t>
-      </w:r>
-    </w:p>
-    <w:p>
-      <w:pPr>
-        <w:numPr>
-          <w:ilvl w:val="0"/>
-          <w:numId w:val="1025"/>
-        </w:numPr>
-      </w:pPr>
-      <w:r>
-        <w:t xml:space="preserve">Compare o desempenho esperado versus real de pessoas, planos, dados, ferramentas, fornecedores, comunicações e recuperação.</w:t>
-      </w:r>
-    </w:p>
-    <w:p>
-      <w:pPr>
-        <w:numPr>
-          <w:ilvl w:val="0"/>
-          <w:numId w:val="1025"/>
-        </w:numPr>
-      </w:pPr>
-      <w:r>
-        <w:t xml:space="preserve">Identificar condições contribuintes e causas sistêmicas, não apenas erros individuais.</w:t>
-      </w:r>
-    </w:p>
-    <w:p>
-      <w:pPr>
-        <w:numPr>
-          <w:ilvl w:val="0"/>
-          <w:numId w:val="1025"/>
-        </w:numPr>
-      </w:pPr>
-      <w:r>
-        <w:t xml:space="preserve">Atribuir ações específicas, proprietários, recursos, datas baseadas em risco, proteção provisória e medidas de sucesso.</w:t>
-      </w:r>
-    </w:p>
-    <w:p>
-      <w:pPr>
-        <w:numPr>
-          <w:ilvl w:val="0"/>
-          <w:numId w:val="1025"/>
-        </w:numPr>
-      </w:pPr>
-      <w:r>
-        <w:t xml:space="preserve">Teste novamente a capacidade falhada e atualizar políticas, arquitetura, detecçãos, playbooks, contratos, treinamento, BIA, continuidade e planos de recuperação.</w:t>
-      </w:r>
-    </w:p>
-    <w:bookmarkEnd w:id="49"/>
-    <w:bookmarkStart w:id="50" w:name="ação-fraca-ação-de-stronger"/>
-    <w:p>
-      <w:pPr>
-        <w:pStyle w:val="Heading2"/>
-      </w:pPr>
-      <w:r>
-        <w:t xml:space="preserve">Ação fraca ** ** Ação de Stronger **</w:t>
-      </w:r>
-    </w:p>
-    <w:p>
-      <w:pPr>
-        <w:pStyle w:val="FirstParagraph"/>
-      </w:pPr>
-      <w:r>
-        <w:t xml:space="preserve">Melhore o monitoramento □ Adicione eventos de administração de provedor de identidade ao SIEM, alerta sobre o novo papel privilegiado dentro de cinco minutos, e teste mensal</w:t>
-      </w:r>
-      <w:r>
-        <w:t xml:space="preserve"> </w:t>
-      </w:r>
-      <w:r>
-        <w:t xml:space="preserve">O pessoal do comboio executa um exercício direcionado para verificação de identidade do serviço-desk e manipulação da medição de falhas</w:t>
-      </w:r>
-      <w:r>
-        <w:t xml:space="preserve"> </w:t>
-      </w:r>
-      <w:r>
-        <w:t xml:space="preserve">Corrigir backups Adicionar cópia diária isolada para a base de dados Tier 1 e provar a restauração dentro de quatro horas RTO trimestral</w:t>
-      </w:r>
-      <w:r>
-        <w:t xml:space="preserve"> </w:t>
-      </w:r>
-      <w:r>
-        <w:t xml:space="preserve">O plano de atualização .. Adicionar nome de tomada de decisão alternativa, contato fora da banda e passo de ativação testado ..</w:t>
-      </w:r>
-    </w:p>
-    <w:bookmarkEnd w:id="50"/>
-    <w:bookmarkEnd w:id="51"/>
-    <w:bookmarkStart w:id="52" w:name="X5882ccb133ab926c87787f5488cd3be51b816c5"/>
-    <w:p>
-      <w:pPr>
-        <w:pStyle w:val="Heading1"/>
-      </w:pPr>
-      <w:r>
-        <w:t xml:space="preserve">13. Coordenação de Comunicação, Legal e Reguladora</w:t>
-      </w:r>
-    </w:p>
-    <w:p>
-      <w:pPr>
-        <w:numPr>
-          <w:ilvl w:val="0"/>
-          <w:numId w:val="1026"/>
-        </w:numPr>
-        <w:pStyle w:val="Compact"/>
-      </w:pPr>
-      <w:r>
-        <w:t xml:space="preserve">A comunicação deve ser precisa, oportuna, autorizada, específica do público e protegida.*</w:t>
-      </w:r>
-    </w:p>
-    <w:bookmarkEnd w:id="52"/>
-    <w:bookmarkStart w:id="55" w:name="regras-de-funcionamento"/>
-    <w:p>
-      <w:pPr>
-        <w:pStyle w:val="Heading1"/>
-      </w:pPr>
-      <w:r>
-        <w:t xml:space="preserve"># 13.1 Regras de funcionamento</w:t>
-      </w:r>
-    </w:p>
-    <w:p>
-      <w:pPr>
-        <w:numPr>
-          <w:ilvl w:val="0"/>
-          <w:numId w:val="1027"/>
-        </w:numPr>
-      </w:pPr>
-      <w:r>
-        <w:t xml:space="preserve">Mantenha uma base de fatos aprovada com tempo, fonte, confiança, proprietário e última atualização.</w:t>
-      </w:r>
-    </w:p>
-    <w:p>
-      <w:pPr>
-        <w:numPr>
-          <w:ilvl w:val="0"/>
-          <w:numId w:val="1027"/>
-        </w:numPr>
-      </w:pPr>
-      <w:r>
-        <w:t xml:space="preserve">Situação operacional separada, análise jurídica, hipóteses técnicas e mensagens públicas.</w:t>
-      </w:r>
-    </w:p>
-    <w:p>
-      <w:pPr>
-        <w:numPr>
-          <w:ilvl w:val="0"/>
-          <w:numId w:val="1027"/>
-        </w:numPr>
-      </w:pPr>
-      <w:r>
-        <w:t xml:space="preserve">Usar canais seguros adequados para possível compromisso e preservar registros necessários.</w:t>
-      </w:r>
-    </w:p>
-    <w:p>
-      <w:pPr>
-        <w:numPr>
-          <w:ilvl w:val="0"/>
-          <w:numId w:val="1027"/>
-        </w:numPr>
-      </w:pPr>
-      <w:r>
-        <w:t xml:space="preserve">Diga o que é conhecido, desconhecido, sendo feito, necessário do público, e próxima atualização.</w:t>
-      </w:r>
-    </w:p>
-    <w:p>
-      <w:pPr>
-        <w:numPr>
-          <w:ilvl w:val="0"/>
-          <w:numId w:val="1027"/>
-        </w:numPr>
-      </w:pPr>
-      <w:r>
-        <w:t xml:space="preserve">Acompanhar gatilhos de notificação e relógios por lei, regulador, contrato, seguradora, cliente, empregado e jurisdição.</w:t>
-      </w:r>
-    </w:p>
-    <w:p>
-      <w:pPr>
-        <w:numPr>
-          <w:ilvl w:val="0"/>
-          <w:numId w:val="1027"/>
-        </w:numPr>
-      </w:pPr>
-      <w:r>
-        <w:t xml:space="preserve">Coordenar legal, privacidade, comunicações, recursos humanos, segurança, executivos, fornecedores, seguradoras e autoridades públicas.</w:t>
-      </w:r>
-    </w:p>
-    <w:p>
-      <w:pPr>
-        <w:numPr>
-          <w:ilvl w:val="0"/>
-          <w:numId w:val="1027"/>
-        </w:numPr>
-      </w:pPr>
-      <w:r>
-        <w:t xml:space="preserve">Não especule, esconda fatos materiais, destrua registros, ou prometa tempo que os respondedores não podem apoiar.</w:t>
-      </w:r>
-    </w:p>
-    <w:p>
-      <w:pPr>
-        <w:numPr>
-          <w:ilvl w:val="0"/>
-          <w:numId w:val="1027"/>
-        </w:numPr>
-        <w:pStyle w:val="Heading2"/>
-      </w:pPr>
-      <w:bookmarkStart w:id="53" w:name="audiência-necessidades"/>
-      <w:r>
-        <w:t xml:space="preserve">Audiência** * Necessidades**</w:t>
-      </w:r>
-      <w:bookmarkEnd w:id="53"/>
-    </w:p>
-    <w:p>
-      <w:pPr>
-        <w:numPr>
-          <w:ilvl w:val="0"/>
-          <w:numId w:val="1000"/>
-        </w:numPr>
-      </w:pPr>
-      <w:r>
-        <w:t xml:space="preserve">Responsáveis Objetivos, escopo, tarefas, evidências, perigos, decisões</w:t>
-      </w:r>
-      <w:r>
-        <w:t xml:space="preserve"> </w:t>
-      </w:r>
-      <w:r>
-        <w:t xml:space="preserve">• Executivos • Impacto empresarial, incerteza, opções, recomendação, recursos, próxima decisão</w:t>
-      </w:r>
-      <w:r>
-        <w:t xml:space="preserve"> </w:t>
-      </w:r>
-      <w:r>
-        <w:t xml:space="preserve">Os funcionários O que aconteceu, ações seguras, suporte, canal de relatórios, atualização de timing</w:t>
-      </w:r>
-      <w:r>
-        <w:t xml:space="preserve"> </w:t>
-      </w:r>
-      <w:r>
-        <w:t xml:space="preserve">• Clientes / parceiros • Atendimento/dados afetados, ação protetora, suporte, atualizações verificadas</w:t>
-      </w:r>
-      <w:r>
-        <w:t xml:space="preserve"> </w:t>
-      </w:r>
-      <w:r>
-        <w:t xml:space="preserve">□ Regulador / autoridade</w:t>
-      </w:r>
-      <w:r>
-        <w:t xml:space="preserve"> </w:t>
-      </w:r>
-      <w:r>
-        <w:t xml:space="preserve">□ Público / mídia □ Aprovada mensagem precisa, porta-voz, atualizações consistentes</w:t>
-      </w:r>
-    </w:p>
-    <w:bookmarkStart w:id="54" w:name="Xac39b2c94883c5192ab745c05188b69bd4889ba"/>
-    <w:p>
-      <w:pPr>
-        <w:pStyle w:val="Heading2"/>
-      </w:pPr>
-      <w:r>
-        <w:t xml:space="preserve">Nota legal:** Os deveres de notificação e preservação são específicos de fato e jurisdição. Envolver conselho qualificado cedo; não usar este manual como uma determinação legal. □</w:t>
-      </w:r>
-    </w:p>
-    <w:bookmarkEnd w:id="54"/>
-    <w:bookmarkEnd w:id="55"/>
-    <w:bookmarkStart w:id="56" w:name="evidência-digital-e-pronto-forense"/>
-    <w:p>
-      <w:pPr>
-        <w:pStyle w:val="Heading1"/>
-      </w:pPr>
-      <w:r>
-        <w:t xml:space="preserve">14. Evidência Digital e Pronto Forense</w:t>
-      </w:r>
-    </w:p>
-    <w:p>
-      <w:pPr>
-        <w:numPr>
-          <w:ilvl w:val="0"/>
-          <w:numId w:val="1028"/>
-        </w:numPr>
-        <w:pStyle w:val="Compact"/>
-      </w:pPr>
-      <w:r>
-        <w:t xml:space="preserve">A prontidão Forense torna a evidência confiável, útil, proporcionada e disponível quando necessário.*</w:t>
-      </w:r>
-    </w:p>
-    <w:p>
-      <w:pPr>
-        <w:pStyle w:val="FirstParagraph"/>
-      </w:pPr>
-    </w:p>
-    <w:p>
-      <w:pPr>
-        <w:pStyle w:val="BodyText"/>
-      </w:pPr>
-      <w:r>
-        <w:t xml:space="preserve">Figura 6. Integridade e custódia das provas</w:t>
-      </w:r>
-    </w:p>
-    <w:bookmarkEnd w:id="56"/>
-    <w:bookmarkStart w:id="58" w:name="registro-de-provas"/>
-    <w:p>
-      <w:pPr>
-        <w:pStyle w:val="Heading1"/>
-      </w:pPr>
-      <w:r>
-        <w:t xml:space="preserve"># 14.1 Registro de provas</w:t>
-      </w:r>
-    </w:p>
-    <w:p>
-      <w:pPr>
-        <w:numPr>
-          <w:ilvl w:val="0"/>
-          <w:numId w:val="1029"/>
-        </w:numPr>
-      </w:pPr>
-      <w:r>
-        <w:t xml:space="preserve">ID do item único, descrição, sistema de origem/dispositivo/conta, coletor, autoridade, data/hora/zona temporal, localização e razão.</w:t>
-      </w:r>
-    </w:p>
-    <w:p>
-      <w:pPr>
-        <w:numPr>
-          <w:ilvl w:val="0"/>
-          <w:numId w:val="1029"/>
-        </w:numPr>
-      </w:pPr>
-      <w:r>
-        <w:t xml:space="preserve">Método de coleta, ferramenta/versão, configurações, cópia original e de trabalho, hash criptográfico, quando apropriado, e proteção de armazenamento.</w:t>
-      </w:r>
-    </w:p>
-    <w:p>
-      <w:pPr>
-        <w:numPr>
-          <w:ilvl w:val="0"/>
-          <w:numId w:val="1029"/>
-        </w:numPr>
-      </w:pPr>
-      <w:r>
-        <w:t xml:space="preserve">Cada transferência: de, até, data/hora, finalidade, assinaturas ou registro autenticado, e verificação de integridade.</w:t>
-      </w:r>
-    </w:p>
-    <w:p>
-      <w:pPr>
-        <w:numPr>
-          <w:ilvl w:val="0"/>
-          <w:numId w:val="1029"/>
-        </w:numPr>
-      </w:pPr>
-      <w:r>
-        <w:t xml:space="preserve">Passos de análise, consultas, transformações, normalização do tempo, screenshots/exportações, achados, explicação alternativa e limitação.</w:t>
-      </w:r>
-    </w:p>
-    <w:p>
-      <w:pPr>
-        <w:numPr>
-          <w:ilvl w:val="0"/>
-          <w:numId w:val="1029"/>
-        </w:numPr>
-      </w:pPr>
-      <w:r>
-        <w:t xml:space="preserve">Retenção, detenção legal, privacidade/minimização, log de acesso, divulgação e disposição aprovada.</w:t>
-      </w:r>
-    </w:p>
-    <w:bookmarkStart w:id="57" w:name="X43cfbb3bde4095d704b1fbde1238e69735276f9"/>
-    <w:p>
-      <w:pPr>
-        <w:pStyle w:val="Heading2"/>
-      </w:pPr>
-      <w:r>
-        <w:t xml:space="preserve">Segurança e autoridade: Não acessar contas pessoais, interceptar comunicações, coletar amplamente, ou executar ações invasivas sem autoridade adequada. Siga as regras de lei, política, privacidade, emprego e evidência. □</w:t>
       </w:r>
     </w:p>
     <w:bookmarkEnd w:id="57"/>
     <w:bookmarkEnd w:id="58"/>
-    <w:bookmarkStart w:id="60" w:name="ransomware-e-ataques-destrutivos"/>
+    <w:bookmarkStart w:id="62" w:name="recuperação-e-retorno-ao-serviço"/>
     <w:p>
       <w:pPr>
         <w:pStyle w:val="Heading1"/>
       </w:pPr>
       <w:r>
+        <w:t xml:space="preserve">11. Recuperação e retorno ao serviço</w:t>
+      </w:r>
+    </w:p>
+    <w:p>
+      <w:pPr>
+        <w:numPr>
+          <w:ilvl w:val="0"/>
+          <w:numId w:val="1021"/>
+        </w:numPr>
+        <w:pStyle w:val="Compact"/>
+      </w:pPr>
+      <w:r>
+        <w:t xml:space="preserve">Recuperar restaura o serviço crítico através de etapas controladas, verificadas e monitoradas.*</w:t>
+      </w:r>
+    </w:p>
+    <w:p>
+      <w:pPr>
+        <w:pStyle w:val="CaptionedFigure"/>
+      </w:pPr>
+      <w:r>
+        <w:drawing>
+          <wp:inline>
+            <wp:extent cx="5334000" cy="2945449"/>
+            <wp:effectExtent b="0" l="0" r="0" t="0"/>
+            <wp:docPr descr="Validação de segurança e aceitação de negócios pertencem dentro da recuperação." title="" id="60" name="Picture"/>
+            <a:graphic>
+              <a:graphicData uri="http://schemas.openxmlformats.org/drawingml/2006/picture">
+                <pic:pic>
+                  <pic:nvPicPr>
+                    <pic:cNvPr descr="media/image5.png" id="61" name="Picture"/>
+                    <pic:cNvPicPr>
+                      <a:picLocks noChangeArrowheads="1" noChangeAspect="1"/>
+                    </pic:cNvPicPr>
+                  </pic:nvPicPr>
+                  <pic:blipFill>
+                    <a:blip r:embed="rId59"/>
+                    <a:stretch>
+                      <a:fillRect/>
+                    </a:stretch>
+                  </pic:blipFill>
+                  <pic:spPr bwMode="auto">
+                    <a:xfrm>
+                      <a:off x="0" y="0"/>
+                      <a:ext cx="5334000" cy="2945449"/>
+                    </a:xfrm>
+                    <a:prstGeom prst="rect">
+                      <a:avLst/>
+                    </a:prstGeom>
+                    <a:noFill/>
+                    <a:ln w="9525">
+                      <a:noFill/>
+                      <a:headEnd/>
+                      <a:tailEnd/>
+                    </a:ln>
+                  </pic:spPr>
+                </pic:pic>
+              </a:graphicData>
+            </a:graphic>
+          </wp:inline>
+        </w:drawing>
+      </w:r>
+    </w:p>
+    <w:p>
+      <w:pPr>
+        <w:pStyle w:val="ImageCaption"/>
+      </w:pPr>
+      <w:r>
+        <w:t xml:space="preserve">Validação de segurança e aceitação de negócios pertencem dentro da recuperação.</w:t>
+      </w:r>
+    </w:p>
+    <w:p>
+      <w:pPr>
+        <w:pStyle w:val="BodyText"/>
+      </w:pPr>
+      <w:r>
+        <w:t xml:space="preserve">Figura 5. Retorno confiável ao serviço</w:t>
+      </w:r>
+    </w:p>
+    <w:bookmarkEnd w:id="62"/>
+    <w:bookmarkStart w:id="63" w:name="portões-de-recuperação"/>
+    <w:p>
+      <w:pPr>
+        <w:pStyle w:val="Heading1"/>
+      </w:pPr>
+      <w:r>
+        <w:t xml:space="preserve"># 11.1 Portões de recuperação</w:t>
+      </w:r>
+    </w:p>
+    <w:p>
+      <w:pPr>
+        <w:numPr>
+          <w:ilvl w:val="0"/>
+          <w:numId w:val="1022"/>
+        </w:numPr>
+      </w:pPr>
+      <w:r>
+        <w:t xml:space="preserve">A contenção é estável e a recuperação não se ligará ao compromisso activo.</w:t>
+      </w:r>
+    </w:p>
+    <w:p>
+      <w:pPr>
+        <w:numPr>
+          <w:ilvl w:val="0"/>
+          <w:numId w:val="1022"/>
+        </w:numPr>
+      </w:pPr>
+      <w:r>
+        <w:t xml:space="preserve">Fonte de restauração, build pipeline, backups, credenciais, dependências e caminho de administração são confiáveis.</w:t>
+      </w:r>
+    </w:p>
+    <w:p>
+      <w:pPr>
+        <w:numPr>
+          <w:ilvl w:val="0"/>
+          <w:numId w:val="1022"/>
+        </w:numPr>
+      </w:pPr>
+      <w:r>
+        <w:t xml:space="preserve">Atualizações de segurança, endurecimento, rotação de identidade e monitoramento necessários estão ativos.</w:t>
+      </w:r>
+    </w:p>
+    <w:p>
+      <w:pPr>
+        <w:numPr>
+          <w:ilvl w:val="0"/>
+          <w:numId w:val="1022"/>
+        </w:numPr>
+      </w:pPr>
+      <w:r>
+        <w:t xml:space="preserve">Integridade dos dados, completude, função de aplicação, interfaces, capacidade e resultados de RTO/RPO são testados.</w:t>
+      </w:r>
+    </w:p>
+    <w:p>
+      <w:pPr>
+        <w:numPr>
+          <w:ilvl w:val="0"/>
+          <w:numId w:val="1022"/>
+        </w:numPr>
+      </w:pPr>
+      <w:r>
+        <w:t xml:space="preserve">A reconexão é faseada; maior monitoramento tem proprietários claros e duração.</w:t>
+      </w:r>
+    </w:p>
+    <w:p>
+      <w:pPr>
+        <w:numPr>
+          <w:ilvl w:val="0"/>
+          <w:numId w:val="1022"/>
+        </w:numPr>
+      </w:pPr>
+      <w:r>
+        <w:t xml:space="preserve">Os proprietários de empresas e técnicos aprovam o retorno ao serviço, com exceções e risco residual registrado.</w:t>
+      </w:r>
+    </w:p>
+    <w:bookmarkEnd w:id="63"/>
+    <w:bookmarkStart w:id="66" w:name="provas-de-recuperação"/>
+    <w:p>
+      <w:pPr>
+        <w:pStyle w:val="Heading1"/>
+      </w:pPr>
+      <w:r>
+        <w:t xml:space="preserve"># 11.2 Provas de recuperação</w:t>
+      </w:r>
+    </w:p>
+    <w:p>
+      <w:pPr>
+        <w:numPr>
+          <w:ilvl w:val="0"/>
+          <w:numId w:val="1023"/>
+        </w:numPr>
+      </w:pPr>
+      <w:r>
+        <w:t xml:space="preserve">Sequência de recuperação e datas reais.</w:t>
+      </w:r>
+    </w:p>
+    <w:p>
+      <w:pPr>
+        <w:numPr>
+          <w:ilvl w:val="0"/>
+          <w:numId w:val="1023"/>
+        </w:numPr>
+      </w:pPr>
+      <w:r>
+        <w:t xml:space="preserve">Versão restaurada, fontes, hashes/configuração, ponto de dados e estado de dependência.</w:t>
+      </w:r>
+    </w:p>
+    <w:p>
+      <w:pPr>
+        <w:numPr>
+          <w:ilvl w:val="0"/>
+          <w:numId w:val="1023"/>
+        </w:numPr>
+      </w:pPr>
+      <w:r>
+        <w:t xml:space="preserve">Segurança, funcional, reconciliação de dados, desempenho e resultados de aceitação do usuário.</w:t>
+      </w:r>
+    </w:p>
+    <w:p>
+      <w:pPr>
+        <w:numPr>
+          <w:ilvl w:val="0"/>
+          <w:numId w:val="1023"/>
+        </w:numPr>
+      </w:pPr>
+      <w:r>
+        <w:t xml:space="preserve">RTO/RPO alcançado ou perdido, causa, impacto, solução alternativa e ação corretiva.</w:t>
+      </w:r>
+    </w:p>
+    <w:p>
+      <w:pPr>
+        <w:numPr>
+          <w:ilvl w:val="0"/>
+          <w:numId w:val="1023"/>
+        </w:numPr>
+      </w:pPr>
+      <w:r>
+        <w:t xml:space="preserve">Resultados de monitorização melhorados e decisão de recorrência.</w:t>
+      </w:r>
+    </w:p>
+    <w:p>
+      <w:pPr>
+        <w:numPr>
+          <w:ilvl w:val="0"/>
+          <w:numId w:val="1024"/>
+        </w:numPr>
+        <w:pStyle w:val="Compact"/>
+      </w:pPr>
+      <w:r>
+        <w:t xml:space="preserve">Lições aprendidas e Melhorias</w:t>
+      </w:r>
+    </w:p>
+    <w:p>
+      <w:pPr>
+        <w:pStyle w:val="FirstParagraph"/>
+      </w:pPr>
+      <w:r>
+        <w:t xml:space="preserve">A melhoria converte a experiência em sistemas mais seguros e melhores decisões.</w:t>
+      </w:r>
+    </w:p>
+    <w:bookmarkStart w:id="64" w:name="processo-pós-ação"/>
+    <w:p>
+      <w:pPr>
+        <w:pStyle w:val="Heading2"/>
+      </w:pPr>
+      <w:r>
+        <w:t xml:space="preserve">12.1 Processo pós-ação</w:t>
+      </w:r>
+    </w:p>
+    <w:p>
+      <w:pPr>
+        <w:numPr>
+          <w:ilvl w:val="0"/>
+          <w:numId w:val="1025"/>
+        </w:numPr>
+      </w:pPr>
+      <w:r>
+        <w:t xml:space="preserve">Faça uma revisão irrepreensível, mas responsável, logo que os fatos e decisões possam ser reconstruídos.</w:t>
+      </w:r>
+    </w:p>
+    <w:p>
+      <w:pPr>
+        <w:numPr>
+          <w:ilvl w:val="0"/>
+          <w:numId w:val="1025"/>
+        </w:numPr>
+      </w:pPr>
+      <w:r>
+        <w:t xml:space="preserve">Construir a linha do tempo factual: sinal, reconhecimento, escalada, decisões, contenção, erradicação, restauração, comunicação e encerramento.</w:t>
+      </w:r>
+    </w:p>
+    <w:p>
+      <w:pPr>
+        <w:numPr>
+          <w:ilvl w:val="0"/>
+          <w:numId w:val="1025"/>
+        </w:numPr>
+      </w:pPr>
+      <w:r>
+        <w:t xml:space="preserve">Compare o desempenho esperado versus real de pessoas, planos, dados, ferramentas, fornecedores, comunicações e recuperação.</w:t>
+      </w:r>
+    </w:p>
+    <w:p>
+      <w:pPr>
+        <w:numPr>
+          <w:ilvl w:val="0"/>
+          <w:numId w:val="1025"/>
+        </w:numPr>
+      </w:pPr>
+      <w:r>
+        <w:t xml:space="preserve">Identificar condições contribuintes e causas sistêmicas, não apenas erros individuais.</w:t>
+      </w:r>
+    </w:p>
+    <w:p>
+      <w:pPr>
+        <w:numPr>
+          <w:ilvl w:val="0"/>
+          <w:numId w:val="1025"/>
+        </w:numPr>
+      </w:pPr>
+      <w:r>
+        <w:t xml:space="preserve">Atribuir ações específicas, proprietários, recursos, datas baseadas em risco, proteção provisória e medidas de sucesso.</w:t>
+      </w:r>
+    </w:p>
+    <w:p>
+      <w:pPr>
+        <w:numPr>
+          <w:ilvl w:val="0"/>
+          <w:numId w:val="1025"/>
+        </w:numPr>
+      </w:pPr>
+      <w:r>
+        <w:t xml:space="preserve">Teste novamente a capacidade falhada e atualizar políticas, arquitetura, detecçãos, playbooks, contratos, treinamento, BIA, continuidade e planos de recuperação.</w:t>
+      </w:r>
+    </w:p>
+    <w:bookmarkEnd w:id="64"/>
+    <w:bookmarkStart w:id="65" w:name="ação-fraca-ação-de-stronger"/>
+    <w:p>
+      <w:pPr>
+        <w:pStyle w:val="Heading2"/>
+      </w:pPr>
+      <w:r>
+        <w:t xml:space="preserve">Ação fraca ** ** Ação de Stronger **</w:t>
+      </w:r>
+    </w:p>
+    <w:p>
+      <w:pPr>
+        <w:pStyle w:val="FirstParagraph"/>
+      </w:pPr>
+      <w:r>
+        <w:t xml:space="preserve">Melhore o monitoramento □ Adicione eventos de administração de provedor de identidade ao SIEM, alerta sobre o novo papel privilegiado dentro de cinco minutos, e teste mensal</w:t>
+      </w:r>
+      <w:r>
+        <w:t xml:space="preserve"> </w:t>
+      </w:r>
+      <w:r>
+        <w:t xml:space="preserve">O pessoal do comboio executa um exercício direcionado para verificação de identidade do serviço-desk e manipulação da medição de falhas</w:t>
+      </w:r>
+      <w:r>
+        <w:t xml:space="preserve"> </w:t>
+      </w:r>
+      <w:r>
+        <w:t xml:space="preserve">Corrigir backups Adicionar cópia diária isolada para a base de dados Tier 1 e provar a restauração dentro de quatro horas RTO trimestral</w:t>
+      </w:r>
+      <w:r>
+        <w:t xml:space="preserve"> </w:t>
+      </w:r>
+      <w:r>
+        <w:t xml:space="preserve">O plano de atualização .. Adicionar nome de tomada de decisão alternativa, contato fora da banda e passo de ativação testado ..</w:t>
+      </w:r>
+    </w:p>
+    <w:bookmarkEnd w:id="65"/>
+    <w:bookmarkEnd w:id="66"/>
+    <w:bookmarkStart w:id="67" w:name="X5882ccb133ab926c87787f5488cd3be51b816c5"/>
+    <w:p>
+      <w:pPr>
+        <w:pStyle w:val="Heading1"/>
+      </w:pPr>
+      <w:r>
+        <w:t xml:space="preserve">13. Coordenação de Comunicação, Legal e Reguladora</w:t>
+      </w:r>
+    </w:p>
+    <w:p>
+      <w:pPr>
+        <w:numPr>
+          <w:ilvl w:val="0"/>
+          <w:numId w:val="1026"/>
+        </w:numPr>
+        <w:pStyle w:val="Compact"/>
+      </w:pPr>
+      <w:r>
+        <w:t xml:space="preserve">A comunicação deve ser precisa, oportuna, autorizada, específica do público e protegida.*</w:t>
+      </w:r>
+    </w:p>
+    <w:bookmarkEnd w:id="67"/>
+    <w:bookmarkStart w:id="70" w:name="regras-de-funcionamento"/>
+    <w:p>
+      <w:pPr>
+        <w:pStyle w:val="Heading1"/>
+      </w:pPr>
+      <w:r>
+        <w:t xml:space="preserve"># 13.1 Regras de funcionamento</w:t>
+      </w:r>
+    </w:p>
+    <w:p>
+      <w:pPr>
+        <w:numPr>
+          <w:ilvl w:val="0"/>
+          <w:numId w:val="1027"/>
+        </w:numPr>
+      </w:pPr>
+      <w:r>
+        <w:t xml:space="preserve">Mantenha uma base de fatos aprovada com tempo, fonte, confiança, proprietário e última atualização.</w:t>
+      </w:r>
+    </w:p>
+    <w:p>
+      <w:pPr>
+        <w:numPr>
+          <w:ilvl w:val="0"/>
+          <w:numId w:val="1027"/>
+        </w:numPr>
+      </w:pPr>
+      <w:r>
+        <w:t xml:space="preserve">Situação operacional separada, análise jurídica, hipóteses técnicas e mensagens públicas.</w:t>
+      </w:r>
+    </w:p>
+    <w:p>
+      <w:pPr>
+        <w:numPr>
+          <w:ilvl w:val="0"/>
+          <w:numId w:val="1027"/>
+        </w:numPr>
+      </w:pPr>
+      <w:r>
+        <w:t xml:space="preserve">Usar canais seguros adequados para possível compromisso e preservar registros necessários.</w:t>
+      </w:r>
+    </w:p>
+    <w:p>
+      <w:pPr>
+        <w:numPr>
+          <w:ilvl w:val="0"/>
+          <w:numId w:val="1027"/>
+        </w:numPr>
+      </w:pPr>
+      <w:r>
+        <w:t xml:space="preserve">Diga o que é conhecido, desconhecido, sendo feito, necessário do público, e próxima atualização.</w:t>
+      </w:r>
+    </w:p>
+    <w:p>
+      <w:pPr>
+        <w:numPr>
+          <w:ilvl w:val="0"/>
+          <w:numId w:val="1027"/>
+        </w:numPr>
+      </w:pPr>
+      <w:r>
+        <w:t xml:space="preserve">Acompanhar gatilhos de notificação e relógios por lei, regulador, contrato, seguradora, cliente, empregado e jurisdição.</w:t>
+      </w:r>
+    </w:p>
+    <w:p>
+      <w:pPr>
+        <w:numPr>
+          <w:ilvl w:val="0"/>
+          <w:numId w:val="1027"/>
+        </w:numPr>
+      </w:pPr>
+      <w:r>
+        <w:t xml:space="preserve">Coordenar legal, privacidade, comunicações, recursos humanos, segurança, executivos, fornecedores, seguradoras e autoridades públicas.</w:t>
+      </w:r>
+    </w:p>
+    <w:p>
+      <w:pPr>
+        <w:numPr>
+          <w:ilvl w:val="0"/>
+          <w:numId w:val="1027"/>
+        </w:numPr>
+      </w:pPr>
+      <w:r>
+        <w:t xml:space="preserve">Não especule, esconda fatos materiais, destrua registros, ou prometa tempo que os respondedores não podem apoiar.</w:t>
+      </w:r>
+    </w:p>
+    <w:p>
+      <w:pPr>
+        <w:numPr>
+          <w:ilvl w:val="0"/>
+          <w:numId w:val="1027"/>
+        </w:numPr>
+        <w:pStyle w:val="Heading2"/>
+      </w:pPr>
+      <w:bookmarkStart w:id="68" w:name="audiência-necessidades"/>
+      <w:r>
+        <w:t xml:space="preserve">Audiência** * Necessidades**</w:t>
+      </w:r>
+      <w:bookmarkEnd w:id="68"/>
+    </w:p>
+    <w:p>
+      <w:pPr>
+        <w:numPr>
+          <w:ilvl w:val="0"/>
+          <w:numId w:val="1000"/>
+        </w:numPr>
+      </w:pPr>
+      <w:r>
+        <w:t xml:space="preserve">Responsáveis Objetivos, escopo, tarefas, evidências, perigos, decisões</w:t>
+      </w:r>
+      <w:r>
+        <w:t xml:space="preserve"> </w:t>
+      </w:r>
+      <w:r>
+        <w:t xml:space="preserve">• Executivos • Impacto empresarial, incerteza, opções, recomendação, recursos, próxima decisão</w:t>
+      </w:r>
+      <w:r>
+        <w:t xml:space="preserve"> </w:t>
+      </w:r>
+      <w:r>
+        <w:t xml:space="preserve">Os funcionários O que aconteceu, ações seguras, suporte, canal de relatórios, atualização de timing</w:t>
+      </w:r>
+      <w:r>
+        <w:t xml:space="preserve"> </w:t>
+      </w:r>
+      <w:r>
+        <w:t xml:space="preserve">• Clientes / parceiros • Atendimento/dados afetados, ação protetora, suporte, atualizações verificadas</w:t>
+      </w:r>
+      <w:r>
+        <w:t xml:space="preserve"> </w:t>
+      </w:r>
+      <w:r>
+        <w:t xml:space="preserve">□ Regulador / autoridade</w:t>
+      </w:r>
+      <w:r>
+        <w:t xml:space="preserve"> </w:t>
+      </w:r>
+      <w:r>
+        <w:t xml:space="preserve">□ Público / mídia □ Aprovada mensagem precisa, porta-voz, atualizações consistentes</w:t>
+      </w:r>
+    </w:p>
+    <w:bookmarkStart w:id="69" w:name="Xac39b2c94883c5192ab745c05188b69bd4889ba"/>
+    <w:p>
+      <w:pPr>
+        <w:pStyle w:val="Heading2"/>
+      </w:pPr>
+      <w:r>
+        <w:t xml:space="preserve">Nota legal:** Os deveres de notificação e preservação são específicos de fato e jurisdição. Envolver conselho qualificado cedo; não usar este manual como uma determinação legal. □</w:t>
+      </w:r>
+    </w:p>
+    <w:bookmarkEnd w:id="69"/>
+    <w:bookmarkEnd w:id="70"/>
+    <w:bookmarkStart w:id="74" w:name="evidência-digital-e-pronto-forense"/>
+    <w:p>
+      <w:pPr>
+        <w:pStyle w:val="Heading1"/>
+      </w:pPr>
+      <w:r>
+        <w:t xml:space="preserve">14. Evidência Digital e Pronto Forense</w:t>
+      </w:r>
+    </w:p>
+    <w:p>
+      <w:pPr>
+        <w:numPr>
+          <w:ilvl w:val="0"/>
+          <w:numId w:val="1028"/>
+        </w:numPr>
+        <w:pStyle w:val="Compact"/>
+      </w:pPr>
+      <w:r>
+        <w:t xml:space="preserve">A prontidão Forense torna a evidência confiável, útil, proporcionada e disponível quando necessário.*</w:t>
+      </w:r>
+    </w:p>
+    <w:p>
+      <w:pPr>
+        <w:pStyle w:val="CaptionedFigure"/>
+      </w:pPr>
+      <w:r>
+        <w:drawing>
+          <wp:inline>
+            <wp:extent cx="5334000" cy="2945449"/>
+            <wp:effectExtent b="0" l="0" r="0" t="0"/>
+            <wp:docPr descr="Identidade do documento, preservação, integridade, custódia, análise e limites." title="" id="72" name="Picture"/>
+            <a:graphic>
+              <a:graphicData uri="http://schemas.openxmlformats.org/drawingml/2006/picture">
+                <pic:pic>
+                  <pic:nvPicPr>
+                    <pic:cNvPr descr="media/image6.png" id="73" name="Picture"/>
+                    <pic:cNvPicPr>
+                      <a:picLocks noChangeArrowheads="1" noChangeAspect="1"/>
+                    </pic:cNvPicPr>
+                  </pic:nvPicPr>
+                  <pic:blipFill>
+                    <a:blip r:embed="rId71"/>
+                    <a:stretch>
+                      <a:fillRect/>
+                    </a:stretch>
+                  </pic:blipFill>
+                  <pic:spPr bwMode="auto">
+                    <a:xfrm>
+                      <a:off x="0" y="0"/>
+                      <a:ext cx="5334000" cy="2945449"/>
+                    </a:xfrm>
+                    <a:prstGeom prst="rect">
+                      <a:avLst/>
+                    </a:prstGeom>
+                    <a:noFill/>
+                    <a:ln w="9525">
+                      <a:noFill/>
+                      <a:headEnd/>
+                      <a:tailEnd/>
+                    </a:ln>
+                  </pic:spPr>
+                </pic:pic>
+              </a:graphicData>
+            </a:graphic>
+          </wp:inline>
+        </w:drawing>
+      </w:r>
+    </w:p>
+    <w:p>
+      <w:pPr>
+        <w:pStyle w:val="ImageCaption"/>
+      </w:pPr>
+      <w:r>
+        <w:t xml:space="preserve">Identidade do documento, preservação, integridade, custódia, análise e limites.</w:t>
+      </w:r>
+    </w:p>
+    <w:p>
+      <w:pPr>
+        <w:pStyle w:val="BodyText"/>
+      </w:pPr>
+      <w:r>
+        <w:t xml:space="preserve">Figura 6. Integridade e custódia das provas</w:t>
+      </w:r>
+    </w:p>
+    <w:bookmarkEnd w:id="74"/>
+    <w:bookmarkStart w:id="76" w:name="registro-de-provas"/>
+    <w:p>
+      <w:pPr>
+        <w:pStyle w:val="Heading1"/>
+      </w:pPr>
+      <w:r>
+        <w:t xml:space="preserve"># 14.1 Registro de provas</w:t>
+      </w:r>
+    </w:p>
+    <w:p>
+      <w:pPr>
+        <w:numPr>
+          <w:ilvl w:val="0"/>
+          <w:numId w:val="1029"/>
+        </w:numPr>
+      </w:pPr>
+      <w:r>
+        <w:t xml:space="preserve">ID do item único, descrição, sistema de origem/dispositivo/conta, coletor, autoridade, data/hora/zona temporal, localização e razão.</w:t>
+      </w:r>
+    </w:p>
+    <w:p>
+      <w:pPr>
+        <w:numPr>
+          <w:ilvl w:val="0"/>
+          <w:numId w:val="1029"/>
+        </w:numPr>
+      </w:pPr>
+      <w:r>
+        <w:t xml:space="preserve">Método de coleta, ferramenta/versão, configurações, cópia original e de trabalho, hash criptográfico, quando apropriado, e proteção de armazenamento.</w:t>
+      </w:r>
+    </w:p>
+    <w:p>
+      <w:pPr>
+        <w:numPr>
+          <w:ilvl w:val="0"/>
+          <w:numId w:val="1029"/>
+        </w:numPr>
+      </w:pPr>
+      <w:r>
+        <w:t xml:space="preserve">Cada transferência: de, até, data/hora, finalidade, assinaturas ou registro autenticado, e verificação de integridade.</w:t>
+      </w:r>
+    </w:p>
+    <w:p>
+      <w:pPr>
+        <w:numPr>
+          <w:ilvl w:val="0"/>
+          <w:numId w:val="1029"/>
+        </w:numPr>
+      </w:pPr>
+      <w:r>
+        <w:t xml:space="preserve">Passos de análise, consultas, transformações, normalização do tempo, screenshots/exportações, achados, explicação alternativa e limitação.</w:t>
+      </w:r>
+    </w:p>
+    <w:p>
+      <w:pPr>
+        <w:numPr>
+          <w:ilvl w:val="0"/>
+          <w:numId w:val="1029"/>
+        </w:numPr>
+      </w:pPr>
+      <w:r>
+        <w:t xml:space="preserve">Retenção, detenção legal, privacidade/minimização, log de acesso, divulgação e disposição aprovada.</w:t>
+      </w:r>
+    </w:p>
+    <w:bookmarkStart w:id="75" w:name="X43cfbb3bde4095d704b1fbde1238e69735276f9"/>
+    <w:p>
+      <w:pPr>
+        <w:pStyle w:val="Heading2"/>
+      </w:pPr>
+      <w:r>
+        <w:t xml:space="preserve">Segurança e autoridade: Não acessar contas pessoais, interceptar comunicações, coletar amplamente, ou executar ações invasivas sem autoridade adequada. Siga as regras de lei, política, privacidade, emprego e evidência. □</w:t>
+      </w:r>
+    </w:p>
+    <w:bookmarkEnd w:id="75"/>
+    <w:bookmarkEnd w:id="76"/>
+    <w:bookmarkStart w:id="78" w:name="ransomware-e-ataques-destrutivos"/>
+    <w:p>
+      <w:pPr>
+        <w:pStyle w:val="Heading1"/>
+      </w:pPr>
+      <w:r>
         <w:t xml:space="preserve">15. Ransomware e Ataques Destrutivos</w:t>
       </w:r>
     </w:p>
@@ -3844,7 +4144,7 @@
         <w:t xml:space="preserve">Ransomware pode combinar acesso, roubo, extorsão, criptografia, destruição e pressão pública.*</w:t>
       </w:r>
     </w:p>
-    <w:bookmarkStart w:id="59" w:name="prioridades-imediatas"/>
+    <w:bookmarkStart w:id="77" w:name="prioridades-imediatas"/>
     <w:p>
       <w:pPr>
         <w:pStyle w:val="Heading2"/>
@@ -3930,9 +4230,9 @@
         <w:t xml:space="preserve">Priorizar restauração confiável de serviços críticos; validar backups e não reconectar em compromisso ativo.</w:t>
       </w:r>
     </w:p>
-    <w:bookmarkEnd w:id="59"/>
-    <w:bookmarkEnd w:id="60"/>
-    <w:bookmarkStart w:id="61" w:name="decisão-de-pagamento"/>
+    <w:bookmarkEnd w:id="77"/>
+    <w:bookmarkEnd w:id="78"/>
+    <w:bookmarkStart w:id="79" w:name="decisão-de-pagamento"/>
     <w:p>
       <w:pPr>
         <w:pStyle w:val="Heading1"/>
@@ -3974,8 +4274,8 @@
         <w:t xml:space="preserve">Preservar os factos, as autoridades, as alternativas, as condições da seguradora e a fundamentação da decisão; utilizar o aconselhamento qualificado e as autoridades públicas, conforme adequado.</w:t>
       </w:r>
     </w:p>
-    <w:bookmarkEnd w:id="61"/>
-    <w:bookmarkStart w:id="62" w:name="resposta-de-incidente-cloud-e-saas"/>
+    <w:bookmarkEnd w:id="79"/>
+    <w:bookmarkStart w:id="80" w:name="resposta-de-incidente-cloud-e-saas"/>
     <w:p>
       <w:pPr>
         <w:pStyle w:val="Heading1"/>
@@ -3996,8 +4296,8 @@
         <w:t xml:space="preserve">A resposta em nuvem depende da telemetria do provedor, responsabilidade compartilhada, controle do inquilino e acesso ao suporte.*</w:t>
       </w:r>
     </w:p>
-    <w:bookmarkEnd w:id="62"/>
-    <w:bookmarkStart w:id="63" w:name="investigação-em-nuvem"/>
+    <w:bookmarkEnd w:id="80"/>
+    <w:bookmarkStart w:id="81" w:name="investigação-em-nuvem"/>
     <w:p>
       <w:pPr>
         <w:pStyle w:val="Heading1"/>
@@ -4061,8 +4361,8 @@
         <w:t xml:space="preserve">Coordenar a escalada do provedor, solicitação legal, aviso de incidente, subprocessador, e deveres de responsabilidade compartilhada.</w:t>
       </w:r>
     </w:p>
-    <w:bookmarkEnd w:id="63"/>
-    <w:bookmarkStart w:id="65" w:name="contenção-de-nuvens"/>
+    <w:bookmarkEnd w:id="81"/>
+    <w:bookmarkStart w:id="83" w:name="contenção-de-nuvens"/>
     <w:p>
       <w:pPr>
         <w:pStyle w:val="Heading1"/>
@@ -4128,7 +4428,7 @@
         <w:t xml:space="preserve">Compromisso de identidade pode cruzar endpoints, serviços de nuvem, fornecedores e canais de recuperação.</w:t>
       </w:r>
     </w:p>
-    <w:bookmarkStart w:id="64" w:name="âmbito-de-aplicação"/>
+    <w:bookmarkStart w:id="82" w:name="âmbito-de-aplicação"/>
     <w:p>
       <w:pPr>
         <w:pStyle w:val="Heading2"/>
@@ -4244,9 +4544,9 @@
         <w:t xml:space="preserve">Investigar como os controles foram contornados e testar o processo corrigido.</w:t>
       </w:r>
     </w:p>
-    <w:bookmarkEnd w:id="64"/>
-    <w:bookmarkEnd w:id="65"/>
-    <w:bookmarkStart w:id="66" w:name="Xdf81a1f0af9480c8442234029ec70aed19e4426"/>
+    <w:bookmarkEnd w:id="82"/>
+    <w:bookmarkEnd w:id="83"/>
+    <w:bookmarkStart w:id="84" w:name="Xdf81a1f0af9480c8442234029ec70aed19e4426"/>
     <w:p>
       <w:pPr>
         <w:pStyle w:val="Heading1"/>
@@ -4267,8 +4567,8 @@
         <w:t xml:space="preserve">Um incidente de fornecedor requer fatos compartilhados, responsabilidades, relógios de notificação e decisões de recuperação.</w:t>
       </w:r>
     </w:p>
-    <w:bookmarkEnd w:id="66"/>
-    <w:bookmarkStart w:id="67" w:name="preparar"/>
+    <w:bookmarkEnd w:id="84"/>
+    <w:bookmarkStart w:id="85" w:name="preparar"/>
     <w:p>
       <w:pPr>
         <w:pStyle w:val="Heading1"/>
@@ -4310,8 +4610,8 @@
         <w:t xml:space="preserve">Incluir fornecedores críticos em exercícios e testes de continuidade/saída.</w:t>
       </w:r>
     </w:p>
-    <w:bookmarkEnd w:id="67"/>
-    <w:bookmarkStart w:id="68" w:name="responder"/>
+    <w:bookmarkEnd w:id="85"/>
+    <w:bookmarkStart w:id="86" w:name="responder"/>
     <w:p>
       <w:pPr>
         <w:pStyle w:val="Heading1"/>
@@ -4375,8 +4675,8 @@
         <w:t xml:space="preserve">Reavaliar risco, resultados, desempenho do contrato, concentração e opções de saída/continuidade após a recuperação.</w:t>
       </w:r>
     </w:p>
-    <w:bookmarkEnd w:id="68"/>
-    <w:bookmarkStart w:id="71" w:name="Xd8880b3dce01a5c81ce6a09124154ce18b8cafc"/>
+    <w:bookmarkEnd w:id="86"/>
+    <w:bookmarkStart w:id="92" w:name="Xd8880b3dce01a5c81ce6a09124154ce18b8cafc"/>
     <w:p>
       <w:pPr>
         <w:pStyle w:val="Heading1"/>
@@ -4399,8 +4699,58 @@
     </w:p>
     <w:p>
       <w:pPr>
-        <w:pStyle w:val="BodyText"/>
-      </w:pPr>
+        <w:pStyle w:val="CaptionedFigure"/>
+      </w:pPr>
+      <w:r>
+        <w:drawing>
+          <wp:inline>
+            <wp:extent cx="5334000" cy="2945449"/>
+            <wp:effectExtent b="0" l="0" r="0" t="0"/>
+            <wp:docPr descr="Contexto, liderança, planejamento, suporte, operação, avaliação e trabalho de melhoria como um ciclo." title="" id="88" name="Picture"/>
+            <a:graphic>
+              <a:graphicData uri="http://schemas.openxmlformats.org/drawingml/2006/picture">
+                <pic:pic>
+                  <pic:nvPicPr>
+                    <pic:cNvPr descr="media/image7.png" id="89" name="Picture"/>
+                    <pic:cNvPicPr>
+                      <a:picLocks noChangeArrowheads="1" noChangeAspect="1"/>
+                    </pic:cNvPicPr>
+                  </pic:nvPicPr>
+                  <pic:blipFill>
+                    <a:blip r:embed="rId87"/>
+                    <a:stretch>
+                      <a:fillRect/>
+                    </a:stretch>
+                  </pic:blipFill>
+                  <pic:spPr bwMode="auto">
+                    <a:xfrm>
+                      <a:off x="0" y="0"/>
+                      <a:ext cx="5334000" cy="2945449"/>
+                    </a:xfrm>
+                    <a:prstGeom prst="rect">
+                      <a:avLst/>
+                    </a:prstGeom>
+                    <a:noFill/>
+                    <a:ln w="9525">
+                      <a:noFill/>
+                      <a:headEnd/>
+                      <a:tailEnd/>
+                    </a:ln>
+                  </pic:spPr>
+                </pic:pic>
+              </a:graphicData>
+            </a:graphic>
+          </wp:inline>
+        </w:drawing>
+      </w:r>
+    </w:p>
+    <w:p>
+      <w:pPr>
+        <w:pStyle w:val="ImageCaption"/>
+      </w:pPr>
+      <w:r>
+        <w:t xml:space="preserve">Contexto, liderança, planejamento, suporte, operação, avaliação e trabalho de melhoria como um ciclo.</w:t>
+      </w:r>
     </w:p>
     <w:p>
       <w:pPr>
@@ -4410,7 +4760,7 @@
         <w:t xml:space="preserve">Figura 7. Sistema de gestão da continuidade empresarial</w:t>
       </w:r>
     </w:p>
-    <w:bookmarkStart w:id="69" w:name="área-iso-22301"/>
+    <w:bookmarkStart w:id="90" w:name="área-iso-22301"/>
     <w:p>
       <w:pPr>
         <w:pStyle w:val="Heading2"/>
@@ -4463,8 +4813,8 @@
         <w:t xml:space="preserve">Melhoramento □ Não conformidade, ação corretiva e melhoria contínua</w:t>
       </w:r>
     </w:p>
-    <w:bookmarkEnd w:id="69"/>
-    <w:bookmarkStart w:id="70" w:name="X45eb8f944c07d73e74cbde275d83ed91c5f2a0b"/>
+    <w:bookmarkEnd w:id="90"/>
+    <w:bookmarkStart w:id="91" w:name="X45eb8f944c07d73e74cbde275d83ed91c5f2a0b"/>
     <w:p>
       <w:pPr>
         <w:pStyle w:val="Heading2"/>
@@ -4473,9 +4823,9 @@
         <w:t xml:space="preserve">Emenda climática:** ISO 22301:2019/Amd 1:2024 adiciona texto de ação climática aos requisitos de contexto de gestão-sistema. As organizações devem considerar se as alterações climáticas são relevantes e reconhecer que as partes interessadas podem ter requisitos relacionados com o clima. □</w:t>
       </w:r>
     </w:p>
-    <w:bookmarkEnd w:id="70"/>
-    <w:bookmarkEnd w:id="71"/>
-    <w:bookmarkStart w:id="74" w:name="Xaab3a98060ec8cfafdbfa699fdac32fa4176a0b"/>
+    <w:bookmarkEnd w:id="91"/>
+    <w:bookmarkEnd w:id="92"/>
+    <w:bookmarkStart w:id="95" w:name="Xaab3a98060ec8cfafdbfa699fdac32fa4176a0b"/>
     <w:p>
       <w:pPr>
         <w:pStyle w:val="Heading1"/>
@@ -4496,7 +4846,7 @@
         <w:t xml:space="preserve">As estratégias de continuidade mantêm as atividades prioritárias dentro do impacto tolerável e dos níveis mínimos de serviço.*</w:t>
       </w:r>
     </w:p>
-    <w:bookmarkStart w:id="72" w:name="Xb356a74e37435ee557d9607051fe6c3e51064d4"/>
+    <w:bookmarkStart w:id="93" w:name="Xb356a74e37435ee557d9607051fe6c3e51064d4"/>
     <w:p>
       <w:pPr>
         <w:pStyle w:val="Heading2"/>
@@ -4569,8 +4919,8 @@
         <w:t xml:space="preserve">• Processo • Priorização, serviço reduzido, plano de backlog, solução manual • Pode a saída mínima ser mantida com segurança?</w:t>
       </w:r>
     </w:p>
-    <w:bookmarkEnd w:id="72"/>
-    <w:bookmarkStart w:id="73" w:name="procedimento-de-continuidade"/>
+    <w:bookmarkEnd w:id="93"/>
+    <w:bookmarkStart w:id="94" w:name="procedimento-de-continuidade"/>
     <w:p>
       <w:pPr>
         <w:pStyle w:val="Heading2"/>
@@ -4645,9 +4995,9 @@
         <w:t xml:space="preserve">Retorno aos critérios normais, validação, aceitação do proprietário e revisão pós-ação.</w:t>
       </w:r>
     </w:p>
-    <w:bookmarkEnd w:id="73"/>
-    <w:bookmarkEnd w:id="74"/>
-    <w:bookmarkStart w:id="75" w:name="planejamento-de-recuperação-de-desastres"/>
+    <w:bookmarkEnd w:id="94"/>
+    <w:bookmarkEnd w:id="95"/>
+    <w:bookmarkStart w:id="96" w:name="planejamento-de-recuperação-de-desastres"/>
     <w:p>
       <w:pPr>
         <w:pStyle w:val="Heading1"/>
@@ -4668,8 +5018,8 @@
         <w:t xml:space="preserve">Um plano de recuperação de desastres restaura a tecnologia em ordem empresarial-prioridade.*</w:t>
       </w:r>
     </w:p>
-    <w:bookmarkEnd w:id="75"/>
-    <w:bookmarkStart w:id="76" w:name="nist-sp-800-34-processo-de-contingência"/>
+    <w:bookmarkEnd w:id="96"/>
+    <w:bookmarkStart w:id="97" w:name="nist-sp-800-34-processo-de-contingência"/>
     <w:p>
       <w:pPr>
         <w:pStyle w:val="Heading1"/>
@@ -4755,8 +5105,8 @@
         <w:t xml:space="preserve">Assegurar a manutenção do plano.</w:t>
       </w:r>
     </w:p>
-    <w:bookmarkEnd w:id="76"/>
-    <w:bookmarkStart w:id="77" w:name="dr-planejar-conteúdo"/>
+    <w:bookmarkEnd w:id="97"/>
+    <w:bookmarkStart w:id="98" w:name="dr-planejar-conteúdo"/>
     <w:p>
       <w:pPr>
         <w:pStyle w:val="Heading1"/>
@@ -4820,8 +5170,8 @@
         <w:t xml:space="preserve">Real RTO/RPO, exceções, aceitação e evidência de melhoria.</w:t>
       </w:r>
     </w:p>
-    <w:bookmarkEnd w:id="77"/>
-    <w:bookmarkStart w:id="78" w:name="backups-e-garantia-de-recuperação"/>
+    <w:bookmarkEnd w:id="98"/>
+    <w:bookmarkStart w:id="102" w:name="backups-e-garantia-de-recuperação"/>
     <w:p>
       <w:pPr>
         <w:pStyle w:val="Heading1"/>
@@ -4844,8 +5194,58 @@
     </w:p>
     <w:p>
       <w:pPr>
-        <w:pStyle w:val="FirstParagraph"/>
-      </w:pPr>
+        <w:pStyle w:val="CaptionedFigure"/>
+      </w:pPr>
+      <w:r>
+        <w:drawing>
+          <wp:inline>
+            <wp:extent cx="5334000" cy="2945449"/>
+            <wp:effectExtent b="0" l="0" r="0" t="0"/>
+            <wp:docPr descr="Copy success is not recovery proof; test complete services and data integrity." title="" id="100" name="Picture"/>
+            <a:graphic>
+              <a:graphicData uri="http://schemas.openxmlformats.org/drawingml/2006/picture">
+                <pic:pic>
+                  <pic:nvPicPr>
+                    <pic:cNvPr descr="media/image8.png" id="101" name="Picture"/>
+                    <pic:cNvPicPr>
+                      <a:picLocks noChangeArrowheads="1" noChangeAspect="1"/>
+                    </pic:cNvPicPr>
+                  </pic:nvPicPr>
+                  <pic:blipFill>
+                    <a:blip r:embed="rId99"/>
+                    <a:stretch>
+                      <a:fillRect/>
+                    </a:stretch>
+                  </pic:blipFill>
+                  <pic:spPr bwMode="auto">
+                    <a:xfrm>
+                      <a:off x="0" y="0"/>
+                      <a:ext cx="5334000" cy="2945449"/>
+                    </a:xfrm>
+                    <a:prstGeom prst="rect">
+                      <a:avLst/>
+                    </a:prstGeom>
+                    <a:noFill/>
+                    <a:ln w="9525">
+                      <a:noFill/>
+                      <a:headEnd/>
+                      <a:tailEnd/>
+                    </a:ln>
+                  </pic:spPr>
+                </pic:pic>
+              </a:graphicData>
+            </a:graphic>
+          </wp:inline>
+        </w:drawing>
+      </w:r>
+    </w:p>
+    <w:p>
+      <w:pPr>
+        <w:pStyle w:val="ImageCaption"/>
+      </w:pPr>
+      <w:r>
+        <w:t xml:space="preserve">Copy success is not recovery proof; test complete services and data integrity.</w:t>
+      </w:r>
     </w:p>
     <w:p>
       <w:pPr>
@@ -4855,8 +5255,8 @@
         <w:t xml:space="preserve">Figura 8. Garantia de backup para recuperação</w:t>
       </w:r>
     </w:p>
-    <w:bookmarkEnd w:id="78"/>
-    <w:bookmarkStart w:id="79" w:name="design"/>
+    <w:bookmarkEnd w:id="102"/>
+    <w:bookmarkStart w:id="103" w:name="design"/>
     <w:p>
       <w:pPr>
         <w:pStyle w:val="Heading1"/>
@@ -4909,8 +5309,8 @@
         <w:t xml:space="preserve">Evite reproduzir corrupção ou mudanças atacantes sem pontos de recuperação históricos utilizáveis.</w:t>
       </w:r>
     </w:p>
-    <w:bookmarkEnd w:id="79"/>
-    <w:bookmarkStart w:id="80" w:name="teste-de-restauração"/>
+    <w:bookmarkEnd w:id="103"/>
+    <w:bookmarkStart w:id="104" w:name="teste-de-restauração"/>
     <w:p>
       <w:pPr>
         <w:pStyle w:val="Heading1"/>
@@ -4974,8 +5374,8 @@
         <w:t xml:space="preserve">Relate se o serviço completo – não apenas um arquivo – atende aos requisitos de RTO, RPO e serviço mínimo.</w:t>
       </w:r>
     </w:p>
-    <w:bookmarkEnd w:id="80"/>
-    <w:bookmarkStart w:id="83" w:name="gestão-de-crises-e-fatores-humanos"/>
+    <w:bookmarkEnd w:id="104"/>
+    <w:bookmarkStart w:id="107" w:name="gestão-de-crises-e-fatores-humanos"/>
     <w:p>
       <w:pPr>
         <w:pStyle w:val="Heading1"/>
@@ -4996,7 +5396,7 @@
         <w:t xml:space="preserve">O gerenciamento de crises coordena decisões de alto impacto quando a informação está incompleta e o tempo importa.</w:t>
       </w:r>
     </w:p>
-    <w:bookmarkStart w:id="81" w:name="ritmo-de-liderança"/>
+    <w:bookmarkStart w:id="105" w:name="ritmo-de-liderança"/>
     <w:p>
       <w:pPr>
         <w:pStyle w:val="Heading2"/>
@@ -5071,8 +5471,8 @@
         <w:t xml:space="preserve">Plano de alívio, alimentos, descanso, transporte, acessibilidade, apoio à saúde mental, e transferências respeitosas.</w:t>
       </w:r>
     </w:p>
-    <w:bookmarkEnd w:id="81"/>
-    <w:bookmarkStart w:id="82" w:name="elemento-de-cruzamento-pergunta"/>
+    <w:bookmarkEnd w:id="105"/>
+    <w:bookmarkStart w:id="106" w:name="elemento-de-cruzamento-pergunta"/>
     <w:p>
       <w:pPr>
         <w:pStyle w:val="Heading2"/>
@@ -5154,9 +5554,9 @@
         <w:t xml:space="preserve">Comunicação Quem precisa que a mensagem verificada e quando?</w:t>
       </w:r>
     </w:p>
-    <w:bookmarkEnd w:id="82"/>
-    <w:bookmarkEnd w:id="83"/>
-    <w:bookmarkStart w:id="85" w:name="Xd83bccc3d717405078e7695ffd912c1ead9298b"/>
+    <w:bookmarkEnd w:id="106"/>
+    <w:bookmarkEnd w:id="107"/>
+    <w:bookmarkStart w:id="112" w:name="Xd83bccc3d717405078e7695ffd912c1ead9298b"/>
     <w:p>
       <w:pPr>
         <w:pStyle w:val="Heading1"/>
@@ -5179,8 +5579,58 @@
     </w:p>
     <w:p>
       <w:pPr>
-        <w:pStyle w:val="FirstParagraph"/>
-      </w:pPr>
+        <w:pStyle w:val="CaptionedFigure"/>
+      </w:pPr>
+      <w:r>
+        <w:drawing>
+          <wp:inline>
+            <wp:extent cx="5334000" cy="2945449"/>
+            <wp:effectExtent b="0" l="0" r="0" t="0"/>
+            <wp:docPr descr="Definir objetivos e capturar evidências observáveis antes de atribuir a ação corretiva." title="" id="109" name="Picture"/>
+            <a:graphic>
+              <a:graphicData uri="http://schemas.openxmlformats.org/drawingml/2006/picture">
+                <pic:pic>
+                  <pic:nvPicPr>
+                    <pic:cNvPr descr="media/image9.png" id="110" name="Picture"/>
+                    <pic:cNvPicPr>
+                      <a:picLocks noChangeArrowheads="1" noChangeAspect="1"/>
+                    </pic:cNvPicPr>
+                  </pic:nvPicPr>
+                  <pic:blipFill>
+                    <a:blip r:embed="rId108"/>
+                    <a:stretch>
+                      <a:fillRect/>
+                    </a:stretch>
+                  </pic:blipFill>
+                  <pic:spPr bwMode="auto">
+                    <a:xfrm>
+                      <a:off x="0" y="0"/>
+                      <a:ext cx="5334000" cy="2945449"/>
+                    </a:xfrm>
+                    <a:prstGeom prst="rect">
+                      <a:avLst/>
+                    </a:prstGeom>
+                    <a:noFill/>
+                    <a:ln w="9525">
+                      <a:noFill/>
+                      <a:headEnd/>
+                      <a:tailEnd/>
+                    </a:ln>
+                  </pic:spPr>
+                </pic:pic>
+              </a:graphicData>
+            </a:graphic>
+          </wp:inline>
+        </w:drawing>
+      </w:r>
+    </w:p>
+    <w:p>
+      <w:pPr>
+        <w:pStyle w:val="ImageCaption"/>
+      </w:pPr>
+      <w:r>
+        <w:t xml:space="preserve">Definir objetivos e capturar evidências observáveis antes de atribuir a ação corretiva.</w:t>
+      </w:r>
     </w:p>
     <w:p>
       <w:pPr>
@@ -5190,7 +5640,7 @@
         <w:t xml:space="preserve">Figura 9. Ciclo de exercício e melhoria</w:t>
       </w:r>
     </w:p>
-    <w:bookmarkStart w:id="84" w:name="tipo-de-exercício"/>
+    <w:bookmarkStart w:id="111" w:name="tipo-de-exercício"/>
     <w:p>
       <w:pPr>
         <w:pStyle w:val="Heading2"/>
@@ -5247,9 +5697,9 @@
         <w:t xml:space="preserve">Exercício Purple-equipe □ Teste colaborativamente ataque, detecção, resposta e melhoria</w:t>
       </w:r>
     </w:p>
-    <w:bookmarkEnd w:id="84"/>
-    <w:bookmarkEnd w:id="85"/>
-    <w:bookmarkStart w:id="86" w:name="provas-pós-acção"/>
+    <w:bookmarkEnd w:id="111"/>
+    <w:bookmarkEnd w:id="112"/>
+    <w:bookmarkStart w:id="113" w:name="provas-pós-acção"/>
     <w:p>
       <w:pPr>
         <w:pStyle w:val="Heading1"/>
@@ -5302,8 +5752,8 @@
         <w:t xml:space="preserve">Pontos fortes, lacunas, causas radiculares/contributivas, risco, proprietários, datas, controles provisórios e reteste.</w:t>
       </w:r>
     </w:p>
-    <w:bookmarkEnd w:id="86"/>
-    <w:bookmarkStart w:id="88" w:name="X3d1c86cfbe8f5200e7d2d841597b69e864590d1"/>
+    <w:bookmarkEnd w:id="113"/>
+    <w:bookmarkStart w:id="115" w:name="X3d1c86cfbe8f5200e7d2d841597b69e864590d1"/>
     <w:p>
       <w:pPr>
         <w:pStyle w:val="Heading1"/>
@@ -5324,7 +5774,7 @@
         <w:t xml:space="preserve">Frameworks sobrepõem-se, mas as provas devem ser testadas contra o requisito exato aplicável.</w:t>
       </w:r>
     </w:p>
-    <w:bookmarkStart w:id="87" w:name="fonte-fonte-foco-relevante-atenção"/>
+    <w:bookmarkStart w:id="114" w:name="fonte-fonte-foco-relevante-atenção"/>
     <w:p>
       <w:pPr>
         <w:pStyle w:val="Heading2"/>
@@ -5389,9 +5839,9 @@
         <w:t xml:space="preserve">□ GDPR □ Segurança, avaliação/notificação de violação, cooperação de processadores, resiliência/restauração □ Funções legais, risco, timing, jurisdição requerem aconselhamento</w:t>
       </w:r>
     </w:p>
-    <w:bookmarkEnd w:id="87"/>
-    <w:bookmarkEnd w:id="88"/>
-    <w:bookmarkStart w:id="90" w:name="teste-de-evidência"/>
+    <w:bookmarkEnd w:id="114"/>
+    <w:bookmarkEnd w:id="115"/>
+    <w:bookmarkStart w:id="117" w:name="teste-de-evidência"/>
     <w:p>
       <w:pPr>
         <w:pStyle w:val="Heading1"/>
@@ -5466,7 +5916,7 @@
         <w:t xml:space="preserve">Seguir medidas correctivas e testar novamente de forma independente antes do encerramento.</w:t>
       </w:r>
     </w:p>
-    <w:bookmarkStart w:id="89" w:name="section"/>
+    <w:bookmarkStart w:id="116" w:name="section"/>
     <w:p>
       <w:pPr>
         <w:pStyle w:val="Heading2"/>
@@ -5519,9 +5969,9 @@
         <w:t xml:space="preserve">Recorrência de incidentes □ Repetir incidentes relacionados com a mesma causa não corrigida</w:t>
       </w:r>
     </w:p>
-    <w:bookmarkEnd w:id="89"/>
-    <w:bookmarkEnd w:id="90"/>
-    <w:bookmarkStart w:id="92" w:name="ferramentas-de-código-aberto"/>
+    <w:bookmarkEnd w:id="116"/>
+    <w:bookmarkEnd w:id="117"/>
+    <w:bookmarkStart w:id="119" w:name="ferramentas-de-código-aberto"/>
     <w:p>
       <w:pPr>
         <w:pStyle w:val="Heading1"/>
@@ -5542,7 +5992,7 @@
         <w:t xml:space="preserve">Ferramentas de código aberto suportam gerenciamento de casos, evidências, detecção, investigação, automação e relatórios.*</w:t>
       </w:r>
     </w:p>
-    <w:bookmarkStart w:id="91" w:name="ferramenta-purpose"/>
+    <w:bookmarkStart w:id="118" w:name="ferramenta-purpose"/>
     <w:p>
       <w:pPr>
         <w:pStyle w:val="Heading2"/>
@@ -5675,9 +6125,9 @@
         <w:t xml:space="preserve">O que é que se passa?</w:t>
       </w:r>
     </w:p>
-    <w:bookmarkEnd w:id="91"/>
-    <w:bookmarkEnd w:id="92"/>
-    <w:bookmarkStart w:id="94" w:name="a-colmeia"/>
+    <w:bookmarkEnd w:id="118"/>
+    <w:bookmarkEnd w:id="119"/>
+    <w:bookmarkStart w:id="121" w:name="a-colmeia"/>
     <w:p>
       <w:pPr>
         <w:pStyle w:val="Heading1"/>
@@ -5696,7 +6146,7 @@
       <w:r>
         <w:t xml:space="preserve"> </w:t>
       </w:r>
-      <w:hyperlink r:id="rId93">
+      <w:hyperlink r:id="rId120">
         <w:r>
           <w:rPr>
             <w:rStyle w:val="Hyperlink"/>
@@ -5721,8 +6171,8 @@
         <w:t xml:space="preserve">Provas: autoridade escrita e âmbito, identidade da fonte, data/hora/zona de tempo, ferramenta e versão, configuração/consulta, hashes quando apropriado, resultado bruto, validação do analista, limitação, ação e revisão. Restrinja o acesso e preserve uma cópia de origem inalterada quando necessário.</w:t>
       </w:r>
     </w:p>
-    <w:bookmarkEnd w:id="94"/>
-    <w:bookmarkStart w:id="96" w:name="cortex"/>
+    <w:bookmarkEnd w:id="121"/>
+    <w:bookmarkStart w:id="123" w:name="cortex"/>
     <w:p>
       <w:pPr>
         <w:pStyle w:val="Heading1"/>
@@ -5741,7 +6191,7 @@
       <w:r>
         <w:t xml:space="preserve"> </w:t>
       </w:r>
-      <w:hyperlink r:id="rId95">
+      <w:hyperlink r:id="rId122">
         <w:r>
           <w:rPr>
             <w:rStyle w:val="Hyperlink"/>
@@ -5766,8 +6216,8 @@
         <w:t xml:space="preserve">Provas: autoridade escrita e âmbito, identidade da fonte, data/hora/zona de tempo, ferramenta e versão, configuração/consulta, hashes quando apropriado, resultado bruto, validação do analista, limitação, ação e revisão. Restrinja o acesso e preserve uma cópia de origem inalterada quando necessário.</w:t>
       </w:r>
     </w:p>
-    <w:bookmarkEnd w:id="96"/>
-    <w:bookmarkStart w:id="98" w:name="misp"/>
+    <w:bookmarkEnd w:id="123"/>
+    <w:bookmarkStart w:id="125" w:name="misp"/>
     <w:p>
       <w:pPr>
         <w:pStyle w:val="Heading1"/>
@@ -5786,7 +6236,7 @@
       <w:r>
         <w:t xml:space="preserve"> </w:t>
       </w:r>
-      <w:hyperlink r:id="rId97">
+      <w:hyperlink r:id="rId124">
         <w:r>
           <w:rPr>
             <w:rStyle w:val="Hyperlink"/>
@@ -5811,8 +6261,8 @@
         <w:t xml:space="preserve">Provas: autoridade escrita e âmbito, identidade da fonte, data/hora/zona de tempo, ferramenta e versão, configuração/consulta, hashes quando apropriado, resultado bruto, validação do analista, limitação, ação e revisão. Restrinja o acesso e preserve uma cópia de origem inalterada quando necessário.</w:t>
       </w:r>
     </w:p>
-    <w:bookmarkEnd w:id="98"/>
-    <w:bookmarkStart w:id="100" w:name="wazuh"/>
+    <w:bookmarkEnd w:id="125"/>
+    <w:bookmarkStart w:id="127" w:name="wazuh"/>
     <w:p>
       <w:pPr>
         <w:pStyle w:val="Heading1"/>
@@ -5831,7 +6281,7 @@
       <w:r>
         <w:t xml:space="preserve"> </w:t>
       </w:r>
-      <w:hyperlink r:id="rId99">
+      <w:hyperlink r:id="rId126">
         <w:r>
           <w:rPr>
             <w:rStyle w:val="Hyperlink"/>
@@ -5856,8 +6306,8 @@
         <w:t xml:space="preserve">Provas: autoridade escrita e âmbito, identidade da fonte, data/hora/zona de tempo, ferramenta e versão, configuração/consulta, hashes quando apropriado, resultado bruto, validação do analista, limitação, ação e revisão. Restrinja o acesso e preserve uma cópia de origem inalterada quando necessário.</w:t>
       </w:r>
     </w:p>
-    <w:bookmarkEnd w:id="100"/>
-    <w:bookmarkStart w:id="102" w:name="velociraptor"/>
+    <w:bookmarkEnd w:id="127"/>
+    <w:bookmarkStart w:id="129" w:name="velociraptor"/>
     <w:p>
       <w:pPr>
         <w:pStyle w:val="Heading1"/>
@@ -5876,7 +6326,7 @@
       <w:r>
         <w:t xml:space="preserve"> </w:t>
       </w:r>
-      <w:hyperlink r:id="rId101">
+      <w:hyperlink r:id="rId128">
         <w:r>
           <w:rPr>
             <w:rStyle w:val="Hyperlink"/>
@@ -5901,8 +6351,8 @@
         <w:t xml:space="preserve">Provas: autoridade escrita e âmbito, identidade da fonte, data/hora/zona de tempo, ferramenta e versão, configuração/consulta, hashes quando apropriado, resultado bruto, validação do analista, limitação, ação e revisão. Restrinja o acesso e preserve uma cópia de origem inalterada quando necessário.</w:t>
       </w:r>
     </w:p>
-    <w:bookmarkEnd w:id="102"/>
-    <w:bookmarkStart w:id="104" w:name="volatilidade-3"/>
+    <w:bookmarkEnd w:id="129"/>
+    <w:bookmarkStart w:id="131" w:name="volatilidade-3"/>
     <w:p>
       <w:pPr>
         <w:pStyle w:val="Heading1"/>
@@ -5921,7 +6371,7 @@
       <w:r>
         <w:t xml:space="preserve"> </w:t>
       </w:r>
-      <w:hyperlink r:id="rId103">
+      <w:hyperlink r:id="rId130">
         <w:r>
           <w:rPr>
             <w:rStyle w:val="Hyperlink"/>
@@ -5946,8 +6396,8 @@
         <w:t xml:space="preserve">Provas: autoridade escrita e âmbito, identidade da fonte, data/hora/zona de tempo, ferramenta e versão, configuração/consulta, hashes quando apropriado, resultado bruto, validação do analista, limitação, ação e revisão. Restrinja o acesso e preserve uma cópia de origem inalterada quando necessário.</w:t>
       </w:r>
     </w:p>
-    <w:bookmarkEnd w:id="104"/>
-    <w:bookmarkStart w:id="106" w:name="autópsia"/>
+    <w:bookmarkEnd w:id="131"/>
+    <w:bookmarkStart w:id="133" w:name="autópsia"/>
     <w:p>
       <w:pPr>
         <w:pStyle w:val="Heading1"/>
@@ -5966,7 +6416,7 @@
       <w:r>
         <w:t xml:space="preserve"> </w:t>
       </w:r>
-      <w:hyperlink r:id="rId105">
+      <w:hyperlink r:id="rId132">
         <w:r>
           <w:rPr>
             <w:rStyle w:val="Hyperlink"/>
@@ -5991,8 +6441,8 @@
         <w:t xml:space="preserve">Provas: autoridade escrita e âmbito, identidade da fonte, data/hora/zona de tempo, ferramenta e versão, configuração/consulta, hashes quando apropriado, resultado bruto, validação do analista, limitação, ação e revisão. Restrinja o acesso e preserve uma cópia de origem inalterada quando necessário.</w:t>
       </w:r>
     </w:p>
-    <w:bookmarkEnd w:id="106"/>
-    <w:bookmarkStart w:id="108" w:name="timesketch"/>
+    <w:bookmarkEnd w:id="133"/>
+    <w:bookmarkStart w:id="135" w:name="timesketch"/>
     <w:p>
       <w:pPr>
         <w:pStyle w:val="Heading1"/>
@@ -6011,7 +6461,7 @@
       <w:r>
         <w:t xml:space="preserve"> </w:t>
       </w:r>
-      <w:hyperlink r:id="rId107">
+      <w:hyperlink r:id="rId134">
         <w:r>
           <w:rPr>
             <w:rStyle w:val="Hyperlink"/>
@@ -6036,8 +6486,8 @@
         <w:t xml:space="preserve">Provas: autoridade escrita e âmbito, identidade da fonte, data/hora/zona de tempo, ferramenta e versão, configuração/consulta, hashes quando apropriado, resultado bruto, validação do analista, limitação, ação e revisão. Restrinja o acesso e preserve uma cópia de origem inalterada quando necessário.</w:t>
       </w:r>
     </w:p>
-    <w:bookmarkEnd w:id="108"/>
-    <w:bookmarkStart w:id="110" w:name="plaso-log2timeline"/>
+    <w:bookmarkEnd w:id="135"/>
+    <w:bookmarkStart w:id="137" w:name="plaso-log2timeline"/>
     <w:p>
       <w:pPr>
         <w:pStyle w:val="Heading1"/>
@@ -6056,7 +6506,7 @@
       <w:r>
         <w:t xml:space="preserve"> </w:t>
       </w:r>
-      <w:hyperlink r:id="rId109">
+      <w:hyperlink r:id="rId136">
         <w:r>
           <w:rPr>
             <w:rStyle w:val="Hyperlink"/>
@@ -6081,8 +6531,8 @@
         <w:t xml:space="preserve">Provas: autoridade escrita e âmbito, identidade da fonte, data/hora/zona de tempo, ferramenta e versão, configuração/consulta, hashes quando apropriado, resultado bruto, validação do analista, limitação, ação e revisão. Restrinja o acesso e preserve uma cópia de origem inalterada quando necessário.</w:t>
       </w:r>
     </w:p>
-    <w:bookmarkEnd w:id="110"/>
-    <w:bookmarkStart w:id="112" w:name="osquery"/>
+    <w:bookmarkEnd w:id="137"/>
+    <w:bookmarkStart w:id="139" w:name="osquery"/>
     <w:p>
       <w:pPr>
         <w:pStyle w:val="Heading1"/>
@@ -6101,7 +6551,7 @@
       <w:r>
         <w:t xml:space="preserve"> </w:t>
       </w:r>
-      <w:hyperlink r:id="rId111">
+      <w:hyperlink r:id="rId138">
         <w:r>
           <w:rPr>
             <w:rStyle w:val="Hyperlink"/>
@@ -6126,8 +6576,8 @@
         <w:t xml:space="preserve">Provas: autoridade escrita e âmbito, identidade da fonte, data/hora/zona de tempo, ferramenta e versão, configuração/consulta, hashes quando apropriado, resultado bruto, validação do analista, limitação, ação e revisão. Restrinja o acesso e preserve uma cópia de origem inalterada quando necessário.</w:t>
       </w:r>
     </w:p>
-    <w:bookmarkEnd w:id="112"/>
-    <w:bookmarkStart w:id="114" w:name="zeek"/>
+    <w:bookmarkEnd w:id="139"/>
+    <w:bookmarkStart w:id="141" w:name="zeek"/>
     <w:p>
       <w:pPr>
         <w:pStyle w:val="Heading1"/>
@@ -6146,7 +6596,7 @@
       <w:r>
         <w:t xml:space="preserve"> </w:t>
       </w:r>
-      <w:hyperlink r:id="rId113">
+      <w:hyperlink r:id="rId140">
         <w:r>
           <w:rPr>
             <w:rStyle w:val="Hyperlink"/>
@@ -6171,8 +6621,8 @@
         <w:t xml:space="preserve">Provas: autoridade escrita e âmbito, identidade da fonte, data/hora/zona de tempo, ferramenta e versão, configuração/consulta, hashes quando apropriado, resultado bruto, validação do analista, limitação, ação e revisão. Restrinja o acesso e preserve uma cópia de origem inalterada quando necessário.</w:t>
       </w:r>
     </w:p>
-    <w:bookmarkEnd w:id="114"/>
-    <w:bookmarkStart w:id="116" w:name="suricata"/>
+    <w:bookmarkEnd w:id="141"/>
+    <w:bookmarkStart w:id="143" w:name="suricata"/>
     <w:p>
       <w:pPr>
         <w:pStyle w:val="Heading1"/>
@@ -6191,7 +6641,7 @@
       <w:r>
         <w:t xml:space="preserve"> </w:t>
       </w:r>
-      <w:hyperlink r:id="rId115">
+      <w:hyperlink r:id="rId142">
         <w:r>
           <w:rPr>
             <w:rStyle w:val="Hyperlink"/>
@@ -6216,8 +6666,8 @@
         <w:t xml:space="preserve">Provas: autoridade escrita e âmbito, identidade da fonte, data/hora/zona de tempo, ferramenta e versão, configuração/consulta, hashes quando apropriado, resultado bruto, validação do analista, limitação, ação e revisão. Restrinja o acesso e preserve uma cópia de origem inalterada quando necessário.</w:t>
       </w:r>
     </w:p>
-    <w:bookmarkEnd w:id="116"/>
-    <w:bookmarkStart w:id="118" w:name="yara"/>
+    <w:bookmarkEnd w:id="143"/>
+    <w:bookmarkStart w:id="145" w:name="yara"/>
     <w:p>
       <w:pPr>
         <w:pStyle w:val="Heading1"/>
@@ -6236,7 +6686,7 @@
       <w:r>
         <w:t xml:space="preserve"> </w:t>
       </w:r>
-      <w:hyperlink r:id="rId117">
+      <w:hyperlink r:id="rId144">
         <w:r>
           <w:rPr>
             <w:rStyle w:val="Hyperlink"/>
@@ -6261,8 +6711,8 @@
         <w:t xml:space="preserve">Provas: autoridade escrita e âmbito, identidade da fonte, data/hora/zona de tempo, ferramenta e versão, configuração/consulta, hashes quando apropriado, resultado bruto, validação do analista, limitação, ação e revisão. Restrinja o acesso e preserve uma cópia de origem inalterada quando necessário.</w:t>
       </w:r>
     </w:p>
-    <w:bookmarkEnd w:id="118"/>
-    <w:bookmarkStart w:id="120" w:name="sigma"/>
+    <w:bookmarkEnd w:id="145"/>
+    <w:bookmarkStart w:id="147" w:name="sigma"/>
     <w:p>
       <w:pPr>
         <w:pStyle w:val="Heading1"/>
@@ -6281,7 +6731,7 @@
       <w:r>
         <w:t xml:space="preserve"> </w:t>
       </w:r>
-      <w:hyperlink r:id="rId119">
+      <w:hyperlink r:id="rId146">
         <w:r>
           <w:rPr>
             <w:rStyle w:val="Hyperlink"/>
@@ -6306,8 +6756,8 @@
         <w:t xml:space="preserve">Provas: autoridade escrita e âmbito, identidade da fonte, data/hora/zona de tempo, ferramenta e versão, configuração/consulta, hashes quando apropriado, resultado bruto, validação do analista, limitação, ação e revisão. Restrinja o acesso e preserve uma cópia de origem inalterada quando necessário.</w:t>
       </w:r>
     </w:p>
-    <w:bookmarkEnd w:id="120"/>
-    <w:bookmarkStart w:id="122" w:name="dfir-iris"/>
+    <w:bookmarkEnd w:id="147"/>
+    <w:bookmarkStart w:id="149" w:name="dfir-iris"/>
     <w:p>
       <w:pPr>
         <w:pStyle w:val="Heading1"/>
@@ -6326,7 +6776,7 @@
       <w:r>
         <w:t xml:space="preserve"> </w:t>
       </w:r>
-      <w:hyperlink r:id="rId121">
+      <w:hyperlink r:id="rId148">
         <w:r>
           <w:rPr>
             <w:rStyle w:val="Hyperlink"/>
@@ -6351,8 +6801,8 @@
         <w:t xml:space="preserve">Provas: autoridade escrita e âmbito, identidade da fonte, data/hora/zona de tempo, ferramenta e versão, configuração/consulta, hashes quando apropriado, resultado bruto, validação do analista, limitação, ação e revisão. Restrinja o acesso e preserve uma cópia de origem inalterada quando necessário.</w:t>
       </w:r>
     </w:p>
-    <w:bookmarkEnd w:id="122"/>
-    <w:bookmarkStart w:id="124" w:name="grr-resposta-rápida"/>
+    <w:bookmarkEnd w:id="149"/>
+    <w:bookmarkStart w:id="151" w:name="grr-resposta-rápida"/>
     <w:p>
       <w:pPr>
         <w:pStyle w:val="Heading1"/>
@@ -6371,7 +6821,7 @@
       <w:r>
         <w:t xml:space="preserve"> </w:t>
       </w:r>
-      <w:hyperlink r:id="rId123">
+      <w:hyperlink r:id="rId150">
         <w:r>
           <w:rPr>
             <w:rStyle w:val="Hyperlink"/>
@@ -6396,8 +6846,8 @@
         <w:t xml:space="preserve">Provas: autoridade escrita e âmbito, identidade da fonte, data/hora/zona de tempo, ferramenta e versão, configuração/consulta, hashes quando apropriado, resultado bruto, validação do analista, limitação, ação e revisão. Restrinja o acesso e preserve uma cópia de origem inalterada quando necessário.</w:t>
       </w:r>
     </w:p>
-    <w:bookmarkEnd w:id="124"/>
-    <w:bookmarkStart w:id="126" w:name="shuffle"/>
+    <w:bookmarkEnd w:id="151"/>
+    <w:bookmarkStart w:id="153" w:name="shuffle"/>
     <w:p>
       <w:pPr>
         <w:pStyle w:val="Heading1"/>
@@ -6416,7 +6866,7 @@
       <w:r>
         <w:t xml:space="preserve"> </w:t>
       </w:r>
-      <w:hyperlink r:id="rId125">
+      <w:hyperlink r:id="rId152">
         <w:r>
           <w:rPr>
             <w:rStyle w:val="Hyperlink"/>
@@ -6441,8 +6891,8 @@
         <w:t xml:space="preserve">Provas: autoridade escrita e âmbito, identidade da fonte, data/hora/zona de tempo, ferramenta e versão, configuração/consulta, hashes quando apropriado, resultado bruto, validação do analista, limitação, ação e revisão. Restrinja o acesso e preserve uma cópia de origem inalterada quando necessário.</w:t>
       </w:r>
     </w:p>
-    <w:bookmarkEnd w:id="126"/>
-    <w:bookmarkStart w:id="128" w:name="opensearch"/>
+    <w:bookmarkEnd w:id="153"/>
+    <w:bookmarkStart w:id="155" w:name="opensearch"/>
     <w:p>
       <w:pPr>
         <w:pStyle w:val="Heading1"/>
@@ -6461,7 +6911,7 @@
       <w:r>
         <w:t xml:space="preserve"> </w:t>
       </w:r>
-      <w:hyperlink r:id="rId127">
+      <w:hyperlink r:id="rId154">
         <w:r>
           <w:rPr>
             <w:rStyle w:val="Hyperlink"/>
@@ -6486,8 +6936,8 @@
         <w:t xml:space="preserve">Provas: autoridade escrita e âmbito, identidade da fonte, data/hora/zona de tempo, ferramenta e versão, configuração/consulta, hashes quando apropriado, resultado bruto, validação do analista, limitação, ação e revisão. Restrinja o acesso e preserve uma cópia de origem inalterada quando necessário.</w:t>
       </w:r>
     </w:p>
-    <w:bookmarkEnd w:id="128"/>
-    <w:bookmarkStart w:id="131" w:name="manual-de-resiliência-para-gerentes"/>
+    <w:bookmarkEnd w:id="155"/>
+    <w:bookmarkStart w:id="158" w:name="manual-de-resiliência-para-gerentes"/>
     <w:p>
       <w:pPr>
         <w:pStyle w:val="Heading1"/>
@@ -6508,7 +6958,7 @@
         <w:t xml:space="preserve">Os gestores criam resiliência, definindo autoridade, preparando financiamento, desafiando evidências e removendo bloqueadores.*</w:t>
       </w:r>
     </w:p>
-    <w:bookmarkStart w:id="129" w:name="section-1"/>
+    <w:bookmarkStart w:id="156" w:name="section-1"/>
     <w:p>
       <w:pPr>
         <w:pStyle w:val="Heading2"/>
@@ -6567,8 +7017,8 @@
         <w:t xml:space="preserve">□ Melhoria □ São ações severas financiadas, possuídas, medidas e retestadas? □ O mesmo gap aparece em exercícios/incidentes posteriores</w:t>
       </w:r>
     </w:p>
-    <w:bookmarkEnd w:id="129"/>
-    <w:bookmarkStart w:id="130" w:name="perguntas-executivas"/>
+    <w:bookmarkEnd w:id="156"/>
+    <w:bookmarkStart w:id="157" w:name="perguntas-executivas"/>
     <w:p>
       <w:pPr>
         <w:pStyle w:val="Heading2"/>
@@ -6662,9 +7112,9 @@
         <w:t xml:space="preserve">Como vamos verificar a recuperação e evitar a recorrência?</w:t>
       </w:r>
     </w:p>
-    <w:bookmarkEnd w:id="130"/>
-    <w:bookmarkEnd w:id="131"/>
-    <w:bookmarkStart w:id="132" w:name="X3ac34a543331e4bf913bf655080aae44e00573f"/>
+    <w:bookmarkEnd w:id="157"/>
+    <w:bookmarkEnd w:id="158"/>
+    <w:bookmarkStart w:id="162" w:name="X3ac34a543331e4bf913bf655080aae44e00573f"/>
     <w:p>
       <w:pPr>
         <w:pStyle w:val="Heading1"/>
@@ -6687,8 +7137,58 @@
     </w:p>
     <w:p>
       <w:pPr>
-        <w:pStyle w:val="BodyText"/>
-      </w:pPr>
+        <w:pStyle w:val="CaptionedFigure"/>
+      </w:pPr>
+      <w:r>
+        <w:drawing>
+          <wp:inline>
+            <wp:extent cx="5334000" cy="2945449"/>
+            <wp:effectExtent b="0" l="0" r="0" t="0"/>
+            <wp:docPr descr="Construir práticas seguras desde quadros até evidências, casos, documentos de trabalho e histórias de entrevista." title="" id="160" name="Picture"/>
+            <a:graphic>
+              <a:graphicData uri="http://schemas.openxmlformats.org/drawingml/2006/picture">
+                <pic:pic>
+                  <pic:nvPicPr>
+                    <pic:cNvPr descr="media/image10.png" id="161" name="Picture"/>
+                    <pic:cNvPicPr>
+                      <a:picLocks noChangeArrowheads="1" noChangeAspect="1"/>
+                    </pic:cNvPicPr>
+                  </pic:nvPicPr>
+                  <pic:blipFill>
+                    <a:blip r:embed="rId159"/>
+                    <a:stretch>
+                      <a:fillRect/>
+                    </a:stretch>
+                  </pic:blipFill>
+                  <pic:spPr bwMode="auto">
+                    <a:xfrm>
+                      <a:off x="0" y="0"/>
+                      <a:ext cx="5334000" cy="2945449"/>
+                    </a:xfrm>
+                    <a:prstGeom prst="rect">
+                      <a:avLst/>
+                    </a:prstGeom>
+                    <a:noFill/>
+                    <a:ln w="9525">
+                      <a:noFill/>
+                      <a:headEnd/>
+                      <a:tailEnd/>
+                    </a:ln>
+                  </pic:spPr>
+                </pic:pic>
+              </a:graphicData>
+            </a:graphic>
+          </wp:inline>
+        </w:drawing>
+      </w:r>
+    </w:p>
+    <w:p>
+      <w:pPr>
+        <w:pStyle w:val="ImageCaption"/>
+      </w:pPr>
+      <w:r>
+        <w:t xml:space="preserve">Construir práticas seguras desde quadros até evidências, casos, documentos de trabalho e histórias de entrevista.</w:t>
+      </w:r>
     </w:p>
     <w:p>
       <w:pPr>
@@ -6698,8 +7198,8 @@
         <w:t xml:space="preserve">Figura 10. Caminho do analista de resiliência júnior</w:t>
       </w:r>
     </w:p>
-    <w:bookmarkEnd w:id="132"/>
-    <w:bookmarkStart w:id="133" w:name="funções-comuns"/>
+    <w:bookmarkEnd w:id="162"/>
+    <w:bookmarkStart w:id="163" w:name="funções-comuns"/>
     <w:p>
       <w:pPr>
         <w:pStyle w:val="Heading1"/>
@@ -6796,8 +7296,8 @@
         <w:t xml:space="preserve">Analisador de risco GRC / TI</w:t>
       </w:r>
     </w:p>
-    <w:bookmarkEnd w:id="133"/>
-    <w:bookmarkStart w:id="134" w:name="trabalho-típico"/>
+    <w:bookmarkEnd w:id="163"/>
+    <w:bookmarkStart w:id="164" w:name="trabalho-típico"/>
     <w:p>
       <w:pPr>
         <w:pStyle w:val="Heading1"/>
@@ -6872,8 +7372,8 @@
         <w:t xml:space="preserve">Use ferramentas de código aberto autorizadas em um laboratório e explique limitações.</w:t>
       </w:r>
     </w:p>
-    <w:bookmarkEnd w:id="134"/>
-    <w:bookmarkStart w:id="135" w:name="laboratório-de-portfólio-fictício"/>
+    <w:bookmarkEnd w:id="164"/>
+    <w:bookmarkStart w:id="165" w:name="laboratório-de-portfólio-fictício"/>
     <w:p>
       <w:pPr>
         <w:pStyle w:val="Heading1"/>
@@ -6970,8 +7470,8 @@
         <w:t xml:space="preserve">Publicar apenas artefatos ficcionais higienizados e afirmar que o trabalho é educacional, não uma investigação real ou certificação.</w:t>
       </w:r>
     </w:p>
-    <w:bookmarkEnd w:id="135"/>
-    <w:bookmarkStart w:id="137" w:name="X1ac31f8b5089a4fa0e4514340e1fed6fc447af7"/>
+    <w:bookmarkEnd w:id="165"/>
+    <w:bookmarkStart w:id="167" w:name="X1ac31f8b5089a4fa0e4514340e1fed6fc447af7"/>
     <w:p>
       <w:pPr>
         <w:pStyle w:val="Heading1"/>
@@ -6999,11 +7499,11 @@
         </w:numPr>
         <w:pStyle w:val="Heading2"/>
       </w:pPr>
-      <w:bookmarkStart w:id="136" w:name="dias-foco-entrega"/>
+      <w:bookmarkStart w:id="166" w:name="dias-foco-entrega"/>
       <w:r>
         <w:t xml:space="preserve">Dias** * Foco** * Entrega**</w:t>
       </w:r>
-      <w:bookmarkEnd w:id="136"/>
+      <w:bookmarkEnd w:id="166"/>
     </w:p>
     <w:p>
       <w:pPr>
@@ -7075,8 +7575,8 @@
         <w:t xml:space="preserve">28–30 □ Metrics, portfolio, entrevistas □ Dashboard e cinco histórias de STAR</w:t>
       </w:r>
     </w:p>
-    <w:bookmarkEnd w:id="137"/>
-    <w:bookmarkStart w:id="138" w:name="qual-é-a-diferença-entre-ir-bc-e-dr"/>
+    <w:bookmarkEnd w:id="167"/>
+    <w:bookmarkStart w:id="168" w:name="qual-é-a-diferença-entre-ir-bc-e-dr"/>
     <w:p>
       <w:pPr>
         <w:pStyle w:val="Heading1"/>
@@ -7093,8 +7593,8 @@
         <w:t xml:space="preserve">IR gerencia incidentes cibernéticos, BC mantém saídas de negócios críticas durante a interrupção, e DR restaura tecnologia e dados. Eles coordenam, mas têm objetivos diferentes.</w:t>
       </w:r>
     </w:p>
-    <w:bookmarkEnd w:id="138"/>
-    <w:bookmarkStart w:id="145" w:name="o-que-é-nist-sp-800-61-rev.-3"/>
+    <w:bookmarkEnd w:id="168"/>
+    <w:bookmarkStart w:id="175" w:name="o-que-é-nist-sp-800-61-rev.-3"/>
     <w:p>
       <w:pPr>
         <w:pStyle w:val="Heading1"/>
@@ -7111,7 +7611,7 @@
         <w:t xml:space="preserve">A atual orientação de resposta a incidentes NIST, finalizada em 2025, expressa como um perfil comunitário CSF 2.0 através do governo, identificar, proteger, detectar, responder e recuperar.</w:t>
       </w:r>
     </w:p>
-    <w:bookmarkStart w:id="139" w:name="rto-versus-rpo"/>
+    <w:bookmarkStart w:id="169" w:name="rto-versus-rpo"/>
     <w:p>
       <w:pPr>
         <w:pStyle w:val="Heading2"/>
@@ -7128,8 +7628,8 @@
         <w:t xml:space="preserve">RTO é o tempo-alvo para restaurar; RPO é a perda de dados máxima tolerável medida no tempo.</w:t>
       </w:r>
     </w:p>
-    <w:bookmarkEnd w:id="139"/>
-    <w:bookmarkStart w:id="140" w:name="como-se-analisa-um-incidente"/>
+    <w:bookmarkEnd w:id="169"/>
+    <w:bookmarkStart w:id="170" w:name="como-se-analisa-um-incidente"/>
     <w:p>
       <w:pPr>
         <w:pStyle w:val="Heading2"/>
@@ -7146,8 +7646,8 @@
         <w:t xml:space="preserve">Validar o sinal, avaliar o impacto funcional e de informação, recuperabilidade, ameaça, escopo, obrigações e incerteza, então atribuir gravidade e escalada sob critérios aprovados.</w:t>
       </w:r>
     </w:p>
-    <w:bookmarkEnd w:id="140"/>
-    <w:bookmarkStart w:id="141" w:name="o-que-torna-as-provas-confiáveis"/>
+    <w:bookmarkEnd w:id="170"/>
+    <w:bookmarkStart w:id="171" w:name="o-que-torna-as-provas-confiáveis"/>
     <w:p>
       <w:pPr>
         <w:pStyle w:val="Heading2"/>
@@ -7164,8 +7664,8 @@
         <w:t xml:space="preserve">Fonte conhecida, coleta autorizada repetível, integridade preservada, horários, hashes quando apropriado, custódia, armazenamento protegido e limitações documentadas.</w:t>
       </w:r>
     </w:p>
-    <w:bookmarkEnd w:id="141"/>
-    <w:bookmarkStart w:id="142" w:name="quando-é-a-recuperação-completa"/>
+    <w:bookmarkEnd w:id="171"/>
+    <w:bookmarkStart w:id="172" w:name="quando-é-a-recuperação-completa"/>
     <w:p>
       <w:pPr>
         <w:pStyle w:val="Heading2"/>
@@ -7182,8 +7682,8 @@
         <w:t xml:space="preserve">Quando a remoção da ameaça é estável, a restauração confiável e os testes de segurança/funcional/dados têm sucesso, o monitoramento é ativo, e proprietários de negócios e técnicos autorizados aceitam o retorno ao serviço.</w:t>
       </w:r>
     </w:p>
-    <w:bookmarkEnd w:id="142"/>
-    <w:bookmarkStart w:id="143" w:name="como-se-fecha-uma-melhoria"/>
+    <w:bookmarkEnd w:id="172"/>
+    <w:bookmarkStart w:id="173" w:name="como-se-fecha-uma-melhoria"/>
     <w:p>
       <w:pPr>
         <w:pStyle w:val="Heading2"/>
@@ -7200,8 +7700,8 @@
         <w:t xml:space="preserve">Implementar a ação específica e testar novamente a capacidade falhada contra critérios definidos de sucesso.</w:t>
       </w:r>
     </w:p>
-    <w:bookmarkEnd w:id="143"/>
-    <w:bookmarkStart w:id="144" w:name="o-que-deve-um-analista-júnior-evitar"/>
+    <w:bookmarkEnd w:id="173"/>
+    <w:bookmarkStart w:id="174" w:name="o-que-deve-um-analista-júnior-evitar"/>
     <w:p>
       <w:pPr>
         <w:pStyle w:val="Heading2"/>
@@ -7218,9 +7718,9 @@
         <w:t xml:space="preserve">Acesso não autorizado, ação destrutiva, conclusões não apoiadas, mudança de evidência original, escondendo incerteza, ou resultados jurídicos promissores.</w:t>
       </w:r>
     </w:p>
-    <w:bookmarkEnd w:id="144"/>
-    <w:bookmarkEnd w:id="145"/>
-    <w:bookmarkStart w:id="146" w:name="perguntas-para-fazer-ao-empregador"/>
+    <w:bookmarkEnd w:id="174"/>
+    <w:bookmarkEnd w:id="175"/>
+    <w:bookmarkStart w:id="176" w:name="perguntas-para-fazer-ao-empregador"/>
     <w:p>
       <w:pPr>
         <w:pStyle w:val="Heading1"/>
@@ -7292,8 +7792,8 @@
         <w:t xml:space="preserve">Como seria o sucesso nos primeiros 90 dias?</w:t>
       </w:r>
     </w:p>
-    <w:bookmarkEnd w:id="146"/>
-    <w:bookmarkStart w:id="147" w:name="modelos-glossário-índice-e-referências"/>
+    <w:bookmarkEnd w:id="176"/>
+    <w:bookmarkStart w:id="177" w:name="modelos-glossário-índice-e-referências"/>
     <w:p>
       <w:pPr>
         <w:pStyle w:val="Heading1"/>
@@ -7314,8 +7814,8 @@
         <w:t xml:space="preserve">Estruturas de trabalho reutilizáveis, termos-chave, índice de assunto e fontes oficiais.*</w:t>
       </w:r>
     </w:p>
-    <w:bookmarkEnd w:id="147"/>
-    <w:bookmarkStart w:id="148" w:name="registro-de-caso-de-incidente"/>
+    <w:bookmarkEnd w:id="177"/>
+    <w:bookmarkStart w:id="178" w:name="registro-de-caso-de-incidente"/>
     <w:p>
       <w:pPr>
         <w:pStyle w:val="Heading1"/>
@@ -7414,8 +7914,8 @@
         <w:t xml:space="preserve">Lições/acção/reteste</w:t>
       </w:r>
     </w:p>
-    <w:bookmarkEnd w:id="148"/>
-    <w:bookmarkStart w:id="153" w:name="bia-e-registro-de-continuidade"/>
+    <w:bookmarkEnd w:id="178"/>
+    <w:bookmarkStart w:id="183" w:name="bia-e-registro-de-continuidade"/>
     <w:p>
       <w:pPr>
         <w:pStyle w:val="Heading1"/>
@@ -7532,7 +8032,7 @@
         <w:t xml:space="preserve">Teste/resultado/melhoramento</w:t>
       </w:r>
     </w:p>
-    <w:bookmarkStart w:id="150" w:name="provas-e-registo-da-cadeia-de-custódia"/>
+    <w:bookmarkStart w:id="180" w:name="provas-e-registo-da-cadeia-de-custódia"/>
     <w:p>
       <w:pPr>
         <w:pStyle w:val="Heading2"/>
@@ -7549,11 +8049,11 @@
         </w:numPr>
         <w:pStyle w:val="Heading2"/>
       </w:pPr>
-      <w:bookmarkStart w:id="149" w:name="campo-entrada"/>
+      <w:bookmarkStart w:id="179" w:name="campo-entrada"/>
       <w:r>
         <w:t xml:space="preserve">Campo** * Entrada**</w:t>
       </w:r>
-      <w:bookmarkEnd w:id="149"/>
+      <w:bookmarkEnd w:id="179"/>
     </w:p>
     <w:p>
       <w:pPr>
@@ -7651,8 +8151,8 @@
         <w:t xml:space="preserve">Revisão/disposição</w:t>
       </w:r>
     </w:p>
-    <w:bookmarkEnd w:id="150"/>
-    <w:bookmarkStart w:id="152" w:name="exercício-e-registro-de-ação-corretiva"/>
+    <w:bookmarkEnd w:id="180"/>
+    <w:bookmarkStart w:id="182" w:name="exercício-e-registro-de-ação-corretiva"/>
     <w:p>
       <w:pPr>
         <w:pStyle w:val="Heading2"/>
@@ -7669,11 +8169,11 @@
         </w:numPr>
         <w:pStyle w:val="Heading2"/>
       </w:pPr>
-      <w:bookmarkStart w:id="151" w:name="campo-entrada-1"/>
+      <w:bookmarkStart w:id="181" w:name="campo-entrada-1"/>
       <w:r>
         <w:t xml:space="preserve">Campo** * Entrada**</w:t>
       </w:r>
-      <w:bookmarkEnd w:id="151"/>
+      <w:bookmarkEnd w:id="181"/>
     </w:p>
     <w:p>
       <w:pPr>
@@ -7753,9 +8253,9 @@
         <w:t xml:space="preserve">Revisão da gestão</w:t>
       </w:r>
     </w:p>
-    <w:bookmarkEnd w:id="152"/>
-    <w:bookmarkEnd w:id="153"/>
-    <w:bookmarkStart w:id="155" w:name="glossário"/>
+    <w:bookmarkEnd w:id="182"/>
+    <w:bookmarkEnd w:id="183"/>
+    <w:bookmarkStart w:id="185" w:name="glossário"/>
     <w:p>
       <w:pPr>
         <w:pStyle w:val="Heading1"/>
@@ -7764,7 +8264,7 @@
         <w:t xml:space="preserve"># 30.5 Glossário</w:t>
       </w:r>
     </w:p>
-    <w:bookmarkStart w:id="154" w:name="section-2"/>
+    <w:bookmarkStart w:id="184" w:name="section-2"/>
     <w:p>
       <w:pPr>
         <w:pStyle w:val="Heading2"/>
@@ -7871,9 +8371,9 @@
         <w:t xml:space="preserve">• Exercício de tabela □ Avaliação baseada em discussão utilizando um cenário e questões de decisão. □</w:t>
       </w:r>
     </w:p>
-    <w:bookmarkEnd w:id="154"/>
-    <w:bookmarkEnd w:id="155"/>
-    <w:bookmarkStart w:id="170" w:name="índice-de-assunto"/>
+    <w:bookmarkEnd w:id="184"/>
+    <w:bookmarkEnd w:id="185"/>
+    <w:bookmarkStart w:id="200" w:name="índice-de-assunto"/>
     <w:p>
       <w:pPr>
         <w:pStyle w:val="Heading1"/>
@@ -7882,7 +8382,7 @@
         <w:t xml:space="preserve"># 30.6 Índice de assunto</w:t>
       </w:r>
     </w:p>
-    <w:bookmarkStart w:id="156" w:name="sujeito-capítulo"/>
+    <w:bookmarkStart w:id="186" w:name="sujeito-capítulo"/>
     <w:p>
       <w:pPr>
         <w:pStyle w:val="Heading2"/>
@@ -8045,8 +8545,8 @@
         <w:t xml:space="preserve">• Incidentes de fornecedor</w:t>
       </w:r>
     </w:p>
-    <w:bookmarkEnd w:id="156"/>
-    <w:bookmarkStart w:id="168" w:name="referências-oficiais"/>
+    <w:bookmarkEnd w:id="186"/>
+    <w:bookmarkStart w:id="198" w:name="referências-oficiais"/>
     <w:p>
       <w:pPr>
         <w:pStyle w:val="Heading2"/>
@@ -8062,7 +8562,7 @@
           <w:numId w:val="1069"/>
         </w:numPr>
       </w:pPr>
-      <w:hyperlink r:id="rId157">
+      <w:hyperlink r:id="rId187">
         <w:r>
           <w:rPr>
             <w:rStyle w:val="Hyperlink"/>
@@ -8078,7 +8578,7 @@
           <w:numId w:val="1069"/>
         </w:numPr>
       </w:pPr>
-      <w:hyperlink r:id="rId158">
+      <w:hyperlink r:id="rId188">
         <w:r>
           <w:rPr>
             <w:rStyle w:val="Hyperlink"/>
@@ -8094,7 +8594,7 @@
           <w:numId w:val="1069"/>
         </w:numPr>
       </w:pPr>
-      <w:hyperlink r:id="rId159">
+      <w:hyperlink r:id="rId189">
         <w:r>
           <w:rPr>
             <w:rStyle w:val="Hyperlink"/>
@@ -8110,7 +8610,7 @@
           <w:numId w:val="1069"/>
         </w:numPr>
       </w:pPr>
-      <w:hyperlink r:id="rId160">
+      <w:hyperlink r:id="rId190">
         <w:r>
           <w:rPr>
             <w:rStyle w:val="Hyperlink"/>
@@ -8126,7 +8626,7 @@
           <w:numId w:val="1069"/>
         </w:numPr>
       </w:pPr>
-      <w:hyperlink r:id="rId161">
+      <w:hyperlink r:id="rId191">
         <w:r>
           <w:rPr>
             <w:rStyle w:val="Hyperlink"/>
@@ -8142,7 +8642,7 @@
           <w:numId w:val="1069"/>
         </w:numPr>
       </w:pPr>
-      <w:hyperlink r:id="rId162">
+      <w:hyperlink r:id="rId192">
         <w:r>
           <w:rPr>
             <w:rStyle w:val="Hyperlink"/>
@@ -8218,7 +8718,7 @@
           <w:numId w:val="1069"/>
         </w:numPr>
       </w:pPr>
-      <w:hyperlink r:id="rId163">
+      <w:hyperlink r:id="rId193">
         <w:r>
           <w:rPr>
             <w:rStyle w:val="Hyperlink"/>
@@ -8234,7 +8734,7 @@
           <w:numId w:val="1069"/>
         </w:numPr>
       </w:pPr>
-      <w:hyperlink r:id="rId164">
+      <w:hyperlink r:id="rId194">
         <w:r>
           <w:rPr>
             <w:rStyle w:val="Hyperlink"/>
@@ -8250,7 +8750,7 @@
           <w:numId w:val="1069"/>
         </w:numPr>
       </w:pPr>
-      <w:hyperlink r:id="rId165">
+      <w:hyperlink r:id="rId195">
         <w:r>
           <w:rPr>
             <w:rStyle w:val="Hyperlink"/>
@@ -8266,7 +8766,7 @@
           <w:numId w:val="1069"/>
         </w:numPr>
       </w:pPr>
-      <w:hyperlink r:id="rId166">
+      <w:hyperlink r:id="rId196">
         <w:r>
           <w:rPr>
             <w:rStyle w:val="Hyperlink"/>
@@ -8282,7 +8782,7 @@
           <w:numId w:val="1069"/>
         </w:numPr>
       </w:pPr>
-      <w:hyperlink r:id="rId167">
+      <w:hyperlink r:id="rId197">
         <w:r>
           <w:rPr>
             <w:rStyle w:val="Hyperlink"/>
@@ -8291,8 +8791,8 @@
         </w:r>
       </w:hyperlink>
     </w:p>
-    <w:bookmarkEnd w:id="168"/>
-    <w:bookmarkStart w:id="169" w:name="Xafd993959bc96593cc16a18737f0b9756488ade"/>
+    <w:bookmarkEnd w:id="198"/>
+    <w:bookmarkStart w:id="199" w:name="Xafd993959bc96593cc16a18737f0b9756488ade"/>
     <w:p>
       <w:pPr>
         <w:pStyle w:val="Heading2"/>
@@ -8311,8 +8811,8 @@
         <w:t xml:space="preserve">Ameaças, tecnologia, leis, contratos, normas, interpretações oficiais, ferramentas, contatos e dependências organizacionais mudam. Verificar fontes autoritárias atuais e planos aprovados antes de um incidente real ou decisão de recuperação. □</w:t>
       </w:r>
     </w:p>
-    <w:bookmarkEnd w:id="169"/>
-    <w:bookmarkEnd w:id="170"/>
+    <w:bookmarkEnd w:id="199"/>
+    <w:bookmarkEnd w:id="200"/>
     <w:sectPr/>
   </w:body>
 </w:document>

--- a/05-operational-resilience/Incident_Response_BCDR/Portugues_BR/Incident_Response_Business_Continuity_and_Disaster_Recovery_Manual_Portugues_BR_v1.0.docx
+++ b/05-operational-resilience/Incident_Response_BCDR/Portugues_BR/Incident_Response_Business_Continuity_and_Disaster_Recovery_Manual_Portugues_BR_v1.0.docx
@@ -9802,7 +9802,7 @@
         <w:rFonts w:asciiTheme="minorHAnsi" w:cstheme="minorBidi" w:eastAsiaTheme="minorHAnsi" w:hAnsiTheme="minorHAnsi"/>
         <w:sz w:val="24"/>
         <w:szCs w:val="24"/>
-        <w:lang w:bidi="ar-SA" w:eastAsia="en-US" w:val="en-US"/>
+        <w:lang w:bidi="ar-SA" w:eastAsia="pt-BR" w:val="pt-BR"/>
       </w:rPr>
     </w:rPrDefault>
     <w:pPrDefault>
